--- a/LLDD/word/BE/Jobs/LLDD-BE-Job-7-SyncCompetitorToDocument.docx
+++ b/LLDD/word/BE/Jobs/LLDD-BE-Job-7-SyncCompetitorToDocument.docx
@@ -6503,7 +6503,7 @@
               <w:br/>
               <w:t xml:space="preserve">    {</w:t>
               <w:br/>
-              <w:t xml:space="preserve">      "startedAt": "30/06/2569 17:30",</w:t>
+              <w:t xml:space="preserve">      "startedAt": "30/06/2026 17:30",</w:t>
               <w:br/>
               <w:t xml:space="preserve">      "status": "ok"</w:t>
               <w:br/>

--- a/LLDD/word/BE/Jobs/LLDD-BE-Job-7-SyncCompetitorToDocument.docx
+++ b/LLDD/word/BE/Jobs/LLDD-BE-Job-7-SyncCompetitorToDocument.docx
@@ -7144,7 +7144,7 @@
         <w:br/>
         <w:t>-- [W] document_competitors : บันทึกคู่แข่งเข้าเอกสารโดยตรง</w:t>
         <w:br/>
-        <w:t>-- TODO: เติมคอลัมน์จริงจาก Database design และยืนยัน unique key ที่กันข้อมูลซ้ำตอน rerun</w:t>
+        <w:t>-- TODO: เติมคอลัมน์ payload จริงจาก Database design</w:t>
         <w:br/>
         <w:t>INSERT INTO document_competitors</w:t>
         <w:br/>
@@ -7152,7 +7152,7 @@
         <w:br/>
         <w:t>VALUES (/* TODO: bind params ตามลำดับคอลัมน์ด้านบน */)</w:t>
         <w:br/>
-        <w:t>ON CONFLICT (/* TODO: unique key ที่ใช้กันซ้ำ */)</w:t>
+        <w:t>ON CONFLICT (doc_no, competitor_code)   -- unique key จริงตาม DDL ของ document_competitors (ห้ามเดา)</w:t>
         <w:br/>
         <w:t>DO UPDATE SET /* TODO: คอลัมน์ที่ยอมให้ทับ */</w:t>
         <w:br/>
@@ -7165,13 +7165,15 @@
         <w:br/>
         <w:t>INSERT INTO interface_transactions</w:t>
         <w:br/>
-        <w:t xml:space="preserve">  (job_no, data_name, direction, status, business_key, period_key,</w:t>
+        <w:t xml:space="preserve">  (run_id, data_name, direction, status, business_key, period_key,</w:t>
         <w:br/>
         <w:t xml:space="preserve">   file_name, file_checksum, created_at)</w:t>
         <w:br/>
-        <w:t>VALUES ('7', $1 /* TODO: data_name ของ Job 7 */, $2 /* IN|OUT|INTERNAL */, 'READY',</w:t>
-        <w:br/>
-        <w:t xml:space="preserve">        $3 /* business key ของแถว */, $4 /* YYYYMM */, $5, $6, NOW())</w:t>
+        <w:t>VALUES ($1 /* run_id = correlation id ของรอบรัน Job 7 จาก application log */,</w:t>
+        <w:br/>
+        <w:t xml:space="preserve">        $2 /* TODO: data_name ของ Job 7 */, $3 /* IN|OUT|INTERNAL */, 'READY',</w:t>
+        <w:br/>
+        <w:t xml:space="preserve">        $4 /* business key ของแถว */, $5 /* YYYYMM */, $6, $7, NOW())</w:t>
         <w:br/>
         <w:t>ON CONFLICT (data_name, direction, business_key, period_key) DO NOTHING;</w:t>
       </w:r>

--- a/LLDD/word/BE/Jobs/LLDD-BE-Job-7-SyncCompetitorToDocument.docx
+++ b/LLDD/word/BE/Jobs/LLDD-BE-Job-7-SyncCompetitorToDocument.docx
@@ -5,7 +5,7 @@
     <w:p>
       <w:r>
         <w:rPr>
-          <w:rFonts w:ascii="Arial" w:hAnsi="Arial" w:eastAsia="Arial"/>
+          <w:rFonts w:ascii="Arial" w:hAnsi="Arial" w:eastAsia="Arial" w:cs="Tahoma"/>
           <w:b/>
           <w:color w:val="0B2545"/>
           <w:sz w:val="40"/>
@@ -58,7 +58,7 @@
             <w:r/>
             <w:r>
               <w:rPr>
-                <w:rFonts w:ascii="Arial" w:hAnsi="Arial" w:eastAsia="Arial"/>
+                <w:rFonts w:ascii="Arial" w:hAnsi="Arial" w:eastAsia="Arial" w:cs="Tahoma"/>
                 <w:b/>
                 <w:sz w:val="18"/>
               </w:rPr>
@@ -80,7 +80,7 @@
             <w:r/>
             <w:r>
               <w:rPr>
-                <w:rFonts w:ascii="Arial" w:hAnsi="Arial" w:eastAsia="Arial"/>
+                <w:rFonts w:ascii="Arial" w:hAnsi="Arial" w:eastAsia="Arial" w:cs="Tahoma"/>
                 <w:b/>
                 <w:sz w:val="18"/>
               </w:rPr>
@@ -105,13 +105,13 @@
             </w:pPr>
             <w:r>
               <w:rPr>
-                <w:rFonts w:ascii="Arial" w:hAnsi="Arial" w:eastAsia="Arial"/>
-                <w:sz w:val="18"/>
-              </w:rPr>
-            </w:r>
-            <w:r>
-              <w:rPr>
-                <w:rFonts w:ascii="Arial" w:hAnsi="Arial" w:eastAsia="Arial"/>
+                <w:rFonts w:ascii="Arial" w:hAnsi="Arial" w:eastAsia="Arial" w:cs="Tahoma"/>
+                <w:sz w:val="18"/>
+              </w:rPr>
+            </w:r>
+            <w:r>
+              <w:rPr>
+                <w:rFonts w:ascii="Arial" w:hAnsi="Arial" w:eastAsia="Arial" w:cs="Tahoma"/>
                 <w:sz w:val="18"/>
               </w:rPr>
               <w:t>วัตถุประสงค์</w:t>
@@ -130,13 +130,13 @@
             </w:pPr>
             <w:r>
               <w:rPr>
-                <w:rFonts w:ascii="Arial" w:hAnsi="Arial" w:eastAsia="Arial"/>
-                <w:sz w:val="18"/>
-              </w:rPr>
-            </w:r>
-            <w:r>
-              <w:rPr>
-                <w:rFonts w:ascii="Arial" w:hAnsi="Arial" w:eastAsia="Arial"/>
+                <w:rFonts w:ascii="Arial" w:hAnsi="Arial" w:eastAsia="Arial" w:cs="Tahoma"/>
+                <w:sz w:val="18"/>
+              </w:rPr>
+            </w:r>
+            <w:r>
+              <w:rPr>
+                <w:rFonts w:ascii="Arial" w:hAnsi="Arial" w:eastAsia="Arial" w:cs="Tahoma"/>
                 <w:sz w:val="18"/>
               </w:rPr>
               <w:t>ใช้เป็นรายละเอียดระดับพัฒนาสำหรับออกแบบ ลงมือพัฒนา ตรวจทาน และทดสอบขอบเขตที่ระบุในฉบับนี้</w:t>
@@ -160,13 +160,13 @@
             </w:pPr>
             <w:r>
               <w:rPr>
-                <w:rFonts w:ascii="Arial" w:hAnsi="Arial" w:eastAsia="Arial"/>
-                <w:sz w:val="18"/>
-              </w:rPr>
-            </w:r>
-            <w:r>
-              <w:rPr>
-                <w:rFonts w:ascii="Arial" w:hAnsi="Arial" w:eastAsia="Arial"/>
+                <w:rFonts w:ascii="Arial" w:hAnsi="Arial" w:eastAsia="Arial" w:cs="Tahoma"/>
+                <w:sz w:val="18"/>
+              </w:rPr>
+            </w:r>
+            <w:r>
+              <w:rPr>
+                <w:rFonts w:ascii="Arial" w:hAnsi="Arial" w:eastAsia="Arial" w:cs="Tahoma"/>
                 <w:sz w:val="18"/>
               </w:rPr>
               <w:t>ลำดับการอ่าน</w:t>
@@ -185,13 +185,13 @@
             </w:pPr>
             <w:r>
               <w:rPr>
-                <w:rFonts w:ascii="Arial" w:hAnsi="Arial" w:eastAsia="Arial"/>
-                <w:sz w:val="18"/>
-              </w:rPr>
-            </w:r>
-            <w:r>
-              <w:rPr>
-                <w:rFonts w:ascii="Arial" w:hAnsi="Arial" w:eastAsia="Arial"/>
+                <w:rFonts w:ascii="Arial" w:hAnsi="Arial" w:eastAsia="Arial" w:cs="Tahoma"/>
+                <w:sz w:val="18"/>
+              </w:rPr>
+            </w:r>
+            <w:r>
+              <w:rPr>
+                <w:rFonts w:ascii="Arial" w:hAnsi="Arial" w:eastAsia="Arial" w:cs="Tahoma"/>
                 <w:sz w:val="18"/>
               </w:rPr>
               <w:t>เริ่มจาก Overview และ Scope จากนั้นตรวจ Field/Validation, Implementation, Contract, Processing Flow, Acceptance Criteria และ Test Checklist ตามลำดับ</w:t>
@@ -215,13 +215,13 @@
             </w:pPr>
             <w:r>
               <w:rPr>
-                <w:rFonts w:ascii="Arial" w:hAnsi="Arial" w:eastAsia="Arial"/>
-                <w:sz w:val="18"/>
-              </w:rPr>
-            </w:r>
-            <w:r>
-              <w:rPr>
-                <w:rFonts w:ascii="Arial" w:hAnsi="Arial" w:eastAsia="Arial"/>
+                <w:rFonts w:ascii="Arial" w:hAnsi="Arial" w:eastAsia="Arial" w:cs="Tahoma"/>
+                <w:sz w:val="18"/>
+              </w:rPr>
+            </w:r>
+            <w:r>
+              <w:rPr>
+                <w:rFonts w:ascii="Arial" w:hAnsi="Arial" w:eastAsia="Arial" w:cs="Tahoma"/>
                 <w:sz w:val="18"/>
               </w:rPr>
               <w:t>ผลลัพธ์ที่คาดหวัง</w:t>
@@ -240,13 +240,13 @@
             </w:pPr>
             <w:r>
               <w:rPr>
-                <w:rFonts w:ascii="Arial" w:hAnsi="Arial" w:eastAsia="Arial"/>
-                <w:sz w:val="18"/>
-              </w:rPr>
-            </w:r>
-            <w:r>
-              <w:rPr>
-                <w:rFonts w:ascii="Arial" w:hAnsi="Arial" w:eastAsia="Arial"/>
+                <w:rFonts w:ascii="Arial" w:hAnsi="Arial" w:eastAsia="Arial" w:cs="Tahoma"/>
+                <w:sz w:val="18"/>
+              </w:rPr>
+            </w:r>
+            <w:r>
+              <w:rPr>
+                <w:rFonts w:ascii="Arial" w:hAnsi="Arial" w:eastAsia="Arial" w:cs="Tahoma"/>
                 <w:sz w:val="18"/>
               </w:rPr>
               <w:t>ผู้อ่านสามารถระบุ input, ขั้นตอนประมวลผล, output, เงื่อนไขผิดพลาด และหลักฐานการทดสอบได้จากเนื้อหาในฉบับเดียว</w:t>
@@ -270,13 +270,13 @@
             </w:pPr>
             <w:r>
               <w:rPr>
-                <w:rFonts w:ascii="Arial" w:hAnsi="Arial" w:eastAsia="Arial"/>
-                <w:sz w:val="18"/>
-              </w:rPr>
-            </w:r>
-            <w:r>
-              <w:rPr>
-                <w:rFonts w:ascii="Arial" w:hAnsi="Arial" w:eastAsia="Arial"/>
+                <w:rFonts w:ascii="Arial" w:hAnsi="Arial" w:eastAsia="Arial" w:cs="Tahoma"/>
+                <w:sz w:val="18"/>
+              </w:rPr>
+            </w:r>
+            <w:r>
+              <w:rPr>
+                <w:rFonts w:ascii="Arial" w:hAnsi="Arial" w:eastAsia="Arial" w:cs="Tahoma"/>
                 <w:sz w:val="18"/>
               </w:rPr>
               <w:t>Java เดิม</w:t>
@@ -295,13 +295,13 @@
             </w:pPr>
             <w:r>
               <w:rPr>
-                <w:rFonts w:ascii="Arial" w:hAnsi="Arial" w:eastAsia="Arial"/>
-                <w:sz w:val="18"/>
-              </w:rPr>
-            </w:r>
-            <w:r>
-              <w:rPr>
-                <w:rFonts w:ascii="Arial" w:hAnsi="Arial" w:eastAsia="Arial"/>
+                <w:rFonts w:ascii="Arial" w:hAnsi="Arial" w:eastAsia="Arial" w:cs="Tahoma"/>
+                <w:sz w:val="18"/>
+              </w:rPr>
+            </w:r>
+            <w:r>
+              <w:rPr>
+                <w:rFonts w:ascii="Arial" w:hAnsi="Arial" w:eastAsia="Arial" w:cs="Tahoma"/>
                 <w:sz w:val="18"/>
               </w:rPr>
               <w:t>ภาคผนวกท้ายฉบับระบุ source file, ช่วงบรรทัด และ code Java เดิมสำหรับตรวจเทียบ behavior ก่อนย้ายระบบ</w:t>
@@ -356,7 +356,7 @@
             <w:r/>
             <w:r>
               <w:rPr>
-                <w:rFonts w:ascii="Arial" w:hAnsi="Arial" w:eastAsia="Arial"/>
+                <w:rFonts w:ascii="Arial" w:hAnsi="Arial" w:eastAsia="Arial" w:cs="Tahoma"/>
                 <w:b/>
                 <w:sz w:val="18"/>
               </w:rPr>
@@ -378,7 +378,7 @@
             <w:r/>
             <w:r>
               <w:rPr>
-                <w:rFonts w:ascii="Arial" w:hAnsi="Arial" w:eastAsia="Arial"/>
+                <w:rFonts w:ascii="Arial" w:hAnsi="Arial" w:eastAsia="Arial" w:cs="Tahoma"/>
                 <w:b/>
                 <w:sz w:val="18"/>
               </w:rPr>
@@ -403,13 +403,13 @@
             </w:pPr>
             <w:r>
               <w:rPr>
-                <w:rFonts w:ascii="Arial" w:hAnsi="Arial" w:eastAsia="Arial"/>
-                <w:sz w:val="18"/>
-              </w:rPr>
-            </w:r>
-            <w:r>
-              <w:rPr>
-                <w:rFonts w:ascii="Arial" w:hAnsi="Arial" w:eastAsia="Arial"/>
+                <w:rFonts w:ascii="Arial" w:hAnsi="Arial" w:eastAsia="Arial" w:cs="Tahoma"/>
+                <w:sz w:val="18"/>
+              </w:rPr>
+            </w:r>
+            <w:r>
+              <w:rPr>
+                <w:rFonts w:ascii="Arial" w:hAnsi="Arial" w:eastAsia="Arial" w:cs="Tahoma"/>
                 <w:sz w:val="18"/>
               </w:rPr>
               <w:t>Track</w:t>
@@ -428,13 +428,13 @@
             </w:pPr>
             <w:r>
               <w:rPr>
-                <w:rFonts w:ascii="Arial" w:hAnsi="Arial" w:eastAsia="Arial"/>
-                <w:sz w:val="18"/>
-              </w:rPr>
-            </w:r>
-            <w:r>
-              <w:rPr>
-                <w:rFonts w:ascii="Arial" w:hAnsi="Arial" w:eastAsia="Arial"/>
+                <w:rFonts w:ascii="Arial" w:hAnsi="Arial" w:eastAsia="Arial" w:cs="Tahoma"/>
+                <w:sz w:val="18"/>
+              </w:rPr>
+            </w:r>
+            <w:r>
+              <w:rPr>
+                <w:rFonts w:ascii="Arial" w:hAnsi="Arial" w:eastAsia="Arial" w:cs="Tahoma"/>
                 <w:sz w:val="18"/>
               </w:rPr>
               <w:t>BE</w:t>
@@ -458,13 +458,13 @@
             </w:pPr>
             <w:r>
               <w:rPr>
-                <w:rFonts w:ascii="Arial" w:hAnsi="Arial" w:eastAsia="Arial"/>
-                <w:sz w:val="18"/>
-              </w:rPr>
-            </w:r>
-            <w:r>
-              <w:rPr>
-                <w:rFonts w:ascii="Arial" w:hAnsi="Arial" w:eastAsia="Arial"/>
+                <w:rFonts w:ascii="Arial" w:hAnsi="Arial" w:eastAsia="Arial" w:cs="Tahoma"/>
+                <w:sz w:val="18"/>
+              </w:rPr>
+            </w:r>
+            <w:r>
+              <w:rPr>
+                <w:rFonts w:ascii="Arial" w:hAnsi="Arial" w:eastAsia="Arial" w:cs="Tahoma"/>
                 <w:sz w:val="18"/>
               </w:rPr>
               <w:t>Estimate</w:t>
@@ -483,16 +483,24 @@
             </w:pPr>
             <w:r>
               <w:rPr>
-                <w:rFonts w:ascii="Arial" w:hAnsi="Arial" w:eastAsia="Arial"/>
-                <w:sz w:val="18"/>
-              </w:rPr>
-            </w:r>
-            <w:r>
-              <w:rPr>
-                <w:rFonts w:ascii="Arial" w:hAnsi="Arial" w:eastAsia="Arial"/>
-                <w:sz w:val="18"/>
-              </w:rPr>
-              <w:t>10 ชั่วโมง</w:t>
+                <w:rFonts w:ascii="Arial" w:hAnsi="Arial" w:eastAsia="Arial" w:cs="Tahoma"/>
+                <w:sz w:val="18"/>
+              </w:rPr>
+            </w:r>
+            <w:r>
+              <w:rPr>
+                <w:rFonts w:ascii="Arial" w:hAnsi="Arial" w:eastAsia="Arial" w:cs="Tahoma"/>
+                <w:b/>
+                <w:sz w:val="18"/>
+              </w:rPr>
+              <w:t>13 ชั่วโมง</w:t>
+            </w:r>
+            <w:r>
+              <w:rPr>
+                <w:rFonts w:ascii="Arial" w:hAnsi="Arial" w:eastAsia="Arial" w:cs="Tahoma"/>
+                <w:sz w:val="18"/>
+              </w:rPr>
+              <w:t xml:space="preserve"> = implementation 10 + unit test 3 (30%)</w:t>
             </w:r>
           </w:p>
         </w:tc>
@@ -513,13 +521,13 @@
             </w:pPr>
             <w:r>
               <w:rPr>
-                <w:rFonts w:ascii="Arial" w:hAnsi="Arial" w:eastAsia="Arial"/>
-                <w:sz w:val="18"/>
-              </w:rPr>
-            </w:r>
-            <w:r>
-              <w:rPr>
-                <w:rFonts w:ascii="Arial" w:hAnsi="Arial" w:eastAsia="Arial"/>
+                <w:rFonts w:ascii="Arial" w:hAnsi="Arial" w:eastAsia="Arial" w:cs="Tahoma"/>
+                <w:sz w:val="18"/>
+              </w:rPr>
+            </w:r>
+            <w:r>
+              <w:rPr>
+                <w:rFonts w:ascii="Arial" w:hAnsi="Arial" w:eastAsia="Arial" w:cs="Tahoma"/>
                 <w:sz w:val="18"/>
               </w:rPr>
               <w:t>Owner</w:t>
@@ -538,13 +546,13 @@
             </w:pPr>
             <w:r>
               <w:rPr>
-                <w:rFonts w:ascii="Arial" w:hAnsi="Arial" w:eastAsia="Arial"/>
-                <w:sz w:val="18"/>
-              </w:rPr>
-            </w:r>
-            <w:r>
-              <w:rPr>
-                <w:rFonts w:ascii="Arial" w:hAnsi="Arial" w:eastAsia="Arial"/>
+                <w:rFonts w:ascii="Arial" w:hAnsi="Arial" w:eastAsia="Arial" w:cs="Tahoma"/>
+                <w:sz w:val="18"/>
+              </w:rPr>
+            </w:r>
+            <w:r>
+              <w:rPr>
+                <w:rFonts w:ascii="Arial" w:hAnsi="Arial" w:eastAsia="Arial" w:cs="Tahoma"/>
                 <w:sz w:val="18"/>
               </w:rPr>
               <w:t>Peerakorn &lt;Pete&gt; Sakunkaewphithak</w:t>
@@ -568,16 +576,16 @@
             </w:pPr>
             <w:r>
               <w:rPr>
-                <w:rFonts w:ascii="Arial" w:hAnsi="Arial" w:eastAsia="Arial"/>
-                <w:sz w:val="18"/>
-              </w:rPr>
-            </w:r>
-            <w:r>
-              <w:rPr>
-                <w:rFonts w:ascii="Arial" w:hAnsi="Arial" w:eastAsia="Arial"/>
-                <w:sz w:val="18"/>
-              </w:rPr>
-              <w:t>Objective</w:t>
+                <w:rFonts w:ascii="Arial" w:hAnsi="Arial" w:eastAsia="Arial" w:cs="Tahoma"/>
+                <w:sz w:val="18"/>
+              </w:rPr>
+            </w:r>
+            <w:r>
+              <w:rPr>
+                <w:rFonts w:ascii="Arial" w:hAnsi="Arial" w:eastAsia="Arial" w:cs="Tahoma"/>
+                <w:sz w:val="18"/>
+              </w:rPr>
+              <w:t>Target repository</w:t>
             </w:r>
           </w:p>
         </w:tc>
@@ -593,13 +601,104 @@
             </w:pPr>
             <w:r>
               <w:rPr>
-                <w:rFonts w:ascii="Arial" w:hAnsi="Arial" w:eastAsia="Arial"/>
-                <w:sz w:val="18"/>
-              </w:rPr>
-            </w:r>
-            <w:r>
-              <w:rPr>
-                <w:rFonts w:ascii="Arial" w:hAnsi="Arial" w:eastAsia="Arial"/>
+                <w:rFonts w:ascii="Arial" w:hAnsi="Arial" w:eastAsia="Arial" w:cs="Tahoma"/>
+                <w:sz w:val="18"/>
+              </w:rPr>
+            </w:r>
+            <w:r>
+              <w:rPr>
+                <w:rFonts w:ascii="Courier New" w:hAnsi="Courier New" w:eastAsia="Courier New" w:cs="Tahoma"/>
+                <w:sz w:val="18"/>
+              </w:rPr>
+              <w:t>SBP/srm-sps-spsap-store-backend</w:t>
+            </w:r>
+            <w:r>
+              <w:rPr>
+                <w:rFonts w:ascii="Arial" w:hAnsi="Arial" w:eastAsia="Arial" w:cs="Tahoma"/>
+                <w:sz w:val="18"/>
+              </w:rPr>
+              <w:t xml:space="preserve"> (NestJS + TypeORM · schema </w:t>
+            </w:r>
+            <w:r>
+              <w:rPr>
+                <w:rFonts w:ascii="Courier New" w:hAnsi="Courier New" w:eastAsia="Courier New" w:cs="Tahoma"/>
+                <w:sz w:val="18"/>
+              </w:rPr>
+              <w:t>sps_store</w:t>
+            </w:r>
+            <w:r>
+              <w:rPr>
+                <w:rFonts w:ascii="Arial" w:hAnsi="Arial" w:eastAsia="Arial" w:cs="Tahoma"/>
+                <w:sz w:val="18"/>
+              </w:rPr>
+              <w:t xml:space="preserve">) — batch runner ฝั่ง backend </w:t>
+            </w:r>
+            <w:r>
+              <w:rPr>
+                <w:rFonts w:ascii="Arial" w:hAnsi="Arial" w:eastAsia="Arial" w:cs="Tahoma"/>
+                <w:b/>
+                <w:sz w:val="18"/>
+              </w:rPr>
+              <w:t>ไม่ผ่าน BFF</w:t>
+            </w:r>
+            <w:r>
+              <w:rPr>
+                <w:rFonts w:ascii="Arial" w:hAnsi="Arial" w:eastAsia="Arial" w:cs="Tahoma"/>
+                <w:sz w:val="18"/>
+              </w:rPr>
+              <w:t xml:space="preserve"> · cron/พารามิเตอร์อยู่ใน backend config (env/config file)</w:t>
+            </w:r>
+          </w:p>
+        </w:tc>
+      </w:tr>
+      <w:tr>
+        <w:trPr>
+          <w:cantSplit/>
+        </w:trPr>
+        <w:tc>
+          <w:tcPr>
+            <w:tcW w:type="dxa" w:w="5040"/>
+            <w:vAlign w:val="center"/>
+          </w:tcPr>
+          <w:p>
+            <w:pPr>
+              <w:keepLines/>
+              <w:spacing w:after="0"/>
+            </w:pPr>
+            <w:r>
+              <w:rPr>
+                <w:rFonts w:ascii="Arial" w:hAnsi="Arial" w:eastAsia="Arial" w:cs="Tahoma"/>
+                <w:sz w:val="18"/>
+              </w:rPr>
+            </w:r>
+            <w:r>
+              <w:rPr>
+                <w:rFonts w:ascii="Arial" w:hAnsi="Arial" w:eastAsia="Arial" w:cs="Tahoma"/>
+                <w:sz w:val="18"/>
+              </w:rPr>
+              <w:t>Objective</w:t>
+            </w:r>
+          </w:p>
+        </w:tc>
+        <w:tc>
+          <w:tcPr>
+            <w:tcW w:type="dxa" w:w="5040"/>
+            <w:vAlign w:val="center"/>
+          </w:tcPr>
+          <w:p>
+            <w:pPr>
+              <w:keepLines/>
+              <w:spacing w:after="0"/>
+            </w:pPr>
+            <w:r>
+              <w:rPr>
+                <w:rFonts w:ascii="Arial" w:hAnsi="Arial" w:eastAsia="Arial" w:cs="Tahoma"/>
+                <w:sz w:val="18"/>
+              </w:rPr>
+            </w:r>
+            <w:r>
+              <w:rPr>
+                <w:rFonts w:ascii="Arial" w:hAnsi="Arial" w:eastAsia="Arial" w:cs="Tahoma"/>
                 <w:sz w:val="18"/>
               </w:rPr>
               <w:t>บันทึกข้อมูลคู่แข่งเข้าเอกสาร: อ่านข้อมูลคู่แข่งล่าสุดจาก fgi_impact_competitors แล้วบันทึกเข้า document_competitors ผ่าน Document Service โดยตรง แทนการเขียนไฟล์ BPM06003O และ SFTP ไป BPM</w:t>
@@ -677,6 +776,25 @@
       </w:pPr>
       <w:r>
         <w:t>Runbook, rerun rule, risk และ history ตามเอกสาร Batch v4.0 · ผลการรันเขียน application log แบบ structured</w:t>
+      </w:r>
+    </w:p>
+    <w:p>
+      <w:pPr>
+        <w:pStyle w:val="Heading1"/>
+        <w:keepNext/>
+        <w:keepLines/>
+        <w:pageBreakBefore w:val="0"/>
+      </w:pPr>
+      <w:r>
+        <w:t>3. Screenshot Reference</w:t>
+      </w:r>
+    </w:p>
+    <w:p>
+      <w:pPr>
+        <w:keepNext w:val="0"/>
+      </w:pPr>
+      <w:r>
+        <w:t>ไม่มีภาพหน้าจอสำหรับหัวข้อนี้ — เป็นเอกสารฝั่ง Backend/Batch ที่ไม่มี UI (ภาพหน้าจอทั้งหมดอยู่ในเอกสารชุด FE)</w:t>
       </w:r>
     </w:p>
     <w:p>
@@ -785,7 +903,7 @@
             <w:r/>
             <w:r>
               <w:rPr>
-                <w:rFonts w:ascii="Arial" w:hAnsi="Arial" w:eastAsia="Arial"/>
+                <w:rFonts w:ascii="Arial" w:hAnsi="Arial" w:eastAsia="Arial" w:cs="Tahoma"/>
                 <w:b/>
                 <w:sz w:val="18"/>
               </w:rPr>
@@ -807,7 +925,7 @@
             <w:r/>
             <w:r>
               <w:rPr>
-                <w:rFonts w:ascii="Arial" w:hAnsi="Arial" w:eastAsia="Arial"/>
+                <w:rFonts w:ascii="Arial" w:hAnsi="Arial" w:eastAsia="Arial" w:cs="Tahoma"/>
                 <w:b/>
                 <w:sz w:val="18"/>
               </w:rPr>
@@ -829,7 +947,7 @@
             <w:r/>
             <w:r>
               <w:rPr>
-                <w:rFonts w:ascii="Arial" w:hAnsi="Arial" w:eastAsia="Arial"/>
+                <w:rFonts w:ascii="Arial" w:hAnsi="Arial" w:eastAsia="Arial" w:cs="Tahoma"/>
                 <w:b/>
                 <w:sz w:val="18"/>
               </w:rPr>
@@ -851,7 +969,7 @@
             <w:r/>
             <w:r>
               <w:rPr>
-                <w:rFonts w:ascii="Arial" w:hAnsi="Arial" w:eastAsia="Arial"/>
+                <w:rFonts w:ascii="Arial" w:hAnsi="Arial" w:eastAsia="Arial" w:cs="Tahoma"/>
                 <w:b/>
                 <w:sz w:val="18"/>
               </w:rPr>
@@ -876,13 +994,13 @@
             </w:pPr>
             <w:r>
               <w:rPr>
-                <w:rFonts w:ascii="Arial" w:hAnsi="Arial" w:eastAsia="Arial"/>
-                <w:sz w:val="18"/>
-              </w:rPr>
-            </w:r>
-            <w:r>
-              <w:rPr>
-                <w:rFonts w:ascii="Arial" w:hAnsi="Arial" w:eastAsia="Arial"/>
+                <w:rFonts w:ascii="Arial" w:hAnsi="Arial" w:eastAsia="Arial" w:cs="Tahoma"/>
+                <w:sz w:val="18"/>
+              </w:rPr>
+            </w:r>
+            <w:r>
+              <w:rPr>
+                <w:rFonts w:ascii="Arial" w:hAnsi="Arial" w:eastAsia="Arial" w:cs="Tahoma"/>
                 <w:sz w:val="18"/>
               </w:rPr>
               <w:t>กำหนดการรัน (Cron)</w:t>
@@ -901,13 +1019,13 @@
             </w:pPr>
             <w:r>
               <w:rPr>
-                <w:rFonts w:ascii="Arial" w:hAnsi="Arial" w:eastAsia="Arial"/>
-                <w:sz w:val="18"/>
-              </w:rPr>
-            </w:r>
-            <w:r>
-              <w:rPr>
-                <w:rFonts w:ascii="Arial" w:hAnsi="Arial" w:eastAsia="Arial"/>
+                <w:rFonts w:ascii="Arial" w:hAnsi="Arial" w:eastAsia="Arial" w:cs="Tahoma"/>
+                <w:sz w:val="18"/>
+              </w:rPr>
+            </w:r>
+            <w:r>
+              <w:rPr>
+                <w:rFonts w:ascii="Arial" w:hAnsi="Arial" w:eastAsia="Arial" w:cs="Tahoma"/>
                 <w:sz w:val="18"/>
               </w:rPr>
               <w:t>30 17 7-31 * *</w:t>
@@ -926,13 +1044,13 @@
             </w:pPr>
             <w:r>
               <w:rPr>
-                <w:rFonts w:ascii="Arial" w:hAnsi="Arial" w:eastAsia="Arial"/>
-                <w:sz w:val="18"/>
-              </w:rPr>
-            </w:r>
-            <w:r>
-              <w:rPr>
-                <w:rFonts w:ascii="Arial" w:hAnsi="Arial" w:eastAsia="Arial"/>
+                <w:rFonts w:ascii="Arial" w:hAnsi="Arial" w:eastAsia="Arial" w:cs="Tahoma"/>
+                <w:sz w:val="18"/>
+              </w:rPr>
+            </w:r>
+            <w:r>
+              <w:rPr>
+                <w:rFonts w:ascii="Arial" w:hAnsi="Arial" w:eastAsia="Arial" w:cs="Tahoma"/>
                 <w:sz w:val="18"/>
               </w:rPr>
               <w:t>แก้ไขได้</w:t>
@@ -951,13 +1069,13 @@
             </w:pPr>
             <w:r>
               <w:rPr>
-                <w:rFonts w:ascii="Arial" w:hAnsi="Arial" w:eastAsia="Arial"/>
-                <w:sz w:val="18"/>
-              </w:rPr>
-            </w:r>
-            <w:r>
-              <w:rPr>
-                <w:rFonts w:ascii="Arial" w:hAnsi="Arial" w:eastAsia="Arial"/>
+                <w:rFonts w:ascii="Arial" w:hAnsi="Arial" w:eastAsia="Arial" w:cs="Tahoma"/>
+                <w:sz w:val="18"/>
+              </w:rPr>
+            </w:r>
+            <w:r>
+              <w:rPr>
+                <w:rFonts w:ascii="Arial" w:hAnsi="Arial" w:eastAsia="Arial" w:cs="Tahoma"/>
                 <w:sz w:val="18"/>
               </w:rPr>
               <w:t>ใช้รอบเดิม แต่ปลายทางเป็น DB ภายใน</w:t>
@@ -981,13 +1099,13 @@
             </w:pPr>
             <w:r>
               <w:rPr>
-                <w:rFonts w:ascii="Arial" w:hAnsi="Arial" w:eastAsia="Arial"/>
-                <w:sz w:val="18"/>
-              </w:rPr>
-            </w:r>
-            <w:r>
-              <w:rPr>
-                <w:rFonts w:ascii="Arial" w:hAnsi="Arial" w:eastAsia="Arial"/>
+                <w:rFonts w:ascii="Arial" w:hAnsi="Arial" w:eastAsia="Arial" w:cs="Tahoma"/>
+                <w:sz w:val="18"/>
+              </w:rPr>
+            </w:r>
+            <w:r>
+              <w:rPr>
+                <w:rFonts w:ascii="Arial" w:hAnsi="Arial" w:eastAsia="Arial" w:cs="Tahoma"/>
                 <w:sz w:val="18"/>
               </w:rPr>
               <w:t>Target table</w:t>
@@ -1006,13 +1124,13 @@
             </w:pPr>
             <w:r>
               <w:rPr>
-                <w:rFonts w:ascii="Arial" w:hAnsi="Arial" w:eastAsia="Arial"/>
-                <w:sz w:val="18"/>
-              </w:rPr>
-            </w:r>
-            <w:r>
-              <w:rPr>
-                <w:rFonts w:ascii="Arial" w:hAnsi="Arial" w:eastAsia="Arial"/>
+                <w:rFonts w:ascii="Arial" w:hAnsi="Arial" w:eastAsia="Arial" w:cs="Tahoma"/>
+                <w:sz w:val="18"/>
+              </w:rPr>
+            </w:r>
+            <w:r>
+              <w:rPr>
+                <w:rFonts w:ascii="Arial" w:hAnsi="Arial" w:eastAsia="Arial" w:cs="Tahoma"/>
                 <w:sz w:val="18"/>
               </w:rPr>
               <w:t>document_competitors</w:t>
@@ -1031,13 +1149,13 @@
             </w:pPr>
             <w:r>
               <w:rPr>
-                <w:rFonts w:ascii="Arial" w:hAnsi="Arial" w:eastAsia="Arial"/>
-                <w:sz w:val="18"/>
-              </w:rPr>
-            </w:r>
-            <w:r>
-              <w:rPr>
-                <w:rFonts w:ascii="Arial" w:hAnsi="Arial" w:eastAsia="Arial"/>
+                <w:rFonts w:ascii="Arial" w:hAnsi="Arial" w:eastAsia="Arial" w:cs="Tahoma"/>
+                <w:sz w:val="18"/>
+              </w:rPr>
+            </w:r>
+            <w:r>
+              <w:rPr>
+                <w:rFonts w:ascii="Arial" w:hAnsi="Arial" w:eastAsia="Arial" w:cs="Tahoma"/>
                 <w:sz w:val="18"/>
               </w:rPr>
               <w:t>ค่าคงที่/แก้ผ่านหน้าจอไม่ได้</w:t>
@@ -1056,13 +1174,13 @@
             </w:pPr>
             <w:r>
               <w:rPr>
-                <w:rFonts w:ascii="Arial" w:hAnsi="Arial" w:eastAsia="Arial"/>
-                <w:sz w:val="18"/>
-              </w:rPr>
-            </w:r>
-            <w:r>
-              <w:rPr>
-                <w:rFonts w:ascii="Arial" w:hAnsi="Arial" w:eastAsia="Arial"/>
+                <w:rFonts w:ascii="Arial" w:hAnsi="Arial" w:eastAsia="Arial" w:cs="Tahoma"/>
+                <w:sz w:val="18"/>
+              </w:rPr>
+            </w:r>
+            <w:r>
+              <w:rPr>
+                <w:rFonts w:ascii="Arial" w:hAnsi="Arial" w:eastAsia="Arial" w:cs="Tahoma"/>
                 <w:sz w:val="18"/>
               </w:rPr>
               <w:t>upsert ด้วย doc_no / competitor_code / source_system=ALM</w:t>
@@ -1086,13 +1204,13 @@
             </w:pPr>
             <w:r>
               <w:rPr>
-                <w:rFonts w:ascii="Arial" w:hAnsi="Arial" w:eastAsia="Arial"/>
-                <w:sz w:val="18"/>
-              </w:rPr>
-            </w:r>
-            <w:r>
-              <w:rPr>
-                <w:rFonts w:ascii="Arial" w:hAnsi="Arial" w:eastAsia="Arial"/>
+                <w:rFonts w:ascii="Arial" w:hAnsi="Arial" w:eastAsia="Arial" w:cs="Tahoma"/>
+                <w:sz w:val="18"/>
+              </w:rPr>
+            </w:r>
+            <w:r>
+              <w:rPr>
+                <w:rFonts w:ascii="Arial" w:hAnsi="Arial" w:eastAsia="Arial" w:cs="Tahoma"/>
                 <w:sz w:val="18"/>
               </w:rPr>
               <w:t>เงื่อนไขเลือกข้อมูล</w:t>
@@ -1111,13 +1229,13 @@
             </w:pPr>
             <w:r>
               <w:rPr>
-                <w:rFonts w:ascii="Arial" w:hAnsi="Arial" w:eastAsia="Arial"/>
-                <w:sz w:val="18"/>
-              </w:rPr>
-            </w:r>
-            <w:r>
-              <w:rPr>
-                <w:rFonts w:ascii="Arial" w:hAnsi="Arial" w:eastAsia="Arial"/>
+                <w:rFonts w:ascii="Arial" w:hAnsi="Arial" w:eastAsia="Arial" w:cs="Tahoma"/>
+                <w:sz w:val="18"/>
+              </w:rPr>
+            </w:r>
+            <w:r>
+              <w:rPr>
+                <w:rFonts w:ascii="Arial" w:hAnsi="Arial" w:eastAsia="Arial" w:cs="Tahoma"/>
                 <w:sz w:val="18"/>
               </w:rPr>
               <w:t>งวดคู่แข่งล่าสุดต่อร้าน + forecast เริ่มต้น + ยังไม่ sync</w:t>
@@ -1136,13 +1254,13 @@
             </w:pPr>
             <w:r>
               <w:rPr>
-                <w:rFonts w:ascii="Arial" w:hAnsi="Arial" w:eastAsia="Arial"/>
-                <w:sz w:val="18"/>
-              </w:rPr>
-            </w:r>
-            <w:r>
-              <w:rPr>
-                <w:rFonts w:ascii="Arial" w:hAnsi="Arial" w:eastAsia="Arial"/>
+                <w:rFonts w:ascii="Arial" w:hAnsi="Arial" w:eastAsia="Arial" w:cs="Tahoma"/>
+                <w:sz w:val="18"/>
+              </w:rPr>
+            </w:r>
+            <w:r>
+              <w:rPr>
+                <w:rFonts w:ascii="Arial" w:hAnsi="Arial" w:eastAsia="Arial" w:cs="Tahoma"/>
                 <w:sz w:val="18"/>
               </w:rPr>
               <w:t>ค่าคงที่/แก้ผ่านหน้าจอไม่ได้</w:t>
@@ -1161,13 +1279,13 @@
             </w:pPr>
             <w:r>
               <w:rPr>
-                <w:rFonts w:ascii="Arial" w:hAnsi="Arial" w:eastAsia="Arial"/>
-                <w:sz w:val="18"/>
-              </w:rPr>
-            </w:r>
-            <w:r>
-              <w:rPr>
-                <w:rFonts w:ascii="Arial" w:hAnsi="Arial" w:eastAsia="Arial"/>
+                <w:rFonts w:ascii="Arial" w:hAnsi="Arial" w:eastAsia="Arial" w:cs="Tahoma"/>
+                <w:sz w:val="18"/>
+              </w:rPr>
+            </w:r>
+            <w:r>
+              <w:rPr>
+                <w:rFonts w:ascii="Arial" w:hAnsi="Arial" w:eastAsia="Arial" w:cs="Tahoma"/>
                 <w:sz w:val="18"/>
               </w:rPr>
               <w:t>คง business rule เดิม</w:t>
@@ -1179,13 +1297,13 @@
     <w:p/>
     <w:p>
       <w:pPr>
-        <w:pStyle w:val="Heading1"/>
+        <w:pStyle w:val="Heading2"/>
         <w:keepNext/>
         <w:keepLines/>
         <w:pageBreakBefore w:val="0"/>
       </w:pPr>
       <w:r>
-        <w:t>5.1 Input / Progress / Output Contract</w:t>
+        <w:t>5.9 Input / Progress / Output Contract</w:t>
       </w:r>
     </w:p>
     <w:tbl>
@@ -1217,7 +1335,7 @@
             <w:r/>
             <w:r>
               <w:rPr>
-                <w:rFonts w:ascii="Arial" w:hAnsi="Arial" w:eastAsia="Arial"/>
+                <w:rFonts w:ascii="Arial" w:hAnsi="Arial" w:eastAsia="Arial" w:cs="Tahoma"/>
                 <w:b/>
                 <w:sz w:val="18"/>
               </w:rPr>
@@ -1239,7 +1357,7 @@
             <w:r/>
             <w:r>
               <w:rPr>
-                <w:rFonts w:ascii="Arial" w:hAnsi="Arial" w:eastAsia="Arial"/>
+                <w:rFonts w:ascii="Arial" w:hAnsi="Arial" w:eastAsia="Arial" w:cs="Tahoma"/>
                 <w:b/>
                 <w:sz w:val="18"/>
               </w:rPr>
@@ -1264,13 +1382,13 @@
             </w:pPr>
             <w:r>
               <w:rPr>
-                <w:rFonts w:ascii="Arial" w:hAnsi="Arial" w:eastAsia="Arial"/>
-                <w:sz w:val="18"/>
-              </w:rPr>
-            </w:r>
-            <w:r>
-              <w:rPr>
-                <w:rFonts w:ascii="Arial" w:hAnsi="Arial" w:eastAsia="Arial"/>
+                <w:rFonts w:ascii="Arial" w:hAnsi="Arial" w:eastAsia="Arial" w:cs="Tahoma"/>
+                <w:sz w:val="18"/>
+              </w:rPr>
+            </w:r>
+            <w:r>
+              <w:rPr>
+                <w:rFonts w:ascii="Arial" w:hAnsi="Arial" w:eastAsia="Arial" w:cs="Tahoma"/>
                 <w:sz w:val="18"/>
               </w:rPr>
               <w:t>Input</w:t>
@@ -1289,13 +1407,13 @@
             </w:pPr>
             <w:r>
               <w:rPr>
-                <w:rFonts w:ascii="Arial" w:hAnsi="Arial" w:eastAsia="Arial"/>
-                <w:sz w:val="18"/>
-              </w:rPr>
-            </w:r>
-            <w:r>
-              <w:rPr>
-                <w:rFonts w:ascii="Arial" w:hAnsi="Arial" w:eastAsia="Arial"/>
+                <w:rFonts w:ascii="Arial" w:hAnsi="Arial" w:eastAsia="Arial" w:cs="Tahoma"/>
+                <w:sz w:val="18"/>
+              </w:rPr>
+            </w:r>
+            <w:r>
+              <w:rPr>
+                <w:rFonts w:ascii="Arial" w:hAnsi="Arial" w:eastAsia="Arial" w:cs="Tahoma"/>
                 <w:sz w:val="18"/>
               </w:rPr>
               <w:t>FGI_IMPACT_COMPETITOR rows linked to active impact-process records and BPM/export confirmation state.</w:t>
@@ -1319,13 +1437,13 @@
             </w:pPr>
             <w:r>
               <w:rPr>
-                <w:rFonts w:ascii="Arial" w:hAnsi="Arial" w:eastAsia="Arial"/>
-                <w:sz w:val="18"/>
-              </w:rPr>
-            </w:r>
-            <w:r>
-              <w:rPr>
-                <w:rFonts w:ascii="Arial" w:hAnsi="Arial" w:eastAsia="Arial"/>
+                <w:rFonts w:ascii="Arial" w:hAnsi="Arial" w:eastAsia="Arial" w:cs="Tahoma"/>
+                <w:sz w:val="18"/>
+              </w:rPr>
+            </w:r>
+            <w:r>
+              <w:rPr>
+                <w:rFonts w:ascii="Arial" w:hAnsi="Arial" w:eastAsia="Arial" w:cs="Tahoma"/>
                 <w:sz w:val="18"/>
               </w:rPr>
               <w:t>Progress</w:t>
@@ -1344,13 +1462,13 @@
             </w:pPr>
             <w:r>
               <w:rPr>
-                <w:rFonts w:ascii="Arial" w:hAnsi="Arial" w:eastAsia="Arial"/>
-                <w:sz w:val="18"/>
-              </w:rPr>
-            </w:r>
-            <w:r>
-              <w:rPr>
-                <w:rFonts w:ascii="Arial" w:hAnsi="Arial" w:eastAsia="Arial"/>
+                <w:rFonts w:ascii="Arial" w:hAnsi="Arial" w:eastAsia="Arial" w:cs="Tahoma"/>
+                <w:sz w:val="18"/>
+              </w:rPr>
+            </w:r>
+            <w:r>
+              <w:rPr>
+                <w:rFonts w:ascii="Arial" w:hAnsi="Arial" w:eastAsia="Arial" w:cs="Tahoma"/>
                 <w:sz w:val="18"/>
               </w:rPr>
               <w:t>query latest competitor rows, skip already-confirmed transactions, create outbound payload per competitor, upload/export, insert confirm-receive rows.</w:t>
@@ -1374,13 +1492,13 @@
             </w:pPr>
             <w:r>
               <w:rPr>
-                <w:rFonts w:ascii="Arial" w:hAnsi="Arial" w:eastAsia="Arial"/>
-                <w:sz w:val="18"/>
-              </w:rPr>
-            </w:r>
-            <w:r>
-              <w:rPr>
-                <w:rFonts w:ascii="Arial" w:hAnsi="Arial" w:eastAsia="Arial"/>
+                <w:rFonts w:ascii="Arial" w:hAnsi="Arial" w:eastAsia="Arial" w:cs="Tahoma"/>
+                <w:sz w:val="18"/>
+              </w:rPr>
+            </w:r>
+            <w:r>
+              <w:rPr>
+                <w:rFonts w:ascii="Arial" w:hAnsi="Arial" w:eastAsia="Arial" w:cs="Tahoma"/>
                 <w:sz w:val="18"/>
               </w:rPr>
               <w:t>Output</w:t>
@@ -1399,13 +1517,13 @@
             </w:pPr>
             <w:r>
               <w:rPr>
-                <w:rFonts w:ascii="Arial" w:hAnsi="Arial" w:eastAsia="Arial"/>
-                <w:sz w:val="18"/>
-              </w:rPr>
-            </w:r>
-            <w:r>
-              <w:rPr>
-                <w:rFonts w:ascii="Arial" w:hAnsi="Arial" w:eastAsia="Arial"/>
+                <w:rFonts w:ascii="Arial" w:hAnsi="Arial" w:eastAsia="Arial" w:cs="Tahoma"/>
+                <w:sz w:val="18"/>
+              </w:rPr>
+            </w:r>
+            <w:r>
+              <w:rPr>
+                <w:rFonts w:ascii="Arial" w:hAnsi="Arial" w:eastAsia="Arial" w:cs="Tahoma"/>
                 <w:sz w:val="18"/>
               </w:rPr>
               <w:t>Competitor sync payload/output for downstream workflow; confirm-receive rows prevent duplicate export.</w:t>
@@ -1465,7 +1583,7 @@
             <w:r/>
             <w:r>
               <w:rPr>
-                <w:rFonts w:ascii="Arial" w:hAnsi="Arial" w:eastAsia="Arial"/>
+                <w:rFonts w:ascii="Arial" w:hAnsi="Arial" w:eastAsia="Arial" w:cs="Tahoma"/>
                 <w:b/>
                 <w:sz w:val="18"/>
               </w:rPr>
@@ -1487,7 +1605,7 @@
             <w:r/>
             <w:r>
               <w:rPr>
-                <w:rFonts w:ascii="Arial" w:hAnsi="Arial" w:eastAsia="Arial"/>
+                <w:rFonts w:ascii="Arial" w:hAnsi="Arial" w:eastAsia="Arial" w:cs="Tahoma"/>
                 <w:b/>
                 <w:sz w:val="18"/>
               </w:rPr>
@@ -1509,7 +1627,7 @@
             <w:r/>
             <w:r>
               <w:rPr>
-                <w:rFonts w:ascii="Arial" w:hAnsi="Arial" w:eastAsia="Arial"/>
+                <w:rFonts w:ascii="Arial" w:hAnsi="Arial" w:eastAsia="Arial" w:cs="Tahoma"/>
                 <w:b/>
                 <w:sz w:val="18"/>
               </w:rPr>
@@ -1531,7 +1649,7 @@
             <w:r/>
             <w:r>
               <w:rPr>
-                <w:rFonts w:ascii="Arial" w:hAnsi="Arial" w:eastAsia="Arial"/>
+                <w:rFonts w:ascii="Arial" w:hAnsi="Arial" w:eastAsia="Arial" w:cs="Tahoma"/>
                 <w:b/>
                 <w:sz w:val="18"/>
               </w:rPr>
@@ -1556,13 +1674,13 @@
             </w:pPr>
             <w:r>
               <w:rPr>
-                <w:rFonts w:ascii="Arial" w:hAnsi="Arial" w:eastAsia="Arial"/>
-                <w:sz w:val="18"/>
-              </w:rPr>
-            </w:r>
-            <w:r>
-              <w:rPr>
-                <w:rFonts w:ascii="Arial" w:hAnsi="Arial" w:eastAsia="Arial"/>
+                <w:rFonts w:ascii="Arial" w:hAnsi="Arial" w:eastAsia="Arial" w:cs="Tahoma"/>
+                <w:sz w:val="18"/>
+              </w:rPr>
+            </w:r>
+            <w:r>
+              <w:rPr>
+                <w:rFonts w:ascii="Arial" w:hAnsi="Arial" w:eastAsia="Arial" w:cs="Tahoma"/>
                 <w:sz w:val="18"/>
               </w:rPr>
               <w:t>1</w:t>
@@ -1581,13 +1699,13 @@
             </w:pPr>
             <w:r>
               <w:rPr>
-                <w:rFonts w:ascii="Arial" w:hAnsi="Arial" w:eastAsia="Arial"/>
-                <w:sz w:val="18"/>
-              </w:rPr>
-            </w:r>
-            <w:r>
-              <w:rPr>
-                <w:rFonts w:ascii="Arial" w:hAnsi="Arial" w:eastAsia="Arial"/>
+                <w:rFonts w:ascii="Arial" w:hAnsi="Arial" w:eastAsia="Arial" w:cs="Tahoma"/>
+                <w:sz w:val="18"/>
+              </w:rPr>
+            </w:r>
+            <w:r>
+              <w:rPr>
+                <w:rFonts w:ascii="Arial" w:hAnsi="Arial" w:eastAsia="Arial" w:cs="Tahoma"/>
                 <w:sz w:val="18"/>
               </w:rPr>
               <w:t>loadLatestDocumentCompetitors</w:t>
@@ -1606,13 +1724,13 @@
             </w:pPr>
             <w:r>
               <w:rPr>
-                <w:rFonts w:ascii="Arial" w:hAnsi="Arial" w:eastAsia="Arial"/>
-                <w:sz w:val="18"/>
-              </w:rPr>
-            </w:r>
-            <w:r>
-              <w:rPr>
-                <w:rFonts w:ascii="Arial" w:hAnsi="Arial" w:eastAsia="Arial"/>
+                <w:rFonts w:ascii="Arial" w:hAnsi="Arial" w:eastAsia="Arial" w:cs="Tahoma"/>
+                <w:sz w:val="18"/>
+              </w:rPr>
+            </w:r>
+            <w:r>
+              <w:rPr>
+                <w:rFonts w:ascii="Arial" w:hAnsi="Arial" w:eastAsia="Arial" w:cs="Tahoma"/>
                 <w:sz w:val="18"/>
               </w:rPr>
               <w:t>documentCompetitorRepository</w:t>
@@ -1631,13 +1749,13 @@
             </w:pPr>
             <w:r>
               <w:rPr>
-                <w:rFonts w:ascii="Arial" w:hAnsi="Arial" w:eastAsia="Arial"/>
-                <w:sz w:val="18"/>
-              </w:rPr>
-            </w:r>
-            <w:r>
-              <w:rPr>
-                <w:rFonts w:ascii="Arial" w:hAnsi="Arial" w:eastAsia="Arial"/>
+                <w:rFonts w:ascii="Arial" w:hAnsi="Arial" w:eastAsia="Arial" w:cs="Tahoma"/>
+                <w:sz w:val="18"/>
+              </w:rPr>
+            </w:r>
+            <w:r>
+              <w:rPr>
+                <w:rFonts w:ascii="Arial" w:hAnsi="Arial" w:eastAsia="Arial" w:cs="Tahoma"/>
                 <w:sz w:val="18"/>
               </w:rPr>
               <w:t>คืน metrics และ throw typed error; transaction/rerun ใช้ contract ด้านล่าง</w:t>
@@ -1661,13 +1779,13 @@
             </w:pPr>
             <w:r>
               <w:rPr>
-                <w:rFonts w:ascii="Arial" w:hAnsi="Arial" w:eastAsia="Arial"/>
-                <w:sz w:val="18"/>
-              </w:rPr>
-            </w:r>
-            <w:r>
-              <w:rPr>
-                <w:rFonts w:ascii="Arial" w:hAnsi="Arial" w:eastAsia="Arial"/>
+                <w:rFonts w:ascii="Arial" w:hAnsi="Arial" w:eastAsia="Arial" w:cs="Tahoma"/>
+                <w:sz w:val="18"/>
+              </w:rPr>
+            </w:r>
+            <w:r>
+              <w:rPr>
+                <w:rFonts w:ascii="Arial" w:hAnsi="Arial" w:eastAsia="Arial" w:cs="Tahoma"/>
                 <w:sz w:val="18"/>
               </w:rPr>
               <w:t>2</w:t>
@@ -1686,13 +1804,13 @@
             </w:pPr>
             <w:r>
               <w:rPr>
-                <w:rFonts w:ascii="Arial" w:hAnsi="Arial" w:eastAsia="Arial"/>
-                <w:sz w:val="18"/>
-              </w:rPr>
-            </w:r>
-            <w:r>
-              <w:rPr>
-                <w:rFonts w:ascii="Arial" w:hAnsi="Arial" w:eastAsia="Arial"/>
+                <w:rFonts w:ascii="Arial" w:hAnsi="Arial" w:eastAsia="Arial" w:cs="Tahoma"/>
+                <w:sz w:val="18"/>
+              </w:rPr>
+            </w:r>
+            <w:r>
+              <w:rPr>
+                <w:rFonts w:ascii="Arial" w:hAnsi="Arial" w:eastAsia="Arial" w:cs="Tahoma"/>
                 <w:sz w:val="18"/>
               </w:rPr>
               <w:t>upsertDocumentCompetitors</w:t>
@@ -1711,13 +1829,13 @@
             </w:pPr>
             <w:r>
               <w:rPr>
-                <w:rFonts w:ascii="Arial" w:hAnsi="Arial" w:eastAsia="Arial"/>
-                <w:sz w:val="18"/>
-              </w:rPr>
-            </w:r>
-            <w:r>
-              <w:rPr>
-                <w:rFonts w:ascii="Arial" w:hAnsi="Arial" w:eastAsia="Arial"/>
+                <w:rFonts w:ascii="Arial" w:hAnsi="Arial" w:eastAsia="Arial" w:cs="Tahoma"/>
+                <w:sz w:val="18"/>
+              </w:rPr>
+            </w:r>
+            <w:r>
+              <w:rPr>
+                <w:rFonts w:ascii="Arial" w:hAnsi="Arial" w:eastAsia="Arial" w:cs="Tahoma"/>
                 <w:sz w:val="18"/>
               </w:rPr>
               <w:t>documentCompetitorRepository</w:t>
@@ -1736,13 +1854,13 @@
             </w:pPr>
             <w:r>
               <w:rPr>
-                <w:rFonts w:ascii="Arial" w:hAnsi="Arial" w:eastAsia="Arial"/>
-                <w:sz w:val="18"/>
-              </w:rPr>
-            </w:r>
-            <w:r>
-              <w:rPr>
-                <w:rFonts w:ascii="Arial" w:hAnsi="Arial" w:eastAsia="Arial"/>
+                <w:rFonts w:ascii="Arial" w:hAnsi="Arial" w:eastAsia="Arial" w:cs="Tahoma"/>
+                <w:sz w:val="18"/>
+              </w:rPr>
+            </w:r>
+            <w:r>
+              <w:rPr>
+                <w:rFonts w:ascii="Arial" w:hAnsi="Arial" w:eastAsia="Arial" w:cs="Tahoma"/>
                 <w:sz w:val="18"/>
               </w:rPr>
               <w:t>คืน metrics และ throw typed error; transaction/rerun ใช้ contract ด้านล่าง</w:t>
@@ -1766,13 +1884,13 @@
             </w:pPr>
             <w:r>
               <w:rPr>
-                <w:rFonts w:ascii="Arial" w:hAnsi="Arial" w:eastAsia="Arial"/>
-                <w:sz w:val="18"/>
-              </w:rPr>
-            </w:r>
-            <w:r>
-              <w:rPr>
-                <w:rFonts w:ascii="Arial" w:hAnsi="Arial" w:eastAsia="Arial"/>
+                <w:rFonts w:ascii="Arial" w:hAnsi="Arial" w:eastAsia="Arial" w:cs="Tahoma"/>
+                <w:sz w:val="18"/>
+              </w:rPr>
+            </w:r>
+            <w:r>
+              <w:rPr>
+                <w:rFonts w:ascii="Arial" w:hAnsi="Arial" w:eastAsia="Arial" w:cs="Tahoma"/>
                 <w:sz w:val="18"/>
               </w:rPr>
               <w:t>3</w:t>
@@ -1791,13 +1909,13 @@
             </w:pPr>
             <w:r>
               <w:rPr>
-                <w:rFonts w:ascii="Arial" w:hAnsi="Arial" w:eastAsia="Arial"/>
-                <w:sz w:val="18"/>
-              </w:rPr>
-            </w:r>
-            <w:r>
-              <w:rPr>
-                <w:rFonts w:ascii="Arial" w:hAnsi="Arial" w:eastAsia="Arial"/>
+                <w:rFonts w:ascii="Arial" w:hAnsi="Arial" w:eastAsia="Arial" w:cs="Tahoma"/>
+                <w:sz w:val="18"/>
+              </w:rPr>
+            </w:r>
+            <w:r>
+              <w:rPr>
+                <w:rFonts w:ascii="Arial" w:hAnsi="Arial" w:eastAsia="Arial" w:cs="Tahoma"/>
                 <w:sz w:val="18"/>
               </w:rPr>
               <w:t>recordInternalCompetitorSync</w:t>
@@ -1816,13 +1934,13 @@
             </w:pPr>
             <w:r>
               <w:rPr>
-                <w:rFonts w:ascii="Arial" w:hAnsi="Arial" w:eastAsia="Arial"/>
-                <w:sz w:val="18"/>
-              </w:rPr>
-            </w:r>
-            <w:r>
-              <w:rPr>
-                <w:rFonts w:ascii="Arial" w:hAnsi="Arial" w:eastAsia="Arial"/>
+                <w:rFonts w:ascii="Arial" w:hAnsi="Arial" w:eastAsia="Arial" w:cs="Tahoma"/>
+                <w:sz w:val="18"/>
+              </w:rPr>
+            </w:r>
+            <w:r>
+              <w:rPr>
+                <w:rFonts w:ascii="Arial" w:hAnsi="Arial" w:eastAsia="Arial" w:cs="Tahoma"/>
                 <w:sz w:val="18"/>
               </w:rPr>
               <w:t>documentCompetitorRepository</w:t>
@@ -1841,13 +1959,13 @@
             </w:pPr>
             <w:r>
               <w:rPr>
-                <w:rFonts w:ascii="Arial" w:hAnsi="Arial" w:eastAsia="Arial"/>
-                <w:sz w:val="18"/>
-              </w:rPr>
-            </w:r>
-            <w:r>
-              <w:rPr>
-                <w:rFonts w:ascii="Arial" w:hAnsi="Arial" w:eastAsia="Arial"/>
+                <w:rFonts w:ascii="Arial" w:hAnsi="Arial" w:eastAsia="Arial" w:cs="Tahoma"/>
+                <w:sz w:val="18"/>
+              </w:rPr>
+            </w:r>
+            <w:r>
+              <w:rPr>
+                <w:rFonts w:ascii="Arial" w:hAnsi="Arial" w:eastAsia="Arial" w:cs="Tahoma"/>
                 <w:sz w:val="18"/>
               </w:rPr>
               <w:t>คืน metrics และ throw typed error; transaction/rerun ใช้ contract ด้านล่าง</w:t>
@@ -1871,13 +1989,13 @@
             </w:pPr>
             <w:r>
               <w:rPr>
-                <w:rFonts w:ascii="Arial" w:hAnsi="Arial" w:eastAsia="Arial"/>
-                <w:sz w:val="18"/>
-              </w:rPr>
-            </w:r>
-            <w:r>
-              <w:rPr>
-                <w:rFonts w:ascii="Arial" w:hAnsi="Arial" w:eastAsia="Arial"/>
+                <w:rFonts w:ascii="Arial" w:hAnsi="Arial" w:eastAsia="Arial" w:cs="Tahoma"/>
+                <w:sz w:val="18"/>
+              </w:rPr>
+            </w:r>
+            <w:r>
+              <w:rPr>
+                <w:rFonts w:ascii="Arial" w:hAnsi="Arial" w:eastAsia="Arial" w:cs="Tahoma"/>
                 <w:sz w:val="18"/>
               </w:rPr>
               <w:t>4</w:t>
@@ -1896,13 +2014,13 @@
             </w:pPr>
             <w:r>
               <w:rPr>
-                <w:rFonts w:ascii="Arial" w:hAnsi="Arial" w:eastAsia="Arial"/>
-                <w:sz w:val="18"/>
-              </w:rPr>
-            </w:r>
-            <w:r>
-              <w:rPr>
-                <w:rFonts w:ascii="Arial" w:hAnsi="Arial" w:eastAsia="Arial"/>
+                <w:rFonts w:ascii="Arial" w:hAnsi="Arial" w:eastAsia="Arial" w:cs="Tahoma"/>
+                <w:sz w:val="18"/>
+              </w:rPr>
+            </w:r>
+            <w:r>
+              <w:rPr>
+                <w:rFonts w:ascii="Arial" w:hAnsi="Arial" w:eastAsia="Arial" w:cs="Tahoma"/>
                 <w:sz w:val="18"/>
               </w:rPr>
               <w:t>reconcileDocumentCompetitors</w:t>
@@ -1921,13 +2039,13 @@
             </w:pPr>
             <w:r>
               <w:rPr>
-                <w:rFonts w:ascii="Arial" w:hAnsi="Arial" w:eastAsia="Arial"/>
-                <w:sz w:val="18"/>
-              </w:rPr>
-            </w:r>
-            <w:r>
-              <w:rPr>
-                <w:rFonts w:ascii="Arial" w:hAnsi="Arial" w:eastAsia="Arial"/>
+                <w:rFonts w:ascii="Arial" w:hAnsi="Arial" w:eastAsia="Arial" w:cs="Tahoma"/>
+                <w:sz w:val="18"/>
+              </w:rPr>
+            </w:r>
+            <w:r>
+              <w:rPr>
+                <w:rFonts w:ascii="Arial" w:hAnsi="Arial" w:eastAsia="Arial" w:cs="Tahoma"/>
                 <w:sz w:val="18"/>
               </w:rPr>
               <w:t>documentCompetitorRepository</w:t>
@@ -1946,13 +2064,13 @@
             </w:pPr>
             <w:r>
               <w:rPr>
-                <w:rFonts w:ascii="Arial" w:hAnsi="Arial" w:eastAsia="Arial"/>
-                <w:sz w:val="18"/>
-              </w:rPr>
-            </w:r>
-            <w:r>
-              <w:rPr>
-                <w:rFonts w:ascii="Arial" w:hAnsi="Arial" w:eastAsia="Arial"/>
+                <w:rFonts w:ascii="Arial" w:hAnsi="Arial" w:eastAsia="Arial" w:cs="Tahoma"/>
+                <w:sz w:val="18"/>
+              </w:rPr>
+            </w:r>
+            <w:r>
+              <w:rPr>
+                <w:rFonts w:ascii="Arial" w:hAnsi="Arial" w:eastAsia="Arial" w:cs="Tahoma"/>
                 <w:sz w:val="18"/>
               </w:rPr>
               <w:t>คืน metrics และ throw typed error; transaction/rerun ใช้ contract ด้านล่าง</w:t>
@@ -2003,7 +2121,7 @@
             <w:r/>
             <w:r>
               <w:rPr>
-                <w:rFonts w:ascii="Arial" w:hAnsi="Arial" w:eastAsia="Arial"/>
+                <w:rFonts w:ascii="Arial" w:hAnsi="Arial" w:eastAsia="Arial" w:cs="Tahoma"/>
                 <w:b/>
                 <w:sz w:val="18"/>
               </w:rPr>
@@ -2025,7 +2143,7 @@
             <w:r/>
             <w:r>
               <w:rPr>
-                <w:rFonts w:ascii="Arial" w:hAnsi="Arial" w:eastAsia="Arial"/>
+                <w:rFonts w:ascii="Arial" w:hAnsi="Arial" w:eastAsia="Arial" w:cs="Tahoma"/>
                 <w:b/>
                 <w:sz w:val="18"/>
               </w:rPr>
@@ -2047,7 +2165,7 @@
             <w:r/>
             <w:r>
               <w:rPr>
-                <w:rFonts w:ascii="Arial" w:hAnsi="Arial" w:eastAsia="Arial"/>
+                <w:rFonts w:ascii="Arial" w:hAnsi="Arial" w:eastAsia="Arial" w:cs="Tahoma"/>
                 <w:b/>
                 <w:sz w:val="18"/>
               </w:rPr>
@@ -2072,13 +2190,13 @@
             </w:pPr>
             <w:r>
               <w:rPr>
-                <w:rFonts w:ascii="Arial" w:hAnsi="Arial" w:eastAsia="Arial"/>
-                <w:sz w:val="18"/>
-              </w:rPr>
-            </w:r>
-            <w:r>
-              <w:rPr>
-                <w:rFonts w:ascii="Arial" w:hAnsi="Arial" w:eastAsia="Arial"/>
+                <w:rFonts w:ascii="Arial" w:hAnsi="Arial" w:eastAsia="Arial" w:cs="Tahoma"/>
+                <w:sz w:val="18"/>
+              </w:rPr>
+            </w:r>
+            <w:r>
+              <w:rPr>
+                <w:rFonts w:ascii="Arial" w:hAnsi="Arial" w:eastAsia="Arial" w:cs="Tahoma"/>
                 <w:sz w:val="18"/>
               </w:rPr>
               <w:t>Input identity</w:t>
@@ -2097,13 +2215,13 @@
             </w:pPr>
             <w:r>
               <w:rPr>
-                <w:rFonts w:ascii="Arial" w:hAnsi="Arial" w:eastAsia="Arial"/>
-                <w:sz w:val="18"/>
-              </w:rPr>
-            </w:r>
-            <w:r>
-              <w:rPr>
-                <w:rFonts w:ascii="Arial" w:hAnsi="Arial" w:eastAsia="Arial"/>
+                <w:rFonts w:ascii="Arial" w:hAnsi="Arial" w:eastAsia="Arial" w:cs="Tahoma"/>
+                <w:sz w:val="18"/>
+              </w:rPr>
+            </w:r>
+            <w:r>
+              <w:rPr>
+                <w:rFonts w:ascii="Arial" w:hAnsi="Arial" w:eastAsia="Arial" w:cs="Tahoma"/>
                 <w:sz w:val="18"/>
               </w:rPr>
               <w:t>FGI_IMPACT_COMPETITOR rows linked to active impact-process records and BPM/export confirmation state.</w:t>
@@ -2122,13 +2240,13 @@
             </w:pPr>
             <w:r>
               <w:rPr>
-                <w:rFonts w:ascii="Arial" w:hAnsi="Arial" w:eastAsia="Arial"/>
-                <w:sz w:val="18"/>
-              </w:rPr>
-            </w:r>
-            <w:r>
-              <w:rPr>
-                <w:rFonts w:ascii="Arial" w:hAnsi="Arial" w:eastAsia="Arial"/>
+                <w:rFonts w:ascii="Arial" w:hAnsi="Arial" w:eastAsia="Arial" w:cs="Tahoma"/>
+                <w:sz w:val="18"/>
+              </w:rPr>
+            </w:r>
+            <w:r>
+              <w:rPr>
+                <w:rFonts w:ascii="Arial" w:hAnsi="Arial" w:eastAsia="Arial" w:cs="Tahoma"/>
                 <w:sz w:val="18"/>
               </w:rPr>
               <w:t>snapshot input file/business key/period in run record</w:t>
@@ -2152,13 +2270,13 @@
             </w:pPr>
             <w:r>
               <w:rPr>
-                <w:rFonts w:ascii="Arial" w:hAnsi="Arial" w:eastAsia="Arial"/>
-                <w:sz w:val="18"/>
-              </w:rPr>
-            </w:r>
-            <w:r>
-              <w:rPr>
-                <w:rFonts w:ascii="Arial" w:hAnsi="Arial" w:eastAsia="Arial"/>
+                <w:rFonts w:ascii="Arial" w:hAnsi="Arial" w:eastAsia="Arial" w:cs="Tahoma"/>
+                <w:sz w:val="18"/>
+              </w:rPr>
+            </w:r>
+            <w:r>
+              <w:rPr>
+                <w:rFonts w:ascii="Arial" w:hAnsi="Arial" w:eastAsia="Arial" w:cs="Tahoma"/>
                 <w:sz w:val="18"/>
               </w:rPr>
               <w:t>Output identity</w:t>
@@ -2177,13 +2295,13 @@
             </w:pPr>
             <w:r>
               <w:rPr>
-                <w:rFonts w:ascii="Arial" w:hAnsi="Arial" w:eastAsia="Arial"/>
-                <w:sz w:val="18"/>
-              </w:rPr>
-            </w:r>
-            <w:r>
-              <w:rPr>
-                <w:rFonts w:ascii="Arial" w:hAnsi="Arial" w:eastAsia="Arial"/>
+                <w:rFonts w:ascii="Arial" w:hAnsi="Arial" w:eastAsia="Arial" w:cs="Tahoma"/>
+                <w:sz w:val="18"/>
+              </w:rPr>
+            </w:r>
+            <w:r>
+              <w:rPr>
+                <w:rFonts w:ascii="Arial" w:hAnsi="Arial" w:eastAsia="Arial" w:cs="Tahoma"/>
                 <w:sz w:val="18"/>
               </w:rPr>
               <w:t>Competitor sync payload/output for downstream workflow; confirm-receive rows prevent duplicate export.</w:t>
@@ -2202,13 +2320,13 @@
             </w:pPr>
             <w:r>
               <w:rPr>
-                <w:rFonts w:ascii="Arial" w:hAnsi="Arial" w:eastAsia="Arial"/>
-                <w:sz w:val="18"/>
-              </w:rPr>
-            </w:r>
-            <w:r>
-              <w:rPr>
-                <w:rFonts w:ascii="Arial" w:hAnsi="Arial" w:eastAsia="Arial"/>
+                <w:rFonts w:ascii="Arial" w:hAnsi="Arial" w:eastAsia="Arial" w:cs="Tahoma"/>
+                <w:sz w:val="18"/>
+              </w:rPr>
+            </w:r>
+            <w:r>
+              <w:rPr>
+                <w:rFonts w:ascii="Arial" w:hAnsi="Arial" w:eastAsia="Arial" w:cs="Tahoma"/>
                 <w:sz w:val="18"/>
               </w:rPr>
               <w:t>reconcile input, success, reject and skipped counts</w:t>
@@ -2232,13 +2350,13 @@
             </w:pPr>
             <w:r>
               <w:rPr>
-                <w:rFonts w:ascii="Arial" w:hAnsi="Arial" w:eastAsia="Arial"/>
-                <w:sz w:val="18"/>
-              </w:rPr>
-            </w:r>
-            <w:r>
-              <w:rPr>
-                <w:rFonts w:ascii="Arial" w:hAnsi="Arial" w:eastAsia="Arial"/>
+                <w:rFonts w:ascii="Arial" w:hAnsi="Arial" w:eastAsia="Arial" w:cs="Tahoma"/>
+                <w:sz w:val="18"/>
+              </w:rPr>
+            </w:r>
+            <w:r>
+              <w:rPr>
+                <w:rFonts w:ascii="Arial" w:hAnsi="Arial" w:eastAsia="Arial" w:cs="Tahoma"/>
                 <w:sz w:val="18"/>
               </w:rPr>
               <w:t>Dedup proof</w:t>
@@ -2257,13 +2375,13 @@
             </w:pPr>
             <w:r>
               <w:rPr>
-                <w:rFonts w:ascii="Arial" w:hAnsi="Arial" w:eastAsia="Arial"/>
-                <w:sz w:val="18"/>
-              </w:rPr>
-            </w:r>
-            <w:r>
-              <w:rPr>
-                <w:rFonts w:ascii="Arial" w:hAnsi="Arial" w:eastAsia="Arial"/>
+                <w:rFonts w:ascii="Arial" w:hAnsi="Arial" w:eastAsia="Arial" w:cs="Tahoma"/>
+                <w:sz w:val="18"/>
+              </w:rPr>
+            </w:r>
+            <w:r>
+              <w:rPr>
+                <w:rFonts w:ascii="Arial" w:hAnsi="Arial" w:eastAsia="Arial" w:cs="Tahoma"/>
                 <w:sz w:val="18"/>
               </w:rPr>
               <w:t>UNIQUE(doc_no,competitor_code); upsert และ prune เฉพาะ source_system=ALLMAP ให้ target ตรง source ปัจจุบันโดยไม่ลบแถว USER</w:t>
@@ -2282,13 +2400,13 @@
             </w:pPr>
             <w:r>
               <w:rPr>
-                <w:rFonts w:ascii="Arial" w:hAnsi="Arial" w:eastAsia="Arial"/>
-                <w:sz w:val="18"/>
-              </w:rPr>
-            </w:r>
-            <w:r>
-              <w:rPr>
-                <w:rFonts w:ascii="Arial" w:hAnsi="Arial" w:eastAsia="Arial"/>
+                <w:rFonts w:ascii="Arial" w:hAnsi="Arial" w:eastAsia="Arial" w:cs="Tahoma"/>
+                <w:sz w:val="18"/>
+              </w:rPr>
+            </w:r>
+            <w:r>
+              <w:rPr>
+                <w:rFonts w:ascii="Arial" w:hAnsi="Arial" w:eastAsia="Arial" w:cs="Tahoma"/>
                 <w:sz w:val="18"/>
               </w:rPr>
               <w:t>rerun fixture produces no duplicate target business key</w:t>
@@ -2312,13 +2430,13 @@
             </w:pPr>
             <w:r>
               <w:rPr>
-                <w:rFonts w:ascii="Arial" w:hAnsi="Arial" w:eastAsia="Arial"/>
-                <w:sz w:val="18"/>
-              </w:rPr>
-            </w:r>
-            <w:r>
-              <w:rPr>
-                <w:rFonts w:ascii="Arial" w:hAnsi="Arial" w:eastAsia="Arial"/>
+                <w:rFonts w:ascii="Arial" w:hAnsi="Arial" w:eastAsia="Arial" w:cs="Tahoma"/>
+                <w:sz w:val="18"/>
+              </w:rPr>
+            </w:r>
+            <w:r>
+              <w:rPr>
+                <w:rFonts w:ascii="Arial" w:hAnsi="Arial" w:eastAsia="Arial" w:cs="Tahoma"/>
                 <w:sz w:val="18"/>
               </w:rPr>
               <w:t>Transaction proof</w:t>
@@ -2337,13 +2455,13 @@
             </w:pPr>
             <w:r>
               <w:rPr>
-                <w:rFonts w:ascii="Arial" w:hAnsi="Arial" w:eastAsia="Arial"/>
-                <w:sz w:val="18"/>
-              </w:rPr>
-            </w:r>
-            <w:r>
-              <w:rPr>
-                <w:rFonts w:ascii="Arial" w:hAnsi="Arial" w:eastAsia="Arial"/>
+                <w:rFonts w:ascii="Arial" w:hAnsi="Arial" w:eastAsia="Arial" w:cs="Tahoma"/>
+                <w:sz w:val="18"/>
+              </w:rPr>
+            </w:r>
+            <w:r>
+              <w:rPr>
+                <w:rFonts w:ascii="Arial" w:hAnsi="Arial" w:eastAsia="Arial" w:cs="Tahoma"/>
                 <w:sz w:val="18"/>
               </w:rPr>
               <w:t>upsert + prune document_competitors และ tracking INTERNAL_DB_WRITE ใน transaction เดียวต่อ doc_no</w:t>
@@ -2362,13 +2480,13 @@
             </w:pPr>
             <w:r>
               <w:rPr>
-                <w:rFonts w:ascii="Arial" w:hAnsi="Arial" w:eastAsia="Arial"/>
-                <w:sz w:val="18"/>
-              </w:rPr>
-            </w:r>
-            <w:r>
-              <w:rPr>
-                <w:rFonts w:ascii="Arial" w:hAnsi="Arial" w:eastAsia="Arial"/>
+                <w:rFonts w:ascii="Arial" w:hAnsi="Arial" w:eastAsia="Arial" w:cs="Tahoma"/>
+                <w:sz w:val="18"/>
+              </w:rPr>
+            </w:r>
+            <w:r>
+              <w:rPr>
+                <w:rFonts w:ascii="Arial" w:hAnsi="Arial" w:eastAsia="Arial" w:cs="Tahoma"/>
                 <w:sz w:val="18"/>
               </w:rPr>
               <w:t>injected failure leaves no partial committed state outside documented boundary</w:t>
@@ -2392,13 +2510,13 @@
             </w:pPr>
             <w:r>
               <w:rPr>
-                <w:rFonts w:ascii="Arial" w:hAnsi="Arial" w:eastAsia="Arial"/>
-                <w:sz w:val="18"/>
-              </w:rPr>
-            </w:r>
-            <w:r>
-              <w:rPr>
-                <w:rFonts w:ascii="Arial" w:hAnsi="Arial" w:eastAsia="Arial"/>
+                <w:rFonts w:ascii="Arial" w:hAnsi="Arial" w:eastAsia="Arial" w:cs="Tahoma"/>
+                <w:sz w:val="18"/>
+              </w:rPr>
+            </w:r>
+            <w:r>
+              <w:rPr>
+                <w:rFonts w:ascii="Arial" w:hAnsi="Arial" w:eastAsia="Arial" w:cs="Tahoma"/>
                 <w:sz w:val="18"/>
               </w:rPr>
               <w:t>Security proof</w:t>
@@ -2417,13 +2535,13 @@
             </w:pPr>
             <w:r>
               <w:rPr>
-                <w:rFonts w:ascii="Arial" w:hAnsi="Arial" w:eastAsia="Arial"/>
-                <w:sz w:val="18"/>
-              </w:rPr>
-            </w:r>
-            <w:r>
-              <w:rPr>
-                <w:rFonts w:ascii="Arial" w:hAnsi="Arial" w:eastAsia="Arial"/>
+                <w:rFonts w:ascii="Arial" w:hAnsi="Arial" w:eastAsia="Arial" w:cs="Tahoma"/>
+                <w:sz w:val="18"/>
+              </w:rPr>
+            </w:r>
+            <w:r>
+              <w:rPr>
+                <w:rFonts w:ascii="Arial" w:hAnsi="Arial" w:eastAsia="Arial" w:cs="Tahoma"/>
                 <w:sz w:val="18"/>
               </w:rPr>
               <w:t>service account ภายในมีสิทธิ์ SELECT source และ INSERT/UPDATE target เท่านั้น; ไม่มี external credential</w:t>
@@ -2442,13 +2560,13 @@
             </w:pPr>
             <w:r>
               <w:rPr>
-                <w:rFonts w:ascii="Arial" w:hAnsi="Arial" w:eastAsia="Arial"/>
-                <w:sz w:val="18"/>
-              </w:rPr>
-            </w:r>
-            <w:r>
-              <w:rPr>
-                <w:rFonts w:ascii="Arial" w:hAnsi="Arial" w:eastAsia="Arial"/>
+                <w:rFonts w:ascii="Arial" w:hAnsi="Arial" w:eastAsia="Arial" w:cs="Tahoma"/>
+                <w:sz w:val="18"/>
+              </w:rPr>
+            </w:r>
+            <w:r>
+              <w:rPr>
+                <w:rFonts w:ascii="Arial" w:hAnsi="Arial" w:eastAsia="Arial" w:cs="Tahoma"/>
                 <w:sz w:val="18"/>
               </w:rPr>
               <w:t>config/log/error contains no plaintext secret</w:t>
@@ -2499,7 +2617,7 @@
             <w:r/>
             <w:r>
               <w:rPr>
-                <w:rFonts w:ascii="Arial" w:hAnsi="Arial" w:eastAsia="Arial"/>
+                <w:rFonts w:ascii="Arial" w:hAnsi="Arial" w:eastAsia="Arial" w:cs="Tahoma"/>
                 <w:b/>
                 <w:sz w:val="18"/>
               </w:rPr>
@@ -2521,7 +2639,7 @@
             <w:r/>
             <w:r>
               <w:rPr>
-                <w:rFonts w:ascii="Arial" w:hAnsi="Arial" w:eastAsia="Arial"/>
+                <w:rFonts w:ascii="Arial" w:hAnsi="Arial" w:eastAsia="Arial" w:cs="Tahoma"/>
                 <w:b/>
                 <w:sz w:val="18"/>
               </w:rPr>
@@ -2543,7 +2661,7 @@
             <w:r/>
             <w:r>
               <w:rPr>
-                <w:rFonts w:ascii="Arial" w:hAnsi="Arial" w:eastAsia="Arial"/>
+                <w:rFonts w:ascii="Arial" w:hAnsi="Arial" w:eastAsia="Arial" w:cs="Tahoma"/>
                 <w:b/>
                 <w:sz w:val="18"/>
               </w:rPr>
@@ -2568,13 +2686,13 @@
             </w:pPr>
             <w:r>
               <w:rPr>
-                <w:rFonts w:ascii="Arial" w:hAnsi="Arial" w:eastAsia="Arial"/>
-                <w:sz w:val="18"/>
-              </w:rPr>
-            </w:r>
-            <w:r>
-              <w:rPr>
-                <w:rFonts w:ascii="Arial" w:hAnsi="Arial" w:eastAsia="Arial"/>
+                <w:rFonts w:ascii="Arial" w:hAnsi="Arial" w:eastAsia="Arial" w:cs="Tahoma"/>
+                <w:sz w:val="18"/>
+              </w:rPr>
+            </w:r>
+            <w:r>
+              <w:rPr>
+                <w:rFonts w:ascii="Arial" w:hAnsi="Arial" w:eastAsia="Arial" w:cs="Tahoma"/>
                 <w:sz w:val="18"/>
               </w:rPr>
               <w:t>fcsJar/src/th/co/gosoft/fgi/main/ExportCompetitor.java</w:t>
@@ -2593,13 +2711,13 @@
             </w:pPr>
             <w:r>
               <w:rPr>
-                <w:rFonts w:ascii="Arial" w:hAnsi="Arial" w:eastAsia="Arial"/>
-                <w:sz w:val="18"/>
-              </w:rPr>
-            </w:r>
-            <w:r>
-              <w:rPr>
-                <w:rFonts w:ascii="Arial" w:hAnsi="Arial" w:eastAsia="Arial"/>
+                <w:rFonts w:ascii="Arial" w:hAnsi="Arial" w:eastAsia="Arial" w:cs="Tahoma"/>
+                <w:sz w:val="18"/>
+              </w:rPr>
+            </w:r>
+            <w:r>
+              <w:rPr>
+                <w:rFonts w:ascii="Arial" w:hAnsi="Arial" w:eastAsia="Arial" w:cs="Tahoma"/>
                 <w:sz w:val="18"/>
               </w:rPr>
               <w:t>9-20</w:t>
@@ -2618,13 +2736,13 @@
             </w:pPr>
             <w:r>
               <w:rPr>
-                <w:rFonts w:ascii="Arial" w:hAnsi="Arial" w:eastAsia="Arial"/>
-                <w:sz w:val="18"/>
-              </w:rPr>
-            </w:r>
-            <w:r>
-              <w:rPr>
-                <w:rFonts w:ascii="Arial" w:hAnsi="Arial" w:eastAsia="Arial"/>
+                <w:rFonts w:ascii="Arial" w:hAnsi="Arial" w:eastAsia="Arial" w:cs="Tahoma"/>
+                <w:sz w:val="18"/>
+              </w:rPr>
+            </w:r>
+            <w:r>
+              <w:rPr>
+                <w:rFonts w:ascii="Arial" w:hAnsi="Arial" w:eastAsia="Arial" w:cs="Tahoma"/>
                 <w:sz w:val="18"/>
               </w:rPr>
               <w:t>Legacy main entrypoint for competitor export.</w:t>
@@ -2648,13 +2766,13 @@
             </w:pPr>
             <w:r>
               <w:rPr>
-                <w:rFonts w:ascii="Arial" w:hAnsi="Arial" w:eastAsia="Arial"/>
-                <w:sz w:val="18"/>
-              </w:rPr>
-            </w:r>
-            <w:r>
-              <w:rPr>
-                <w:rFonts w:ascii="Arial" w:hAnsi="Arial" w:eastAsia="Arial"/>
+                <w:rFonts w:ascii="Arial" w:hAnsi="Arial" w:eastAsia="Arial" w:cs="Tahoma"/>
+                <w:sz w:val="18"/>
+              </w:rPr>
+            </w:r>
+            <w:r>
+              <w:rPr>
+                <w:rFonts w:ascii="Arial" w:hAnsi="Arial" w:eastAsia="Arial" w:cs="Tahoma"/>
                 <w:sz w:val="18"/>
               </w:rPr>
               <w:t>fcsJar/src/th/co/gosoft/fgi/controller/ExportController.java</w:t>
@@ -2673,13 +2791,13 @@
             </w:pPr>
             <w:r>
               <w:rPr>
-                <w:rFonts w:ascii="Arial" w:hAnsi="Arial" w:eastAsia="Arial"/>
-                <w:sz w:val="18"/>
-              </w:rPr>
-            </w:r>
-            <w:r>
-              <w:rPr>
-                <w:rFonts w:ascii="Arial" w:hAnsi="Arial" w:eastAsia="Arial"/>
+                <w:rFonts w:ascii="Arial" w:hAnsi="Arial" w:eastAsia="Arial" w:cs="Tahoma"/>
+                <w:sz w:val="18"/>
+              </w:rPr>
+            </w:r>
+            <w:r>
+              <w:rPr>
+                <w:rFonts w:ascii="Arial" w:hAnsi="Arial" w:eastAsia="Arial" w:cs="Tahoma"/>
                 <w:sz w:val="18"/>
               </w:rPr>
               <w:t>659-760</w:t>
@@ -2698,13 +2816,13 @@
             </w:pPr>
             <w:r>
               <w:rPr>
-                <w:rFonts w:ascii="Arial" w:hAnsi="Arial" w:eastAsia="Arial"/>
-                <w:sz w:val="18"/>
-              </w:rPr>
-            </w:r>
-            <w:r>
-              <w:rPr>
-                <w:rFonts w:ascii="Arial" w:hAnsi="Arial" w:eastAsia="Arial"/>
+                <w:rFonts w:ascii="Arial" w:hAnsi="Arial" w:eastAsia="Arial" w:cs="Tahoma"/>
+                <w:sz w:val="18"/>
+              </w:rPr>
+            </w:r>
+            <w:r>
+              <w:rPr>
+                <w:rFonts w:ascii="Arial" w:hAnsi="Arial" w:eastAsia="Arial" w:cs="Tahoma"/>
                 <w:sz w:val="18"/>
               </w:rPr>
               <w:t>Query competitor data, generate file content, upload, backup, notification.</w:t>
@@ -2728,13 +2846,13 @@
             </w:pPr>
             <w:r>
               <w:rPr>
-                <w:rFonts w:ascii="Arial" w:hAnsi="Arial" w:eastAsia="Arial"/>
-                <w:sz w:val="18"/>
-              </w:rPr>
-            </w:r>
-            <w:r>
-              <w:rPr>
-                <w:rFonts w:ascii="Arial" w:hAnsi="Arial" w:eastAsia="Arial"/>
+                <w:rFonts w:ascii="Arial" w:hAnsi="Arial" w:eastAsia="Arial" w:cs="Tahoma"/>
+                <w:sz w:val="18"/>
+              </w:rPr>
+            </w:r>
+            <w:r>
+              <w:rPr>
+                <w:rFonts w:ascii="Arial" w:hAnsi="Arial" w:eastAsia="Arial" w:cs="Tahoma"/>
                 <w:sz w:val="18"/>
               </w:rPr>
               <w:t>fcsJar/src/th/co/gosoft/fgi/dao/jdbc/ExportJdbc.java</w:t>
@@ -2753,13 +2871,13 @@
             </w:pPr>
             <w:r>
               <w:rPr>
-                <w:rFonts w:ascii="Arial" w:hAnsi="Arial" w:eastAsia="Arial"/>
-                <w:sz w:val="18"/>
-              </w:rPr>
-            </w:r>
-            <w:r>
-              <w:rPr>
-                <w:rFonts w:ascii="Arial" w:hAnsi="Arial" w:eastAsia="Arial"/>
+                <w:rFonts w:ascii="Arial" w:hAnsi="Arial" w:eastAsia="Arial" w:cs="Tahoma"/>
+                <w:sz w:val="18"/>
+              </w:rPr>
+            </w:r>
+            <w:r>
+              <w:rPr>
+                <w:rFonts w:ascii="Arial" w:hAnsi="Arial" w:eastAsia="Arial" w:cs="Tahoma"/>
                 <w:sz w:val="18"/>
               </w:rPr>
               <w:t>1596-1628</w:t>
@@ -2778,13 +2896,13 @@
             </w:pPr>
             <w:r>
               <w:rPr>
-                <w:rFonts w:ascii="Arial" w:hAnsi="Arial" w:eastAsia="Arial"/>
-                <w:sz w:val="18"/>
-              </w:rPr>
-            </w:r>
-            <w:r>
-              <w:rPr>
-                <w:rFonts w:ascii="Arial" w:hAnsi="Arial" w:eastAsia="Arial"/>
+                <w:rFonts w:ascii="Arial" w:hAnsi="Arial" w:eastAsia="Arial" w:cs="Tahoma"/>
+                <w:sz w:val="18"/>
+              </w:rPr>
+            </w:r>
+            <w:r>
+              <w:rPr>
+                <w:rFonts w:ascii="Arial" w:hAnsi="Arial" w:eastAsia="Arial" w:cs="Tahoma"/>
                 <w:sz w:val="18"/>
               </w:rPr>
               <w:t>Query latest competitor rows eligible for export.</w:t>
@@ -2839,7 +2957,7 @@
             <w:r/>
             <w:r>
               <w:rPr>
-                <w:rFonts w:ascii="Arial" w:hAnsi="Arial" w:eastAsia="Arial"/>
+                <w:rFonts w:ascii="Arial" w:hAnsi="Arial" w:eastAsia="Arial" w:cs="Tahoma"/>
                 <w:b/>
                 <w:sz w:val="18"/>
               </w:rPr>
@@ -2861,7 +2979,7 @@
             <w:r/>
             <w:r>
               <w:rPr>
-                <w:rFonts w:ascii="Arial" w:hAnsi="Arial" w:eastAsia="Arial"/>
+                <w:rFonts w:ascii="Arial" w:hAnsi="Arial" w:eastAsia="Arial" w:cs="Tahoma"/>
                 <w:b/>
                 <w:sz w:val="18"/>
               </w:rPr>
@@ -2886,13 +3004,13 @@
             </w:pPr>
             <w:r>
               <w:rPr>
-                <w:rFonts w:ascii="Arial" w:hAnsi="Arial" w:eastAsia="Arial"/>
-                <w:sz w:val="18"/>
-              </w:rPr>
-            </w:r>
-            <w:r>
-              <w:rPr>
-                <w:rFonts w:ascii="Arial" w:hAnsi="Arial" w:eastAsia="Arial"/>
+                <w:rFonts w:ascii="Arial" w:hAnsi="Arial" w:eastAsia="Arial" w:cs="Tahoma"/>
+                <w:sz w:val="18"/>
+              </w:rPr>
+            </w:r>
+            <w:r>
+              <w:rPr>
+                <w:rFonts w:ascii="Arial" w:hAnsi="Arial" w:eastAsia="Arial" w:cs="Tahoma"/>
                 <w:sz w:val="18"/>
               </w:rPr>
               <w:t>Repository</w:t>
@@ -2911,13 +3029,13 @@
             </w:pPr>
             <w:r>
               <w:rPr>
-                <w:rFonts w:ascii="Arial" w:hAnsi="Arial" w:eastAsia="Arial"/>
-                <w:sz w:val="18"/>
-              </w:rPr>
-            </w:r>
-            <w:r>
-              <w:rPr>
-                <w:rFonts w:ascii="Arial" w:hAnsi="Arial" w:eastAsia="Arial"/>
+                <w:rFonts w:ascii="Arial" w:hAnsi="Arial" w:eastAsia="Arial" w:cs="Tahoma"/>
+                <w:sz w:val="18"/>
+              </w:rPr>
+            </w:r>
+            <w:r>
+              <w:rPr>
+                <w:rFonts w:ascii="Arial" w:hAnsi="Arial" w:eastAsia="Arial" w:cs="Tahoma"/>
                 <w:sz w:val="18"/>
               </w:rPr>
               <w:t>documentCompetitorRepository</w:t>
@@ -2941,13 +3059,13 @@
             </w:pPr>
             <w:r>
               <w:rPr>
-                <w:rFonts w:ascii="Arial" w:hAnsi="Arial" w:eastAsia="Arial"/>
-                <w:sz w:val="18"/>
-              </w:rPr>
-            </w:r>
-            <w:r>
-              <w:rPr>
-                <w:rFonts w:ascii="Arial" w:hAnsi="Arial" w:eastAsia="Arial"/>
+                <w:rFonts w:ascii="Arial" w:hAnsi="Arial" w:eastAsia="Arial" w:cs="Tahoma"/>
+                <w:sz w:val="18"/>
+              </w:rPr>
+            </w:r>
+            <w:r>
+              <w:rPr>
+                <w:rFonts w:ascii="Arial" w:hAnsi="Arial" w:eastAsia="Arial" w:cs="Tahoma"/>
                 <w:sz w:val="18"/>
               </w:rPr>
               <w:t>Idempotency / dedup</w:t>
@@ -2966,13 +3084,13 @@
             </w:pPr>
             <w:r>
               <w:rPr>
-                <w:rFonts w:ascii="Arial" w:hAnsi="Arial" w:eastAsia="Arial"/>
-                <w:sz w:val="18"/>
-              </w:rPr>
-            </w:r>
-            <w:r>
-              <w:rPr>
-                <w:rFonts w:ascii="Arial" w:hAnsi="Arial" w:eastAsia="Arial"/>
+                <w:rFonts w:ascii="Arial" w:hAnsi="Arial" w:eastAsia="Arial" w:cs="Tahoma"/>
+                <w:sz w:val="18"/>
+              </w:rPr>
+            </w:r>
+            <w:r>
+              <w:rPr>
+                <w:rFonts w:ascii="Arial" w:hAnsi="Arial" w:eastAsia="Arial" w:cs="Tahoma"/>
                 <w:sz w:val="18"/>
               </w:rPr>
               <w:t>UNIQUE(doc_no,competitor_code); upsert และ prune เฉพาะ source_system=ALLMAP ให้ target ตรง source ปัจจุบันโดยไม่ลบแถว USER</w:t>
@@ -2996,13 +3114,13 @@
             </w:pPr>
             <w:r>
               <w:rPr>
-                <w:rFonts w:ascii="Arial" w:hAnsi="Arial" w:eastAsia="Arial"/>
-                <w:sz w:val="18"/>
-              </w:rPr>
-            </w:r>
-            <w:r>
-              <w:rPr>
-                <w:rFonts w:ascii="Arial" w:hAnsi="Arial" w:eastAsia="Arial"/>
+                <w:rFonts w:ascii="Arial" w:hAnsi="Arial" w:eastAsia="Arial" w:cs="Tahoma"/>
+                <w:sz w:val="18"/>
+              </w:rPr>
+            </w:r>
+            <w:r>
+              <w:rPr>
+                <w:rFonts w:ascii="Arial" w:hAnsi="Arial" w:eastAsia="Arial" w:cs="Tahoma"/>
                 <w:sz w:val="18"/>
               </w:rPr>
               <w:t>Transaction boundary</w:t>
@@ -3021,13 +3139,13 @@
             </w:pPr>
             <w:r>
               <w:rPr>
-                <w:rFonts w:ascii="Arial" w:hAnsi="Arial" w:eastAsia="Arial"/>
-                <w:sz w:val="18"/>
-              </w:rPr>
-            </w:r>
-            <w:r>
-              <w:rPr>
-                <w:rFonts w:ascii="Arial" w:hAnsi="Arial" w:eastAsia="Arial"/>
+                <w:rFonts w:ascii="Arial" w:hAnsi="Arial" w:eastAsia="Arial" w:cs="Tahoma"/>
+                <w:sz w:val="18"/>
+              </w:rPr>
+            </w:r>
+            <w:r>
+              <w:rPr>
+                <w:rFonts w:ascii="Arial" w:hAnsi="Arial" w:eastAsia="Arial" w:cs="Tahoma"/>
                 <w:sz w:val="18"/>
               </w:rPr>
               <w:t>upsert + prune document_competitors และ tracking INTERNAL_DB_WRITE ใน transaction เดียวต่อ doc_no</w:t>
@@ -3051,13 +3169,13 @@
             </w:pPr>
             <w:r>
               <w:rPr>
-                <w:rFonts w:ascii="Arial" w:hAnsi="Arial" w:eastAsia="Arial"/>
-                <w:sz w:val="18"/>
-              </w:rPr>
-            </w:r>
-            <w:r>
-              <w:rPr>
-                <w:rFonts w:ascii="Arial" w:hAnsi="Arial" w:eastAsia="Arial"/>
+                <w:rFonts w:ascii="Arial" w:hAnsi="Arial" w:eastAsia="Arial" w:cs="Tahoma"/>
+                <w:sz w:val="18"/>
+              </w:rPr>
+            </w:r>
+            <w:r>
+              <w:rPr>
+                <w:rFonts w:ascii="Arial" w:hAnsi="Arial" w:eastAsia="Arial" w:cs="Tahoma"/>
                 <w:sz w:val="18"/>
               </w:rPr>
               <w:t>Security</w:t>
@@ -3076,13 +3194,13 @@
             </w:pPr>
             <w:r>
               <w:rPr>
-                <w:rFonts w:ascii="Arial" w:hAnsi="Arial" w:eastAsia="Arial"/>
-                <w:sz w:val="18"/>
-              </w:rPr>
-            </w:r>
-            <w:r>
-              <w:rPr>
-                <w:rFonts w:ascii="Arial" w:hAnsi="Arial" w:eastAsia="Arial"/>
+                <w:rFonts w:ascii="Arial" w:hAnsi="Arial" w:eastAsia="Arial" w:cs="Tahoma"/>
+                <w:sz w:val="18"/>
+              </w:rPr>
+            </w:r>
+            <w:r>
+              <w:rPr>
+                <w:rFonts w:ascii="Arial" w:hAnsi="Arial" w:eastAsia="Arial" w:cs="Tahoma"/>
                 <w:sz w:val="18"/>
               </w:rPr>
               <w:t>service account ภายในมีสิทธิ์ SELECT source และ INSERT/UPDATE target เท่านั้น; ไม่มี external credential</w:t>
@@ -3110,7 +3228,7 @@
       </w:pPr>
       <w:r>
         <w:rPr>
-          <w:rFonts w:ascii="Courier New" w:hAnsi="Courier New"/>
+          <w:rFonts w:ascii="Courier New" w:hAnsi="Courier New" w:eastAsia="Courier New" w:cs="Tahoma"/>
           <w:sz w:val="16"/>
         </w:rPr>
         <w:t>SELECT d.doc_no, c.competitor_code, c.name_th, c.branch_th, c.opened_date, c.closed_date</w:t>
@@ -3140,7 +3258,7 @@
       </w:pPr>
       <w:r>
         <w:rPr>
-          <w:rFonts w:ascii="Courier New" w:hAnsi="Courier New"/>
+          <w:rFonts w:ascii="Courier New" w:hAnsi="Courier New" w:eastAsia="Courier New" w:cs="Tahoma"/>
           <w:sz w:val="16"/>
         </w:rPr>
         <w:t>INSERT INTO document_competitors</w:t>
@@ -3207,7 +3325,7 @@
       </w:pPr>
       <w:r>
         <w:rPr>
-          <w:rFonts w:ascii="Courier New" w:hAnsi="Courier New"/>
+          <w:rFonts w:ascii="Courier New" w:hAnsi="Courier New" w:eastAsia="Courier New" w:cs="Tahoma"/>
           <w:sz w:val="16"/>
         </w:rPr>
         <w:t>export async function runLlddBeJob7Synccompetitortodocument(ctx, services) {</w:t>
@@ -3296,7 +3414,7 @@
             <w:r/>
             <w:r>
               <w:rPr>
-                <w:rFonts w:ascii="Arial" w:hAnsi="Arial" w:eastAsia="Arial"/>
+                <w:rFonts w:ascii="Arial" w:hAnsi="Arial" w:eastAsia="Arial" w:cs="Tahoma"/>
                 <w:b/>
                 <w:sz w:val="18"/>
               </w:rPr>
@@ -3318,7 +3436,7 @@
             <w:r/>
             <w:r>
               <w:rPr>
-                <w:rFonts w:ascii="Arial" w:hAnsi="Arial" w:eastAsia="Arial"/>
+                <w:rFonts w:ascii="Arial" w:hAnsi="Arial" w:eastAsia="Arial" w:cs="Tahoma"/>
                 <w:b/>
                 <w:sz w:val="18"/>
               </w:rPr>
@@ -3340,7 +3458,7 @@
             <w:r/>
             <w:r>
               <w:rPr>
-                <w:rFonts w:ascii="Arial" w:hAnsi="Arial" w:eastAsia="Arial"/>
+                <w:rFonts w:ascii="Arial" w:hAnsi="Arial" w:eastAsia="Arial" w:cs="Tahoma"/>
                 <w:b/>
                 <w:sz w:val="18"/>
               </w:rPr>
@@ -3362,7 +3480,7 @@
             <w:r/>
             <w:r>
               <w:rPr>
-                <w:rFonts w:ascii="Arial" w:hAnsi="Arial" w:eastAsia="Arial"/>
+                <w:rFonts w:ascii="Arial" w:hAnsi="Arial" w:eastAsia="Arial" w:cs="Tahoma"/>
                 <w:b/>
                 <w:sz w:val="18"/>
               </w:rPr>
@@ -3387,13 +3505,13 @@
             </w:pPr>
             <w:r>
               <w:rPr>
-                <w:rFonts w:ascii="Arial" w:hAnsi="Arial" w:eastAsia="Arial"/>
-                <w:sz w:val="18"/>
-              </w:rPr>
-            </w:r>
-            <w:r>
-              <w:rPr>
-                <w:rFonts w:ascii="Arial" w:hAnsi="Arial" w:eastAsia="Arial"/>
+                <w:rFonts w:ascii="Arial" w:hAnsi="Arial" w:eastAsia="Arial" w:cs="Tahoma"/>
+                <w:sz w:val="18"/>
+              </w:rPr>
+            </w:r>
+            <w:r>
+              <w:rPr>
+                <w:rFonts w:ascii="Arial" w:hAnsi="Arial" w:eastAsia="Arial" w:cs="Tahoma"/>
                 <w:sz w:val="18"/>
               </w:rPr>
               <w:t>รันตามตารางเวลา</w:t>
@@ -3412,13 +3530,13 @@
             </w:pPr>
             <w:r>
               <w:rPr>
-                <w:rFonts w:ascii="Arial" w:hAnsi="Arial" w:eastAsia="Arial"/>
-                <w:sz w:val="18"/>
-              </w:rPr>
-            </w:r>
-            <w:r>
-              <w:rPr>
-                <w:rFonts w:ascii="Arial" w:hAnsi="Arial" w:eastAsia="Arial"/>
+                <w:rFonts w:ascii="Arial" w:hAnsi="Arial" w:eastAsia="Arial" w:cs="Tahoma"/>
+                <w:sz w:val="18"/>
+              </w:rPr>
+            </w:r>
+            <w:r>
+              <w:rPr>
+                <w:rFonts w:ascii="Arial" w:hAnsi="Arial" w:eastAsia="Arial" w:cs="Tahoma"/>
                 <w:sz w:val="18"/>
               </w:rPr>
               <w:t>CRON</w:t>
@@ -3437,13 +3555,13 @@
             </w:pPr>
             <w:r>
               <w:rPr>
-                <w:rFonts w:ascii="Arial" w:hAnsi="Arial" w:eastAsia="Arial"/>
-                <w:sz w:val="18"/>
-              </w:rPr>
-            </w:r>
-            <w:r>
-              <w:rPr>
-                <w:rFonts w:ascii="Arial" w:hAnsi="Arial" w:eastAsia="Arial"/>
+                <w:rFonts w:ascii="Arial" w:hAnsi="Arial" w:eastAsia="Arial" w:cs="Tahoma"/>
+                <w:sz w:val="18"/>
+              </w:rPr>
+            </w:r>
+            <w:r>
+              <w:rPr>
+                <w:rFonts w:ascii="Arial" w:hAnsi="Arial" w:eastAsia="Arial" w:cs="Tahoma"/>
                 <w:sz w:val="18"/>
               </w:rPr>
               <w:t>scheduler → runner (job 7)</w:t>
@@ -3462,13 +3580,13 @@
             </w:pPr>
             <w:r>
               <w:rPr>
-                <w:rFonts w:ascii="Arial" w:hAnsi="Arial" w:eastAsia="Arial"/>
-                <w:sz w:val="18"/>
-              </w:rPr>
-            </w:r>
-            <w:r>
-              <w:rPr>
-                <w:rFonts w:ascii="Arial" w:hAnsi="Arial" w:eastAsia="Arial"/>
+                <w:rFonts w:ascii="Arial" w:hAnsi="Arial" w:eastAsia="Arial" w:cs="Tahoma"/>
+                <w:sz w:val="18"/>
+              </w:rPr>
+            </w:r>
+            <w:r>
+              <w:rPr>
+                <w:rFonts w:ascii="Arial" w:hAnsi="Arial" w:eastAsia="Arial" w:cs="Tahoma"/>
                 <w:sz w:val="18"/>
               </w:rPr>
               <w:t>อ่าน cron/พารามิเตอร์จาก backend config</w:t>
@@ -3492,13 +3610,13 @@
             </w:pPr>
             <w:r>
               <w:rPr>
-                <w:rFonts w:ascii="Arial" w:hAnsi="Arial" w:eastAsia="Arial"/>
-                <w:sz w:val="18"/>
-              </w:rPr>
-            </w:r>
-            <w:r>
-              <w:rPr>
-                <w:rFonts w:ascii="Arial" w:hAnsi="Arial" w:eastAsia="Arial"/>
+                <w:rFonts w:ascii="Arial" w:hAnsi="Arial" w:eastAsia="Arial" w:cs="Tahoma"/>
+                <w:sz w:val="18"/>
+              </w:rPr>
+            </w:r>
+            <w:r>
+              <w:rPr>
+                <w:rFonts w:ascii="Arial" w:hAnsi="Arial" w:eastAsia="Arial" w:cs="Tahoma"/>
                 <w:sz w:val="18"/>
               </w:rPr>
               <w:t>รันนอกรอบ (manual/rerun)</w:t>
@@ -3517,13 +3635,13 @@
             </w:pPr>
             <w:r>
               <w:rPr>
-                <w:rFonts w:ascii="Arial" w:hAnsi="Arial" w:eastAsia="Arial"/>
-                <w:sz w:val="18"/>
-              </w:rPr>
-            </w:r>
-            <w:r>
-              <w:rPr>
-                <w:rFonts w:ascii="Arial" w:hAnsi="Arial" w:eastAsia="Arial"/>
+                <w:rFonts w:ascii="Arial" w:hAnsi="Arial" w:eastAsia="Arial" w:cs="Tahoma"/>
+                <w:sz w:val="18"/>
+              </w:rPr>
+            </w:r>
+            <w:r>
+              <w:rPr>
+                <w:rFonts w:ascii="Arial" w:hAnsi="Arial" w:eastAsia="Arial" w:cs="Tahoma"/>
                 <w:sz w:val="18"/>
               </w:rPr>
               <w:t>CLI</w:t>
@@ -3542,13 +3660,13 @@
             </w:pPr>
             <w:r>
               <w:rPr>
-                <w:rFonts w:ascii="Arial" w:hAnsi="Arial" w:eastAsia="Arial"/>
-                <w:sz w:val="18"/>
-              </w:rPr>
-            </w:r>
-            <w:r>
-              <w:rPr>
-                <w:rFonts w:ascii="Arial" w:hAnsi="Arial" w:eastAsia="Arial"/>
+                <w:rFonts w:ascii="Arial" w:hAnsi="Arial" w:eastAsia="Arial" w:cs="Tahoma"/>
+                <w:sz w:val="18"/>
+              </w:rPr>
+            </w:r>
+            <w:r>
+              <w:rPr>
+                <w:rFonts w:ascii="Arial" w:hAnsi="Arial" w:eastAsia="Arial" w:cs="Tahoma"/>
                 <w:sz w:val="18"/>
               </w:rPr>
               <w:t>CLI/ops runbook → runner (job 7)</w:t>
@@ -3567,13 +3685,13 @@
             </w:pPr>
             <w:r>
               <w:rPr>
-                <w:rFonts w:ascii="Arial" w:hAnsi="Arial" w:eastAsia="Arial"/>
-                <w:sz w:val="18"/>
-              </w:rPr>
-            </w:r>
-            <w:r>
-              <w:rPr>
-                <w:rFonts w:ascii="Arial" w:hAnsi="Arial" w:eastAsia="Arial"/>
+                <w:rFonts w:ascii="Arial" w:hAnsi="Arial" w:eastAsia="Arial" w:cs="Tahoma"/>
+                <w:sz w:val="18"/>
+              </w:rPr>
+            </w:r>
+            <w:r>
+              <w:rPr>
+                <w:rFonts w:ascii="Arial" w:hAnsi="Arial" w:eastAsia="Arial" w:cs="Tahoma"/>
                 <w:sz w:val="18"/>
               </w:rPr>
               <w:t>guard ไม่ให้รันซ้อนด้วย distributed lock</w:t>
@@ -3597,13 +3715,13 @@
             </w:pPr>
             <w:r>
               <w:rPr>
-                <w:rFonts w:ascii="Arial" w:hAnsi="Arial" w:eastAsia="Arial"/>
-                <w:sz w:val="18"/>
-              </w:rPr>
-            </w:r>
-            <w:r>
-              <w:rPr>
-                <w:rFonts w:ascii="Arial" w:hAnsi="Arial" w:eastAsia="Arial"/>
+                <w:rFonts w:ascii="Arial" w:hAnsi="Arial" w:eastAsia="Arial" w:cs="Tahoma"/>
+                <w:sz w:val="18"/>
+              </w:rPr>
+            </w:r>
+            <w:r>
+              <w:rPr>
+                <w:rFonts w:ascii="Arial" w:hAnsi="Arial" w:eastAsia="Arial" w:cs="Tahoma"/>
                 <w:sz w:val="18"/>
               </w:rPr>
               <w:t>แก้พารามิเตอร์/เปิด-ปิด job</w:t>
@@ -3622,13 +3740,13 @@
             </w:pPr>
             <w:r>
               <w:rPr>
-                <w:rFonts w:ascii="Arial" w:hAnsi="Arial" w:eastAsia="Arial"/>
-                <w:sz w:val="18"/>
-              </w:rPr>
-            </w:r>
-            <w:r>
-              <w:rPr>
-                <w:rFonts w:ascii="Arial" w:hAnsi="Arial" w:eastAsia="Arial"/>
+                <w:rFonts w:ascii="Arial" w:hAnsi="Arial" w:eastAsia="Arial" w:cs="Tahoma"/>
+                <w:sz w:val="18"/>
+              </w:rPr>
+            </w:r>
+            <w:r>
+              <w:rPr>
+                <w:rFonts w:ascii="Arial" w:hAnsi="Arial" w:eastAsia="Arial" w:cs="Tahoma"/>
                 <w:sz w:val="18"/>
               </w:rPr>
               <w:t>CONFIG</w:t>
@@ -3647,13 +3765,13 @@
             </w:pPr>
             <w:r>
               <w:rPr>
-                <w:rFonts w:ascii="Arial" w:hAnsi="Arial" w:eastAsia="Arial"/>
-                <w:sz w:val="18"/>
-              </w:rPr>
-            </w:r>
-            <w:r>
-              <w:rPr>
-                <w:rFonts w:ascii="Arial" w:hAnsi="Arial" w:eastAsia="Arial"/>
+                <w:rFonts w:ascii="Arial" w:hAnsi="Arial" w:eastAsia="Arial" w:cs="Tahoma"/>
+                <w:sz w:val="18"/>
+              </w:rPr>
+            </w:r>
+            <w:r>
+              <w:rPr>
+                <w:rFonts w:ascii="Arial" w:hAnsi="Arial" w:eastAsia="Arial" w:cs="Tahoma"/>
                 <w:sz w:val="18"/>
               </w:rPr>
               <w:t>แก้ backend config แล้ว deploy</w:t>
@@ -3672,13 +3790,13 @@
             </w:pPr>
             <w:r>
               <w:rPr>
-                <w:rFonts w:ascii="Arial" w:hAnsi="Arial" w:eastAsia="Arial"/>
-                <w:sz w:val="18"/>
-              </w:rPr>
-            </w:r>
-            <w:r>
-              <w:rPr>
-                <w:rFonts w:ascii="Arial" w:hAnsi="Arial" w:eastAsia="Arial"/>
+                <w:rFonts w:ascii="Arial" w:hAnsi="Arial" w:eastAsia="Arial" w:cs="Tahoma"/>
+                <w:sz w:val="18"/>
+              </w:rPr>
+            </w:r>
+            <w:r>
+              <w:rPr>
+                <w:rFonts w:ascii="Arial" w:hAnsi="Arial" w:eastAsia="Arial" w:cs="Tahoma"/>
                 <w:sz w:val="18"/>
               </w:rPr>
               <w:t>ไม่มี endpoint และไม่มีหน้าจอควบคุม — หน้า Flow Batch Job เป็น reference อย่างเดียว (2026-08-06)</w:t>
@@ -3702,13 +3820,13 @@
             </w:pPr>
             <w:r>
               <w:rPr>
-                <w:rFonts w:ascii="Arial" w:hAnsi="Arial" w:eastAsia="Arial"/>
-                <w:sz w:val="18"/>
-              </w:rPr>
-            </w:r>
-            <w:r>
-              <w:rPr>
-                <w:rFonts w:ascii="Arial" w:hAnsi="Arial" w:eastAsia="Arial"/>
+                <w:rFonts w:ascii="Arial" w:hAnsi="Arial" w:eastAsia="Arial" w:cs="Tahoma"/>
+                <w:sz w:val="18"/>
+              </w:rPr>
+            </w:r>
+            <w:r>
+              <w:rPr>
+                <w:rFonts w:ascii="Arial" w:hAnsi="Arial" w:eastAsia="Arial" w:cs="Tahoma"/>
                 <w:sz w:val="18"/>
               </w:rPr>
               <w:t>ตรวจผลการรัน</w:t>
@@ -3727,13 +3845,13 @@
             </w:pPr>
             <w:r>
               <w:rPr>
-                <w:rFonts w:ascii="Arial" w:hAnsi="Arial" w:eastAsia="Arial"/>
-                <w:sz w:val="18"/>
-              </w:rPr>
-            </w:r>
-            <w:r>
-              <w:rPr>
-                <w:rFonts w:ascii="Arial" w:hAnsi="Arial" w:eastAsia="Arial"/>
+                <w:rFonts w:ascii="Arial" w:hAnsi="Arial" w:eastAsia="Arial" w:cs="Tahoma"/>
+                <w:sz w:val="18"/>
+              </w:rPr>
+            </w:r>
+            <w:r>
+              <w:rPr>
+                <w:rFonts w:ascii="Arial" w:hAnsi="Arial" w:eastAsia="Arial" w:cs="Tahoma"/>
                 <w:sz w:val="18"/>
               </w:rPr>
               <w:t>LOG</w:t>
@@ -3752,13 +3870,13 @@
             </w:pPr>
             <w:r>
               <w:rPr>
-                <w:rFonts w:ascii="Arial" w:hAnsi="Arial" w:eastAsia="Arial"/>
-                <w:sz w:val="18"/>
-              </w:rPr>
-            </w:r>
-            <w:r>
-              <w:rPr>
-                <w:rFonts w:ascii="Arial" w:hAnsi="Arial" w:eastAsia="Arial"/>
+                <w:rFonts w:ascii="Arial" w:hAnsi="Arial" w:eastAsia="Arial" w:cs="Tahoma"/>
+                <w:sz w:val="18"/>
+              </w:rPr>
+            </w:r>
+            <w:r>
+              <w:rPr>
+                <w:rFonts w:ascii="Arial" w:hAnsi="Arial" w:eastAsia="Arial" w:cs="Tahoma"/>
                 <w:sz w:val="18"/>
               </w:rPr>
               <w:t>application log (structured)</w:t>
@@ -3777,13 +3895,13 @@
             </w:pPr>
             <w:r>
               <w:rPr>
-                <w:rFonts w:ascii="Arial" w:hAnsi="Arial" w:eastAsia="Arial"/>
-                <w:sz w:val="18"/>
-              </w:rPr>
-            </w:r>
-            <w:r>
-              <w:rPr>
-                <w:rFonts w:ascii="Arial" w:hAnsi="Arial" w:eastAsia="Arial"/>
+                <w:rFonts w:ascii="Arial" w:hAnsi="Arial" w:eastAsia="Arial" w:cs="Tahoma"/>
+                <w:sz w:val="18"/>
+              </w:rPr>
+            </w:r>
+            <w:r>
+              <w:rPr>
+                <w:rFonts w:ascii="Arial" w:hAnsi="Arial" w:eastAsia="Arial" w:cs="Tahoma"/>
                 <w:sz w:val="18"/>
               </w:rPr>
               <w:t>ไม่มีตาราง job_run_histories แล้ว · ไฟล์/ACK ดูที่ interface_transactions</w:t>
@@ -3853,7 +3971,7 @@
             <w:r/>
             <w:r>
               <w:rPr>
-                <w:rFonts w:ascii="Arial" w:hAnsi="Arial" w:eastAsia="Arial"/>
+                <w:rFonts w:ascii="Arial" w:hAnsi="Arial" w:eastAsia="Arial" w:cs="Tahoma"/>
                 <w:b/>
                 <w:sz w:val="18"/>
               </w:rPr>
@@ -3875,7 +3993,7 @@
             <w:r/>
             <w:r>
               <w:rPr>
-                <w:rFonts w:ascii="Arial" w:hAnsi="Arial" w:eastAsia="Arial"/>
+                <w:rFonts w:ascii="Arial" w:hAnsi="Arial" w:eastAsia="Arial" w:cs="Tahoma"/>
                 <w:b/>
                 <w:sz w:val="18"/>
               </w:rPr>
@@ -3897,7 +4015,7 @@
             <w:r/>
             <w:r>
               <w:rPr>
-                <w:rFonts w:ascii="Arial" w:hAnsi="Arial" w:eastAsia="Arial"/>
+                <w:rFonts w:ascii="Arial" w:hAnsi="Arial" w:eastAsia="Arial" w:cs="Tahoma"/>
                 <w:b/>
                 <w:sz w:val="18"/>
               </w:rPr>
@@ -3922,13 +4040,13 @@
             </w:pPr>
             <w:r>
               <w:rPr>
-                <w:rFonts w:ascii="Arial" w:hAnsi="Arial" w:eastAsia="Arial"/>
-                <w:sz w:val="18"/>
-              </w:rPr>
-            </w:r>
-            <w:r>
-              <w:rPr>
-                <w:rFonts w:ascii="Arial" w:hAnsi="Arial" w:eastAsia="Arial"/>
+                <w:rFonts w:ascii="Arial" w:hAnsi="Arial" w:eastAsia="Arial" w:cs="Tahoma"/>
+                <w:sz w:val="18"/>
+              </w:rPr>
+            </w:r>
+            <w:r>
+              <w:rPr>
+                <w:rFonts w:ascii="Arial" w:hAnsi="Arial" w:eastAsia="Arial" w:cs="Tahoma"/>
                 <w:sz w:val="18"/>
               </w:rPr>
               <w:t>fgi_impact_competitors</w:t>
@@ -3947,13 +4065,13 @@
             </w:pPr>
             <w:r>
               <w:rPr>
-                <w:rFonts w:ascii="Arial" w:hAnsi="Arial" w:eastAsia="Arial"/>
-                <w:sz w:val="18"/>
-              </w:rPr>
-            </w:r>
-            <w:r>
-              <w:rPr>
-                <w:rFonts w:ascii="Arial" w:hAnsi="Arial" w:eastAsia="Arial"/>
+                <w:rFonts w:ascii="Arial" w:hAnsi="Arial" w:eastAsia="Arial" w:cs="Tahoma"/>
+                <w:sz w:val="18"/>
+              </w:rPr>
+            </w:r>
+            <w:r>
+              <w:rPr>
+                <w:rFonts w:ascii="Arial" w:hAnsi="Arial" w:eastAsia="Arial" w:cs="Tahoma"/>
                 <w:sz w:val="18"/>
               </w:rPr>
               <w:t>R</w:t>
@@ -3972,13 +4090,13 @@
             </w:pPr>
             <w:r>
               <w:rPr>
-                <w:rFonts w:ascii="Arial" w:hAnsi="Arial" w:eastAsia="Arial"/>
-                <w:sz w:val="18"/>
-              </w:rPr>
-            </w:r>
-            <w:r>
-              <w:rPr>
-                <w:rFonts w:ascii="Arial" w:hAnsi="Arial" w:eastAsia="Arial"/>
+                <w:rFonts w:ascii="Arial" w:hAnsi="Arial" w:eastAsia="Arial" w:cs="Tahoma"/>
+                <w:sz w:val="18"/>
+              </w:rPr>
+            </w:r>
+            <w:r>
+              <w:rPr>
+                <w:rFonts w:ascii="Arial" w:hAnsi="Arial" w:eastAsia="Arial" w:cs="Tahoma"/>
                 <w:sz w:val="18"/>
               </w:rPr>
               <w:t>ข้อมูลคู่แข่งล่าสุดจาก Job 3</w:t>
@@ -4002,13 +4120,13 @@
             </w:pPr>
             <w:r>
               <w:rPr>
-                <w:rFonts w:ascii="Arial" w:hAnsi="Arial" w:eastAsia="Arial"/>
-                <w:sz w:val="18"/>
-              </w:rPr>
-            </w:r>
-            <w:r>
-              <w:rPr>
-                <w:rFonts w:ascii="Arial" w:hAnsi="Arial" w:eastAsia="Arial"/>
+                <w:rFonts w:ascii="Arial" w:hAnsi="Arial" w:eastAsia="Arial" w:cs="Tahoma"/>
+                <w:sz w:val="18"/>
+              </w:rPr>
+            </w:r>
+            <w:r>
+              <w:rPr>
+                <w:rFonts w:ascii="Arial" w:hAnsi="Arial" w:eastAsia="Arial" w:cs="Tahoma"/>
                 <w:sz w:val="18"/>
               </w:rPr>
               <w:t>compensation_documents</w:t>
@@ -4027,13 +4145,13 @@
             </w:pPr>
             <w:r>
               <w:rPr>
-                <w:rFonts w:ascii="Arial" w:hAnsi="Arial" w:eastAsia="Arial"/>
-                <w:sz w:val="18"/>
-              </w:rPr>
-            </w:r>
-            <w:r>
-              <w:rPr>
-                <w:rFonts w:ascii="Arial" w:hAnsi="Arial" w:eastAsia="Arial"/>
+                <w:rFonts w:ascii="Arial" w:hAnsi="Arial" w:eastAsia="Arial" w:cs="Tahoma"/>
+                <w:sz w:val="18"/>
+              </w:rPr>
+            </w:r>
+            <w:r>
+              <w:rPr>
+                <w:rFonts w:ascii="Arial" w:hAnsi="Arial" w:eastAsia="Arial" w:cs="Tahoma"/>
                 <w:sz w:val="18"/>
               </w:rPr>
               <w:t>R</w:t>
@@ -4052,13 +4170,13 @@
             </w:pPr>
             <w:r>
               <w:rPr>
-                <w:rFonts w:ascii="Arial" w:hAnsi="Arial" w:eastAsia="Arial"/>
-                <w:sz w:val="18"/>
-              </w:rPr>
-            </w:r>
-            <w:r>
-              <w:rPr>
-                <w:rFonts w:ascii="Arial" w:hAnsi="Arial" w:eastAsia="Arial"/>
+                <w:rFonts w:ascii="Arial" w:hAnsi="Arial" w:eastAsia="Arial" w:cs="Tahoma"/>
+                <w:sz w:val="18"/>
+              </w:rPr>
+            </w:r>
+            <w:r>
+              <w:rPr>
+                <w:rFonts w:ascii="Arial" w:hAnsi="Arial" w:eastAsia="Arial" w:cs="Tahoma"/>
                 <w:sz w:val="18"/>
               </w:rPr>
               <w:t>หา doc_no จาก impact_process_id</w:t>
@@ -4082,13 +4200,13 @@
             </w:pPr>
             <w:r>
               <w:rPr>
-                <w:rFonts w:ascii="Arial" w:hAnsi="Arial" w:eastAsia="Arial"/>
-                <w:sz w:val="18"/>
-              </w:rPr>
-            </w:r>
-            <w:r>
-              <w:rPr>
-                <w:rFonts w:ascii="Arial" w:hAnsi="Arial" w:eastAsia="Arial"/>
+                <w:rFonts w:ascii="Arial" w:hAnsi="Arial" w:eastAsia="Arial" w:cs="Tahoma"/>
+                <w:sz w:val="18"/>
+              </w:rPr>
+            </w:r>
+            <w:r>
+              <w:rPr>
+                <w:rFonts w:ascii="Arial" w:hAnsi="Arial" w:eastAsia="Arial" w:cs="Tahoma"/>
                 <w:sz w:val="18"/>
               </w:rPr>
               <w:t>document_competitors</w:t>
@@ -4107,13 +4225,13 @@
             </w:pPr>
             <w:r>
               <w:rPr>
-                <w:rFonts w:ascii="Arial" w:hAnsi="Arial" w:eastAsia="Arial"/>
-                <w:sz w:val="18"/>
-              </w:rPr>
-            </w:r>
-            <w:r>
-              <w:rPr>
-                <w:rFonts w:ascii="Arial" w:hAnsi="Arial" w:eastAsia="Arial"/>
+                <w:rFonts w:ascii="Arial" w:hAnsi="Arial" w:eastAsia="Arial" w:cs="Tahoma"/>
+                <w:sz w:val="18"/>
+              </w:rPr>
+            </w:r>
+            <w:r>
+              <w:rPr>
+                <w:rFonts w:ascii="Arial" w:hAnsi="Arial" w:eastAsia="Arial" w:cs="Tahoma"/>
                 <w:sz w:val="18"/>
               </w:rPr>
               <w:t>W</w:t>
@@ -4132,13 +4250,13 @@
             </w:pPr>
             <w:r>
               <w:rPr>
-                <w:rFonts w:ascii="Arial" w:hAnsi="Arial" w:eastAsia="Arial"/>
-                <w:sz w:val="18"/>
-              </w:rPr>
-            </w:r>
-            <w:r>
-              <w:rPr>
-                <w:rFonts w:ascii="Arial" w:hAnsi="Arial" w:eastAsia="Arial"/>
+                <w:rFonts w:ascii="Arial" w:hAnsi="Arial" w:eastAsia="Arial" w:cs="Tahoma"/>
+                <w:sz w:val="18"/>
+              </w:rPr>
+            </w:r>
+            <w:r>
+              <w:rPr>
+                <w:rFonts w:ascii="Arial" w:hAnsi="Arial" w:eastAsia="Arial" w:cs="Tahoma"/>
                 <w:sz w:val="18"/>
               </w:rPr>
               <w:t>บันทึกคู่แข่งเข้าเอกสารโดยตรง</w:t>
@@ -4162,13 +4280,13 @@
             </w:pPr>
             <w:r>
               <w:rPr>
-                <w:rFonts w:ascii="Arial" w:hAnsi="Arial" w:eastAsia="Arial"/>
-                <w:sz w:val="18"/>
-              </w:rPr>
-            </w:r>
-            <w:r>
-              <w:rPr>
-                <w:rFonts w:ascii="Arial" w:hAnsi="Arial" w:eastAsia="Arial"/>
+                <w:rFonts w:ascii="Arial" w:hAnsi="Arial" w:eastAsia="Arial" w:cs="Tahoma"/>
+                <w:sz w:val="18"/>
+              </w:rPr>
+            </w:r>
+            <w:r>
+              <w:rPr>
+                <w:rFonts w:ascii="Arial" w:hAnsi="Arial" w:eastAsia="Arial" w:cs="Tahoma"/>
                 <w:sz w:val="18"/>
               </w:rPr>
               <w:t>interface_transactions</w:t>
@@ -4187,13 +4305,13 @@
             </w:pPr>
             <w:r>
               <w:rPr>
-                <w:rFonts w:ascii="Arial" w:hAnsi="Arial" w:eastAsia="Arial"/>
-                <w:sz w:val="18"/>
-              </w:rPr>
-            </w:r>
-            <w:r>
-              <w:rPr>
-                <w:rFonts w:ascii="Arial" w:hAnsi="Arial" w:eastAsia="Arial"/>
+                <w:rFonts w:ascii="Arial" w:hAnsi="Arial" w:eastAsia="Arial" w:cs="Tahoma"/>
+                <w:sz w:val="18"/>
+              </w:rPr>
+            </w:r>
+            <w:r>
+              <w:rPr>
+                <w:rFonts w:ascii="Arial" w:hAnsi="Arial" w:eastAsia="Arial" w:cs="Tahoma"/>
                 <w:sz w:val="18"/>
               </w:rPr>
               <w:t>W</w:t>
@@ -4212,13 +4330,13 @@
             </w:pPr>
             <w:r>
               <w:rPr>
-                <w:rFonts w:ascii="Arial" w:hAnsi="Arial" w:eastAsia="Arial"/>
-                <w:sz w:val="18"/>
-              </w:rPr>
-            </w:r>
-            <w:r>
-              <w:rPr>
-                <w:rFonts w:ascii="Arial" w:hAnsi="Arial" w:eastAsia="Arial"/>
+                <w:rFonts w:ascii="Arial" w:hAnsi="Arial" w:eastAsia="Arial" w:cs="Tahoma"/>
+                <w:sz w:val="18"/>
+              </w:rPr>
+            </w:r>
+            <w:r>
+              <w:rPr>
+                <w:rFonts w:ascii="Arial" w:hAnsi="Arial" w:eastAsia="Arial" w:cs="Tahoma"/>
                 <w:sz w:val="18"/>
               </w:rPr>
               <w:t>tracking ภายใน type=INTERNAL_DB_WRITE</w:t>
@@ -4259,7 +4377,7 @@
       </w:r>
       <w:r>
         <w:rPr>
-          <w:rFonts w:ascii="Courier New" w:hAnsi="Courier New"/>
+          <w:rFonts w:ascii="Courier New" w:hAnsi="Courier New" w:eastAsia="Courier New" w:cs="Tahoma"/>
         </w:rPr>
         <w:t>src/batch/sbpgi/</w:t>
       </w:r>
@@ -4268,7 +4386,7 @@
       </w:r>
       <w:r>
         <w:rPr>
-          <w:rFonts w:ascii="Courier New" w:hAnsi="Courier New"/>
+          <w:rFonts w:ascii="Courier New" w:hAnsi="Courier New" w:eastAsia="Courier New" w:cs="Tahoma"/>
         </w:rPr>
         <w:t>DATA_SOURCE</w:t>
       </w:r>
@@ -4277,7 +4395,7 @@
       </w:r>
       <w:r>
         <w:rPr>
-          <w:rFonts w:ascii="Courier New" w:hAnsi="Courier New"/>
+          <w:rFonts w:ascii="Courier New" w:hAnsi="Courier New" w:eastAsia="Courier New" w:cs="Tahoma"/>
         </w:rPr>
         <w:t>src/entitys/</w:t>
       </w:r>
@@ -4294,7 +4412,7 @@
       </w:r>
       <w:r>
         <w:rPr>
-          <w:rFonts w:ascii="Courier New" w:hAnsi="Courier New"/>
+          <w:rFonts w:ascii="Courier New" w:hAnsi="Courier New" w:eastAsia="Courier New" w:cs="Tahoma"/>
         </w:rPr>
         <w:t>src/batch</w:t>
       </w:r>
@@ -4303,7 +4421,7 @@
       </w:r>
       <w:r>
         <w:rPr>
-          <w:rFonts w:ascii="Courier New" w:hAnsi="Courier New"/>
+          <w:rFonts w:ascii="Courier New" w:hAnsi="Courier New" w:eastAsia="Courier New" w:cs="Tahoma"/>
         </w:rPr>
         <w:t>@nestjs/schedule</w:t>
       </w:r>
@@ -4321,7 +4439,7 @@
       </w:r>
       <w:r>
         <w:rPr>
-          <w:rFonts w:ascii="Courier New" w:hAnsi="Courier New"/>
+          <w:rFonts w:ascii="Courier New" w:hAnsi="Courier New" w:eastAsia="Courier New" w:cs="Tahoma"/>
         </w:rPr>
         <w:t>runner.ts</w:t>
       </w:r>
@@ -4330,7 +4448,7 @@
       </w:r>
       <w:r>
         <w:rPr>
-          <w:rFonts w:ascii="Courier New" w:hAnsi="Courier New"/>
+          <w:rFonts w:ascii="Courier New" w:hAnsi="Courier New" w:eastAsia="Courier New" w:cs="Tahoma"/>
         </w:rPr>
         <w:t>scheduler.ts</w:t>
       </w:r>
@@ -4339,7 +4457,7 @@
       </w:r>
       <w:r>
         <w:rPr>
-          <w:rFonts w:ascii="Courier New" w:hAnsi="Courier New"/>
+          <w:rFonts w:ascii="Courier New" w:hAnsi="Courier New" w:eastAsia="Courier New" w:cs="Tahoma"/>
         </w:rPr>
         <w:t>cli.js</w:t>
       </w:r>
@@ -4348,7 +4466,7 @@
       </w:r>
       <w:r>
         <w:rPr>
-          <w:rFonts w:ascii="Courier New" w:hAnsi="Courier New"/>
+          <w:rFonts w:ascii="Courier New" w:hAnsi="Courier New" w:eastAsia="Courier New" w:cs="Tahoma"/>
         </w:rPr>
         <w:t>job-failure.notifier.ts</w:t>
       </w:r>
@@ -4366,7 +4484,7 @@
       </w:r>
       <w:r>
         <w:rPr>
-          <w:rFonts w:ascii="Courier New" w:hAnsi="Courier New"/>
+          <w:rFonts w:ascii="Courier New" w:hAnsi="Courier New" w:eastAsia="Courier New" w:cs="Tahoma"/>
         </w:rPr>
         <w:t>ScheduleModule.forRoot()</w:t>
       </w:r>
@@ -4375,7 +4493,7 @@
       </w:r>
       <w:r>
         <w:rPr>
-          <w:rFonts w:ascii="Courier New" w:hAnsi="Courier New"/>
+          <w:rFonts w:ascii="Courier New" w:hAnsi="Courier New" w:eastAsia="Courier New" w:cs="Tahoma"/>
         </w:rPr>
         <w:t>app.module.ts</w:t>
       </w:r>
@@ -4412,7 +4530,7 @@
             <w:r/>
             <w:r>
               <w:rPr>
-                <w:rFonts w:ascii="Arial" w:hAnsi="Arial" w:eastAsia="Arial"/>
+                <w:rFonts w:ascii="Arial" w:hAnsi="Arial" w:eastAsia="Arial" w:cs="Tahoma"/>
                 <w:b/>
                 <w:sz w:val="18"/>
               </w:rPr>
@@ -4434,7 +4552,7 @@
             <w:r/>
             <w:r>
               <w:rPr>
-                <w:rFonts w:ascii="Arial" w:hAnsi="Arial" w:eastAsia="Arial"/>
+                <w:rFonts w:ascii="Arial" w:hAnsi="Arial" w:eastAsia="Arial" w:cs="Tahoma"/>
                 <w:b/>
                 <w:sz w:val="18"/>
               </w:rPr>
@@ -4459,13 +4577,13 @@
             </w:pPr>
             <w:r>
               <w:rPr>
-                <w:rFonts w:ascii="Arial" w:hAnsi="Arial" w:eastAsia="Arial"/>
-                <w:sz w:val="18"/>
-              </w:rPr>
-            </w:r>
-            <w:r>
-              <w:rPr>
-                <w:rFonts w:ascii="Arial" w:hAnsi="Arial" w:eastAsia="Arial"/>
+                <w:rFonts w:ascii="Arial" w:hAnsi="Arial" w:eastAsia="Arial" w:cs="Tahoma"/>
+                <w:sz w:val="18"/>
+              </w:rPr>
+            </w:r>
+            <w:r>
+              <w:rPr>
+                <w:rFonts w:ascii="Arial" w:hAnsi="Arial" w:eastAsia="Arial" w:cs="Tahoma"/>
                 <w:sz w:val="18"/>
               </w:rPr>
               <w:t>src/batch/sbpgi/job-7-sync-competitor-to-document/job-7-sync-competitor-to-document.job.ts</w:t>
@@ -4484,41 +4602,41 @@
             </w:pPr>
             <w:r>
               <w:rPr>
-                <w:rFonts w:ascii="Arial" w:hAnsi="Arial" w:eastAsia="Arial"/>
-                <w:sz w:val="18"/>
-              </w:rPr>
-            </w:r>
-            <w:r>
-              <w:rPr>
-                <w:rFonts w:ascii="Arial" w:hAnsi="Arial" w:eastAsia="Arial"/>
+                <w:rFonts w:ascii="Arial" w:hAnsi="Arial" w:eastAsia="Arial" w:cs="Tahoma"/>
+                <w:sz w:val="18"/>
+              </w:rPr>
+            </w:r>
+            <w:r>
+              <w:rPr>
+                <w:rFonts w:ascii="Arial" w:hAnsi="Arial" w:eastAsia="Arial" w:cs="Tahoma"/>
                 <w:sz w:val="18"/>
               </w:rPr>
               <w:t xml:space="preserve">คลาส </w:t>
             </w:r>
             <w:r>
               <w:rPr>
-                <w:rFonts w:ascii="Courier New" w:hAnsi="Courier New" w:eastAsia="Arial"/>
+                <w:rFonts w:ascii="Courier New" w:hAnsi="Courier New" w:eastAsia="Courier New" w:cs="Tahoma"/>
                 <w:sz w:val="18"/>
               </w:rPr>
               <w:t>SyncCompetitorToDocumentJob</w:t>
             </w:r>
             <w:r>
               <w:rPr>
-                <w:rFonts w:ascii="Arial" w:hAnsi="Arial" w:eastAsia="Arial"/>
+                <w:rFonts w:ascii="Arial" w:hAnsi="Arial" w:eastAsia="Arial" w:cs="Tahoma"/>
                 <w:sz w:val="18"/>
               </w:rPr>
               <w:t xml:space="preserve"> — </w:t>
             </w:r>
             <w:r>
               <w:rPr>
-                <w:rFonts w:ascii="Courier New" w:hAnsi="Courier New" w:eastAsia="Arial"/>
+                <w:rFonts w:ascii="Courier New" w:hAnsi="Courier New" w:eastAsia="Courier New" w:cs="Tahoma"/>
                 <w:sz w:val="18"/>
               </w:rPr>
               <w:t>run(ctx)</w:t>
             </w:r>
             <w:r>
               <w:rPr>
-                <w:rFonts w:ascii="Arial" w:hAnsi="Arial" w:eastAsia="Arial"/>
+                <w:rFonts w:ascii="Arial" w:hAnsi="Arial" w:eastAsia="Arial" w:cs="Tahoma"/>
                 <w:sz w:val="18"/>
               </w:rPr>
               <w:t xml:space="preserve"> เรียงตาม flow ของ Job 7 ทีละขั้น, ครอบ transaction, จบด้วย structured log</w:t>
@@ -4542,13 +4660,13 @@
             </w:pPr>
             <w:r>
               <w:rPr>
-                <w:rFonts w:ascii="Arial" w:hAnsi="Arial" w:eastAsia="Arial"/>
-                <w:sz w:val="18"/>
-              </w:rPr>
-            </w:r>
-            <w:r>
-              <w:rPr>
-                <w:rFonts w:ascii="Arial" w:hAnsi="Arial" w:eastAsia="Arial"/>
+                <w:rFonts w:ascii="Arial" w:hAnsi="Arial" w:eastAsia="Arial" w:cs="Tahoma"/>
+                <w:sz w:val="18"/>
+              </w:rPr>
+            </w:r>
+            <w:r>
+              <w:rPr>
+                <w:rFonts w:ascii="Arial" w:hAnsi="Arial" w:eastAsia="Arial" w:cs="Tahoma"/>
                 <w:sz w:val="18"/>
               </w:rPr>
               <w:t>src/batch/sbpgi/job-7-sync-competitor-to-document/job-7-sync-competitor-to-document.service.ts</w:t>
@@ -4567,34 +4685,34 @@
             </w:pPr>
             <w:r>
               <w:rPr>
-                <w:rFonts w:ascii="Arial" w:hAnsi="Arial" w:eastAsia="Arial"/>
-                <w:sz w:val="18"/>
-              </w:rPr>
-            </w:r>
-            <w:r>
-              <w:rPr>
-                <w:rFonts w:ascii="Arial" w:hAnsi="Arial" w:eastAsia="Arial"/>
+                <w:rFonts w:ascii="Arial" w:hAnsi="Arial" w:eastAsia="Arial" w:cs="Tahoma"/>
+                <w:sz w:val="18"/>
+              </w:rPr>
+            </w:r>
+            <w:r>
+              <w:rPr>
+                <w:rFonts w:ascii="Arial" w:hAnsi="Arial" w:eastAsia="Arial" w:cs="Tahoma"/>
                 <w:sz w:val="18"/>
               </w:rPr>
               <w:t xml:space="preserve">คลาส </w:t>
             </w:r>
             <w:r>
               <w:rPr>
-                <w:rFonts w:ascii="Courier New" w:hAnsi="Courier New" w:eastAsia="Arial"/>
+                <w:rFonts w:ascii="Courier New" w:hAnsi="Courier New" w:eastAsia="Courier New" w:cs="Tahoma"/>
                 <w:sz w:val="18"/>
               </w:rPr>
               <w:t>SyncCompetitorToDocumentService</w:t>
             </w:r>
             <w:r>
               <w:rPr>
-                <w:rFonts w:ascii="Arial" w:hAnsi="Arial" w:eastAsia="Arial"/>
+                <w:rFonts w:ascii="Arial" w:hAnsi="Arial" w:eastAsia="Arial" w:cs="Tahoma"/>
                 <w:sz w:val="18"/>
               </w:rPr>
               <w:t xml:space="preserve"> — logic ต่อขั้น (อ่าน/parse/คำนวณ/เขียน) + repository token ที่ inject จาก </w:t>
             </w:r>
             <w:r>
               <w:rPr>
-                <w:rFonts w:ascii="Courier New" w:hAnsi="Courier New" w:eastAsia="Arial"/>
+                <w:rFonts w:ascii="Courier New" w:hAnsi="Courier New" w:eastAsia="Courier New" w:cs="Tahoma"/>
                 <w:sz w:val="18"/>
               </w:rPr>
               <w:t>DATA_SOURCE</w:t>
@@ -4618,13 +4736,13 @@
             </w:pPr>
             <w:r>
               <w:rPr>
-                <w:rFonts w:ascii="Arial" w:hAnsi="Arial" w:eastAsia="Arial"/>
-                <w:sz w:val="18"/>
-              </w:rPr>
-            </w:r>
-            <w:r>
-              <w:rPr>
-                <w:rFonts w:ascii="Arial" w:hAnsi="Arial" w:eastAsia="Arial"/>
+                <w:rFonts w:ascii="Arial" w:hAnsi="Arial" w:eastAsia="Arial" w:cs="Tahoma"/>
+                <w:sz w:val="18"/>
+              </w:rPr>
+            </w:r>
+            <w:r>
+              <w:rPr>
+                <w:rFonts w:ascii="Arial" w:hAnsi="Arial" w:eastAsia="Arial" w:cs="Tahoma"/>
                 <w:sz w:val="18"/>
               </w:rPr>
               <w:t>src/batch/sbpgi/job-7-sync-competitor-to-document/job-7-sync-competitor-to-document.config.ts</w:t>
@@ -4643,55 +4761,55 @@
             </w:pPr>
             <w:r>
               <w:rPr>
-                <w:rFonts w:ascii="Arial" w:hAnsi="Arial" w:eastAsia="Arial"/>
-                <w:sz w:val="18"/>
-              </w:rPr>
-            </w:r>
-            <w:r>
-              <w:rPr>
-                <w:rFonts w:ascii="Arial" w:hAnsi="Arial" w:eastAsia="Arial"/>
+                <w:rFonts w:ascii="Arial" w:hAnsi="Arial" w:eastAsia="Arial" w:cs="Tahoma"/>
+                <w:sz w:val="18"/>
+              </w:rPr>
+            </w:r>
+            <w:r>
+              <w:rPr>
+                <w:rFonts w:ascii="Arial" w:hAnsi="Arial" w:eastAsia="Arial" w:cs="Tahoma"/>
                 <w:sz w:val="18"/>
               </w:rPr>
               <w:t xml:space="preserve">คลาส </w:t>
             </w:r>
             <w:r>
               <w:rPr>
-                <w:rFonts w:ascii="Courier New" w:hAnsi="Courier New" w:eastAsia="Arial"/>
+                <w:rFonts w:ascii="Courier New" w:hAnsi="Courier New" w:eastAsia="Courier New" w:cs="Tahoma"/>
                 <w:sz w:val="18"/>
               </w:rPr>
               <w:t>SbpgiJob7Config</w:t>
             </w:r>
             <w:r>
               <w:rPr>
-                <w:rFonts w:ascii="Arial" w:hAnsi="Arial" w:eastAsia="Arial"/>
+                <w:rFonts w:ascii="Arial" w:hAnsi="Arial" w:eastAsia="Arial" w:cs="Tahoma"/>
                 <w:sz w:val="18"/>
               </w:rPr>
               <w:t xml:space="preserve"> (แบบเดียวกับ </w:t>
             </w:r>
             <w:r>
               <w:rPr>
-                <w:rFonts w:ascii="Courier New" w:hAnsi="Courier New" w:eastAsia="Arial"/>
+                <w:rFonts w:ascii="Courier New" w:hAnsi="Courier New" w:eastAsia="Courier New" w:cs="Tahoma"/>
                 <w:sz w:val="18"/>
               </w:rPr>
               <w:t>src/config/app.config.ts</w:t>
             </w:r>
             <w:r>
               <w:rPr>
-                <w:rFonts w:ascii="Arial" w:hAnsi="Arial" w:eastAsia="Arial"/>
+                <w:rFonts w:ascii="Arial" w:hAnsi="Arial" w:eastAsia="Arial" w:cs="Tahoma"/>
                 <w:sz w:val="18"/>
               </w:rPr>
               <w:t xml:space="preserve"> — โปรเจกต์นี้ไม่ใช้ </w:t>
             </w:r>
             <w:r>
               <w:rPr>
-                <w:rFonts w:ascii="Courier New" w:hAnsi="Courier New" w:eastAsia="Arial"/>
+                <w:rFonts w:ascii="Courier New" w:hAnsi="Courier New" w:eastAsia="Courier New" w:cs="Tahoma"/>
                 <w:sz w:val="18"/>
               </w:rPr>
               <w:t>registerAs</w:t>
             </w:r>
             <w:r>
               <w:rPr>
-                <w:rFonts w:ascii="Arial" w:hAnsi="Arial" w:eastAsia="Arial"/>
+                <w:rFonts w:ascii="Arial" w:hAnsi="Arial" w:eastAsia="Arial" w:cs="Tahoma"/>
                 <w:sz w:val="18"/>
               </w:rPr>
               <w:t>) — cron และพารามิเตอร์ทั้ง 3 ตัวของ Job 7 อ่านจาก env/config file (ไม่มีตาราง job_configs)</w:t>
@@ -4715,13 +4833,13 @@
             </w:pPr>
             <w:r>
               <w:rPr>
-                <w:rFonts w:ascii="Arial" w:hAnsi="Arial" w:eastAsia="Arial"/>
-                <w:sz w:val="18"/>
-              </w:rPr>
-            </w:r>
-            <w:r>
-              <w:rPr>
-                <w:rFonts w:ascii="Arial" w:hAnsi="Arial" w:eastAsia="Arial"/>
+                <w:rFonts w:ascii="Arial" w:hAnsi="Arial" w:eastAsia="Arial" w:cs="Tahoma"/>
+                <w:sz w:val="18"/>
+              </w:rPr>
+            </w:r>
+            <w:r>
+              <w:rPr>
+                <w:rFonts w:ascii="Arial" w:hAnsi="Arial" w:eastAsia="Arial" w:cs="Tahoma"/>
                 <w:sz w:val="18"/>
               </w:rPr>
               <w:t>src/batch/sbpgi/job-7-sync-competitor-to-document/job-7-sync-competitor-to-document.module.ts</w:t>
@@ -4740,20 +4858,20 @@
             </w:pPr>
             <w:r>
               <w:rPr>
-                <w:rFonts w:ascii="Arial" w:hAnsi="Arial" w:eastAsia="Arial"/>
-                <w:sz w:val="18"/>
-              </w:rPr>
-            </w:r>
-            <w:r>
-              <w:rPr>
-                <w:rFonts w:ascii="Arial" w:hAnsi="Arial" w:eastAsia="Arial"/>
+                <w:rFonts w:ascii="Arial" w:hAnsi="Arial" w:eastAsia="Arial" w:cs="Tahoma"/>
+                <w:sz w:val="18"/>
+              </w:rPr>
+            </w:r>
+            <w:r>
+              <w:rPr>
+                <w:rFonts w:ascii="Arial" w:hAnsi="Arial" w:eastAsia="Arial" w:cs="Tahoma"/>
                 <w:sz w:val="18"/>
               </w:rPr>
               <w:t xml:space="preserve">NestJS module ผูก job + service + repository provider (factory token string) เข้ากับ </w:t>
             </w:r>
             <w:r>
               <w:rPr>
-                <w:rFonts w:ascii="Courier New" w:hAnsi="Courier New" w:eastAsia="Arial"/>
+                <w:rFonts w:ascii="Courier New" w:hAnsi="Courier New" w:eastAsia="Courier New" w:cs="Tahoma"/>
                 <w:sz w:val="18"/>
               </w:rPr>
               <w:t>DatabaseModule</w:t>
@@ -4777,13 +4895,13 @@
             </w:pPr>
             <w:r>
               <w:rPr>
-                <w:rFonts w:ascii="Arial" w:hAnsi="Arial" w:eastAsia="Arial"/>
-                <w:sz w:val="18"/>
-              </w:rPr>
-            </w:r>
-            <w:r>
-              <w:rPr>
-                <w:rFonts w:ascii="Arial" w:hAnsi="Arial" w:eastAsia="Arial"/>
+                <w:rFonts w:ascii="Arial" w:hAnsi="Arial" w:eastAsia="Arial" w:cs="Tahoma"/>
+                <w:sz w:val="18"/>
+              </w:rPr>
+            </w:r>
+            <w:r>
+              <w:rPr>
+                <w:rFonts w:ascii="Arial" w:hAnsi="Arial" w:eastAsia="Arial" w:cs="Tahoma"/>
                 <w:sz w:val="18"/>
               </w:rPr>
               <w:t>src/batch/runner.ts</w:t>
@@ -4802,13 +4920,13 @@
             </w:pPr>
             <w:r>
               <w:rPr>
-                <w:rFonts w:ascii="Arial" w:hAnsi="Arial" w:eastAsia="Arial"/>
-                <w:sz w:val="18"/>
-              </w:rPr>
-            </w:r>
-            <w:r>
-              <w:rPr>
-                <w:rFonts w:ascii="Arial" w:hAnsi="Arial" w:eastAsia="Arial"/>
+                <w:rFonts w:ascii="Arial" w:hAnsi="Arial" w:eastAsia="Arial" w:cs="Tahoma"/>
+                <w:sz w:val="18"/>
+              </w:rPr>
+            </w:r>
+            <w:r>
+              <w:rPr>
+                <w:rFonts w:ascii="Arial" w:hAnsi="Arial" w:eastAsia="Arial" w:cs="Tahoma"/>
                 <w:sz w:val="18"/>
               </w:rPr>
               <w:t>ตัวรันกลาง: resolve job ตาม jobNo, กันรันซ้อนด้วย advisory lock, จับ error → แจ้งเตือน, เขียน structured log สรุป (ใช้ร่วมทั้ง 11 job)</w:t>
@@ -4832,13 +4950,13 @@
             </w:pPr>
             <w:r>
               <w:rPr>
-                <w:rFonts w:ascii="Arial" w:hAnsi="Arial" w:eastAsia="Arial"/>
-                <w:sz w:val="18"/>
-              </w:rPr>
-            </w:r>
-            <w:r>
-              <w:rPr>
-                <w:rFonts w:ascii="Arial" w:hAnsi="Arial" w:eastAsia="Arial"/>
+                <w:rFonts w:ascii="Arial" w:hAnsi="Arial" w:eastAsia="Arial" w:cs="Tahoma"/>
+                <w:sz w:val="18"/>
+              </w:rPr>
+            </w:r>
+            <w:r>
+              <w:rPr>
+                <w:rFonts w:ascii="Arial" w:hAnsi="Arial" w:eastAsia="Arial" w:cs="Tahoma"/>
                 <w:sz w:val="18"/>
               </w:rPr>
               <w:t>src/batch/scheduler.ts</w:t>
@@ -4857,41 +4975,41 @@
             </w:pPr>
             <w:r>
               <w:rPr>
-                <w:rFonts w:ascii="Arial" w:hAnsi="Arial" w:eastAsia="Arial"/>
-                <w:sz w:val="18"/>
-              </w:rPr>
-            </w:r>
-            <w:r>
-              <w:rPr>
-                <w:rFonts w:ascii="Arial" w:hAnsi="Arial" w:eastAsia="Arial"/>
+                <w:rFonts w:ascii="Arial" w:hAnsi="Arial" w:eastAsia="Arial" w:cs="Tahoma"/>
+                <w:sz w:val="18"/>
+              </w:rPr>
+            </w:r>
+            <w:r>
+              <w:rPr>
+                <w:rFonts w:ascii="Arial" w:hAnsi="Arial" w:eastAsia="Arial" w:cs="Tahoma"/>
                 <w:sz w:val="18"/>
               </w:rPr>
               <w:t>ลงทะเบียน cron จาก config (</w:t>
             </w:r>
             <w:r>
               <w:rPr>
-                <w:rFonts w:ascii="Courier New" w:hAnsi="Courier New" w:eastAsia="Arial"/>
+                <w:rFonts w:ascii="Courier New" w:hAnsi="Courier New" w:eastAsia="Courier New" w:cs="Tahoma"/>
                 <w:sz w:val="18"/>
               </w:rPr>
               <w:t>SBPGI_JOB7_CRON</w:t>
             </w:r>
             <w:r>
               <w:rPr>
-                <w:rFonts w:ascii="Arial" w:hAnsi="Arial" w:eastAsia="Arial"/>
+                <w:rFonts w:ascii="Arial" w:hAnsi="Arial" w:eastAsia="Arial" w:cs="Tahoma"/>
                 <w:sz w:val="18"/>
               </w:rPr>
               <w:t xml:space="preserve"> = </w:t>
             </w:r>
             <w:r>
               <w:rPr>
-                <w:rFonts w:ascii="Courier New" w:hAnsi="Courier New" w:eastAsia="Arial"/>
+                <w:rFonts w:ascii="Courier New" w:hAnsi="Courier New" w:eastAsia="Courier New" w:cs="Tahoma"/>
                 <w:sz w:val="18"/>
               </w:rPr>
               <w:t>30 17 7-31 * *</w:t>
             </w:r>
             <w:r>
               <w:rPr>
-                <w:rFonts w:ascii="Arial" w:hAnsi="Arial" w:eastAsia="Arial"/>
+                <w:rFonts w:ascii="Arial" w:hAnsi="Arial" w:eastAsia="Arial" w:cs="Tahoma"/>
                 <w:sz w:val="18"/>
               </w:rPr>
               <w:t>) และรองรับสั่งรันนอกรอบผ่าน CLI/runbook</w:t>
@@ -4915,13 +5033,13 @@
             </w:pPr>
             <w:r>
               <w:rPr>
-                <w:rFonts w:ascii="Arial" w:hAnsi="Arial" w:eastAsia="Arial"/>
-                <w:sz w:val="18"/>
-              </w:rPr>
-            </w:r>
-            <w:r>
-              <w:rPr>
-                <w:rFonts w:ascii="Arial" w:hAnsi="Arial" w:eastAsia="Arial"/>
+                <w:rFonts w:ascii="Arial" w:hAnsi="Arial" w:eastAsia="Arial" w:cs="Tahoma"/>
+                <w:sz w:val="18"/>
+              </w:rPr>
+            </w:r>
+            <w:r>
+              <w:rPr>
+                <w:rFonts w:ascii="Arial" w:hAnsi="Arial" w:eastAsia="Arial" w:cs="Tahoma"/>
                 <w:sz w:val="18"/>
               </w:rPr>
               <w:t>src/batch/job-failure.notifier.ts</w:t>
@@ -4940,55 +5058,55 @@
             </w:pPr>
             <w:r>
               <w:rPr>
-                <w:rFonts w:ascii="Arial" w:hAnsi="Arial" w:eastAsia="Arial"/>
-                <w:sz w:val="18"/>
-              </w:rPr>
-            </w:r>
-            <w:r>
-              <w:rPr>
-                <w:rFonts w:ascii="Arial" w:hAnsi="Arial" w:eastAsia="Arial"/>
+                <w:rFonts w:ascii="Arial" w:hAnsi="Arial" w:eastAsia="Arial" w:cs="Tahoma"/>
+                <w:sz w:val="18"/>
+              </w:rPr>
+            </w:r>
+            <w:r>
+              <w:rPr>
+                <w:rFonts w:ascii="Arial" w:hAnsi="Arial" w:eastAsia="Arial" w:cs="Tahoma"/>
                 <w:sz w:val="18"/>
               </w:rPr>
               <w:t xml:space="preserve">ส่งอีเมลแจ้งผู้ดูแลเมื่อ job ล้มเหลว ผ่าน </w:t>
             </w:r>
             <w:r>
               <w:rPr>
-                <w:rFonts w:ascii="Courier New" w:hAnsi="Courier New" w:eastAsia="Arial"/>
+                <w:rFonts w:ascii="Courier New" w:hAnsi="Courier New" w:eastAsia="Courier New" w:cs="Tahoma"/>
                 <w:sz w:val="18"/>
               </w:rPr>
               <w:t>EmailLibService</w:t>
             </w:r>
             <w:r>
               <w:rPr>
-                <w:rFonts w:ascii="Arial" w:hAnsi="Arial" w:eastAsia="Arial"/>
+                <w:rFonts w:ascii="Arial" w:hAnsi="Arial" w:eastAsia="Arial" w:cs="Tahoma"/>
                 <w:sz w:val="18"/>
               </w:rPr>
               <w:t xml:space="preserve"> ของ </w:t>
             </w:r>
             <w:r>
               <w:rPr>
-                <w:rFonts w:ascii="Courier New" w:hAnsi="Courier New" w:eastAsia="Arial"/>
+                <w:rFonts w:ascii="Courier New" w:hAnsi="Courier New" w:eastAsia="Courier New" w:cs="Tahoma"/>
                 <w:sz w:val="18"/>
               </w:rPr>
               <w:t>@gosoft-sbp/email-lib</w:t>
             </w:r>
             <w:r>
               <w:rPr>
-                <w:rFonts w:ascii="Arial" w:hAnsi="Arial" w:eastAsia="Arial"/>
+                <w:rFonts w:ascii="Arial" w:hAnsi="Arial" w:eastAsia="Arial" w:cs="Tahoma"/>
                 <w:sz w:val="18"/>
               </w:rPr>
               <w:t xml:space="preserve"> (log ลง </w:t>
             </w:r>
             <w:r>
               <w:rPr>
-                <w:rFonts w:ascii="Courier New" w:hAnsi="Courier New" w:eastAsia="Arial"/>
+                <w:rFonts w:ascii="Courier New" w:hAnsi="Courier New" w:eastAsia="Courier New" w:cs="Tahoma"/>
                 <w:sz w:val="18"/>
               </w:rPr>
               <w:t>email_sent</w:t>
             </w:r>
             <w:r>
               <w:rPr>
-                <w:rFonts w:ascii="Arial" w:hAnsi="Arial" w:eastAsia="Arial"/>
+                <w:rFonts w:ascii="Arial" w:hAnsi="Arial" w:eastAsia="Arial" w:cs="Tahoma"/>
                 <w:sz w:val="18"/>
               </w:rPr>
               <w:t xml:space="preserve"> ให้อัตโนมัติ)</w:t>
@@ -5018,7 +5136,7 @@
       </w:r>
       <w:r>
         <w:rPr>
-          <w:rFonts w:ascii="Courier New" w:hAnsi="Courier New"/>
+          <w:rFonts w:ascii="Courier New" w:hAnsi="Courier New" w:eastAsia="Courier New" w:cs="Tahoma"/>
         </w:rPr>
         <w:t>30 17 7-31 * *</w:t>
       </w:r>
@@ -5027,7 +5145,7 @@
       </w:r>
       <w:r>
         <w:rPr>
-          <w:rFonts w:ascii="Courier New" w:hAnsi="Courier New"/>
+          <w:rFonts w:ascii="Courier New" w:hAnsi="Courier New" w:eastAsia="Courier New" w:cs="Tahoma"/>
         </w:rPr>
         <w:t>SBPGI_JOB7_CRON</w:t>
       </w:r>
@@ -5036,7 +5154,7 @@
       </w:r>
       <w:r>
         <w:rPr>
-          <w:rFonts w:ascii="Courier New" w:hAnsi="Courier New"/>
+          <w:rFonts w:ascii="Courier New" w:hAnsi="Courier New" w:eastAsia="Courier New" w:cs="Tahoma"/>
         </w:rPr>
         <w:t>scheduler.ts</w:t>
       </w:r>
@@ -5045,7 +5163,7 @@
       </w:r>
       <w:r>
         <w:rPr>
-          <w:rFonts w:ascii="Courier New" w:hAnsi="Courier New"/>
+          <w:rFonts w:ascii="Courier New" w:hAnsi="Courier New" w:eastAsia="Courier New" w:cs="Tahoma"/>
         </w:rPr>
         <w:t>enabled=false</w:t>
       </w:r>
@@ -5060,7 +5178,7 @@
       </w:pPr>
       <w:r>
         <w:rPr>
-          <w:rFonts w:ascii="Courier New" w:hAnsi="Courier New"/>
+          <w:rFonts w:ascii="Courier New" w:hAnsi="Courier New" w:eastAsia="Courier New" w:cs="Tahoma"/>
           <w:sz w:val="16"/>
         </w:rPr>
         <w:t>// src/batch/sbpgi/job-7-sync-competitor-to-document/job-7-sync-competitor-to-document.config.ts</w:t>
@@ -5164,7 +5282,7 @@
       </w:r>
       <w:r>
         <w:rPr>
-          <w:rFonts w:ascii="Courier New" w:hAnsi="Courier New"/>
+          <w:rFonts w:ascii="Courier New" w:hAnsi="Courier New" w:eastAsia="Courier New" w:cs="Tahoma"/>
         </w:rPr>
         <w:t>JobRunContext</w:t>
       </w:r>
@@ -5173,7 +5291,7 @@
       </w:r>
       <w:r>
         <w:rPr>
-          <w:rFonts w:ascii="Courier New" w:hAnsi="Courier New"/>
+          <w:rFonts w:ascii="Courier New" w:hAnsi="Courier New" w:eastAsia="Courier New" w:cs="Tahoma"/>
         </w:rPr>
         <w:t>JobRunResult</w:t>
       </w:r>
@@ -5182,7 +5300,7 @@
       </w:r>
       <w:r>
         <w:rPr>
-          <w:rFonts w:ascii="Courier New" w:hAnsi="Courier New"/>
+          <w:rFonts w:ascii="Courier New" w:hAnsi="Courier New" w:eastAsia="Courier New" w:cs="Tahoma"/>
         </w:rPr>
         <w:t>JobState</w:t>
       </w:r>
@@ -5191,7 +5309,7 @@
       </w:r>
       <w:r>
         <w:rPr>
-          <w:rFonts w:ascii="Courier New" w:hAnsi="Courier New"/>
+          <w:rFonts w:ascii="Courier New" w:hAnsi="Courier New" w:eastAsia="Courier New" w:cs="Tahoma"/>
         </w:rPr>
         <w:t>JobFailedError</w:t>
       </w:r>
@@ -5200,7 +5318,7 @@
       </w:r>
       <w:r>
         <w:rPr>
-          <w:rFonts w:ascii="Courier New" w:hAnsi="Courier New"/>
+          <w:rFonts w:ascii="Courier New" w:hAnsi="Courier New" w:eastAsia="Courier New" w:cs="Tahoma"/>
         </w:rPr>
         <w:t>src/batch/runner.ts</w:t>
       </w:r>
@@ -5215,7 +5333,7 @@
       </w:pPr>
       <w:r>
         <w:rPr>
-          <w:rFonts w:ascii="Courier New" w:hAnsi="Courier New"/>
+          <w:rFonts w:ascii="Courier New" w:hAnsi="Courier New" w:eastAsia="Courier New" w:cs="Tahoma"/>
           <w:sz w:val="16"/>
         </w:rPr>
         <w:t>// src/batch/runner.ts — สัญญากลางของทุก job (ประกาศครั้งเดียว ใช้ร่วมทั้ง 11 ฉบับ)</w:t>
@@ -5291,7 +5409,7 @@
       </w:pPr>
       <w:r>
         <w:rPr>
-          <w:rFonts w:ascii="Courier New" w:hAnsi="Courier New"/>
+          <w:rFonts w:ascii="Courier New" w:hAnsi="Courier New" w:eastAsia="Courier New" w:cs="Tahoma"/>
           <w:sz w:val="16"/>
         </w:rPr>
         <w:t>// SyncCompetitorToDocumentService — method ที่ job class เรียก (1 method ต่อ 1 ขั้นในตารางด้านบน)</w:t>
@@ -5378,7 +5496,7 @@
       </w:r>
       <w:r>
         <w:rPr>
-          <w:rFonts w:ascii="Courier New" w:hAnsi="Courier New"/>
+          <w:rFonts w:ascii="Courier New" w:hAnsi="Courier New" w:eastAsia="Courier New" w:cs="Tahoma"/>
         </w:rPr>
         <w:t>run()</w:t>
       </w:r>
@@ -5418,7 +5536,7 @@
             <w:r/>
             <w:r>
               <w:rPr>
-                <w:rFonts w:ascii="Arial" w:hAnsi="Arial" w:eastAsia="Arial"/>
+                <w:rFonts w:ascii="Arial" w:hAnsi="Arial" w:eastAsia="Arial" w:cs="Tahoma"/>
                 <w:b/>
                 <w:sz w:val="18"/>
               </w:rPr>
@@ -5440,7 +5558,7 @@
             <w:r/>
             <w:r>
               <w:rPr>
-                <w:rFonts w:ascii="Arial" w:hAnsi="Arial" w:eastAsia="Arial"/>
+                <w:rFonts w:ascii="Arial" w:hAnsi="Arial" w:eastAsia="Arial" w:cs="Tahoma"/>
                 <w:b/>
                 <w:sz w:val="18"/>
               </w:rPr>
@@ -5462,7 +5580,7 @@
             <w:r/>
             <w:r>
               <w:rPr>
-                <w:rFonts w:ascii="Arial" w:hAnsi="Arial" w:eastAsia="Arial"/>
+                <w:rFonts w:ascii="Arial" w:hAnsi="Arial" w:eastAsia="Arial" w:cs="Tahoma"/>
                 <w:b/>
                 <w:sz w:val="18"/>
               </w:rPr>
@@ -5484,7 +5602,7 @@
             <w:r/>
             <w:r>
               <w:rPr>
-                <w:rFonts w:ascii="Arial" w:hAnsi="Arial" w:eastAsia="Arial"/>
+                <w:rFonts w:ascii="Arial" w:hAnsi="Arial" w:eastAsia="Arial" w:cs="Tahoma"/>
                 <w:b/>
                 <w:sz w:val="18"/>
               </w:rPr>
@@ -5506,7 +5624,7 @@
             <w:r/>
             <w:r>
               <w:rPr>
-                <w:rFonts w:ascii="Arial" w:hAnsi="Arial" w:eastAsia="Arial"/>
+                <w:rFonts w:ascii="Arial" w:hAnsi="Arial" w:eastAsia="Arial" w:cs="Tahoma"/>
                 <w:b/>
                 <w:sz w:val="18"/>
               </w:rPr>
@@ -5531,13 +5649,13 @@
             </w:pPr>
             <w:r>
               <w:rPr>
-                <w:rFonts w:ascii="Arial" w:hAnsi="Arial" w:eastAsia="Arial"/>
-                <w:sz w:val="18"/>
-              </w:rPr>
-            </w:r>
-            <w:r>
-              <w:rPr>
-                <w:rFonts w:ascii="Arial" w:hAnsi="Arial" w:eastAsia="Arial"/>
+                <w:rFonts w:ascii="Arial" w:hAnsi="Arial" w:eastAsia="Arial" w:cs="Tahoma"/>
+                <w:sz w:val="18"/>
+              </w:rPr>
+            </w:r>
+            <w:r>
+              <w:rPr>
+                <w:rFonts w:ascii="Arial" w:hAnsi="Arial" w:eastAsia="Arial" w:cs="Tahoma"/>
                 <w:sz w:val="18"/>
               </w:rPr>
               <w:t>1</w:t>
@@ -5556,13 +5674,13 @@
             </w:pPr>
             <w:r>
               <w:rPr>
-                <w:rFonts w:ascii="Arial" w:hAnsi="Arial" w:eastAsia="Arial"/>
-                <w:sz w:val="18"/>
-              </w:rPr>
-            </w:r>
-            <w:r>
-              <w:rPr>
-                <w:rFonts w:ascii="Arial" w:hAnsi="Arial" w:eastAsia="Arial"/>
+                <w:rFonts w:ascii="Arial" w:hAnsi="Arial" w:eastAsia="Arial" w:cs="Tahoma"/>
+                <w:sz w:val="18"/>
+              </w:rPr>
+            </w:r>
+            <w:r>
+              <w:rPr>
+                <w:rFonts w:ascii="Arial" w:hAnsi="Arial" w:eastAsia="Arial" w:cs="Tahoma"/>
                 <w:sz w:val="18"/>
               </w:rPr>
               <w:t>start</w:t>
@@ -5581,13 +5699,13 @@
             </w:pPr>
             <w:r>
               <w:rPr>
-                <w:rFonts w:ascii="Arial" w:hAnsi="Arial" w:eastAsia="Arial"/>
-                <w:sz w:val="18"/>
-              </w:rPr>
-            </w:r>
-            <w:r>
-              <w:rPr>
-                <w:rFonts w:ascii="Arial" w:hAnsi="Arial" w:eastAsia="Arial"/>
+                <w:rFonts w:ascii="Arial" w:hAnsi="Arial" w:eastAsia="Arial" w:cs="Tahoma"/>
+                <w:sz w:val="18"/>
+              </w:rPr>
+            </w:r>
+            <w:r>
+              <w:rPr>
+                <w:rFonts w:ascii="Arial" w:hAnsi="Arial" w:eastAsia="Arial" w:cs="Tahoma"/>
                 <w:sz w:val="18"/>
               </w:rPr>
               <w:t>เริ่ม</w:t>
@@ -5606,13 +5724,13 @@
             </w:pPr>
             <w:r>
               <w:rPr>
-                <w:rFonts w:ascii="Arial" w:hAnsi="Arial" w:eastAsia="Arial"/>
-                <w:sz w:val="18"/>
-              </w:rPr>
-            </w:r>
-            <w:r>
-              <w:rPr>
-                <w:rFonts w:ascii="Arial" w:hAnsi="Arial" w:eastAsia="Arial"/>
+                <w:rFonts w:ascii="Arial" w:hAnsi="Arial" w:eastAsia="Arial" w:cs="Tahoma"/>
+                <w:sz w:val="18"/>
+              </w:rPr>
+            </w:r>
+            <w:r>
+              <w:rPr>
+                <w:rFonts w:ascii="Arial" w:hAnsi="Arial" w:eastAsia="Arial" w:cs="Tahoma"/>
                 <w:sz w:val="18"/>
               </w:rPr>
               <w:t>createState()</w:t>
@@ -5631,13 +5749,13 @@
             </w:pPr>
             <w:r>
               <w:rPr>
-                <w:rFonts w:ascii="Arial" w:hAnsi="Arial" w:eastAsia="Arial"/>
-                <w:sz w:val="18"/>
-              </w:rPr>
-            </w:r>
-            <w:r>
-              <w:rPr>
-                <w:rFonts w:ascii="Arial" w:hAnsi="Arial" w:eastAsia="Arial"/>
+                <w:rFonts w:ascii="Arial" w:hAnsi="Arial" w:eastAsia="Arial" w:cs="Tahoma"/>
+                <w:sz w:val="18"/>
+              </w:rPr>
+            </w:r>
+            <w:r>
+              <w:rPr>
+                <w:rFonts w:ascii="Arial" w:hAnsi="Arial" w:eastAsia="Arial" w:cs="Tahoma"/>
                 <w:sz w:val="18"/>
               </w:rPr>
               <w:t>-</w:t>
@@ -5661,13 +5779,13 @@
             </w:pPr>
             <w:r>
               <w:rPr>
-                <w:rFonts w:ascii="Arial" w:hAnsi="Arial" w:eastAsia="Arial"/>
-                <w:sz w:val="18"/>
-              </w:rPr>
-            </w:r>
-            <w:r>
-              <w:rPr>
-                <w:rFonts w:ascii="Arial" w:hAnsi="Arial" w:eastAsia="Arial"/>
+                <w:rFonts w:ascii="Arial" w:hAnsi="Arial" w:eastAsia="Arial" w:cs="Tahoma"/>
+                <w:sz w:val="18"/>
+              </w:rPr>
+            </w:r>
+            <w:r>
+              <w:rPr>
+                <w:rFonts w:ascii="Arial" w:hAnsi="Arial" w:eastAsia="Arial" w:cs="Tahoma"/>
                 <w:sz w:val="18"/>
               </w:rPr>
               <w:t>2</w:t>
@@ -5686,13 +5804,13 @@
             </w:pPr>
             <w:r>
               <w:rPr>
-                <w:rFonts w:ascii="Arial" w:hAnsi="Arial" w:eastAsia="Arial"/>
-                <w:sz w:val="18"/>
-              </w:rPr>
-            </w:r>
-            <w:r>
-              <w:rPr>
-                <w:rFonts w:ascii="Arial" w:hAnsi="Arial" w:eastAsia="Arial"/>
+                <w:rFonts w:ascii="Arial" w:hAnsi="Arial" w:eastAsia="Arial" w:cs="Tahoma"/>
+                <w:sz w:val="18"/>
+              </w:rPr>
+            </w:r>
+            <w:r>
+              <w:rPr>
+                <w:rFonts w:ascii="Arial" w:hAnsi="Arial" w:eastAsia="Arial" w:cs="Tahoma"/>
                 <w:sz w:val="18"/>
               </w:rPr>
               <w:t>process</w:t>
@@ -5711,13 +5829,13 @@
             </w:pPr>
             <w:r>
               <w:rPr>
-                <w:rFonts w:ascii="Arial" w:hAnsi="Arial" w:eastAsia="Arial"/>
-                <w:sz w:val="18"/>
-              </w:rPr>
-            </w:r>
-            <w:r>
-              <w:rPr>
-                <w:rFonts w:ascii="Arial" w:hAnsi="Arial" w:eastAsia="Arial"/>
+                <w:rFonts w:ascii="Arial" w:hAnsi="Arial" w:eastAsia="Arial" w:cs="Tahoma"/>
+                <w:sz w:val="18"/>
+              </w:rPr>
+            </w:r>
+            <w:r>
+              <w:rPr>
+                <w:rFonts w:ascii="Arial" w:hAnsi="Arial" w:eastAsia="Arial" w:cs="Tahoma"/>
                 <w:sz w:val="18"/>
               </w:rPr>
               <w:t>อ่านคู่แข่งงวดล่าสุดต่อร้านจาก fgi_impact_competitors</w:t>
@@ -5736,13 +5854,13 @@
             </w:pPr>
             <w:r>
               <w:rPr>
-                <w:rFonts w:ascii="Arial" w:hAnsi="Arial" w:eastAsia="Arial"/>
-                <w:sz w:val="18"/>
-              </w:rPr>
-            </w:r>
-            <w:r>
-              <w:rPr>
-                <w:rFonts w:ascii="Arial" w:hAnsi="Arial" w:eastAsia="Arial"/>
+                <w:rFonts w:ascii="Arial" w:hAnsi="Arial" w:eastAsia="Arial" w:cs="Tahoma"/>
+                <w:sz w:val="18"/>
+              </w:rPr>
+            </w:r>
+            <w:r>
+              <w:rPr>
+                <w:rFonts w:ascii="Arial" w:hAnsi="Arial" w:eastAsia="Arial" w:cs="Tahoma"/>
                 <w:sz w:val="18"/>
               </w:rPr>
               <w:t>step02Read()</w:t>
@@ -5761,13 +5879,13 @@
             </w:pPr>
             <w:r>
               <w:rPr>
-                <w:rFonts w:ascii="Arial" w:hAnsi="Arial" w:eastAsia="Arial"/>
-                <w:sz w:val="18"/>
-              </w:rPr>
-            </w:r>
-            <w:r>
-              <w:rPr>
-                <w:rFonts w:ascii="Arial" w:hAnsi="Arial" w:eastAsia="Arial"/>
+                <w:rFonts w:ascii="Arial" w:hAnsi="Arial" w:eastAsia="Arial" w:cs="Tahoma"/>
+                <w:sz w:val="18"/>
+              </w:rPr>
+            </w:r>
+            <w:r>
+              <w:rPr>
+                <w:rFonts w:ascii="Arial" w:hAnsi="Arial" w:eastAsia="Arial" w:cs="Tahoma"/>
                 <w:sz w:val="18"/>
               </w:rPr>
               <w:t>throw JobFailedError เมื่อทำไม่สำเร็จ</w:t>
@@ -5791,13 +5909,13 @@
             </w:pPr>
             <w:r>
               <w:rPr>
-                <w:rFonts w:ascii="Arial" w:hAnsi="Arial" w:eastAsia="Arial"/>
-                <w:sz w:val="18"/>
-              </w:rPr>
-            </w:r>
-            <w:r>
-              <w:rPr>
-                <w:rFonts w:ascii="Arial" w:hAnsi="Arial" w:eastAsia="Arial"/>
+                <w:rFonts w:ascii="Arial" w:hAnsi="Arial" w:eastAsia="Arial" w:cs="Tahoma"/>
+                <w:sz w:val="18"/>
+              </w:rPr>
+            </w:r>
+            <w:r>
+              <w:rPr>
+                <w:rFonts w:ascii="Arial" w:hAnsi="Arial" w:eastAsia="Arial" w:cs="Tahoma"/>
                 <w:sz w:val="18"/>
               </w:rPr>
               <w:t>3</w:t>
@@ -5816,13 +5934,13 @@
             </w:pPr>
             <w:r>
               <w:rPr>
-                <w:rFonts w:ascii="Arial" w:hAnsi="Arial" w:eastAsia="Arial"/>
-                <w:sz w:val="18"/>
-              </w:rPr>
-            </w:r>
-            <w:r>
-              <w:rPr>
-                <w:rFonts w:ascii="Arial" w:hAnsi="Arial" w:eastAsia="Arial"/>
+                <w:rFonts w:ascii="Arial" w:hAnsi="Arial" w:eastAsia="Arial" w:cs="Tahoma"/>
+                <w:sz w:val="18"/>
+              </w:rPr>
+            </w:r>
+            <w:r>
+              <w:rPr>
+                <w:rFonts w:ascii="Arial" w:hAnsi="Arial" w:eastAsia="Arial" w:cs="Tahoma"/>
                 <w:sz w:val="18"/>
               </w:rPr>
               <w:t>decision</w:t>
@@ -5841,13 +5959,13 @@
             </w:pPr>
             <w:r>
               <w:rPr>
-                <w:rFonts w:ascii="Arial" w:hAnsi="Arial" w:eastAsia="Arial"/>
-                <w:sz w:val="18"/>
-              </w:rPr>
-            </w:r>
-            <w:r>
-              <w:rPr>
-                <w:rFonts w:ascii="Arial" w:hAnsi="Arial" w:eastAsia="Arial"/>
+                <w:rFonts w:ascii="Arial" w:hAnsi="Arial" w:eastAsia="Arial" w:cs="Tahoma"/>
+                <w:sz w:val="18"/>
+              </w:rPr>
+            </w:r>
+            <w:r>
+              <w:rPr>
+                <w:rFonts w:ascii="Arial" w:hAnsi="Arial" w:eastAsia="Arial" w:cs="Tahoma"/>
                 <w:sz w:val="18"/>
               </w:rPr>
               <w:t>มี compensation_documents ของ impact_process_id แล้ว?</w:t>
@@ -5866,13 +5984,13 @@
             </w:pPr>
             <w:r>
               <w:rPr>
-                <w:rFonts w:ascii="Arial" w:hAnsi="Arial" w:eastAsia="Arial"/>
-                <w:sz w:val="18"/>
-              </w:rPr>
-            </w:r>
-            <w:r>
-              <w:rPr>
-                <w:rFonts w:ascii="Arial" w:hAnsi="Arial" w:eastAsia="Arial"/>
+                <w:rFonts w:ascii="Arial" w:hAnsi="Arial" w:eastAsia="Arial" w:cs="Tahoma"/>
+                <w:sz w:val="18"/>
+              </w:rPr>
+            </w:r>
+            <w:r>
+              <w:rPr>
+                <w:rFonts w:ascii="Arial" w:hAnsi="Arial" w:eastAsia="Arial" w:cs="Tahoma"/>
                 <w:sz w:val="18"/>
               </w:rPr>
               <w:t>check03Document()</w:t>
@@ -5891,13 +6009,13 @@
             </w:pPr>
             <w:r>
               <w:rPr>
-                <w:rFonts w:ascii="Arial" w:hAnsi="Arial" w:eastAsia="Arial"/>
-                <w:sz w:val="18"/>
-              </w:rPr>
-            </w:r>
-            <w:r>
-              <w:rPr>
-                <w:rFonts w:ascii="Arial" w:hAnsi="Arial" w:eastAsia="Arial"/>
+                <w:rFonts w:ascii="Arial" w:hAnsi="Arial" w:eastAsia="Arial" w:cs="Tahoma"/>
+                <w:sz w:val="18"/>
+              </w:rPr>
+            </w:r>
+            <w:r>
+              <w:rPr>
+                <w:rFonts w:ascii="Arial" w:hAnsi="Arial" w:eastAsia="Arial" w:cs="Tahoma"/>
                 <w:sz w:val="18"/>
               </w:rPr>
               <w:t>[err] คงสถานะรอ sync / log pending</w:t>
@@ -5921,13 +6039,13 @@
             </w:pPr>
             <w:r>
               <w:rPr>
-                <w:rFonts w:ascii="Arial" w:hAnsi="Arial" w:eastAsia="Arial"/>
-                <w:sz w:val="18"/>
-              </w:rPr>
-            </w:r>
-            <w:r>
-              <w:rPr>
-                <w:rFonts w:ascii="Arial" w:hAnsi="Arial" w:eastAsia="Arial"/>
+                <w:rFonts w:ascii="Arial" w:hAnsi="Arial" w:eastAsia="Arial" w:cs="Tahoma"/>
+                <w:sz w:val="18"/>
+              </w:rPr>
+            </w:r>
+            <w:r>
+              <w:rPr>
+                <w:rFonts w:ascii="Arial" w:hAnsi="Arial" w:eastAsia="Arial" w:cs="Tahoma"/>
                 <w:sz w:val="18"/>
               </w:rPr>
               <w:t>4</w:t>
@@ -5946,13 +6064,13 @@
             </w:pPr>
             <w:r>
               <w:rPr>
-                <w:rFonts w:ascii="Arial" w:hAnsi="Arial" w:eastAsia="Arial"/>
-                <w:sz w:val="18"/>
-              </w:rPr>
-            </w:r>
-            <w:r>
-              <w:rPr>
-                <w:rFonts w:ascii="Arial" w:hAnsi="Arial" w:eastAsia="Arial"/>
+                <w:rFonts w:ascii="Arial" w:hAnsi="Arial" w:eastAsia="Arial" w:cs="Tahoma"/>
+                <w:sz w:val="18"/>
+              </w:rPr>
+            </w:r>
+            <w:r>
+              <w:rPr>
+                <w:rFonts w:ascii="Arial" w:hAnsi="Arial" w:eastAsia="Arial" w:cs="Tahoma"/>
                 <w:sz w:val="18"/>
               </w:rPr>
               <w:t>process</w:t>
@@ -5971,13 +6089,13 @@
             </w:pPr>
             <w:r>
               <w:rPr>
-                <w:rFonts w:ascii="Arial" w:hAnsi="Arial" w:eastAsia="Arial"/>
-                <w:sz w:val="18"/>
-              </w:rPr>
-            </w:r>
-            <w:r>
-              <w:rPr>
-                <w:rFonts w:ascii="Arial" w:hAnsi="Arial" w:eastAsia="Arial"/>
+                <w:rFonts w:ascii="Arial" w:hAnsi="Arial" w:eastAsia="Arial" w:cs="Tahoma"/>
+                <w:sz w:val="18"/>
+              </w:rPr>
+            </w:r>
+            <w:r>
+              <w:rPr>
+                <w:rFonts w:ascii="Arial" w:hAnsi="Arial" w:eastAsia="Arial" w:cs="Tahoma"/>
                 <w:sz w:val="18"/>
               </w:rPr>
               <w:t>upsert document_competitors</w:t>
@@ -5996,13 +6114,13 @@
             </w:pPr>
             <w:r>
               <w:rPr>
-                <w:rFonts w:ascii="Arial" w:hAnsi="Arial" w:eastAsia="Arial"/>
-                <w:sz w:val="18"/>
-              </w:rPr>
-            </w:r>
-            <w:r>
-              <w:rPr>
-                <w:rFonts w:ascii="Arial" w:hAnsi="Arial" w:eastAsia="Arial"/>
+                <w:rFonts w:ascii="Arial" w:hAnsi="Arial" w:eastAsia="Arial" w:cs="Tahoma"/>
+                <w:sz w:val="18"/>
+              </w:rPr>
+            </w:r>
+            <w:r>
+              <w:rPr>
+                <w:rFonts w:ascii="Arial" w:hAnsi="Arial" w:eastAsia="Arial" w:cs="Tahoma"/>
                 <w:sz w:val="18"/>
               </w:rPr>
               <w:t>step04Upsert()</w:t>
@@ -6021,13 +6139,13 @@
             </w:pPr>
             <w:r>
               <w:rPr>
-                <w:rFonts w:ascii="Arial" w:hAnsi="Arial" w:eastAsia="Arial"/>
-                <w:sz w:val="18"/>
-              </w:rPr>
-            </w:r>
-            <w:r>
-              <w:rPr>
-                <w:rFonts w:ascii="Arial" w:hAnsi="Arial" w:eastAsia="Arial"/>
+                <w:rFonts w:ascii="Arial" w:hAnsi="Arial" w:eastAsia="Arial" w:cs="Tahoma"/>
+                <w:sz w:val="18"/>
+              </w:rPr>
+            </w:r>
+            <w:r>
+              <w:rPr>
+                <w:rFonts w:ascii="Arial" w:hAnsi="Arial" w:eastAsia="Arial" w:cs="Tahoma"/>
                 <w:sz w:val="18"/>
               </w:rPr>
               <w:t>throw JobFailedError เมื่อทำไม่สำเร็จ</w:t>
@@ -6051,13 +6169,13 @@
             </w:pPr>
             <w:r>
               <w:rPr>
-                <w:rFonts w:ascii="Arial" w:hAnsi="Arial" w:eastAsia="Arial"/>
-                <w:sz w:val="18"/>
-              </w:rPr>
-            </w:r>
-            <w:r>
-              <w:rPr>
-                <w:rFonts w:ascii="Arial" w:hAnsi="Arial" w:eastAsia="Arial"/>
+                <w:rFonts w:ascii="Arial" w:hAnsi="Arial" w:eastAsia="Arial" w:cs="Tahoma"/>
+                <w:sz w:val="18"/>
+              </w:rPr>
+            </w:r>
+            <w:r>
+              <w:rPr>
+                <w:rFonts w:ascii="Arial" w:hAnsi="Arial" w:eastAsia="Arial" w:cs="Tahoma"/>
                 <w:sz w:val="18"/>
               </w:rPr>
               <w:t>5</w:t>
@@ -6076,13 +6194,13 @@
             </w:pPr>
             <w:r>
               <w:rPr>
-                <w:rFonts w:ascii="Arial" w:hAnsi="Arial" w:eastAsia="Arial"/>
-                <w:sz w:val="18"/>
-              </w:rPr>
-            </w:r>
-            <w:r>
-              <w:rPr>
-                <w:rFonts w:ascii="Arial" w:hAnsi="Arial" w:eastAsia="Arial"/>
+                <w:rFonts w:ascii="Arial" w:hAnsi="Arial" w:eastAsia="Arial" w:cs="Tahoma"/>
+                <w:sz w:val="18"/>
+              </w:rPr>
+            </w:r>
+            <w:r>
+              <w:rPr>
+                <w:rFonts w:ascii="Arial" w:hAnsi="Arial" w:eastAsia="Arial" w:cs="Tahoma"/>
                 <w:sz w:val="18"/>
               </w:rPr>
               <w:t>process</w:t>
@@ -6101,13 +6219,13 @@
             </w:pPr>
             <w:r>
               <w:rPr>
-                <w:rFonts w:ascii="Arial" w:hAnsi="Arial" w:eastAsia="Arial"/>
-                <w:sz w:val="18"/>
-              </w:rPr>
-            </w:r>
-            <w:r>
-              <w:rPr>
-                <w:rFonts w:ascii="Arial" w:hAnsi="Arial" w:eastAsia="Arial"/>
+                <w:rFonts w:ascii="Arial" w:hAnsi="Arial" w:eastAsia="Arial" w:cs="Tahoma"/>
+                <w:sz w:val="18"/>
+              </w:rPr>
+            </w:r>
+            <w:r>
+              <w:rPr>
+                <w:rFonts w:ascii="Arial" w:hAnsi="Arial" w:eastAsia="Arial" w:cs="Tahoma"/>
                 <w:sz w:val="18"/>
               </w:rPr>
               <w:t>บันทึก interface_transactions เป็น INTERNAL_DB_WRITE</w:t>
@@ -6126,13 +6244,13 @@
             </w:pPr>
             <w:r>
               <w:rPr>
-                <w:rFonts w:ascii="Arial" w:hAnsi="Arial" w:eastAsia="Arial"/>
-                <w:sz w:val="18"/>
-              </w:rPr>
-            </w:r>
-            <w:r>
-              <w:rPr>
-                <w:rFonts w:ascii="Arial" w:hAnsi="Arial" w:eastAsia="Arial"/>
+                <w:rFonts w:ascii="Arial" w:hAnsi="Arial" w:eastAsia="Arial" w:cs="Tahoma"/>
+                <w:sz w:val="18"/>
+              </w:rPr>
+            </w:r>
+            <w:r>
+              <w:rPr>
+                <w:rFonts w:ascii="Arial" w:hAnsi="Arial" w:eastAsia="Arial" w:cs="Tahoma"/>
                 <w:sz w:val="18"/>
               </w:rPr>
               <w:t>step05WriteFile()</w:t>
@@ -6151,13 +6269,13 @@
             </w:pPr>
             <w:r>
               <w:rPr>
-                <w:rFonts w:ascii="Arial" w:hAnsi="Arial" w:eastAsia="Arial"/>
-                <w:sz w:val="18"/>
-              </w:rPr>
-            </w:r>
-            <w:r>
-              <w:rPr>
-                <w:rFonts w:ascii="Arial" w:hAnsi="Arial" w:eastAsia="Arial"/>
+                <w:rFonts w:ascii="Arial" w:hAnsi="Arial" w:eastAsia="Arial" w:cs="Tahoma"/>
+                <w:sz w:val="18"/>
+              </w:rPr>
+            </w:r>
+            <w:r>
+              <w:rPr>
+                <w:rFonts w:ascii="Arial" w:hAnsi="Arial" w:eastAsia="Arial" w:cs="Tahoma"/>
                 <w:sz w:val="18"/>
               </w:rPr>
               <w:t>throw JobFailedError เมื่อทำไม่สำเร็จ</w:t>
@@ -6181,13 +6299,13 @@
             </w:pPr>
             <w:r>
               <w:rPr>
-                <w:rFonts w:ascii="Arial" w:hAnsi="Arial" w:eastAsia="Arial"/>
-                <w:sz w:val="18"/>
-              </w:rPr>
-            </w:r>
-            <w:r>
-              <w:rPr>
-                <w:rFonts w:ascii="Arial" w:hAnsi="Arial" w:eastAsia="Arial"/>
+                <w:rFonts w:ascii="Arial" w:hAnsi="Arial" w:eastAsia="Arial" w:cs="Tahoma"/>
+                <w:sz w:val="18"/>
+              </w:rPr>
+            </w:r>
+            <w:r>
+              <w:rPr>
+                <w:rFonts w:ascii="Arial" w:hAnsi="Arial" w:eastAsia="Arial" w:cs="Tahoma"/>
                 <w:sz w:val="18"/>
               </w:rPr>
               <w:t>6</w:t>
@@ -6206,13 +6324,13 @@
             </w:pPr>
             <w:r>
               <w:rPr>
-                <w:rFonts w:ascii="Arial" w:hAnsi="Arial" w:eastAsia="Arial"/>
-                <w:sz w:val="18"/>
-              </w:rPr>
-            </w:r>
-            <w:r>
-              <w:rPr>
-                <w:rFonts w:ascii="Arial" w:hAnsi="Arial" w:eastAsia="Arial"/>
+                <w:rFonts w:ascii="Arial" w:hAnsi="Arial" w:eastAsia="Arial" w:cs="Tahoma"/>
+                <w:sz w:val="18"/>
+              </w:rPr>
+            </w:r>
+            <w:r>
+              <w:rPr>
+                <w:rFonts w:ascii="Arial" w:hAnsi="Arial" w:eastAsia="Arial" w:cs="Tahoma"/>
                 <w:sz w:val="18"/>
               </w:rPr>
               <w:t>end</w:t>
@@ -6231,13 +6349,13 @@
             </w:pPr>
             <w:r>
               <w:rPr>
-                <w:rFonts w:ascii="Arial" w:hAnsi="Arial" w:eastAsia="Arial"/>
-                <w:sz w:val="18"/>
-              </w:rPr>
-            </w:r>
-            <w:r>
-              <w:rPr>
-                <w:rFonts w:ascii="Arial" w:hAnsi="Arial" w:eastAsia="Arial"/>
+                <w:rFonts w:ascii="Arial" w:hAnsi="Arial" w:eastAsia="Arial" w:cs="Tahoma"/>
+                <w:sz w:val="18"/>
+              </w:rPr>
+            </w:r>
+            <w:r>
+              <w:rPr>
+                <w:rFonts w:ascii="Arial" w:hAnsi="Arial" w:eastAsia="Arial" w:cs="Tahoma"/>
                 <w:sz w:val="18"/>
               </w:rPr>
               <w:t>จบ</w:t>
@@ -6256,13 +6374,13 @@
             </w:pPr>
             <w:r>
               <w:rPr>
-                <w:rFonts w:ascii="Arial" w:hAnsi="Arial" w:eastAsia="Arial"/>
-                <w:sz w:val="18"/>
-              </w:rPr>
-            </w:r>
-            <w:r>
-              <w:rPr>
-                <w:rFonts w:ascii="Arial" w:hAnsi="Arial" w:eastAsia="Arial"/>
+                <w:rFonts w:ascii="Arial" w:hAnsi="Arial" w:eastAsia="Arial" w:cs="Tahoma"/>
+                <w:sz w:val="18"/>
+              </w:rPr>
+            </w:r>
+            <w:r>
+              <w:rPr>
+                <w:rFonts w:ascii="Arial" w:hAnsi="Arial" w:eastAsia="Arial" w:cs="Tahoma"/>
                 <w:sz w:val="18"/>
               </w:rPr>
               <w:t>summarize()</w:t>
@@ -6281,13 +6399,13 @@
             </w:pPr>
             <w:r>
               <w:rPr>
-                <w:rFonts w:ascii="Arial" w:hAnsi="Arial" w:eastAsia="Arial"/>
-                <w:sz w:val="18"/>
-              </w:rPr>
-            </w:r>
-            <w:r>
-              <w:rPr>
-                <w:rFonts w:ascii="Arial" w:hAnsi="Arial" w:eastAsia="Arial"/>
+                <w:rFonts w:ascii="Arial" w:hAnsi="Arial" w:eastAsia="Arial" w:cs="Tahoma"/>
+                <w:sz w:val="18"/>
+              </w:rPr>
+            </w:r>
+            <w:r>
+              <w:rPr>
+                <w:rFonts w:ascii="Arial" w:hAnsi="Arial" w:eastAsia="Arial" w:cs="Tahoma"/>
                 <w:sz w:val="18"/>
               </w:rPr>
               <w:t>-</w:t>
@@ -6304,7 +6422,7 @@
       </w:pPr>
       <w:r>
         <w:rPr>
-          <w:rFonts w:ascii="Courier New" w:hAnsi="Courier New"/>
+          <w:rFonts w:ascii="Courier New" w:hAnsi="Courier New" w:eastAsia="Courier New" w:cs="Tahoma"/>
           <w:sz w:val="16"/>
         </w:rPr>
         <w:t>// src/batch/sbpgi/job-7-sync-competitor-to-document/job-7-sync-competitor-to-document.job.ts</w:t>
@@ -6438,7 +6556,7 @@
       </w:r>
       <w:r>
         <w:rPr>
-          <w:rFonts w:ascii="Courier New" w:hAnsi="Courier New"/>
+          <w:rFonts w:ascii="Courier New" w:hAnsi="Courier New" w:eastAsia="Courier New" w:cs="Tahoma"/>
         </w:rPr>
         <w:t>pg_try_advisory_lock</w:t>
       </w:r>
@@ -6453,7 +6571,7 @@
       </w:pPr>
       <w:r>
         <w:rPr>
-          <w:rFonts w:ascii="Courier New" w:hAnsi="Courier New"/>
+          <w:rFonts w:ascii="Courier New" w:hAnsi="Courier New" w:eastAsia="Courier New" w:cs="Tahoma"/>
           <w:sz w:val="16"/>
         </w:rPr>
         <w:t>// src/batch/runner.ts (ส่วนกันรันซ้อน)</w:t>
@@ -6550,7 +6668,7 @@
       </w:r>
       <w:r>
         <w:rPr>
-          <w:rFonts w:ascii="Courier New" w:hAnsi="Courier New"/>
+          <w:rFonts w:ascii="Courier New" w:hAnsi="Courier New" w:eastAsia="Courier New" w:cs="Tahoma"/>
         </w:rPr>
         <w:t>{provide: 'SYNC_COMPETITOR_TO_DOCUMENT_REPOSITORY', useFactory: (ds) =&gt; ds.getRepository(Entity), inject: ['DATA_SOURCE']}</w:t>
       </w:r>
@@ -6559,7 +6677,7 @@
       </w:r>
       <w:r>
         <w:rPr>
-          <w:rFonts w:ascii="Courier New" w:hAnsi="Courier New"/>
+          <w:rFonts w:ascii="Courier New" w:hAnsi="Courier New" w:eastAsia="Courier New" w:cs="Tahoma"/>
         </w:rPr>
         <w:t>sps_store</w:t>
       </w:r>
@@ -6598,7 +6716,7 @@
             <w:r/>
             <w:r>
               <w:rPr>
-                <w:rFonts w:ascii="Arial" w:hAnsi="Arial" w:eastAsia="Arial"/>
+                <w:rFonts w:ascii="Arial" w:hAnsi="Arial" w:eastAsia="Arial" w:cs="Tahoma"/>
                 <w:b/>
                 <w:sz w:val="18"/>
               </w:rPr>
@@ -6620,7 +6738,7 @@
             <w:r/>
             <w:r>
               <w:rPr>
-                <w:rFonts w:ascii="Arial" w:hAnsi="Arial" w:eastAsia="Arial"/>
+                <w:rFonts w:ascii="Arial" w:hAnsi="Arial" w:eastAsia="Arial" w:cs="Tahoma"/>
                 <w:b/>
                 <w:sz w:val="18"/>
               </w:rPr>
@@ -6642,7 +6760,7 @@
             <w:r/>
             <w:r>
               <w:rPr>
-                <w:rFonts w:ascii="Arial" w:hAnsi="Arial" w:eastAsia="Arial"/>
+                <w:rFonts w:ascii="Arial" w:hAnsi="Arial" w:eastAsia="Arial" w:cs="Tahoma"/>
                 <w:b/>
                 <w:sz w:val="18"/>
               </w:rPr>
@@ -6664,7 +6782,7 @@
             <w:r/>
             <w:r>
               <w:rPr>
-                <w:rFonts w:ascii="Arial" w:hAnsi="Arial" w:eastAsia="Arial"/>
+                <w:rFonts w:ascii="Arial" w:hAnsi="Arial" w:eastAsia="Arial" w:cs="Tahoma"/>
                 <w:b/>
                 <w:sz w:val="18"/>
               </w:rPr>
@@ -6689,13 +6807,13 @@
             </w:pPr>
             <w:r>
               <w:rPr>
-                <w:rFonts w:ascii="Arial" w:hAnsi="Arial" w:eastAsia="Arial"/>
-                <w:sz w:val="18"/>
-              </w:rPr>
-            </w:r>
-            <w:r>
-              <w:rPr>
-                <w:rFonts w:ascii="Arial" w:hAnsi="Arial" w:eastAsia="Arial"/>
+                <w:rFonts w:ascii="Arial" w:hAnsi="Arial" w:eastAsia="Arial" w:cs="Tahoma"/>
+                <w:sz w:val="18"/>
+              </w:rPr>
+            </w:r>
+            <w:r>
+              <w:rPr>
+                <w:rFonts w:ascii="Arial" w:hAnsi="Arial" w:eastAsia="Arial" w:cs="Tahoma"/>
                 <w:sz w:val="18"/>
               </w:rPr>
               <w:t>fgi_impact_competitors</w:t>
@@ -6714,13 +6832,13 @@
             </w:pPr>
             <w:r>
               <w:rPr>
-                <w:rFonts w:ascii="Arial" w:hAnsi="Arial" w:eastAsia="Arial"/>
-                <w:sz w:val="18"/>
-              </w:rPr>
-            </w:r>
-            <w:r>
-              <w:rPr>
-                <w:rFonts w:ascii="Arial" w:hAnsi="Arial" w:eastAsia="Arial"/>
+                <w:rFonts w:ascii="Arial" w:hAnsi="Arial" w:eastAsia="Arial" w:cs="Tahoma"/>
+                <w:sz w:val="18"/>
+              </w:rPr>
+            </w:r>
+            <w:r>
+              <w:rPr>
+                <w:rFonts w:ascii="Arial" w:hAnsi="Arial" w:eastAsia="Arial" w:cs="Tahoma"/>
                 <w:sz w:val="18"/>
               </w:rPr>
               <w:t>R</w:t>
@@ -6739,13 +6857,13 @@
             </w:pPr>
             <w:r>
               <w:rPr>
-                <w:rFonts w:ascii="Arial" w:hAnsi="Arial" w:eastAsia="Arial"/>
-                <w:sz w:val="18"/>
-              </w:rPr>
-            </w:r>
-            <w:r>
-              <w:rPr>
-                <w:rFonts w:ascii="Arial" w:hAnsi="Arial" w:eastAsia="Arial"/>
+                <w:rFonts w:ascii="Arial" w:hAnsi="Arial" w:eastAsia="Arial" w:cs="Tahoma"/>
+                <w:sz w:val="18"/>
+              </w:rPr>
+            </w:r>
+            <w:r>
+              <w:rPr>
+                <w:rFonts w:ascii="Arial" w:hAnsi="Arial" w:eastAsia="Arial" w:cs="Tahoma"/>
                 <w:sz w:val="18"/>
               </w:rPr>
               <w:t>ข้อมูลคู่แข่งล่าสุดจาก Job 3</w:t>
@@ -6764,13 +6882,13 @@
             </w:pPr>
             <w:r>
               <w:rPr>
-                <w:rFonts w:ascii="Arial" w:hAnsi="Arial" w:eastAsia="Arial"/>
-                <w:sz w:val="18"/>
-              </w:rPr>
-            </w:r>
-            <w:r>
-              <w:rPr>
-                <w:rFonts w:ascii="Arial" w:hAnsi="Arial" w:eastAsia="Arial"/>
+                <w:rFonts w:ascii="Arial" w:hAnsi="Arial" w:eastAsia="Arial" w:cs="Tahoma"/>
+                <w:sz w:val="18"/>
+              </w:rPr>
+            </w:r>
+            <w:r>
+              <w:rPr>
+                <w:rFonts w:ascii="Arial" w:hAnsi="Arial" w:eastAsia="Arial" w:cs="Tahoma"/>
                 <w:sz w:val="18"/>
               </w:rPr>
               <w:t>เขียน SQL ตรงผ่าน DATA_SOURCE</w:t>
@@ -6794,13 +6912,13 @@
             </w:pPr>
             <w:r>
               <w:rPr>
-                <w:rFonts w:ascii="Arial" w:hAnsi="Arial" w:eastAsia="Arial"/>
-                <w:sz w:val="18"/>
-              </w:rPr>
-            </w:r>
-            <w:r>
-              <w:rPr>
-                <w:rFonts w:ascii="Arial" w:hAnsi="Arial" w:eastAsia="Arial"/>
+                <w:rFonts w:ascii="Arial" w:hAnsi="Arial" w:eastAsia="Arial" w:cs="Tahoma"/>
+                <w:sz w:val="18"/>
+              </w:rPr>
+            </w:r>
+            <w:r>
+              <w:rPr>
+                <w:rFonts w:ascii="Arial" w:hAnsi="Arial" w:eastAsia="Arial" w:cs="Tahoma"/>
                 <w:sz w:val="18"/>
               </w:rPr>
               <w:t>compensation_documents</w:t>
@@ -6819,13 +6937,13 @@
             </w:pPr>
             <w:r>
               <w:rPr>
-                <w:rFonts w:ascii="Arial" w:hAnsi="Arial" w:eastAsia="Arial"/>
-                <w:sz w:val="18"/>
-              </w:rPr>
-            </w:r>
-            <w:r>
-              <w:rPr>
-                <w:rFonts w:ascii="Arial" w:hAnsi="Arial" w:eastAsia="Arial"/>
+                <w:rFonts w:ascii="Arial" w:hAnsi="Arial" w:eastAsia="Arial" w:cs="Tahoma"/>
+                <w:sz w:val="18"/>
+              </w:rPr>
+            </w:r>
+            <w:r>
+              <w:rPr>
+                <w:rFonts w:ascii="Arial" w:hAnsi="Arial" w:eastAsia="Arial" w:cs="Tahoma"/>
                 <w:sz w:val="18"/>
               </w:rPr>
               <w:t>R</w:t>
@@ -6844,13 +6962,13 @@
             </w:pPr>
             <w:r>
               <w:rPr>
-                <w:rFonts w:ascii="Arial" w:hAnsi="Arial" w:eastAsia="Arial"/>
-                <w:sz w:val="18"/>
-              </w:rPr>
-            </w:r>
-            <w:r>
-              <w:rPr>
-                <w:rFonts w:ascii="Arial" w:hAnsi="Arial" w:eastAsia="Arial"/>
+                <w:rFonts w:ascii="Arial" w:hAnsi="Arial" w:eastAsia="Arial" w:cs="Tahoma"/>
+                <w:sz w:val="18"/>
+              </w:rPr>
+            </w:r>
+            <w:r>
+              <w:rPr>
+                <w:rFonts w:ascii="Arial" w:hAnsi="Arial" w:eastAsia="Arial" w:cs="Tahoma"/>
                 <w:sz w:val="18"/>
               </w:rPr>
               <w:t>หา doc_no จาก impact_process_id</w:t>
@@ -6869,13 +6987,13 @@
             </w:pPr>
             <w:r>
               <w:rPr>
-                <w:rFonts w:ascii="Arial" w:hAnsi="Arial" w:eastAsia="Arial"/>
-                <w:sz w:val="18"/>
-              </w:rPr>
-            </w:r>
-            <w:r>
-              <w:rPr>
-                <w:rFonts w:ascii="Arial" w:hAnsi="Arial" w:eastAsia="Arial"/>
+                <w:rFonts w:ascii="Arial" w:hAnsi="Arial" w:eastAsia="Arial" w:cs="Tahoma"/>
+                <w:sz w:val="18"/>
+              </w:rPr>
+            </w:r>
+            <w:r>
+              <w:rPr>
+                <w:rFonts w:ascii="Arial" w:hAnsi="Arial" w:eastAsia="Arial" w:cs="Tahoma"/>
                 <w:sz w:val="18"/>
               </w:rPr>
               <w:t>เขียน SQL ตรงผ่าน DATA_SOURCE</w:t>
@@ -6899,13 +7017,13 @@
             </w:pPr>
             <w:r>
               <w:rPr>
-                <w:rFonts w:ascii="Arial" w:hAnsi="Arial" w:eastAsia="Arial"/>
-                <w:sz w:val="18"/>
-              </w:rPr>
-            </w:r>
-            <w:r>
-              <w:rPr>
-                <w:rFonts w:ascii="Arial" w:hAnsi="Arial" w:eastAsia="Arial"/>
+                <w:rFonts w:ascii="Arial" w:hAnsi="Arial" w:eastAsia="Arial" w:cs="Tahoma"/>
+                <w:sz w:val="18"/>
+              </w:rPr>
+            </w:r>
+            <w:r>
+              <w:rPr>
+                <w:rFonts w:ascii="Arial" w:hAnsi="Arial" w:eastAsia="Arial" w:cs="Tahoma"/>
                 <w:sz w:val="18"/>
               </w:rPr>
               <w:t>document_competitors</w:t>
@@ -6924,13 +7042,13 @@
             </w:pPr>
             <w:r>
               <w:rPr>
-                <w:rFonts w:ascii="Arial" w:hAnsi="Arial" w:eastAsia="Arial"/>
-                <w:sz w:val="18"/>
-              </w:rPr>
-            </w:r>
-            <w:r>
-              <w:rPr>
-                <w:rFonts w:ascii="Arial" w:hAnsi="Arial" w:eastAsia="Arial"/>
+                <w:rFonts w:ascii="Arial" w:hAnsi="Arial" w:eastAsia="Arial" w:cs="Tahoma"/>
+                <w:sz w:val="18"/>
+              </w:rPr>
+            </w:r>
+            <w:r>
+              <w:rPr>
+                <w:rFonts w:ascii="Arial" w:hAnsi="Arial" w:eastAsia="Arial" w:cs="Tahoma"/>
                 <w:sz w:val="18"/>
               </w:rPr>
               <w:t>W</w:t>
@@ -6949,13 +7067,13 @@
             </w:pPr>
             <w:r>
               <w:rPr>
-                <w:rFonts w:ascii="Arial" w:hAnsi="Arial" w:eastAsia="Arial"/>
-                <w:sz w:val="18"/>
-              </w:rPr>
-            </w:r>
-            <w:r>
-              <w:rPr>
-                <w:rFonts w:ascii="Arial" w:hAnsi="Arial" w:eastAsia="Arial"/>
+                <w:rFonts w:ascii="Arial" w:hAnsi="Arial" w:eastAsia="Arial" w:cs="Tahoma"/>
+                <w:sz w:val="18"/>
+              </w:rPr>
+            </w:r>
+            <w:r>
+              <w:rPr>
+                <w:rFonts w:ascii="Arial" w:hAnsi="Arial" w:eastAsia="Arial" w:cs="Tahoma"/>
                 <w:sz w:val="18"/>
               </w:rPr>
               <w:t>บันทึกคู่แข่งเข้าเอกสารโดยตรง</w:t>
@@ -6974,13 +7092,13 @@
             </w:pPr>
             <w:r>
               <w:rPr>
-                <w:rFonts w:ascii="Arial" w:hAnsi="Arial" w:eastAsia="Arial"/>
-                <w:sz w:val="18"/>
-              </w:rPr>
-            </w:r>
-            <w:r>
-              <w:rPr>
-                <w:rFonts w:ascii="Arial" w:hAnsi="Arial" w:eastAsia="Arial"/>
+                <w:rFonts w:ascii="Arial" w:hAnsi="Arial" w:eastAsia="Arial" w:cs="Tahoma"/>
+                <w:sz w:val="18"/>
+              </w:rPr>
+            </w:r>
+            <w:r>
+              <w:rPr>
+                <w:rFonts w:ascii="Arial" w:hAnsi="Arial" w:eastAsia="Arial" w:cs="Tahoma"/>
                 <w:sz w:val="18"/>
               </w:rPr>
               <w:t>เขียน SQL ตรงผ่าน DATA_SOURCE</w:t>
@@ -7004,13 +7122,13 @@
             </w:pPr>
             <w:r>
               <w:rPr>
-                <w:rFonts w:ascii="Arial" w:hAnsi="Arial" w:eastAsia="Arial"/>
-                <w:sz w:val="18"/>
-              </w:rPr>
-            </w:r>
-            <w:r>
-              <w:rPr>
-                <w:rFonts w:ascii="Arial" w:hAnsi="Arial" w:eastAsia="Arial"/>
+                <w:rFonts w:ascii="Arial" w:hAnsi="Arial" w:eastAsia="Arial" w:cs="Tahoma"/>
+                <w:sz w:val="18"/>
+              </w:rPr>
+            </w:r>
+            <w:r>
+              <w:rPr>
+                <w:rFonts w:ascii="Arial" w:hAnsi="Arial" w:eastAsia="Arial" w:cs="Tahoma"/>
                 <w:sz w:val="18"/>
               </w:rPr>
               <w:t>interface_transactions</w:t>
@@ -7029,13 +7147,13 @@
             </w:pPr>
             <w:r>
               <w:rPr>
-                <w:rFonts w:ascii="Arial" w:hAnsi="Arial" w:eastAsia="Arial"/>
-                <w:sz w:val="18"/>
-              </w:rPr>
-            </w:r>
-            <w:r>
-              <w:rPr>
-                <w:rFonts w:ascii="Arial" w:hAnsi="Arial" w:eastAsia="Arial"/>
+                <w:rFonts w:ascii="Arial" w:hAnsi="Arial" w:eastAsia="Arial" w:cs="Tahoma"/>
+                <w:sz w:val="18"/>
+              </w:rPr>
+            </w:r>
+            <w:r>
+              <w:rPr>
+                <w:rFonts w:ascii="Arial" w:hAnsi="Arial" w:eastAsia="Arial" w:cs="Tahoma"/>
                 <w:sz w:val="18"/>
               </w:rPr>
               <w:t>W</w:t>
@@ -7054,13 +7172,13 @@
             </w:pPr>
             <w:r>
               <w:rPr>
-                <w:rFonts w:ascii="Arial" w:hAnsi="Arial" w:eastAsia="Arial"/>
-                <w:sz w:val="18"/>
-              </w:rPr>
-            </w:r>
-            <w:r>
-              <w:rPr>
-                <w:rFonts w:ascii="Arial" w:hAnsi="Arial" w:eastAsia="Arial"/>
+                <w:rFonts w:ascii="Arial" w:hAnsi="Arial" w:eastAsia="Arial" w:cs="Tahoma"/>
+                <w:sz w:val="18"/>
+              </w:rPr>
+            </w:r>
+            <w:r>
+              <w:rPr>
+                <w:rFonts w:ascii="Arial" w:hAnsi="Arial" w:eastAsia="Arial" w:cs="Tahoma"/>
                 <w:sz w:val="18"/>
               </w:rPr>
               <w:t>tracking ภายใน type=INTERNAL_DB_WRITE</w:t>
@@ -7079,13 +7197,13 @@
             </w:pPr>
             <w:r>
               <w:rPr>
-                <w:rFonts w:ascii="Arial" w:hAnsi="Arial" w:eastAsia="Arial"/>
-                <w:sz w:val="18"/>
-              </w:rPr>
-            </w:r>
-            <w:r>
-              <w:rPr>
-                <w:rFonts w:ascii="Arial" w:hAnsi="Arial" w:eastAsia="Arial"/>
+                <w:rFonts w:ascii="Arial" w:hAnsi="Arial" w:eastAsia="Arial" w:cs="Tahoma"/>
+                <w:sz w:val="18"/>
+              </w:rPr>
+            </w:r>
+            <w:r>
+              <w:rPr>
+                <w:rFonts w:ascii="Arial" w:hAnsi="Arial" w:eastAsia="Arial" w:cs="Tahoma"/>
                 <w:sz w:val="18"/>
               </w:rPr>
               <w:t>เขียน SQL ตรงผ่าน DATA_SOURCE</w:t>
@@ -7102,7 +7220,7 @@
       </w:pPr>
       <w:r>
         <w:rPr>
-          <w:rFonts w:ascii="Courier New" w:hAnsi="Courier New"/>
+          <w:rFonts w:ascii="Courier New" w:hAnsi="Courier New" w:eastAsia="Courier New" w:cs="Tahoma"/>
           <w:sz w:val="16"/>
         </w:rPr>
         <w:t>-- Job 7 SyncCompetitorToDocument — query หลักที่ต้อง implement</w:t>
@@ -7209,7 +7327,7 @@
       </w:r>
       <w:r>
         <w:rPr>
-          <w:rFonts w:ascii="Courier New" w:hAnsi="Courier New"/>
+          <w:rFonts w:ascii="Courier New" w:hAnsi="Courier New" w:eastAsia="Courier New" w:cs="Tahoma"/>
         </w:rPr>
         <w:t>EmailLibService</w:t>
       </w:r>
@@ -7218,7 +7336,7 @@
       </w:r>
       <w:r>
         <w:rPr>
-          <w:rFonts w:ascii="Courier New" w:hAnsi="Courier New"/>
+          <w:rFonts w:ascii="Courier New" w:hAnsi="Courier New" w:eastAsia="Courier New" w:cs="Tahoma"/>
         </w:rPr>
         <w:t>@gosoft-sbp/email-lib</w:t>
       </w:r>
@@ -7233,7 +7351,7 @@
       </w:pPr>
       <w:r>
         <w:rPr>
-          <w:rFonts w:ascii="Courier New" w:hAnsi="Courier New"/>
+          <w:rFonts w:ascii="Courier New" w:hAnsi="Courier New" w:eastAsia="Courier New" w:cs="Tahoma"/>
           <w:sz w:val="16"/>
         </w:rPr>
         <w:t>// src/batch/job-failure.notifier.ts</w:t>
@@ -7369,7 +7487,7 @@
       </w:r>
       <w:r>
         <w:rPr>
-          <w:rFonts w:ascii="Courier New" w:hAnsi="Courier New"/>
+          <w:rFonts w:ascii="Courier New" w:hAnsi="Courier New" w:eastAsia="Courier New" w:cs="Tahoma"/>
         </w:rPr>
         <w:t>SELECT * FROM pg_locks WHERE locktype = 'advisory'</w:t>
       </w:r>
@@ -7387,7 +7505,7 @@
       </w:r>
       <w:r>
         <w:rPr>
-          <w:rFonts w:ascii="Courier New" w:hAnsi="Courier New"/>
+          <w:rFonts w:ascii="Courier New" w:hAnsi="Courier New" w:eastAsia="Courier New" w:cs="Tahoma"/>
         </w:rPr>
         <w:t>node dist/batch/cli.js --job=7 --period=&lt;YYYYMM&gt;</w:t>
       </w:r>
@@ -7402,7 +7520,7 @@
       </w:r>
       <w:r>
         <w:rPr>
-          <w:rFonts w:ascii="Courier New" w:hAnsi="Courier New"/>
+          <w:rFonts w:ascii="Courier New" w:hAnsi="Courier New" w:eastAsia="Courier New" w:cs="Tahoma"/>
         </w:rPr>
         <w:t>document_competitors (DB)</w:t>
       </w:r>
@@ -7411,7 +7529,7 @@
       </w:r>
       <w:r>
         <w:rPr>
-          <w:rFonts w:ascii="Courier New" w:hAnsi="Courier New"/>
+          <w:rFonts w:ascii="Courier New" w:hAnsi="Courier New" w:eastAsia="Courier New" w:cs="Tahoma"/>
         </w:rPr>
         <w:t>job.finish</w:t>
       </w:r>
@@ -7429,7 +7547,7 @@
       </w:r>
       <w:r>
         <w:rPr>
-          <w:rFonts w:ascii="Courier New" w:hAnsi="Courier New"/>
+          <w:rFonts w:ascii="Courier New" w:hAnsi="Courier New" w:eastAsia="Courier New" w:cs="Tahoma"/>
         </w:rPr>
         <w:t>interface_transactions</w:t>
       </w:r>
@@ -7477,7 +7595,7 @@
             <w:r/>
             <w:r>
               <w:rPr>
-                <w:rFonts w:ascii="Arial" w:hAnsi="Arial" w:eastAsia="Arial"/>
+                <w:rFonts w:ascii="Arial" w:hAnsi="Arial" w:eastAsia="Arial" w:cs="Tahoma"/>
                 <w:b/>
                 <w:sz w:val="18"/>
               </w:rPr>
@@ -7499,7 +7617,7 @@
             <w:r/>
             <w:r>
               <w:rPr>
-                <w:rFonts w:ascii="Arial" w:hAnsi="Arial" w:eastAsia="Arial"/>
+                <w:rFonts w:ascii="Arial" w:hAnsi="Arial" w:eastAsia="Arial" w:cs="Tahoma"/>
                 <w:b/>
                 <w:sz w:val="18"/>
               </w:rPr>
@@ -7524,13 +7642,13 @@
             </w:pPr>
             <w:r>
               <w:rPr>
-                <w:rFonts w:ascii="Arial" w:hAnsi="Arial" w:eastAsia="Arial"/>
-                <w:sz w:val="18"/>
-              </w:rPr>
-            </w:r>
-            <w:r>
-              <w:rPr>
-                <w:rFonts w:ascii="Arial" w:hAnsi="Arial" w:eastAsia="Arial"/>
+                <w:rFonts w:ascii="Arial" w:hAnsi="Arial" w:eastAsia="Arial" w:cs="Tahoma"/>
+                <w:sz w:val="18"/>
+              </w:rPr>
+            </w:r>
+            <w:r>
+              <w:rPr>
+                <w:rFonts w:ascii="Arial" w:hAnsi="Arial" w:eastAsia="Arial" w:cs="Tahoma"/>
                 <w:sz w:val="18"/>
               </w:rPr>
               <w:t>1</w:t>
@@ -7549,13 +7667,13 @@
             </w:pPr>
             <w:r>
               <w:rPr>
-                <w:rFonts w:ascii="Arial" w:hAnsi="Arial" w:eastAsia="Arial"/>
-                <w:sz w:val="18"/>
-              </w:rPr>
-            </w:r>
-            <w:r>
-              <w:rPr>
-                <w:rFonts w:ascii="Arial" w:hAnsi="Arial" w:eastAsia="Arial"/>
+                <w:rFonts w:ascii="Arial" w:hAnsi="Arial" w:eastAsia="Arial" w:cs="Tahoma"/>
+                <w:sz w:val="18"/>
+              </w:rPr>
+            </w:r>
+            <w:r>
+              <w:rPr>
+                <w:rFonts w:ascii="Arial" w:hAnsi="Arial" w:eastAsia="Arial" w:cs="Tahoma"/>
                 <w:sz w:val="18"/>
               </w:rPr>
               <w:t>เริ่ม</w:t>
@@ -7579,13 +7697,13 @@
             </w:pPr>
             <w:r>
               <w:rPr>
-                <w:rFonts w:ascii="Arial" w:hAnsi="Arial" w:eastAsia="Arial"/>
-                <w:sz w:val="18"/>
-              </w:rPr>
-            </w:r>
-            <w:r>
-              <w:rPr>
-                <w:rFonts w:ascii="Arial" w:hAnsi="Arial" w:eastAsia="Arial"/>
+                <w:rFonts w:ascii="Arial" w:hAnsi="Arial" w:eastAsia="Arial" w:cs="Tahoma"/>
+                <w:sz w:val="18"/>
+              </w:rPr>
+            </w:r>
+            <w:r>
+              <w:rPr>
+                <w:rFonts w:ascii="Arial" w:hAnsi="Arial" w:eastAsia="Arial" w:cs="Tahoma"/>
                 <w:sz w:val="18"/>
               </w:rPr>
               <w:t>2</w:t>
@@ -7604,13 +7722,13 @@
             </w:pPr>
             <w:r>
               <w:rPr>
-                <w:rFonts w:ascii="Arial" w:hAnsi="Arial" w:eastAsia="Arial"/>
-                <w:sz w:val="18"/>
-              </w:rPr>
-            </w:r>
-            <w:r>
-              <w:rPr>
-                <w:rFonts w:ascii="Arial" w:hAnsi="Arial" w:eastAsia="Arial"/>
+                <w:rFonts w:ascii="Arial" w:hAnsi="Arial" w:eastAsia="Arial" w:cs="Tahoma"/>
+                <w:sz w:val="18"/>
+              </w:rPr>
+            </w:r>
+            <w:r>
+              <w:rPr>
+                <w:rFonts w:ascii="Arial" w:hAnsi="Arial" w:eastAsia="Arial" w:cs="Tahoma"/>
                 <w:sz w:val="18"/>
               </w:rPr>
               <w:t>อ่านคู่แข่งงวดล่าสุดต่อร้านจาก fgi_impact_competitors (dense rank ตามงวดต้นทางของคู่แข่ง)</w:t>
@@ -7634,13 +7752,13 @@
             </w:pPr>
             <w:r>
               <w:rPr>
-                <w:rFonts w:ascii="Arial" w:hAnsi="Arial" w:eastAsia="Arial"/>
-                <w:sz w:val="18"/>
-              </w:rPr>
-            </w:r>
-            <w:r>
-              <w:rPr>
-                <w:rFonts w:ascii="Arial" w:hAnsi="Arial" w:eastAsia="Arial"/>
+                <w:rFonts w:ascii="Arial" w:hAnsi="Arial" w:eastAsia="Arial" w:cs="Tahoma"/>
+                <w:sz w:val="18"/>
+              </w:rPr>
+            </w:r>
+            <w:r>
+              <w:rPr>
+                <w:rFonts w:ascii="Arial" w:hAnsi="Arial" w:eastAsia="Arial" w:cs="Tahoma"/>
                 <w:sz w:val="18"/>
               </w:rPr>
               <w:t>3</w:t>
@@ -7659,13 +7777,13 @@
             </w:pPr>
             <w:r>
               <w:rPr>
-                <w:rFonts w:ascii="Arial" w:hAnsi="Arial" w:eastAsia="Arial"/>
-                <w:sz w:val="18"/>
-              </w:rPr>
-            </w:r>
-            <w:r>
-              <w:rPr>
-                <w:rFonts w:ascii="Arial" w:hAnsi="Arial" w:eastAsia="Arial"/>
+                <w:rFonts w:ascii="Arial" w:hAnsi="Arial" w:eastAsia="Arial" w:cs="Tahoma"/>
+                <w:sz w:val="18"/>
+              </w:rPr>
+            </w:r>
+            <w:r>
+              <w:rPr>
+                <w:rFonts w:ascii="Arial" w:hAnsi="Arial" w:eastAsia="Arial" w:cs="Tahoma"/>
                 <w:sz w:val="18"/>
               </w:rPr>
               <w:t>มี compensation_documents ของ impact_process_id แล้ว? | No: คงสถานะรอ sync / log pending</w:t>
@@ -7689,13 +7807,13 @@
             </w:pPr>
             <w:r>
               <w:rPr>
-                <w:rFonts w:ascii="Arial" w:hAnsi="Arial" w:eastAsia="Arial"/>
-                <w:sz w:val="18"/>
-              </w:rPr>
-            </w:r>
-            <w:r>
-              <w:rPr>
-                <w:rFonts w:ascii="Arial" w:hAnsi="Arial" w:eastAsia="Arial"/>
+                <w:rFonts w:ascii="Arial" w:hAnsi="Arial" w:eastAsia="Arial" w:cs="Tahoma"/>
+                <w:sz w:val="18"/>
+              </w:rPr>
+            </w:r>
+            <w:r>
+              <w:rPr>
+                <w:rFonts w:ascii="Arial" w:hAnsi="Arial" w:eastAsia="Arial" w:cs="Tahoma"/>
                 <w:sz w:val="18"/>
               </w:rPr>
               <w:t>4</w:t>
@@ -7714,13 +7832,13 @@
             </w:pPr>
             <w:r>
               <w:rPr>
-                <w:rFonts w:ascii="Arial" w:hAnsi="Arial" w:eastAsia="Arial"/>
-                <w:sz w:val="18"/>
-              </w:rPr>
-            </w:r>
-            <w:r>
-              <w:rPr>
-                <w:rFonts w:ascii="Arial" w:hAnsi="Arial" w:eastAsia="Arial"/>
+                <w:rFonts w:ascii="Arial" w:hAnsi="Arial" w:eastAsia="Arial" w:cs="Tahoma"/>
+                <w:sz w:val="18"/>
+              </w:rPr>
+            </w:r>
+            <w:r>
+              <w:rPr>
+                <w:rFonts w:ascii="Arial" w:hAnsi="Arial" w:eastAsia="Arial" w:cs="Tahoma"/>
                 <w:sz w:val="18"/>
               </w:rPr>
               <w:t>upsert document_competitors (source_system=ALM, ผูก doc_no และ competitor_code)</w:t>
@@ -7744,13 +7862,13 @@
             </w:pPr>
             <w:r>
               <w:rPr>
-                <w:rFonts w:ascii="Arial" w:hAnsi="Arial" w:eastAsia="Arial"/>
-                <w:sz w:val="18"/>
-              </w:rPr>
-            </w:r>
-            <w:r>
-              <w:rPr>
-                <w:rFonts w:ascii="Arial" w:hAnsi="Arial" w:eastAsia="Arial"/>
+                <w:rFonts w:ascii="Arial" w:hAnsi="Arial" w:eastAsia="Arial" w:cs="Tahoma"/>
+                <w:sz w:val="18"/>
+              </w:rPr>
+            </w:r>
+            <w:r>
+              <w:rPr>
+                <w:rFonts w:ascii="Arial" w:hAnsi="Arial" w:eastAsia="Arial" w:cs="Tahoma"/>
                 <w:sz w:val="18"/>
               </w:rPr>
               <w:t>5</w:t>
@@ -7769,13 +7887,13 @@
             </w:pPr>
             <w:r>
               <w:rPr>
-                <w:rFonts w:ascii="Arial" w:hAnsi="Arial" w:eastAsia="Arial"/>
-                <w:sz w:val="18"/>
-              </w:rPr>
-            </w:r>
-            <w:r>
-              <w:rPr>
-                <w:rFonts w:ascii="Arial" w:hAnsi="Arial" w:eastAsia="Arial"/>
+                <w:rFonts w:ascii="Arial" w:hAnsi="Arial" w:eastAsia="Arial" w:cs="Tahoma"/>
+                <w:sz w:val="18"/>
+              </w:rPr>
+            </w:r>
+            <w:r>
+              <w:rPr>
+                <w:rFonts w:ascii="Arial" w:hAnsi="Arial" w:eastAsia="Arial" w:cs="Tahoma"/>
                 <w:sz w:val="18"/>
               </w:rPr>
               <w:t>บันทึก interface_transactions เป็น INTERNAL_DB_WRITE (ไม่สร้างไฟล์ BPM06003O)</w:t>
@@ -7799,13 +7917,13 @@
             </w:pPr>
             <w:r>
               <w:rPr>
-                <w:rFonts w:ascii="Arial" w:hAnsi="Arial" w:eastAsia="Arial"/>
-                <w:sz w:val="18"/>
-              </w:rPr>
-            </w:r>
-            <w:r>
-              <w:rPr>
-                <w:rFonts w:ascii="Arial" w:hAnsi="Arial" w:eastAsia="Arial"/>
+                <w:rFonts w:ascii="Arial" w:hAnsi="Arial" w:eastAsia="Arial" w:cs="Tahoma"/>
+                <w:sz w:val="18"/>
+              </w:rPr>
+            </w:r>
+            <w:r>
+              <w:rPr>
+                <w:rFonts w:ascii="Arial" w:hAnsi="Arial" w:eastAsia="Arial" w:cs="Tahoma"/>
                 <w:sz w:val="18"/>
               </w:rPr>
               <w:t>6</w:t>
@@ -7824,13 +7942,13 @@
             </w:pPr>
             <w:r>
               <w:rPr>
-                <w:rFonts w:ascii="Arial" w:hAnsi="Arial" w:eastAsia="Arial"/>
-                <w:sz w:val="18"/>
-              </w:rPr>
-            </w:r>
-            <w:r>
-              <w:rPr>
-                <w:rFonts w:ascii="Arial" w:hAnsi="Arial" w:eastAsia="Arial"/>
+                <w:rFonts w:ascii="Arial" w:hAnsi="Arial" w:eastAsia="Arial" w:cs="Tahoma"/>
+                <w:sz w:val="18"/>
+              </w:rPr>
+            </w:r>
+            <w:r>
+              <w:rPr>
+                <w:rFonts w:ascii="Arial" w:hAnsi="Arial" w:eastAsia="Arial" w:cs="Tahoma"/>
                 <w:sz w:val="18"/>
               </w:rPr>
               <w:t>จบ</w:t>
@@ -7936,7 +8054,7 @@
             <w:r/>
             <w:r>
               <w:rPr>
-                <w:rFonts w:ascii="Arial" w:hAnsi="Arial" w:eastAsia="Arial"/>
+                <w:rFonts w:ascii="Arial" w:hAnsi="Arial" w:eastAsia="Arial" w:cs="Tahoma"/>
                 <w:b/>
                 <w:sz w:val="18"/>
               </w:rPr>
@@ -7958,7 +8076,7 @@
             <w:r/>
             <w:r>
               <w:rPr>
-                <w:rFonts w:ascii="Arial" w:hAnsi="Arial" w:eastAsia="Arial"/>
+                <w:rFonts w:ascii="Arial" w:hAnsi="Arial" w:eastAsia="Arial" w:cs="Tahoma"/>
                 <w:b/>
                 <w:sz w:val="18"/>
               </w:rPr>
@@ -7983,13 +8101,13 @@
             </w:pPr>
             <w:r>
               <w:rPr>
-                <w:rFonts w:ascii="Arial" w:hAnsi="Arial" w:eastAsia="Arial"/>
-                <w:sz w:val="18"/>
-              </w:rPr>
-            </w:r>
-            <w:r>
-              <w:rPr>
-                <w:rFonts w:ascii="Arial" w:hAnsi="Arial" w:eastAsia="Arial"/>
+                <w:rFonts w:ascii="Arial" w:hAnsi="Arial" w:eastAsia="Arial" w:cs="Tahoma"/>
+                <w:sz w:val="18"/>
+              </w:rPr>
+            </w:r>
+            <w:r>
+              <w:rPr>
+                <w:rFonts w:ascii="Arial" w:hAnsi="Arial" w:eastAsia="Arial" w:cs="Tahoma"/>
                 <w:sz w:val="18"/>
               </w:rPr>
               <w:t>1</w:t>
@@ -8008,13 +8126,13 @@
             </w:pPr>
             <w:r>
               <w:rPr>
-                <w:rFonts w:ascii="Arial" w:hAnsi="Arial" w:eastAsia="Arial"/>
-                <w:sz w:val="18"/>
-              </w:rPr>
-            </w:r>
-            <w:r>
-              <w:rPr>
-                <w:rFonts w:ascii="Arial" w:hAnsi="Arial" w:eastAsia="Arial"/>
+                <w:rFonts w:ascii="Arial" w:hAnsi="Arial" w:eastAsia="Arial" w:cs="Tahoma"/>
+                <w:sz w:val="18"/>
+              </w:rPr>
+            </w:r>
+            <w:r>
+              <w:rPr>
+                <w:rFonts w:ascii="Arial" w:hAnsi="Arial" w:eastAsia="Arial" w:cs="Tahoma"/>
                 <w:sz w:val="18"/>
               </w:rPr>
               <w:t>รันตามตารางเวลาแล้วผลถูกต้องบน fixture</w:t>
@@ -8038,13 +8156,13 @@
             </w:pPr>
             <w:r>
               <w:rPr>
-                <w:rFonts w:ascii="Arial" w:hAnsi="Arial" w:eastAsia="Arial"/>
-                <w:sz w:val="18"/>
-              </w:rPr>
-            </w:r>
-            <w:r>
-              <w:rPr>
-                <w:rFonts w:ascii="Arial" w:hAnsi="Arial" w:eastAsia="Arial"/>
+                <w:rFonts w:ascii="Arial" w:hAnsi="Arial" w:eastAsia="Arial" w:cs="Tahoma"/>
+                <w:sz w:val="18"/>
+              </w:rPr>
+            </w:r>
+            <w:r>
+              <w:rPr>
+                <w:rFonts w:ascii="Arial" w:hAnsi="Arial" w:eastAsia="Arial" w:cs="Tahoma"/>
                 <w:sz w:val="18"/>
               </w:rPr>
               <w:t>2</w:t>
@@ -8063,13 +8181,13 @@
             </w:pPr>
             <w:r>
               <w:rPr>
-                <w:rFonts w:ascii="Arial" w:hAnsi="Arial" w:eastAsia="Arial"/>
-                <w:sz w:val="18"/>
-              </w:rPr>
-            </w:r>
-            <w:r>
-              <w:rPr>
-                <w:rFonts w:ascii="Arial" w:hAnsi="Arial" w:eastAsia="Arial"/>
+                <w:rFonts w:ascii="Arial" w:hAnsi="Arial" w:eastAsia="Arial" w:cs="Tahoma"/>
+                <w:sz w:val="18"/>
+              </w:rPr>
+            </w:r>
+            <w:r>
+              <w:rPr>
+                <w:rFonts w:ascii="Arial" w:hAnsi="Arial" w:eastAsia="Arial" w:cs="Tahoma"/>
                 <w:sz w:val="18"/>
               </w:rPr>
               <w:t>รันนอกรอบผ่าน CLI ได้ผลเดียวกับ cron</w:t>
@@ -8093,13 +8211,13 @@
             </w:pPr>
             <w:r>
               <w:rPr>
-                <w:rFonts w:ascii="Arial" w:hAnsi="Arial" w:eastAsia="Arial"/>
-                <w:sz w:val="18"/>
-              </w:rPr>
-            </w:r>
-            <w:r>
-              <w:rPr>
-                <w:rFonts w:ascii="Arial" w:hAnsi="Arial" w:eastAsia="Arial"/>
+                <w:rFonts w:ascii="Arial" w:hAnsi="Arial" w:eastAsia="Arial" w:cs="Tahoma"/>
+                <w:sz w:val="18"/>
+              </w:rPr>
+            </w:r>
+            <w:r>
+              <w:rPr>
+                <w:rFonts w:ascii="Arial" w:hAnsi="Arial" w:eastAsia="Arial" w:cs="Tahoma"/>
                 <w:sz w:val="18"/>
               </w:rPr>
               <w:t>3</w:t>
@@ -8118,13 +8236,13 @@
             </w:pPr>
             <w:r>
               <w:rPr>
-                <w:rFonts w:ascii="Arial" w:hAnsi="Arial" w:eastAsia="Arial"/>
-                <w:sz w:val="18"/>
-              </w:rPr>
-            </w:r>
-            <w:r>
-              <w:rPr>
-                <w:rFonts w:ascii="Arial" w:hAnsi="Arial" w:eastAsia="Arial"/>
+                <w:rFonts w:ascii="Arial" w:hAnsi="Arial" w:eastAsia="Arial" w:cs="Tahoma"/>
+                <w:sz w:val="18"/>
+              </w:rPr>
+            </w:r>
+            <w:r>
+              <w:rPr>
+                <w:rFonts w:ascii="Arial" w:hAnsi="Arial" w:eastAsia="Arial" w:cs="Tahoma"/>
                 <w:sz w:val="18"/>
               </w:rPr>
               <w:t>สั่งรันซ้อนขณะกำลังรัน → runner ปฏิเสธ (lock ทำงาน)</w:t>
@@ -8148,13 +8266,13 @@
             </w:pPr>
             <w:r>
               <w:rPr>
-                <w:rFonts w:ascii="Arial" w:hAnsi="Arial" w:eastAsia="Arial"/>
-                <w:sz w:val="18"/>
-              </w:rPr>
-            </w:r>
-            <w:r>
-              <w:rPr>
-                <w:rFonts w:ascii="Arial" w:hAnsi="Arial" w:eastAsia="Arial"/>
+                <w:rFonts w:ascii="Arial" w:hAnsi="Arial" w:eastAsia="Arial" w:cs="Tahoma"/>
+                <w:sz w:val="18"/>
+              </w:rPr>
+            </w:r>
+            <w:r>
+              <w:rPr>
+                <w:rFonts w:ascii="Arial" w:hAnsi="Arial" w:eastAsia="Arial" w:cs="Tahoma"/>
                 <w:sz w:val="18"/>
               </w:rPr>
               <w:t>4</w:t>
@@ -8173,13 +8291,13 @@
             </w:pPr>
             <w:r>
               <w:rPr>
-                <w:rFonts w:ascii="Arial" w:hAnsi="Arial" w:eastAsia="Arial"/>
-                <w:sz w:val="18"/>
-              </w:rPr>
-            </w:r>
-            <w:r>
-              <w:rPr>
-                <w:rFonts w:ascii="Arial" w:hAnsi="Arial" w:eastAsia="Arial"/>
+                <w:rFonts w:ascii="Arial" w:hAnsi="Arial" w:eastAsia="Arial" w:cs="Tahoma"/>
+                <w:sz w:val="18"/>
+              </w:rPr>
+            </w:r>
+            <w:r>
+              <w:rPr>
+                <w:rFonts w:ascii="Arial" w:hAnsi="Arial" w:eastAsia="Arial" w:cs="Tahoma"/>
                 <w:sz w:val="18"/>
               </w:rPr>
               <w:t>แก้ config แล้ว deploy → รอบถัดไปใช้ค่าใหม่</w:t>
@@ -8203,13 +8321,13 @@
             </w:pPr>
             <w:r>
               <w:rPr>
-                <w:rFonts w:ascii="Arial" w:hAnsi="Arial" w:eastAsia="Arial"/>
-                <w:sz w:val="18"/>
-              </w:rPr>
-            </w:r>
-            <w:r>
-              <w:rPr>
-                <w:rFonts w:ascii="Arial" w:hAnsi="Arial" w:eastAsia="Arial"/>
+                <w:rFonts w:ascii="Arial" w:hAnsi="Arial" w:eastAsia="Arial" w:cs="Tahoma"/>
+                <w:sz w:val="18"/>
+              </w:rPr>
+            </w:r>
+            <w:r>
+              <w:rPr>
+                <w:rFonts w:ascii="Arial" w:hAnsi="Arial" w:eastAsia="Arial" w:cs="Tahoma"/>
                 <w:sz w:val="18"/>
               </w:rPr>
               <w:t>5</w:t>
@@ -8228,13 +8346,13 @@
             </w:pPr>
             <w:r>
               <w:rPr>
-                <w:rFonts w:ascii="Arial" w:hAnsi="Arial" w:eastAsia="Arial"/>
-                <w:sz w:val="18"/>
-              </w:rPr>
-            </w:r>
-            <w:r>
-              <w:rPr>
-                <w:rFonts w:ascii="Arial" w:hAnsi="Arial" w:eastAsia="Arial"/>
+                <w:rFonts w:ascii="Arial" w:hAnsi="Arial" w:eastAsia="Arial" w:cs="Tahoma"/>
+                <w:sz w:val="18"/>
+              </w:rPr>
+            </w:r>
+            <w:r>
+              <w:rPr>
+                <w:rFonts w:ascii="Arial" w:hAnsi="Arial" w:eastAsia="Arial" w:cs="Tahoma"/>
                 <w:sz w:val="18"/>
               </w:rPr>
               <w:t>job throw error → EM-07 ออก และ log มีบรรทัด error</w:t>
@@ -8258,13 +8376,13 @@
             </w:pPr>
             <w:r>
               <w:rPr>
-                <w:rFonts w:ascii="Arial" w:hAnsi="Arial" w:eastAsia="Arial"/>
-                <w:sz w:val="18"/>
-              </w:rPr>
-            </w:r>
-            <w:r>
-              <w:rPr>
-                <w:rFonts w:ascii="Arial" w:hAnsi="Arial" w:eastAsia="Arial"/>
+                <w:rFonts w:ascii="Arial" w:hAnsi="Arial" w:eastAsia="Arial" w:cs="Tahoma"/>
+                <w:sz w:val="18"/>
+              </w:rPr>
+            </w:r>
+            <w:r>
+              <w:rPr>
+                <w:rFonts w:ascii="Arial" w:hAnsi="Arial" w:eastAsia="Arial" w:cs="Tahoma"/>
                 <w:sz w:val="18"/>
               </w:rPr>
               <w:t>6</w:t>
@@ -8283,13 +8401,13 @@
             </w:pPr>
             <w:r>
               <w:rPr>
-                <w:rFonts w:ascii="Arial" w:hAnsi="Arial" w:eastAsia="Arial"/>
-                <w:sz w:val="18"/>
-              </w:rPr>
-            </w:r>
-            <w:r>
-              <w:rPr>
-                <w:rFonts w:ascii="Arial" w:hAnsi="Arial" w:eastAsia="Arial"/>
+                <w:rFonts w:ascii="Arial" w:hAnsi="Arial" w:eastAsia="Arial" w:cs="Tahoma"/>
+                <w:sz w:val="18"/>
+              </w:rPr>
+            </w:r>
+            <w:r>
+              <w:rPr>
+                <w:rFonts w:ascii="Arial" w:hAnsi="Arial" w:eastAsia="Arial" w:cs="Tahoma"/>
                 <w:sz w:val="18"/>
               </w:rPr>
               <w:t>ตรวจผลกระทบตารางตาม R/W mapping reference</w:t>
@@ -8299,6 +8417,892 @@
       </w:tr>
     </w:tbl>
     <w:p/>
+    <w:p>
+      <w:pPr>
+        <w:pStyle w:val="Heading1"/>
+        <w:keepNext/>
+        <w:keepLines/>
+        <w:pageBreakBefore w:val="0"/>
+      </w:pPr>
+      <w:r>
+        <w:t>13. Unit Test Scope</w:t>
+      </w:r>
+    </w:p>
+    <w:p>
+      <w:pPr>
+        <w:keepNext w:val="0"/>
+      </w:pPr>
+      <w:r>
+        <w:rPr>
+          <w:b/>
+        </w:rPr>
+        <w:t>3 ชั่วโมง</w:t>
+      </w:r>
+      <w:r>
+        <w:t xml:space="preserve"> (30% ของ implementation 10 ชั่วโมง) · เครื่องมือ: Jest + mock repository/DataSource (ไม่ต่อ DB จริง)</w:t>
+      </w:r>
+    </w:p>
+    <w:p>
+      <w:r>
+        <w:t xml:space="preserve">หัวข้อนี้คือ </w:t>
+      </w:r>
+      <w:r>
+        <w:rPr>
+          <w:b/>
+        </w:rPr>
+        <w:t>unit test</w:t>
+      </w:r>
+      <w:r>
+        <w:t xml:space="preserve"> ที่ต้องเขียนคู่กับโค้ด — ต่างจาก *Developer Test Checklist* ซึ่งเป็น scenario ระดับ end-to-end/manual ที่ใช้ตอนตรวจรับ · รายการด้านล่าง derive จาก field/validation, acceptance criteria, endpoint และตารางที่เอกสารนี้เขียน</w:t>
+      </w:r>
+    </w:p>
+    <w:tbl>
+      <w:tblPr>
+        <w:tblStyle w:val="TableGrid"/>
+        <w:tblW w:type="auto" w:w="0"/>
+        <w:jc w:val="center"/>
+        <w:tblLook w:firstColumn="1" w:firstRow="1" w:lastColumn="0" w:lastRow="0" w:noHBand="0" w:noVBand="1" w:val="04A0"/>
+      </w:tblPr>
+      <w:tblGrid>
+        <w:gridCol w:w="3360"/>
+        <w:gridCol w:w="3360"/>
+        <w:gridCol w:w="3360"/>
+      </w:tblGrid>
+      <w:tr>
+        <w:trPr>
+          <w:cantSplit/>
+        </w:trPr>
+        <w:tc>
+          <w:tcPr>
+            <w:tcW w:type="dxa" w:w="3360"/>
+            <w:vAlign w:val="center"/>
+            <w:shd w:fill="E8EEF5"/>
+          </w:tcPr>
+          <w:p>
+            <w:pPr>
+              <w:keepLines/>
+              <w:spacing w:after="0"/>
+            </w:pPr>
+            <w:r/>
+            <w:r>
+              <w:rPr>
+                <w:rFonts w:ascii="Arial" w:hAnsi="Arial" w:eastAsia="Arial" w:cs="Tahoma"/>
+                <w:b/>
+                <w:sz w:val="18"/>
+              </w:rPr>
+              <w:t>สิ่งที่ทดสอบ</w:t>
+            </w:r>
+          </w:p>
+        </w:tc>
+        <w:tc>
+          <w:tcPr>
+            <w:tcW w:type="dxa" w:w="3360"/>
+            <w:vAlign w:val="center"/>
+            <w:shd w:fill="E8EEF5"/>
+          </w:tcPr>
+          <w:p>
+            <w:pPr>
+              <w:keepLines/>
+              <w:spacing w:after="0"/>
+            </w:pPr>
+            <w:r/>
+            <w:r>
+              <w:rPr>
+                <w:rFonts w:ascii="Arial" w:hAnsi="Arial" w:eastAsia="Arial" w:cs="Tahoma"/>
+                <w:b/>
+                <w:sz w:val="18"/>
+              </w:rPr>
+              <w:t>ประเภท</w:t>
+            </w:r>
+          </w:p>
+        </w:tc>
+        <w:tc>
+          <w:tcPr>
+            <w:tcW w:type="dxa" w:w="3360"/>
+            <w:vAlign w:val="center"/>
+            <w:shd w:fill="E8EEF5"/>
+          </w:tcPr>
+          <w:p>
+            <w:pPr>
+              <w:keepLines/>
+              <w:spacing w:after="0"/>
+            </w:pPr>
+            <w:r/>
+            <w:r>
+              <w:rPr>
+                <w:rFonts w:ascii="Arial" w:hAnsi="Arial" w:eastAsia="Arial" w:cs="Tahoma"/>
+                <w:b/>
+                <w:sz w:val="18"/>
+              </w:rPr>
+              <w:t>เกณฑ์ผ่าน</w:t>
+            </w:r>
+          </w:p>
+        </w:tc>
+      </w:tr>
+      <w:tr>
+        <w:trPr>
+          <w:cantSplit/>
+        </w:trPr>
+        <w:tc>
+          <w:tcPr>
+            <w:tcW w:type="dxa" w:w="3360"/>
+            <w:vAlign w:val="center"/>
+          </w:tcPr>
+          <w:p>
+            <w:pPr>
+              <w:keepLines/>
+              <w:spacing w:after="0"/>
+            </w:pPr>
+            <w:r>
+              <w:rPr>
+                <w:rFonts w:ascii="Arial" w:hAnsi="Arial" w:eastAsia="Arial" w:cs="Tahoma"/>
+                <w:sz w:val="18"/>
+              </w:rPr>
+            </w:r>
+            <w:r>
+              <w:rPr>
+                <w:rFonts w:ascii="Arial" w:hAnsi="Arial" w:eastAsia="Arial" w:cs="Tahoma"/>
+                <w:color w:val="8A3324"/>
+                <w:sz w:val="18"/>
+              </w:rPr>
+              <w:t>เงื่อนไขเลือกข้อมูล</w:t>
+            </w:r>
+          </w:p>
+        </w:tc>
+        <w:tc>
+          <w:tcPr>
+            <w:tcW w:type="dxa" w:w="3360"/>
+            <w:vAlign w:val="center"/>
+          </w:tcPr>
+          <w:p>
+            <w:pPr>
+              <w:keepLines/>
+              <w:spacing w:after="0"/>
+            </w:pPr>
+            <w:r>
+              <w:rPr>
+                <w:rFonts w:ascii="Arial" w:hAnsi="Arial" w:eastAsia="Arial" w:cs="Tahoma"/>
+                <w:sz w:val="18"/>
+              </w:rPr>
+            </w:r>
+            <w:r>
+              <w:rPr>
+                <w:rFonts w:ascii="Arial" w:hAnsi="Arial" w:eastAsia="Arial" w:cs="Tahoma"/>
+                <w:sz w:val="18"/>
+              </w:rPr>
+              <w:t>rule</w:t>
+            </w:r>
+          </w:p>
+        </w:tc>
+        <w:tc>
+          <w:tcPr>
+            <w:tcW w:type="dxa" w:w="3360"/>
+            <w:vAlign w:val="center"/>
+          </w:tcPr>
+          <w:p>
+            <w:pPr>
+              <w:keepLines/>
+              <w:spacing w:after="0"/>
+            </w:pPr>
+            <w:r>
+              <w:rPr>
+                <w:rFonts w:ascii="Arial" w:hAnsi="Arial" w:eastAsia="Arial" w:cs="Tahoma"/>
+                <w:sz w:val="18"/>
+              </w:rPr>
+            </w:r>
+            <w:r>
+              <w:rPr>
+                <w:rFonts w:ascii="Arial" w:hAnsi="Arial" w:eastAsia="Arial" w:cs="Tahoma"/>
+                <w:sz w:val="18"/>
+              </w:rPr>
+              <w:t>ใช้กฎกับข้อมูลตัวอย่างแล้วได้ผลตามที่ระบุ — งวดคู่แข่งล่าสุดต่อร้าน + forecast เริ่มต้น + ยังไม่ sync</w:t>
+            </w:r>
+          </w:p>
+        </w:tc>
+      </w:tr>
+      <w:tr>
+        <w:trPr>
+          <w:cantSplit/>
+        </w:trPr>
+        <w:tc>
+          <w:tcPr>
+            <w:tcW w:type="dxa" w:w="3360"/>
+            <w:vAlign w:val="center"/>
+          </w:tcPr>
+          <w:p>
+            <w:pPr>
+              <w:keepLines/>
+              <w:spacing w:after="0"/>
+            </w:pPr>
+            <w:r>
+              <w:rPr>
+                <w:rFonts w:ascii="Arial" w:hAnsi="Arial" w:eastAsia="Arial" w:cs="Tahoma"/>
+                <w:sz w:val="18"/>
+              </w:rPr>
+            </w:r>
+            <w:r>
+              <w:rPr>
+                <w:rFonts w:ascii="Arial" w:hAnsi="Arial" w:eastAsia="Arial" w:cs="Tahoma"/>
+                <w:sz w:val="18"/>
+              </w:rPr>
+              <w:t>business rule</w:t>
+            </w:r>
+          </w:p>
+        </w:tc>
+        <w:tc>
+          <w:tcPr>
+            <w:tcW w:type="dxa" w:w="3360"/>
+            <w:vAlign w:val="center"/>
+          </w:tcPr>
+          <w:p>
+            <w:pPr>
+              <w:keepLines/>
+              <w:spacing w:after="0"/>
+            </w:pPr>
+            <w:r>
+              <w:rPr>
+                <w:rFonts w:ascii="Arial" w:hAnsi="Arial" w:eastAsia="Arial" w:cs="Tahoma"/>
+                <w:sz w:val="18"/>
+              </w:rPr>
+            </w:r>
+            <w:r>
+              <w:rPr>
+                <w:rFonts w:ascii="Arial" w:hAnsi="Arial" w:eastAsia="Arial" w:cs="Tahoma"/>
+                <w:sz w:val="18"/>
+              </w:rPr>
+              <w:t>logic</w:t>
+            </w:r>
+          </w:p>
+        </w:tc>
+        <w:tc>
+          <w:tcPr>
+            <w:tcW w:type="dxa" w:w="3360"/>
+            <w:vAlign w:val="center"/>
+          </w:tcPr>
+          <w:p>
+            <w:pPr>
+              <w:keepLines/>
+              <w:spacing w:after="0"/>
+            </w:pPr>
+            <w:r>
+              <w:rPr>
+                <w:rFonts w:ascii="Arial" w:hAnsi="Arial" w:eastAsia="Arial" w:cs="Tahoma"/>
+                <w:sz w:val="18"/>
+              </w:rPr>
+            </w:r>
+            <w:r>
+              <w:rPr>
+                <w:rFonts w:ascii="Arial" w:hAnsi="Arial" w:eastAsia="Arial" w:cs="Tahoma"/>
+                <w:sz w:val="18"/>
+              </w:rPr>
+              <w:t>พารามิเตอร์และ cron อ่านจาก backend config เท่านั้น — เปลี่ยนค่าโดย deploy config ไม่ใช่ผ่าน API/หน้าจอ</w:t>
+            </w:r>
+          </w:p>
+        </w:tc>
+      </w:tr>
+      <w:tr>
+        <w:trPr>
+          <w:cantSplit/>
+        </w:trPr>
+        <w:tc>
+          <w:tcPr>
+            <w:tcW w:type="dxa" w:w="3360"/>
+            <w:vAlign w:val="center"/>
+          </w:tcPr>
+          <w:p>
+            <w:pPr>
+              <w:keepLines/>
+              <w:spacing w:after="0"/>
+            </w:pPr>
+            <w:r>
+              <w:rPr>
+                <w:rFonts w:ascii="Arial" w:hAnsi="Arial" w:eastAsia="Arial" w:cs="Tahoma"/>
+                <w:sz w:val="18"/>
+              </w:rPr>
+            </w:r>
+            <w:r>
+              <w:rPr>
+                <w:rFonts w:ascii="Arial" w:hAnsi="Arial" w:eastAsia="Arial" w:cs="Tahoma"/>
+                <w:sz w:val="18"/>
+              </w:rPr>
+              <w:t>business rule</w:t>
+            </w:r>
+          </w:p>
+        </w:tc>
+        <w:tc>
+          <w:tcPr>
+            <w:tcW w:type="dxa" w:w="3360"/>
+            <w:vAlign w:val="center"/>
+          </w:tcPr>
+          <w:p>
+            <w:pPr>
+              <w:keepLines/>
+              <w:spacing w:after="0"/>
+            </w:pPr>
+            <w:r>
+              <w:rPr>
+                <w:rFonts w:ascii="Arial" w:hAnsi="Arial" w:eastAsia="Arial" w:cs="Tahoma"/>
+                <w:sz w:val="18"/>
+              </w:rPr>
+            </w:r>
+            <w:r>
+              <w:rPr>
+                <w:rFonts w:ascii="Arial" w:hAnsi="Arial" w:eastAsia="Arial" w:cs="Tahoma"/>
+                <w:sz w:val="18"/>
+              </w:rPr>
+              <w:t>logic</w:t>
+            </w:r>
+          </w:p>
+        </w:tc>
+        <w:tc>
+          <w:tcPr>
+            <w:tcW w:type="dxa" w:w="3360"/>
+            <w:vAlign w:val="center"/>
+          </w:tcPr>
+          <w:p>
+            <w:pPr>
+              <w:keepLines/>
+              <w:spacing w:after="0"/>
+            </w:pPr>
+            <w:r>
+              <w:rPr>
+                <w:rFonts w:ascii="Arial" w:hAnsi="Arial" w:eastAsia="Arial" w:cs="Tahoma"/>
+                <w:sz w:val="18"/>
+              </w:rPr>
+            </w:r>
+            <w:r>
+              <w:rPr>
+                <w:rFonts w:ascii="Arial" w:hAnsi="Arial" w:eastAsia="Arial" w:cs="Tahoma"/>
+                <w:sz w:val="18"/>
+              </w:rPr>
+              <w:t>การรันต้องตรวจ enabled flag ใน config และกันรันซ้อนด้วย distributed/advisory lock</w:t>
+            </w:r>
+          </w:p>
+        </w:tc>
+      </w:tr>
+      <w:tr>
+        <w:trPr>
+          <w:cantSplit/>
+        </w:trPr>
+        <w:tc>
+          <w:tcPr>
+            <w:tcW w:type="dxa" w:w="3360"/>
+            <w:vAlign w:val="center"/>
+          </w:tcPr>
+          <w:p>
+            <w:pPr>
+              <w:keepLines/>
+              <w:spacing w:after="0"/>
+            </w:pPr>
+            <w:r>
+              <w:rPr>
+                <w:rFonts w:ascii="Arial" w:hAnsi="Arial" w:eastAsia="Arial" w:cs="Tahoma"/>
+                <w:sz w:val="18"/>
+              </w:rPr>
+            </w:r>
+            <w:r>
+              <w:rPr>
+                <w:rFonts w:ascii="Arial" w:hAnsi="Arial" w:eastAsia="Arial" w:cs="Tahoma"/>
+                <w:sz w:val="18"/>
+              </w:rPr>
+              <w:t>business rule</w:t>
+            </w:r>
+          </w:p>
+        </w:tc>
+        <w:tc>
+          <w:tcPr>
+            <w:tcW w:type="dxa" w:w="3360"/>
+            <w:vAlign w:val="center"/>
+          </w:tcPr>
+          <w:p>
+            <w:pPr>
+              <w:keepLines/>
+              <w:spacing w:after="0"/>
+            </w:pPr>
+            <w:r>
+              <w:rPr>
+                <w:rFonts w:ascii="Arial" w:hAnsi="Arial" w:eastAsia="Arial" w:cs="Tahoma"/>
+                <w:sz w:val="18"/>
+              </w:rPr>
+            </w:r>
+            <w:r>
+              <w:rPr>
+                <w:rFonts w:ascii="Arial" w:hAnsi="Arial" w:eastAsia="Arial" w:cs="Tahoma"/>
+                <w:sz w:val="18"/>
+              </w:rPr>
+              <w:t>logic</w:t>
+            </w:r>
+          </w:p>
+        </w:tc>
+        <w:tc>
+          <w:tcPr>
+            <w:tcW w:type="dxa" w:w="3360"/>
+            <w:vAlign w:val="center"/>
+          </w:tcPr>
+          <w:p>
+            <w:pPr>
+              <w:keepLines/>
+              <w:spacing w:after="0"/>
+            </w:pPr>
+            <w:r>
+              <w:rPr>
+                <w:rFonts w:ascii="Arial" w:hAnsi="Arial" w:eastAsia="Arial" w:cs="Tahoma"/>
+                <w:sz w:val="18"/>
+              </w:rPr>
+            </w:r>
+            <w:r>
+              <w:rPr>
+                <w:rFonts w:ascii="Arial" w:hAnsi="Arial" w:eastAsia="Arial" w:cs="Tahoma"/>
+                <w:sz w:val="18"/>
+              </w:rPr>
+              <w:t>ทุกรอบต้องเขียน application log แบบ structured (เวลา/แถว/ไฟล์/ผล) และ error ต้องส่ง EM-07</w:t>
+            </w:r>
+          </w:p>
+        </w:tc>
+      </w:tr>
+      <w:tr>
+        <w:trPr>
+          <w:cantSplit/>
+        </w:trPr>
+        <w:tc>
+          <w:tcPr>
+            <w:tcW w:type="dxa" w:w="3360"/>
+            <w:vAlign w:val="center"/>
+          </w:tcPr>
+          <w:p>
+            <w:pPr>
+              <w:keepLines/>
+              <w:spacing w:after="0"/>
+            </w:pPr>
+            <w:r>
+              <w:rPr>
+                <w:rFonts w:ascii="Arial" w:hAnsi="Arial" w:eastAsia="Arial" w:cs="Tahoma"/>
+                <w:sz w:val="18"/>
+              </w:rPr>
+            </w:r>
+            <w:r>
+              <w:rPr>
+                <w:rFonts w:ascii="Arial" w:hAnsi="Arial" w:eastAsia="Arial" w:cs="Tahoma"/>
+                <w:sz w:val="18"/>
+              </w:rPr>
+              <w:t>business rule</w:t>
+            </w:r>
+          </w:p>
+        </w:tc>
+        <w:tc>
+          <w:tcPr>
+            <w:tcW w:type="dxa" w:w="3360"/>
+            <w:vAlign w:val="center"/>
+          </w:tcPr>
+          <w:p>
+            <w:pPr>
+              <w:keepLines/>
+              <w:spacing w:after="0"/>
+            </w:pPr>
+            <w:r>
+              <w:rPr>
+                <w:rFonts w:ascii="Arial" w:hAnsi="Arial" w:eastAsia="Arial" w:cs="Tahoma"/>
+                <w:sz w:val="18"/>
+              </w:rPr>
+            </w:r>
+            <w:r>
+              <w:rPr>
+                <w:rFonts w:ascii="Arial" w:hAnsi="Arial" w:eastAsia="Arial" w:cs="Tahoma"/>
+                <w:sz w:val="18"/>
+              </w:rPr>
+              <w:t>logic</w:t>
+            </w:r>
+          </w:p>
+        </w:tc>
+        <w:tc>
+          <w:tcPr>
+            <w:tcW w:type="dxa" w:w="3360"/>
+            <w:vAlign w:val="center"/>
+          </w:tcPr>
+          <w:p>
+            <w:pPr>
+              <w:keepLines/>
+              <w:spacing w:after="0"/>
+            </w:pPr>
+            <w:r>
+              <w:rPr>
+                <w:rFonts w:ascii="Arial" w:hAnsi="Arial" w:eastAsia="Arial" w:cs="Tahoma"/>
+                <w:sz w:val="18"/>
+              </w:rPr>
+            </w:r>
+            <w:r>
+              <w:rPr>
+                <w:rFonts w:ascii="Arial" w:hAnsi="Arial" w:eastAsia="Arial" w:cs="Tahoma"/>
+                <w:sz w:val="18"/>
+              </w:rPr>
+              <w:t>DB/table mapping ใช้เป็น reference สำหรับ implement Job เท่านั้น ไม่ใช่งานสร้างหน้า Database</w:t>
+            </w:r>
+          </w:p>
+        </w:tc>
+      </w:tr>
+      <w:tr>
+        <w:trPr>
+          <w:cantSplit/>
+        </w:trPr>
+        <w:tc>
+          <w:tcPr>
+            <w:tcW w:type="dxa" w:w="3360"/>
+            <w:vAlign w:val="center"/>
+          </w:tcPr>
+          <w:p>
+            <w:pPr>
+              <w:keepLines/>
+              <w:spacing w:after="0"/>
+            </w:pPr>
+            <w:r>
+              <w:rPr>
+                <w:rFonts w:ascii="Arial" w:hAnsi="Arial" w:eastAsia="Arial" w:cs="Tahoma"/>
+                <w:sz w:val="18"/>
+              </w:rPr>
+            </w:r>
+            <w:r>
+              <w:rPr>
+                <w:rFonts w:ascii="Arial" w:hAnsi="Arial" w:eastAsia="Arial" w:cs="Tahoma"/>
+                <w:sz w:val="18"/>
+              </w:rPr>
+              <w:t>business rule</w:t>
+            </w:r>
+          </w:p>
+        </w:tc>
+        <w:tc>
+          <w:tcPr>
+            <w:tcW w:type="dxa" w:w="3360"/>
+            <w:vAlign w:val="center"/>
+          </w:tcPr>
+          <w:p>
+            <w:pPr>
+              <w:keepLines/>
+              <w:spacing w:after="0"/>
+            </w:pPr>
+            <w:r>
+              <w:rPr>
+                <w:rFonts w:ascii="Arial" w:hAnsi="Arial" w:eastAsia="Arial" w:cs="Tahoma"/>
+                <w:sz w:val="18"/>
+              </w:rPr>
+            </w:r>
+            <w:r>
+              <w:rPr>
+                <w:rFonts w:ascii="Arial" w:hAnsi="Arial" w:eastAsia="Arial" w:cs="Tahoma"/>
+                <w:sz w:val="18"/>
+              </w:rPr>
+              <w:t>logic</w:t>
+            </w:r>
+          </w:p>
+        </w:tc>
+        <w:tc>
+          <w:tcPr>
+            <w:tcW w:type="dxa" w:w="3360"/>
+            <w:vAlign w:val="center"/>
+          </w:tcPr>
+          <w:p>
+            <w:pPr>
+              <w:keepLines/>
+              <w:spacing w:after="0"/>
+            </w:pPr>
+            <w:r>
+              <w:rPr>
+                <w:rFonts w:ascii="Arial" w:hAnsi="Arial" w:eastAsia="Arial" w:cs="Tahoma"/>
+                <w:sz w:val="18"/>
+              </w:rPr>
+            </w:r>
+            <w:r>
+              <w:rPr>
+                <w:rFonts w:ascii="Arial" w:hAnsi="Arial" w:eastAsia="Arial" w:cs="Tahoma"/>
+                <w:sz w:val="18"/>
+              </w:rPr>
+              <w:t>รองรับ rerun rule และ risk note ตาม runbook</w:t>
+            </w:r>
+          </w:p>
+        </w:tc>
+      </w:tr>
+      <w:tr>
+        <w:trPr>
+          <w:cantSplit/>
+        </w:trPr>
+        <w:tc>
+          <w:tcPr>
+            <w:tcW w:type="dxa" w:w="3360"/>
+            <w:vAlign w:val="center"/>
+          </w:tcPr>
+          <w:p>
+            <w:pPr>
+              <w:keepLines/>
+              <w:spacing w:after="0"/>
+            </w:pPr>
+            <w:r>
+              <w:rPr>
+                <w:rFonts w:ascii="Arial" w:hAnsi="Arial" w:eastAsia="Arial" w:cs="Tahoma"/>
+                <w:sz w:val="18"/>
+              </w:rPr>
+            </w:r>
+            <w:r>
+              <w:rPr>
+                <w:rFonts w:ascii="Courier New" w:hAnsi="Courier New" w:eastAsia="Courier New" w:cs="Tahoma"/>
+                <w:sz w:val="18"/>
+              </w:rPr>
+              <w:t>document_competitors</w:t>
+            </w:r>
+            <w:r>
+              <w:rPr>
+                <w:rFonts w:ascii="Arial" w:hAnsi="Arial" w:eastAsia="Arial" w:cs="Tahoma"/>
+                <w:sz w:val="18"/>
+              </w:rPr>
+              <w:t xml:space="preserve">, </w:t>
+            </w:r>
+            <w:r>
+              <w:rPr>
+                <w:rFonts w:ascii="Courier New" w:hAnsi="Courier New" w:eastAsia="Courier New" w:cs="Tahoma"/>
+                <w:sz w:val="18"/>
+              </w:rPr>
+              <w:t>interface_transactions</w:t>
+            </w:r>
+          </w:p>
+        </w:tc>
+        <w:tc>
+          <w:tcPr>
+            <w:tcW w:type="dxa" w:w="3360"/>
+            <w:vAlign w:val="center"/>
+          </w:tcPr>
+          <w:p>
+            <w:pPr>
+              <w:keepLines/>
+              <w:spacing w:after="0"/>
+            </w:pPr>
+            <w:r>
+              <w:rPr>
+                <w:rFonts w:ascii="Arial" w:hAnsi="Arial" w:eastAsia="Arial" w:cs="Tahoma"/>
+                <w:sz w:val="18"/>
+              </w:rPr>
+            </w:r>
+            <w:r>
+              <w:rPr>
+                <w:rFonts w:ascii="Arial" w:hAnsi="Arial" w:eastAsia="Arial" w:cs="Tahoma"/>
+                <w:sz w:val="18"/>
+              </w:rPr>
+              <w:t>transaction</w:t>
+            </w:r>
+          </w:p>
+        </w:tc>
+        <w:tc>
+          <w:tcPr>
+            <w:tcW w:type="dxa" w:w="3360"/>
+            <w:vAlign w:val="center"/>
+          </w:tcPr>
+          <w:p>
+            <w:pPr>
+              <w:keepLines/>
+              <w:spacing w:after="0"/>
+            </w:pPr>
+            <w:r>
+              <w:rPr>
+                <w:rFonts w:ascii="Arial" w:hAnsi="Arial" w:eastAsia="Arial" w:cs="Tahoma"/>
+                <w:sz w:val="18"/>
+              </w:rPr>
+            </w:r>
+            <w:r>
+              <w:rPr>
+                <w:rFonts w:ascii="Arial" w:hAnsi="Arial" w:eastAsia="Arial" w:cs="Tahoma"/>
+                <w:sz w:val="18"/>
+              </w:rPr>
+              <w:t>จำลอง error กลางทาง แล้วยืนยันว่า rollback ครบ ไม่เหลือแถวค้าง (mock DataSource/QueryRunner)</w:t>
+            </w:r>
+          </w:p>
+        </w:tc>
+      </w:tr>
+      <w:tr>
+        <w:trPr>
+          <w:cantSplit/>
+        </w:trPr>
+        <w:tc>
+          <w:tcPr>
+            <w:tcW w:type="dxa" w:w="3360"/>
+            <w:vAlign w:val="center"/>
+          </w:tcPr>
+          <w:p>
+            <w:pPr>
+              <w:keepLines/>
+              <w:spacing w:after="0"/>
+            </w:pPr>
+            <w:r>
+              <w:rPr>
+                <w:rFonts w:ascii="Arial" w:hAnsi="Arial" w:eastAsia="Arial" w:cs="Tahoma"/>
+                <w:sz w:val="18"/>
+              </w:rPr>
+            </w:r>
+            <w:r>
+              <w:rPr>
+                <w:rFonts w:ascii="Arial" w:hAnsi="Arial" w:eastAsia="Arial" w:cs="Tahoma"/>
+                <w:sz w:val="18"/>
+              </w:rPr>
+              <w:t>runner</w:t>
+            </w:r>
+          </w:p>
+        </w:tc>
+        <w:tc>
+          <w:tcPr>
+            <w:tcW w:type="dxa" w:w="3360"/>
+            <w:vAlign w:val="center"/>
+          </w:tcPr>
+          <w:p>
+            <w:pPr>
+              <w:keepLines/>
+              <w:spacing w:after="0"/>
+            </w:pPr>
+            <w:r>
+              <w:rPr>
+                <w:rFonts w:ascii="Arial" w:hAnsi="Arial" w:eastAsia="Arial" w:cs="Tahoma"/>
+                <w:sz w:val="18"/>
+              </w:rPr>
+            </w:r>
+            <w:r>
+              <w:rPr>
+                <w:rFonts w:ascii="Arial" w:hAnsi="Arial" w:eastAsia="Arial" w:cs="Tahoma"/>
+                <w:sz w:val="18"/>
+              </w:rPr>
+              <w:t>idempotency</w:t>
+            </w:r>
+          </w:p>
+        </w:tc>
+        <w:tc>
+          <w:tcPr>
+            <w:tcW w:type="dxa" w:w="3360"/>
+            <w:vAlign w:val="center"/>
+          </w:tcPr>
+          <w:p>
+            <w:pPr>
+              <w:keepLines/>
+              <w:spacing w:after="0"/>
+            </w:pPr>
+            <w:r>
+              <w:rPr>
+                <w:rFonts w:ascii="Arial" w:hAnsi="Arial" w:eastAsia="Arial" w:cs="Tahoma"/>
+                <w:sz w:val="18"/>
+              </w:rPr>
+            </w:r>
+            <w:r>
+              <w:rPr>
+                <w:rFonts w:ascii="Arial" w:hAnsi="Arial" w:eastAsia="Arial" w:cs="Tahoma"/>
+                <w:sz w:val="18"/>
+              </w:rPr>
+              <w:t>รันซ้ำด้วย fixture เดิมต้องไม่เกิดแถวซ้ำ (ON CONFLICT / business unique key ทำงาน)</w:t>
+            </w:r>
+          </w:p>
+        </w:tc>
+      </w:tr>
+      <w:tr>
+        <w:trPr>
+          <w:cantSplit/>
+        </w:trPr>
+        <w:tc>
+          <w:tcPr>
+            <w:tcW w:type="dxa" w:w="3360"/>
+            <w:vAlign w:val="center"/>
+          </w:tcPr>
+          <w:p>
+            <w:pPr>
+              <w:keepLines/>
+              <w:spacing w:after="0"/>
+            </w:pPr>
+            <w:r>
+              <w:rPr>
+                <w:rFonts w:ascii="Arial" w:hAnsi="Arial" w:eastAsia="Arial" w:cs="Tahoma"/>
+                <w:sz w:val="18"/>
+              </w:rPr>
+            </w:r>
+            <w:r>
+              <w:rPr>
+                <w:rFonts w:ascii="Arial" w:hAnsi="Arial" w:eastAsia="Arial" w:cs="Tahoma"/>
+                <w:sz w:val="18"/>
+              </w:rPr>
+              <w:t>runner</w:t>
+            </w:r>
+          </w:p>
+        </w:tc>
+        <w:tc>
+          <w:tcPr>
+            <w:tcW w:type="dxa" w:w="3360"/>
+            <w:vAlign w:val="center"/>
+          </w:tcPr>
+          <w:p>
+            <w:pPr>
+              <w:keepLines/>
+              <w:spacing w:after="0"/>
+            </w:pPr>
+            <w:r>
+              <w:rPr>
+                <w:rFonts w:ascii="Arial" w:hAnsi="Arial" w:eastAsia="Arial" w:cs="Tahoma"/>
+                <w:sz w:val="18"/>
+              </w:rPr>
+            </w:r>
+            <w:r>
+              <w:rPr>
+                <w:rFonts w:ascii="Arial" w:hAnsi="Arial" w:eastAsia="Arial" w:cs="Tahoma"/>
+                <w:sz w:val="18"/>
+              </w:rPr>
+              <w:t>lock</w:t>
+            </w:r>
+          </w:p>
+        </w:tc>
+        <w:tc>
+          <w:tcPr>
+            <w:tcW w:type="dxa" w:w="3360"/>
+            <w:vAlign w:val="center"/>
+          </w:tcPr>
+          <w:p>
+            <w:pPr>
+              <w:keepLines/>
+              <w:spacing w:after="0"/>
+            </w:pPr>
+            <w:r>
+              <w:rPr>
+                <w:rFonts w:ascii="Arial" w:hAnsi="Arial" w:eastAsia="Arial" w:cs="Tahoma"/>
+                <w:sz w:val="18"/>
+              </w:rPr>
+            </w:r>
+            <w:r>
+              <w:rPr>
+                <w:rFonts w:ascii="Arial" w:hAnsi="Arial" w:eastAsia="Arial" w:cs="Tahoma"/>
+                <w:sz w:val="18"/>
+              </w:rPr>
+              <w:t>เรียกซ้อนขณะกำลังรัน ต้องถูกปฏิเสธด้วย advisory lock</w:t>
+            </w:r>
+          </w:p>
+        </w:tc>
+      </w:tr>
+    </w:tbl>
+    <w:p/>
+    <w:p>
+      <w:pPr>
+        <w:pStyle w:val="ListBullet"/>
+        <w:keepLines/>
+      </w:pPr>
+      <w:r>
+        <w:t>ทุกเคสต้องรันได้โดยไม่ต่อ DB/บริการภายนอกจริง — mock ที่ขอบ repository/client เสมอ</w:t>
+      </w:r>
+    </w:p>
+    <w:p>
+      <w:pPr>
+        <w:pStyle w:val="ListBullet"/>
+        <w:keepLines/>
+      </w:pPr>
+      <w:r>
+        <w:t>ข้อความไทยที่ยืนยันในเทสต้องเป็น verbatim ตาม ข้อกำหนดทางธุรกิจ ห้ามพิมพ์ใหม่</w:t>
+      </w:r>
+    </w:p>
+    <w:p>
+      <w:pPr>
+        <w:pStyle w:val="ListBullet"/>
+        <w:keepLines/>
+      </w:pPr>
+      <w:r>
+        <w:t>เกณฑ์ผ่านของ CI: ทุกเคสในตารางนี้มี test จริงและผ่านทั้งหมด</w:t>
+      </w:r>
+    </w:p>
     <w:p>
       <w:pPr>
         <w:pStyle w:val="Heading1"/>
@@ -8358,7 +9362,7 @@
             <w:r/>
             <w:r>
               <w:rPr>
-                <w:rFonts w:ascii="Arial" w:hAnsi="Arial" w:eastAsia="Arial"/>
+                <w:rFonts w:ascii="Arial" w:hAnsi="Arial" w:eastAsia="Arial" w:cs="Tahoma"/>
                 <w:b/>
                 <w:sz w:val="18"/>
               </w:rPr>
@@ -8380,7 +9384,7 @@
             <w:r/>
             <w:r>
               <w:rPr>
-                <w:rFonts w:ascii="Arial" w:hAnsi="Arial" w:eastAsia="Arial"/>
+                <w:rFonts w:ascii="Arial" w:hAnsi="Arial" w:eastAsia="Arial" w:cs="Tahoma"/>
                 <w:b/>
                 <w:sz w:val="18"/>
               </w:rPr>
@@ -8405,13 +9409,13 @@
             </w:pPr>
             <w:r>
               <w:rPr>
-                <w:rFonts w:ascii="Arial" w:hAnsi="Arial" w:eastAsia="Arial"/>
-                <w:sz w:val="18"/>
-              </w:rPr>
-            </w:r>
-            <w:r>
-              <w:rPr>
-                <w:rFonts w:ascii="Arial" w:hAnsi="Arial" w:eastAsia="Arial"/>
+                <w:rFonts w:ascii="Arial" w:hAnsi="Arial" w:eastAsia="Arial" w:cs="Tahoma"/>
+                <w:sz w:val="18"/>
+              </w:rPr>
+            </w:r>
+            <w:r>
+              <w:rPr>
+                <w:rFonts w:ascii="Arial" w:hAnsi="Arial" w:eastAsia="Arial" w:cs="Tahoma"/>
                 <w:sz w:val="18"/>
               </w:rPr>
               <w:t>Source file</w:t>
@@ -8430,13 +9434,13 @@
             </w:pPr>
             <w:r>
               <w:rPr>
-                <w:rFonts w:ascii="Arial" w:hAnsi="Arial" w:eastAsia="Arial"/>
-                <w:sz w:val="18"/>
-              </w:rPr>
-            </w:r>
-            <w:r>
-              <w:rPr>
-                <w:rFonts w:ascii="Arial" w:hAnsi="Arial" w:eastAsia="Arial"/>
+                <w:rFonts w:ascii="Arial" w:hAnsi="Arial" w:eastAsia="Arial" w:cs="Tahoma"/>
+                <w:sz w:val="18"/>
+              </w:rPr>
+            </w:r>
+            <w:r>
+              <w:rPr>
+                <w:rFonts w:ascii="Arial" w:hAnsi="Arial" w:eastAsia="Arial" w:cs="Tahoma"/>
                 <w:sz w:val="18"/>
               </w:rPr>
               <w:t>fcsJar/src/th/co/gosoft/fgi/main/ExportCompetitor.java</w:t>
@@ -8460,13 +9464,13 @@
             </w:pPr>
             <w:r>
               <w:rPr>
-                <w:rFonts w:ascii="Arial" w:hAnsi="Arial" w:eastAsia="Arial"/>
-                <w:sz w:val="18"/>
-              </w:rPr>
-            </w:r>
-            <w:r>
-              <w:rPr>
-                <w:rFonts w:ascii="Arial" w:hAnsi="Arial" w:eastAsia="Arial"/>
+                <w:rFonts w:ascii="Arial" w:hAnsi="Arial" w:eastAsia="Arial" w:cs="Tahoma"/>
+                <w:sz w:val="18"/>
+              </w:rPr>
+            </w:r>
+            <w:r>
+              <w:rPr>
+                <w:rFonts w:ascii="Arial" w:hAnsi="Arial" w:eastAsia="Arial" w:cs="Tahoma"/>
                 <w:sz w:val="18"/>
               </w:rPr>
               <w:t>Original lines</w:t>
@@ -8485,13 +9489,13 @@
             </w:pPr>
             <w:r>
               <w:rPr>
-                <w:rFonts w:ascii="Arial" w:hAnsi="Arial" w:eastAsia="Arial"/>
-                <w:sz w:val="18"/>
-              </w:rPr>
-            </w:r>
-            <w:r>
-              <w:rPr>
-                <w:rFonts w:ascii="Arial" w:hAnsi="Arial" w:eastAsia="Arial"/>
+                <w:rFonts w:ascii="Arial" w:hAnsi="Arial" w:eastAsia="Arial" w:cs="Tahoma"/>
+                <w:sz w:val="18"/>
+              </w:rPr>
+            </w:r>
+            <w:r>
+              <w:rPr>
+                <w:rFonts w:ascii="Arial" w:hAnsi="Arial" w:eastAsia="Arial" w:cs="Tahoma"/>
                 <w:sz w:val="18"/>
               </w:rPr>
               <w:t>9-20</w:t>
@@ -8515,13 +9519,13 @@
             </w:pPr>
             <w:r>
               <w:rPr>
-                <w:rFonts w:ascii="Arial" w:hAnsi="Arial" w:eastAsia="Arial"/>
-                <w:sz w:val="18"/>
-              </w:rPr>
-            </w:r>
-            <w:r>
-              <w:rPr>
-                <w:rFonts w:ascii="Arial" w:hAnsi="Arial" w:eastAsia="Arial"/>
+                <w:rFonts w:ascii="Arial" w:hAnsi="Arial" w:eastAsia="Arial" w:cs="Tahoma"/>
+                <w:sz w:val="18"/>
+              </w:rPr>
+            </w:r>
+            <w:r>
+              <w:rPr>
+                <w:rFonts w:ascii="Arial" w:hAnsi="Arial" w:eastAsia="Arial" w:cs="Tahoma"/>
                 <w:sz w:val="18"/>
               </w:rPr>
               <w:t>Responsibility</w:t>
@@ -8540,13 +9544,13 @@
             </w:pPr>
             <w:r>
               <w:rPr>
-                <w:rFonts w:ascii="Arial" w:hAnsi="Arial" w:eastAsia="Arial"/>
-                <w:sz w:val="18"/>
-              </w:rPr>
-            </w:r>
-            <w:r>
-              <w:rPr>
-                <w:rFonts w:ascii="Arial" w:hAnsi="Arial" w:eastAsia="Arial"/>
+                <w:rFonts w:ascii="Arial" w:hAnsi="Arial" w:eastAsia="Arial" w:cs="Tahoma"/>
+                <w:sz w:val="18"/>
+              </w:rPr>
+            </w:r>
+            <w:r>
+              <w:rPr>
+                <w:rFonts w:ascii="Arial" w:hAnsi="Arial" w:eastAsia="Arial" w:cs="Tahoma"/>
                 <w:sz w:val="18"/>
               </w:rPr>
               <w:t>Legacy main entrypoint for competitor export.</w:t>
@@ -8563,7 +9567,7 @@
       </w:pPr>
       <w:r>
         <w:rPr>
-          <w:rFonts w:ascii="Courier New" w:hAnsi="Courier New"/>
+          <w:rFonts w:ascii="Courier New" w:hAnsi="Courier New" w:eastAsia="Courier New" w:cs="Tahoma"/>
           <w:sz w:val="14"/>
         </w:rPr>
         <w:t>public class ExportCompetitor {</w:t>
@@ -8640,7 +9644,7 @@
             <w:r/>
             <w:r>
               <w:rPr>
-                <w:rFonts w:ascii="Arial" w:hAnsi="Arial" w:eastAsia="Arial"/>
+                <w:rFonts w:ascii="Arial" w:hAnsi="Arial" w:eastAsia="Arial" w:cs="Tahoma"/>
                 <w:b/>
                 <w:sz w:val="18"/>
               </w:rPr>
@@ -8662,7 +9666,7 @@
             <w:r/>
             <w:r>
               <w:rPr>
-                <w:rFonts w:ascii="Arial" w:hAnsi="Arial" w:eastAsia="Arial"/>
+                <w:rFonts w:ascii="Arial" w:hAnsi="Arial" w:eastAsia="Arial" w:cs="Tahoma"/>
                 <w:b/>
                 <w:sz w:val="18"/>
               </w:rPr>
@@ -8687,13 +9691,13 @@
             </w:pPr>
             <w:r>
               <w:rPr>
-                <w:rFonts w:ascii="Arial" w:hAnsi="Arial" w:eastAsia="Arial"/>
-                <w:sz w:val="18"/>
-              </w:rPr>
-            </w:r>
-            <w:r>
-              <w:rPr>
-                <w:rFonts w:ascii="Arial" w:hAnsi="Arial" w:eastAsia="Arial"/>
+                <w:rFonts w:ascii="Arial" w:hAnsi="Arial" w:eastAsia="Arial" w:cs="Tahoma"/>
+                <w:sz w:val="18"/>
+              </w:rPr>
+            </w:r>
+            <w:r>
+              <w:rPr>
+                <w:rFonts w:ascii="Arial" w:hAnsi="Arial" w:eastAsia="Arial" w:cs="Tahoma"/>
                 <w:sz w:val="18"/>
               </w:rPr>
               <w:t>Source file</w:t>
@@ -8712,13 +9716,13 @@
             </w:pPr>
             <w:r>
               <w:rPr>
-                <w:rFonts w:ascii="Arial" w:hAnsi="Arial" w:eastAsia="Arial"/>
-                <w:sz w:val="18"/>
-              </w:rPr>
-            </w:r>
-            <w:r>
-              <w:rPr>
-                <w:rFonts w:ascii="Arial" w:hAnsi="Arial" w:eastAsia="Arial"/>
+                <w:rFonts w:ascii="Arial" w:hAnsi="Arial" w:eastAsia="Arial" w:cs="Tahoma"/>
+                <w:sz w:val="18"/>
+              </w:rPr>
+            </w:r>
+            <w:r>
+              <w:rPr>
+                <w:rFonts w:ascii="Arial" w:hAnsi="Arial" w:eastAsia="Arial" w:cs="Tahoma"/>
                 <w:sz w:val="18"/>
               </w:rPr>
               <w:t>fcsJar/src/th/co/gosoft/fgi/controller/ExportController.java</w:t>
@@ -8742,13 +9746,13 @@
             </w:pPr>
             <w:r>
               <w:rPr>
-                <w:rFonts w:ascii="Arial" w:hAnsi="Arial" w:eastAsia="Arial"/>
-                <w:sz w:val="18"/>
-              </w:rPr>
-            </w:r>
-            <w:r>
-              <w:rPr>
-                <w:rFonts w:ascii="Arial" w:hAnsi="Arial" w:eastAsia="Arial"/>
+                <w:rFonts w:ascii="Arial" w:hAnsi="Arial" w:eastAsia="Arial" w:cs="Tahoma"/>
+                <w:sz w:val="18"/>
+              </w:rPr>
+            </w:r>
+            <w:r>
+              <w:rPr>
+                <w:rFonts w:ascii="Arial" w:hAnsi="Arial" w:eastAsia="Arial" w:cs="Tahoma"/>
                 <w:sz w:val="18"/>
               </w:rPr>
               <w:t>Original lines</w:t>
@@ -8767,13 +9771,13 @@
             </w:pPr>
             <w:r>
               <w:rPr>
-                <w:rFonts w:ascii="Arial" w:hAnsi="Arial" w:eastAsia="Arial"/>
-                <w:sz w:val="18"/>
-              </w:rPr>
-            </w:r>
-            <w:r>
-              <w:rPr>
-                <w:rFonts w:ascii="Arial" w:hAnsi="Arial" w:eastAsia="Arial"/>
+                <w:rFonts w:ascii="Arial" w:hAnsi="Arial" w:eastAsia="Arial" w:cs="Tahoma"/>
+                <w:sz w:val="18"/>
+              </w:rPr>
+            </w:r>
+            <w:r>
+              <w:rPr>
+                <w:rFonts w:ascii="Arial" w:hAnsi="Arial" w:eastAsia="Arial" w:cs="Tahoma"/>
                 <w:sz w:val="18"/>
               </w:rPr>
               <w:t>659-670</w:t>
@@ -8797,13 +9801,13 @@
             </w:pPr>
             <w:r>
               <w:rPr>
-                <w:rFonts w:ascii="Arial" w:hAnsi="Arial" w:eastAsia="Arial"/>
-                <w:sz w:val="18"/>
-              </w:rPr>
-            </w:r>
-            <w:r>
-              <w:rPr>
-                <w:rFonts w:ascii="Arial" w:hAnsi="Arial" w:eastAsia="Arial"/>
+                <w:rFonts w:ascii="Arial" w:hAnsi="Arial" w:eastAsia="Arial" w:cs="Tahoma"/>
+                <w:sz w:val="18"/>
+              </w:rPr>
+            </w:r>
+            <w:r>
+              <w:rPr>
+                <w:rFonts w:ascii="Arial" w:hAnsi="Arial" w:eastAsia="Arial" w:cs="Tahoma"/>
                 <w:sz w:val="18"/>
               </w:rPr>
               <w:t>Responsibility</w:t>
@@ -8822,13 +9826,13 @@
             </w:pPr>
             <w:r>
               <w:rPr>
-                <w:rFonts w:ascii="Arial" w:hAnsi="Arial" w:eastAsia="Arial"/>
-                <w:sz w:val="18"/>
-              </w:rPr>
-            </w:r>
-            <w:r>
-              <w:rPr>
-                <w:rFonts w:ascii="Arial" w:hAnsi="Arial" w:eastAsia="Arial"/>
+                <w:rFonts w:ascii="Arial" w:hAnsi="Arial" w:eastAsia="Arial" w:cs="Tahoma"/>
+                <w:sz w:val="18"/>
+              </w:rPr>
+            </w:r>
+            <w:r>
+              <w:rPr>
+                <w:rFonts w:ascii="Arial" w:hAnsi="Arial" w:eastAsia="Arial" w:cs="Tahoma"/>
                 <w:sz w:val="18"/>
               </w:rPr>
               <w:t>Query competitor data, generate file content, upload, backup, notification.</w:t>
@@ -8845,7 +9849,7 @@
       </w:pPr>
       <w:r>
         <w:rPr>
-          <w:rFonts w:ascii="Courier New" w:hAnsi="Courier New"/>
+          <w:rFonts w:ascii="Courier New" w:hAnsi="Courier New" w:eastAsia="Courier New" w:cs="Tahoma"/>
           <w:sz w:val="14"/>
         </w:rPr>
         <w:tab/>
@@ -8936,7 +9940,7 @@
             <w:r/>
             <w:r>
               <w:rPr>
-                <w:rFonts w:ascii="Arial" w:hAnsi="Arial" w:eastAsia="Arial"/>
+                <w:rFonts w:ascii="Arial" w:hAnsi="Arial" w:eastAsia="Arial" w:cs="Tahoma"/>
                 <w:b/>
                 <w:sz w:val="18"/>
               </w:rPr>
@@ -8958,7 +9962,7 @@
             <w:r/>
             <w:r>
               <w:rPr>
-                <w:rFonts w:ascii="Arial" w:hAnsi="Arial" w:eastAsia="Arial"/>
+                <w:rFonts w:ascii="Arial" w:hAnsi="Arial" w:eastAsia="Arial" w:cs="Tahoma"/>
                 <w:b/>
                 <w:sz w:val="18"/>
               </w:rPr>
@@ -8983,13 +9987,13 @@
             </w:pPr>
             <w:r>
               <w:rPr>
-                <w:rFonts w:ascii="Arial" w:hAnsi="Arial" w:eastAsia="Arial"/>
-                <w:sz w:val="18"/>
-              </w:rPr>
-            </w:r>
-            <w:r>
-              <w:rPr>
-                <w:rFonts w:ascii="Arial" w:hAnsi="Arial" w:eastAsia="Arial"/>
+                <w:rFonts w:ascii="Arial" w:hAnsi="Arial" w:eastAsia="Arial" w:cs="Tahoma"/>
+                <w:sz w:val="18"/>
+              </w:rPr>
+            </w:r>
+            <w:r>
+              <w:rPr>
+                <w:rFonts w:ascii="Arial" w:hAnsi="Arial" w:eastAsia="Arial" w:cs="Tahoma"/>
                 <w:sz w:val="18"/>
               </w:rPr>
               <w:t>Source file</w:t>
@@ -9008,13 +10012,13 @@
             </w:pPr>
             <w:r>
               <w:rPr>
-                <w:rFonts w:ascii="Arial" w:hAnsi="Arial" w:eastAsia="Arial"/>
-                <w:sz w:val="18"/>
-              </w:rPr>
-            </w:r>
-            <w:r>
-              <w:rPr>
-                <w:rFonts w:ascii="Arial" w:hAnsi="Arial" w:eastAsia="Arial"/>
+                <w:rFonts w:ascii="Arial" w:hAnsi="Arial" w:eastAsia="Arial" w:cs="Tahoma"/>
+                <w:sz w:val="18"/>
+              </w:rPr>
+            </w:r>
+            <w:r>
+              <w:rPr>
+                <w:rFonts w:ascii="Arial" w:hAnsi="Arial" w:eastAsia="Arial" w:cs="Tahoma"/>
                 <w:sz w:val="18"/>
               </w:rPr>
               <w:t>fcsJar/src/th/co/gosoft/fgi/controller/ExportController.java</w:t>
@@ -9038,13 +10042,13 @@
             </w:pPr>
             <w:r>
               <w:rPr>
-                <w:rFonts w:ascii="Arial" w:hAnsi="Arial" w:eastAsia="Arial"/>
-                <w:sz w:val="18"/>
-              </w:rPr>
-            </w:r>
-            <w:r>
-              <w:rPr>
-                <w:rFonts w:ascii="Arial" w:hAnsi="Arial" w:eastAsia="Arial"/>
+                <w:rFonts w:ascii="Arial" w:hAnsi="Arial" w:eastAsia="Arial" w:cs="Tahoma"/>
+                <w:sz w:val="18"/>
+              </w:rPr>
+            </w:r>
+            <w:r>
+              <w:rPr>
+                <w:rFonts w:ascii="Arial" w:hAnsi="Arial" w:eastAsia="Arial" w:cs="Tahoma"/>
                 <w:sz w:val="18"/>
               </w:rPr>
               <w:t>Original lines</w:t>
@@ -9063,13 +10067,13 @@
             </w:pPr>
             <w:r>
               <w:rPr>
-                <w:rFonts w:ascii="Arial" w:hAnsi="Arial" w:eastAsia="Arial"/>
-                <w:sz w:val="18"/>
-              </w:rPr>
-            </w:r>
-            <w:r>
-              <w:rPr>
-                <w:rFonts w:ascii="Arial" w:hAnsi="Arial" w:eastAsia="Arial"/>
+                <w:rFonts w:ascii="Arial" w:hAnsi="Arial" w:eastAsia="Arial" w:cs="Tahoma"/>
+                <w:sz w:val="18"/>
+              </w:rPr>
+            </w:r>
+            <w:r>
+              <w:rPr>
+                <w:rFonts w:ascii="Arial" w:hAnsi="Arial" w:eastAsia="Arial" w:cs="Tahoma"/>
                 <w:sz w:val="18"/>
               </w:rPr>
               <w:t>749-760</w:t>
@@ -9093,13 +10097,13 @@
             </w:pPr>
             <w:r>
               <w:rPr>
-                <w:rFonts w:ascii="Arial" w:hAnsi="Arial" w:eastAsia="Arial"/>
-                <w:sz w:val="18"/>
-              </w:rPr>
-            </w:r>
-            <w:r>
-              <w:rPr>
-                <w:rFonts w:ascii="Arial" w:hAnsi="Arial" w:eastAsia="Arial"/>
+                <w:rFonts w:ascii="Arial" w:hAnsi="Arial" w:eastAsia="Arial" w:cs="Tahoma"/>
+                <w:sz w:val="18"/>
+              </w:rPr>
+            </w:r>
+            <w:r>
+              <w:rPr>
+                <w:rFonts w:ascii="Arial" w:hAnsi="Arial" w:eastAsia="Arial" w:cs="Tahoma"/>
                 <w:sz w:val="18"/>
               </w:rPr>
               <w:t>Responsibility</w:t>
@@ -9118,13 +10122,13 @@
             </w:pPr>
             <w:r>
               <w:rPr>
-                <w:rFonts w:ascii="Arial" w:hAnsi="Arial" w:eastAsia="Arial"/>
-                <w:sz w:val="18"/>
-              </w:rPr>
-            </w:r>
-            <w:r>
-              <w:rPr>
-                <w:rFonts w:ascii="Arial" w:hAnsi="Arial" w:eastAsia="Arial"/>
+                <w:rFonts w:ascii="Arial" w:hAnsi="Arial" w:eastAsia="Arial" w:cs="Tahoma"/>
+                <w:sz w:val="18"/>
+              </w:rPr>
+            </w:r>
+            <w:r>
+              <w:rPr>
+                <w:rFonts w:ascii="Arial" w:hAnsi="Arial" w:eastAsia="Arial" w:cs="Tahoma"/>
                 <w:sz w:val="18"/>
               </w:rPr>
               <w:t>Query competitor data, generate file content, upload, backup, notification.</w:t>
@@ -9141,7 +10145,7 @@
       </w:pPr>
       <w:r>
         <w:rPr>
-          <w:rFonts w:ascii="Courier New" w:hAnsi="Courier New"/>
+          <w:rFonts w:ascii="Courier New" w:hAnsi="Courier New" w:eastAsia="Courier New" w:cs="Tahoma"/>
           <w:sz w:val="14"/>
         </w:rPr>
         <w:tab/>
@@ -9262,7 +10266,7 @@
             <w:r/>
             <w:r>
               <w:rPr>
-                <w:rFonts w:ascii="Arial" w:hAnsi="Arial" w:eastAsia="Arial"/>
+                <w:rFonts w:ascii="Arial" w:hAnsi="Arial" w:eastAsia="Arial" w:cs="Tahoma"/>
                 <w:b/>
                 <w:sz w:val="18"/>
               </w:rPr>
@@ -9284,7 +10288,7 @@
             <w:r/>
             <w:r>
               <w:rPr>
-                <w:rFonts w:ascii="Arial" w:hAnsi="Arial" w:eastAsia="Arial"/>
+                <w:rFonts w:ascii="Arial" w:hAnsi="Arial" w:eastAsia="Arial" w:cs="Tahoma"/>
                 <w:b/>
                 <w:sz w:val="18"/>
               </w:rPr>
@@ -9309,13 +10313,13 @@
             </w:pPr>
             <w:r>
               <w:rPr>
-                <w:rFonts w:ascii="Arial" w:hAnsi="Arial" w:eastAsia="Arial"/>
-                <w:sz w:val="18"/>
-              </w:rPr>
-            </w:r>
-            <w:r>
-              <w:rPr>
-                <w:rFonts w:ascii="Arial" w:hAnsi="Arial" w:eastAsia="Arial"/>
+                <w:rFonts w:ascii="Arial" w:hAnsi="Arial" w:eastAsia="Arial" w:cs="Tahoma"/>
+                <w:sz w:val="18"/>
+              </w:rPr>
+            </w:r>
+            <w:r>
+              <w:rPr>
+                <w:rFonts w:ascii="Arial" w:hAnsi="Arial" w:eastAsia="Arial" w:cs="Tahoma"/>
                 <w:sz w:val="18"/>
               </w:rPr>
               <w:t>Source file</w:t>
@@ -9334,13 +10338,13 @@
             </w:pPr>
             <w:r>
               <w:rPr>
-                <w:rFonts w:ascii="Arial" w:hAnsi="Arial" w:eastAsia="Arial"/>
-                <w:sz w:val="18"/>
-              </w:rPr>
-            </w:r>
-            <w:r>
-              <w:rPr>
-                <w:rFonts w:ascii="Arial" w:hAnsi="Arial" w:eastAsia="Arial"/>
+                <w:rFonts w:ascii="Arial" w:hAnsi="Arial" w:eastAsia="Arial" w:cs="Tahoma"/>
+                <w:sz w:val="18"/>
+              </w:rPr>
+            </w:r>
+            <w:r>
+              <w:rPr>
+                <w:rFonts w:ascii="Arial" w:hAnsi="Arial" w:eastAsia="Arial" w:cs="Tahoma"/>
                 <w:sz w:val="18"/>
               </w:rPr>
               <w:t>fcsJar/src/th/co/gosoft/fgi/dao/jdbc/ExportJdbc.java</w:t>
@@ -9364,13 +10368,13 @@
             </w:pPr>
             <w:r>
               <w:rPr>
-                <w:rFonts w:ascii="Arial" w:hAnsi="Arial" w:eastAsia="Arial"/>
-                <w:sz w:val="18"/>
-              </w:rPr>
-            </w:r>
-            <w:r>
-              <w:rPr>
-                <w:rFonts w:ascii="Arial" w:hAnsi="Arial" w:eastAsia="Arial"/>
+                <w:rFonts w:ascii="Arial" w:hAnsi="Arial" w:eastAsia="Arial" w:cs="Tahoma"/>
+                <w:sz w:val="18"/>
+              </w:rPr>
+            </w:r>
+            <w:r>
+              <w:rPr>
+                <w:rFonts w:ascii="Arial" w:hAnsi="Arial" w:eastAsia="Arial" w:cs="Tahoma"/>
                 <w:sz w:val="18"/>
               </w:rPr>
               <w:t>Original lines</w:t>
@@ -9389,13 +10393,13 @@
             </w:pPr>
             <w:r>
               <w:rPr>
-                <w:rFonts w:ascii="Arial" w:hAnsi="Arial" w:eastAsia="Arial"/>
-                <w:sz w:val="18"/>
-              </w:rPr>
-            </w:r>
-            <w:r>
-              <w:rPr>
-                <w:rFonts w:ascii="Arial" w:hAnsi="Arial" w:eastAsia="Arial"/>
+                <w:rFonts w:ascii="Arial" w:hAnsi="Arial" w:eastAsia="Arial" w:cs="Tahoma"/>
+                <w:sz w:val="18"/>
+              </w:rPr>
+            </w:r>
+            <w:r>
+              <w:rPr>
+                <w:rFonts w:ascii="Arial" w:hAnsi="Arial" w:eastAsia="Arial" w:cs="Tahoma"/>
                 <w:sz w:val="18"/>
               </w:rPr>
               <w:t>1596-1607</w:t>
@@ -9419,13 +10423,13 @@
             </w:pPr>
             <w:r>
               <w:rPr>
-                <w:rFonts w:ascii="Arial" w:hAnsi="Arial" w:eastAsia="Arial"/>
-                <w:sz w:val="18"/>
-              </w:rPr>
-            </w:r>
-            <w:r>
-              <w:rPr>
-                <w:rFonts w:ascii="Arial" w:hAnsi="Arial" w:eastAsia="Arial"/>
+                <w:rFonts w:ascii="Arial" w:hAnsi="Arial" w:eastAsia="Arial" w:cs="Tahoma"/>
+                <w:sz w:val="18"/>
+              </w:rPr>
+            </w:r>
+            <w:r>
+              <w:rPr>
+                <w:rFonts w:ascii="Arial" w:hAnsi="Arial" w:eastAsia="Arial" w:cs="Tahoma"/>
                 <w:sz w:val="18"/>
               </w:rPr>
               <w:t>Responsibility</w:t>
@@ -9444,13 +10448,13 @@
             </w:pPr>
             <w:r>
               <w:rPr>
-                <w:rFonts w:ascii="Arial" w:hAnsi="Arial" w:eastAsia="Arial"/>
-                <w:sz w:val="18"/>
-              </w:rPr>
-            </w:r>
-            <w:r>
-              <w:rPr>
-                <w:rFonts w:ascii="Arial" w:hAnsi="Arial" w:eastAsia="Arial"/>
+                <w:rFonts w:ascii="Arial" w:hAnsi="Arial" w:eastAsia="Arial" w:cs="Tahoma"/>
+                <w:sz w:val="18"/>
+              </w:rPr>
+            </w:r>
+            <w:r>
+              <w:rPr>
+                <w:rFonts w:ascii="Arial" w:hAnsi="Arial" w:eastAsia="Arial" w:cs="Tahoma"/>
                 <w:sz w:val="18"/>
               </w:rPr>
               <w:t>Query latest competitor rows eligible for export.</w:t>
@@ -9467,7 +10471,7 @@
       </w:pPr>
       <w:r>
         <w:rPr>
-          <w:rFonts w:ascii="Courier New" w:hAnsi="Courier New"/>
+          <w:rFonts w:ascii="Courier New" w:hAnsi="Courier New" w:eastAsia="Courier New" w:cs="Tahoma"/>
           <w:sz w:val="14"/>
         </w:rPr>
         <w:tab/>
@@ -9558,7 +10562,7 @@
             <w:r/>
             <w:r>
               <w:rPr>
-                <w:rFonts w:ascii="Arial" w:hAnsi="Arial" w:eastAsia="Arial"/>
+                <w:rFonts w:ascii="Arial" w:hAnsi="Arial" w:eastAsia="Arial" w:cs="Tahoma"/>
                 <w:b/>
                 <w:sz w:val="18"/>
               </w:rPr>
@@ -9580,7 +10584,7 @@
             <w:r/>
             <w:r>
               <w:rPr>
-                <w:rFonts w:ascii="Arial" w:hAnsi="Arial" w:eastAsia="Arial"/>
+                <w:rFonts w:ascii="Arial" w:hAnsi="Arial" w:eastAsia="Arial" w:cs="Tahoma"/>
                 <w:b/>
                 <w:sz w:val="18"/>
               </w:rPr>
@@ -9605,13 +10609,13 @@
             </w:pPr>
             <w:r>
               <w:rPr>
-                <w:rFonts w:ascii="Arial" w:hAnsi="Arial" w:eastAsia="Arial"/>
-                <w:sz w:val="18"/>
-              </w:rPr>
-            </w:r>
-            <w:r>
-              <w:rPr>
-                <w:rFonts w:ascii="Arial" w:hAnsi="Arial" w:eastAsia="Arial"/>
+                <w:rFonts w:ascii="Arial" w:hAnsi="Arial" w:eastAsia="Arial" w:cs="Tahoma"/>
+                <w:sz w:val="18"/>
+              </w:rPr>
+            </w:r>
+            <w:r>
+              <w:rPr>
+                <w:rFonts w:ascii="Arial" w:hAnsi="Arial" w:eastAsia="Arial" w:cs="Tahoma"/>
                 <w:sz w:val="18"/>
               </w:rPr>
               <w:t>Source file</w:t>
@@ -9630,13 +10634,13 @@
             </w:pPr>
             <w:r>
               <w:rPr>
-                <w:rFonts w:ascii="Arial" w:hAnsi="Arial" w:eastAsia="Arial"/>
-                <w:sz w:val="18"/>
-              </w:rPr>
-            </w:r>
-            <w:r>
-              <w:rPr>
-                <w:rFonts w:ascii="Arial" w:hAnsi="Arial" w:eastAsia="Arial"/>
+                <w:rFonts w:ascii="Arial" w:hAnsi="Arial" w:eastAsia="Arial" w:cs="Tahoma"/>
+                <w:sz w:val="18"/>
+              </w:rPr>
+            </w:r>
+            <w:r>
+              <w:rPr>
+                <w:rFonts w:ascii="Arial" w:hAnsi="Arial" w:eastAsia="Arial" w:cs="Tahoma"/>
                 <w:sz w:val="18"/>
               </w:rPr>
               <w:t>fcsJar/src/th/co/gosoft/fgi/dao/jdbc/ExportJdbc.java</w:t>
@@ -9660,13 +10664,13 @@
             </w:pPr>
             <w:r>
               <w:rPr>
-                <w:rFonts w:ascii="Arial" w:hAnsi="Arial" w:eastAsia="Arial"/>
-                <w:sz w:val="18"/>
-              </w:rPr>
-            </w:r>
-            <w:r>
-              <w:rPr>
-                <w:rFonts w:ascii="Arial" w:hAnsi="Arial" w:eastAsia="Arial"/>
+                <w:rFonts w:ascii="Arial" w:hAnsi="Arial" w:eastAsia="Arial" w:cs="Tahoma"/>
+                <w:sz w:val="18"/>
+              </w:rPr>
+            </w:r>
+            <w:r>
+              <w:rPr>
+                <w:rFonts w:ascii="Arial" w:hAnsi="Arial" w:eastAsia="Arial" w:cs="Tahoma"/>
                 <w:sz w:val="18"/>
               </w:rPr>
               <w:t>Original lines</w:t>
@@ -9685,13 +10689,13 @@
             </w:pPr>
             <w:r>
               <w:rPr>
-                <w:rFonts w:ascii="Arial" w:hAnsi="Arial" w:eastAsia="Arial"/>
-                <w:sz w:val="18"/>
-              </w:rPr>
-            </w:r>
-            <w:r>
-              <w:rPr>
-                <w:rFonts w:ascii="Arial" w:hAnsi="Arial" w:eastAsia="Arial"/>
+                <w:rFonts w:ascii="Arial" w:hAnsi="Arial" w:eastAsia="Arial" w:cs="Tahoma"/>
+                <w:sz w:val="18"/>
+              </w:rPr>
+            </w:r>
+            <w:r>
+              <w:rPr>
+                <w:rFonts w:ascii="Arial" w:hAnsi="Arial" w:eastAsia="Arial" w:cs="Tahoma"/>
                 <w:sz w:val="18"/>
               </w:rPr>
               <w:t>1617-1628</w:t>
@@ -9715,13 +10719,13 @@
             </w:pPr>
             <w:r>
               <w:rPr>
-                <w:rFonts w:ascii="Arial" w:hAnsi="Arial" w:eastAsia="Arial"/>
-                <w:sz w:val="18"/>
-              </w:rPr>
-            </w:r>
-            <w:r>
-              <w:rPr>
-                <w:rFonts w:ascii="Arial" w:hAnsi="Arial" w:eastAsia="Arial"/>
+                <w:rFonts w:ascii="Arial" w:hAnsi="Arial" w:eastAsia="Arial" w:cs="Tahoma"/>
+                <w:sz w:val="18"/>
+              </w:rPr>
+            </w:r>
+            <w:r>
+              <w:rPr>
+                <w:rFonts w:ascii="Arial" w:hAnsi="Arial" w:eastAsia="Arial" w:cs="Tahoma"/>
                 <w:sz w:val="18"/>
               </w:rPr>
               <w:t>Responsibility</w:t>
@@ -9740,13 +10744,13 @@
             </w:pPr>
             <w:r>
               <w:rPr>
-                <w:rFonts w:ascii="Arial" w:hAnsi="Arial" w:eastAsia="Arial"/>
-                <w:sz w:val="18"/>
-              </w:rPr>
-            </w:r>
-            <w:r>
-              <w:rPr>
-                <w:rFonts w:ascii="Arial" w:hAnsi="Arial" w:eastAsia="Arial"/>
+                <w:rFonts w:ascii="Arial" w:hAnsi="Arial" w:eastAsia="Arial" w:cs="Tahoma"/>
+                <w:sz w:val="18"/>
+              </w:rPr>
+            </w:r>
+            <w:r>
+              <w:rPr>
+                <w:rFonts w:ascii="Arial" w:hAnsi="Arial" w:eastAsia="Arial" w:cs="Tahoma"/>
                 <w:sz w:val="18"/>
               </w:rPr>
               <w:t>Query latest competitor rows eligible for export.</w:t>
@@ -9763,7 +10767,7 @@
       </w:pPr>
       <w:r>
         <w:rPr>
-          <w:rFonts w:ascii="Courier New" w:hAnsi="Courier New"/>
+          <w:rFonts w:ascii="Courier New" w:hAnsi="Courier New" w:eastAsia="Courier New" w:cs="Tahoma"/>
           <w:sz w:val="14"/>
         </w:rPr>
         <w:tab/>
@@ -9835,7 +10839,7 @@
     </w:pPr>
     <w:r>
       <w:rPr>
-        <w:rFonts w:ascii="Arial" w:hAnsi="Arial"/>
+        <w:rFonts w:ascii="Arial" w:hAnsi="Arial" w:eastAsia="Arial" w:cs="Tahoma"/>
         <w:sz w:val="16"/>
       </w:rPr>
       <w:t xml:space="preserve">หน้า </w:t>
@@ -9854,7 +10858,7 @@
     </w:pPr>
     <w:r>
       <w:rPr>
-        <w:rFonts w:ascii="Arial" w:hAnsi="Arial" w:eastAsia="Arial"/>
+        <w:rFonts w:ascii="Arial" w:hAnsi="Arial" w:eastAsia="Arial" w:cs="Tahoma"/>
         <w:color w:val="66717F"/>
         <w:sz w:val="16"/>
       </w:rPr>
@@ -10228,7 +11232,7 @@
     <w:qFormat/>
     <w:rsid w:val="00FC693F"/>
     <w:rPr>
-      <w:rFonts w:ascii="Arial" w:hAnsi="Arial" w:eastAsia="Arial"/>
+      <w:rFonts w:ascii="Arial" w:hAnsi="Arial" w:eastAsia="Arial" w:cs="Tahoma"/>
       <w:sz w:val="20"/>
     </w:rPr>
   </w:style>
@@ -10291,7 +11295,7 @@
       <w:outlineLvl w:val="0"/>
     </w:pPr>
     <w:rPr>
-      <w:rFonts w:asciiTheme="majorHAnsi" w:eastAsiaTheme="majorEastAsia" w:hAnsiTheme="majorHAnsi" w:cstheme="majorBidi" w:ascii="Arial" w:hAnsi="Arial" w:eastAsia="Arial"/>
+      <w:rFonts w:asciiTheme="majorHAnsi" w:eastAsiaTheme="majorEastAsia" w:hAnsiTheme="majorHAnsi" w:cstheme="majorBidi" w:ascii="Arial" w:hAnsi="Arial" w:eastAsia="Arial" w:cs="Tahoma"/>
       <w:b/>
       <w:bCs/>
       <w:color w:val="1F4D78"/>
@@ -10315,7 +11319,7 @@
       <w:outlineLvl w:val="1"/>
     </w:pPr>
     <w:rPr>
-      <w:rFonts w:asciiTheme="majorHAnsi" w:eastAsiaTheme="majorEastAsia" w:hAnsiTheme="majorHAnsi" w:cstheme="majorBidi" w:ascii="Arial" w:hAnsi="Arial" w:eastAsia="Arial"/>
+      <w:rFonts w:asciiTheme="majorHAnsi" w:eastAsiaTheme="majorEastAsia" w:hAnsiTheme="majorHAnsi" w:cstheme="majorBidi" w:ascii="Arial" w:hAnsi="Arial" w:eastAsia="Arial" w:cs="Tahoma"/>
       <w:b/>
       <w:bCs/>
       <w:color w:val="2E74B5"/>
@@ -10339,7 +11343,7 @@
       <w:outlineLvl w:val="2"/>
     </w:pPr>
     <w:rPr>
-      <w:rFonts w:asciiTheme="majorHAnsi" w:eastAsiaTheme="majorEastAsia" w:hAnsiTheme="majorHAnsi" w:cstheme="majorBidi" w:ascii="Arial" w:hAnsi="Arial" w:eastAsia="Arial"/>
+      <w:rFonts w:asciiTheme="majorHAnsi" w:eastAsiaTheme="majorEastAsia" w:hAnsiTheme="majorHAnsi" w:cstheme="majorBidi" w:ascii="Arial" w:hAnsi="Arial" w:eastAsia="Arial" w:cs="Tahoma"/>
       <w:b/>
       <w:bCs/>
       <w:color w:val="1F4D78"/>
@@ -10363,7 +11367,7 @@
       <w:outlineLvl w:val="3"/>
     </w:pPr>
     <w:rPr>
-      <w:rFonts w:asciiTheme="majorHAnsi" w:eastAsiaTheme="majorEastAsia" w:hAnsiTheme="majorHAnsi" w:cstheme="majorBidi" w:ascii="Arial" w:hAnsi="Arial" w:eastAsia="Arial"/>
+      <w:rFonts w:asciiTheme="majorHAnsi" w:eastAsiaTheme="majorEastAsia" w:hAnsiTheme="majorHAnsi" w:cstheme="majorBidi" w:ascii="Arial" w:hAnsi="Arial" w:eastAsia="Arial" w:cs="Tahoma"/>
       <w:b/>
       <w:bCs/>
       <w:i/>

--- a/LLDD/word/BE/Jobs/LLDD-BE-Job-7-SyncCompetitorToDocument.docx
+++ b/LLDD/word/BE/Jobs/LLDD-BE-Job-7-SyncCompetitorToDocument.docx
@@ -739,7 +739,7 @@
         <w:keepLines/>
       </w:pPr>
       <w:r>
-        <w:t>Phase: B</w:t>
+        <w:t>Phase: C</w:t>
       </w:r>
     </w:p>
     <w:p>
@@ -2464,7 +2464,7 @@
                 <w:rFonts w:ascii="Arial" w:hAnsi="Arial" w:eastAsia="Arial" w:cs="Tahoma"/>
                 <w:sz w:val="18"/>
               </w:rPr>
-              <w:t>upsert + prune document_competitors และ tracking INTERNAL_DB_WRITE ใน transaction เดียวต่อ doc_no</w:t>
+              <w:t>upsert + prune document_competitors และ tracking (direction=INTERNAL) ใน transaction เดียวต่อ doc_no</w:t>
             </w:r>
           </w:p>
         </w:tc>
@@ -3148,7 +3148,7 @@
                 <w:rFonts w:ascii="Arial" w:hAnsi="Arial" w:eastAsia="Arial" w:cs="Tahoma"/>
                 <w:sz w:val="18"/>
               </w:rPr>
-              <w:t>upsert + prune document_competitors และ tracking INTERNAL_DB_WRITE ใน transaction เดียวต่อ doc_no</w:t>
+              <w:t>upsert + prune document_competitors และ tracking (direction=INTERNAL) ใน transaction เดียวต่อ doc_no</w:t>
             </w:r>
           </w:p>
         </w:tc>
@@ -4339,7 +4339,7 @@
                 <w:rFonts w:ascii="Arial" w:hAnsi="Arial" w:eastAsia="Arial" w:cs="Tahoma"/>
                 <w:sz w:val="18"/>
               </w:rPr>
-              <w:t>tracking ภายใน type=INTERNAL_DB_WRITE</w:t>
+              <w:t>tracking ภายใน: direction=INTERNAL · status=COMPLETED (ไม่มี ACK ให้รอเพราะเขียน DB ตรง)</w:t>
             </w:r>
           </w:p>
         </w:tc>
@@ -5243,7 +5243,7 @@
         <w:br/>
         <w:t xml:space="preserve">  condition = process.env.SBPGI_JOB7_CONDITION ?? 'งวดคู่แข่งล่าสุดต่อร้าน + forecast เริ่มต้น + ยังไม่ sync'; // TODO: ค่าคงที่ทางธุรกิจ — เปลี่ยนต้องผ่านการอนุมัติ</w:t>
         <w:br/>
-        <w:t xml:space="preserve">  mailTo = process.env.SBPGI_JOB7_MAIL_TO ?? ''; // TODO: ผู้รับอีเมลแจ้ง error คั่นด้วย comma (เดิม: ส่ง error ผ่าน Notification Service กลางเมื่อ sync ล้มเหลว)</w:t>
+        <w:t xml:space="preserve">  mailTo = process.env.SBPGI_JOB7_MAIL_TO ?? ''; // TODO: ผู้รับอีเมลแจ้ง error คั่นด้วย comma (เดิม: ส่ง error ผ่าน email-lib กลาง (sendEmail) เมื่อ sync ล้มเหลว)</w:t>
         <w:br/>
         <w:t>}</w:t>
         <w:br/>
@@ -5464,7 +5464,7 @@
         <w:t xml:space="preserve">  }</w:t>
         <w:br/>
         <w:br/>
-        <w:t xml:space="preserve">  // บันทึก interface_transactions เป็น INTERNAL_DB_WRITE</w:t>
+        <w:t xml:space="preserve">  // insert interface_transactions: data_name = IMPACT_COMPETITOR · direction = INTERNAL · status = COMPLETED</w:t>
         <w:br/>
         <w:t xml:space="preserve">  async step05WriteFile(state: JobState, manager?: EntityManager): Promise&lt;void&gt; {</w:t>
         <w:br/>
@@ -6228,7 +6228,7 @@
                 <w:rFonts w:ascii="Arial" w:hAnsi="Arial" w:eastAsia="Arial" w:cs="Tahoma"/>
                 <w:sz w:val="18"/>
               </w:rPr>
-              <w:t>บันทึก interface_transactions เป็น INTERNAL_DB_WRITE</w:t>
+              <w:t>insert interface_transactions: data_name = IMPACT_COMPETITOR · direction = INTERNAL · status = COMPLETED</w:t>
             </w:r>
           </w:p>
         </w:tc>
@@ -6486,7 +6486,7 @@
         <w:br/>
         <w:t xml:space="preserve">        await this.service.step04Upsert(state, manager);</w:t>
         <w:br/>
-        <w:t xml:space="preserve">        // ขั้นที่ 5: บันทึก interface_transactions เป็น INTERNAL_DB_WRITE · TODO: ไม่สร้างไฟล์ BPM06003O</w:t>
+        <w:t xml:space="preserve">        // ขั้นที่ 5: insert interface_transactions: data_name = IMPACT_COMPETITOR · direction = INTERNAL · status = COMPLETED · TODO: ไม่สร้างไฟล์ BPM06003O แล้ว — เขียน DB ตรงจึงไม่มี ACK ให้รอ</w:t>
         <w:br/>
         <w:t xml:space="preserve">        await this.service.step05WriteFile(state, manager);</w:t>
         <w:br/>
@@ -7181,7 +7181,7 @@
                 <w:rFonts w:ascii="Arial" w:hAnsi="Arial" w:eastAsia="Arial" w:cs="Tahoma"/>
                 <w:sz w:val="18"/>
               </w:rPr>
-              <w:t>tracking ภายใน type=INTERNAL_DB_WRITE</w:t>
+              <w:t>tracking ภายใน: direction=INTERNAL · status=COMPLETED (ไม่มี ACK ให้รอเพราะเขียน DB ตรง)</w:t>
             </w:r>
           </w:p>
         </w:tc>
@@ -7277,7 +7277,7 @@
         <w:t xml:space="preserve">       updated_at = NOW(), updated_by = 'JOB7';</w:t>
         <w:br/>
         <w:br/>
-        <w:t>-- [W] interface_transactions : tracking ภายใน type=INTERNAL_DB_WRITE</w:t>
+        <w:t>-- [W] interface_transactions : tracking ภายใน: direction=INTERNAL · status=COMPLETED (ไม่มี ACK ให้รอเพราะเขียน DB ตรง)</w:t>
         <w:br/>
         <w:t>-- TODO: บันทึก ACK ระดับ record ของไฟล์ interface (แทน job_run_histories ที่ยกเลิกไปแล้ว)</w:t>
         <w:br/>
@@ -7384,7 +7384,7 @@
         <w:br/>
         <w:t xml:space="preserve">  async notifyFailure(jobNo: string, ctx: JobRunContext, error: Error): Promise&lt;void&gt; {</w:t>
         <w:br/>
-        <w:t xml:space="preserve">    // TODO: ผู้รับของ Job 7 เดิมคือ ส่ง error ผ่าน Notification Service กลางเมื่อ sync ล้มเหลว — ย้ายมาเป็น env SBPGI_JOB7_MAIL_TO</w:t>
+        <w:t xml:space="preserve">    // TODO: ผู้รับของ Job 7 เดิมคือ ส่ง error ผ่าน email-lib กลาง (sendEmail) เมื่อ sync ล้มเหลว — ย้ายมาเป็น env SBPGI_JOB7_MAIL_TO</w:t>
         <w:br/>
         <w:t xml:space="preserve">    const recipients = (process.env.SBPGI_JOB7_MAIL_TO ?? '').split(',').map((s) =&gt; s.trim()).filter(Boolean);</w:t>
         <w:br/>
@@ -7896,7 +7896,7 @@
                 <w:rFonts w:ascii="Arial" w:hAnsi="Arial" w:eastAsia="Arial" w:cs="Tahoma"/>
                 <w:sz w:val="18"/>
               </w:rPr>
-              <w:t>บันทึก interface_transactions เป็น INTERNAL_DB_WRITE (ไม่สร้างไฟล์ BPM06003O)</w:t>
+              <w:t>insert interface_transactions: data_name = IMPACT_COMPETITOR · direction = INTERNAL · status = COMPLETED (ไม่สร้างไฟล์ BPM06003O แล้ว — เขียน DB ตรงจึงไม่มี ACK ให้รอ)</w:t>
             </w:r>
           </w:p>
         </w:tc>

--- a/LLDD/word/BE/Jobs/LLDD-BE-Job-7-SyncCompetitorToDocument.docx
+++ b/LLDD/word/BE/Jobs/LLDD-BE-Job-7-SyncCompetitorToDocument.docx
@@ -5336,7 +5336,7 @@
           <w:rFonts w:ascii="Courier New" w:hAnsi="Courier New" w:eastAsia="Courier New" w:cs="Tahoma"/>
           <w:sz w:val="16"/>
         </w:rPr>
-        <w:t>// src/batch/runner.ts — สัญญากลางของทุก job (ประกาศครั้งเดียว ใช้ร่วมทั้ง 11 ฉบับ)</w:t>
+        <w:t>// src/batch/runner.ts — สัญญากลางของทุก job (ประกาศครั้งเดียว ใช้ร่วมทั้ง 10 ฉบับ)</w:t>
         <w:br/>
         <w:br/>
         <w:t>export interface JobRunContext {</w:t>

--- a/LLDD/word/BE/Jobs/LLDD-BE-Job-7-SyncCompetitorToDocument.docx
+++ b/LLDD/word/BE/Jobs/LLDD-BE-Job-7-SyncCompetitorToDocument.docx
@@ -555,7 +555,7 @@
                 <w:rFonts w:ascii="Arial" w:hAnsi="Arial" w:eastAsia="Arial" w:cs="Tahoma"/>
                 <w:sz w:val="18"/>
               </w:rPr>
-              <w:t>Peerakorn &lt;Pete&gt; Sakunkaewphithak</w:t>
+              <w:t>Aphiwit &lt;Bank&gt; Khammoon</w:t>
             </w:r>
           </w:p>
         </w:tc>
@@ -3920,6 +3920,35 @@
       </w:pPr>
       <w:r>
         <w:t>7. API Contract</w:t>
+      </w:r>
+    </w:p>
+    <w:p>
+      <w:pPr>
+        <w:keepNext w:val="0"/>
+      </w:pPr>
+      <w:r>
+        <w:rPr>
+          <w:b/>
+        </w:rPr>
+        <w:t>เอกสารฉบับนี้ไม่มี endpoint ของตัวเอง</w:t>
+      </w:r>
+      <w:r>
+        <w:t xml:space="preserve"> — เป็นสัญญา/งานภายในที่เอกสารอื่นเรียกใช้ (ดูขอบเขตใน 5.90 Endpoint Implementation Contract) · รายการ endpoint ทั้ง 29 เส้นของ SBPGI อยู่ที่ </w:t>
+      </w:r>
+      <w:r>
+        <w:rPr>
+          <w:b/>
+        </w:rPr>
+        <w:t>LLDD-API.pdf</w:t>
+      </w:r>
+      <w:r>
+        <w:t xml:space="preserve"> และ </w:t>
+      </w:r>
+      <w:r>
+        <w:rPr>
+          <w:rFonts w:ascii="Courier New" w:hAnsi="Courier New" w:eastAsia="Courier New" w:cs="Tahoma"/>
+        </w:rPr>
+        <w:t>API design</w:t>
       </w:r>
     </w:p>
     <w:p>

--- a/LLDD/word/BE/Jobs/LLDD-BE-Job-7-SyncCompetitorToDocument.docx
+++ b/LLDD/word/BE/Jobs/LLDD-BE-Job-7-SyncCompetitorToDocument.docx
@@ -701,7 +701,7 @@
                 <w:rFonts w:ascii="Arial" w:hAnsi="Arial" w:eastAsia="Arial" w:cs="Tahoma"/>
                 <w:sz w:val="18"/>
               </w:rPr>
-              <w:t>บันทึกข้อมูลคู่แข่งเข้าเอกสาร: อ่านข้อมูลคู่แข่งล่าสุดจาก fgi_impact_competitors แล้วบันทึกเข้า document_competitors ผ่าน Document Service โดยตรง แทนการเขียนไฟล์ BPM06003O และ SFTP ไป BPM</w:t>
+              <w:t>บันทึกข้อมูลคู่แข่งเข้าเอกสาร: อ่านข้อมูลคู่แข่งล่าสุดจาก sgi_fgi_impact_competitors แล้วบันทึกเข้า sgi_document_competitors ผ่าน Document Service โดยตรง แทนการเขียนไฟล์ BPM06003O และ SFTP ไป BPM</w:t>
             </w:r>
           </w:p>
         </w:tc>
@@ -713,6 +713,719 @@
         <w:t>Common contract reference: ทุกหัวข้อ API/FE ต้องยึด LLDD-BE-API-Common-Contracts.pdf และ LLDD-FE-Integration-Contracts.pdf สำหรับ error/auth/format/pagination/action/RBAC ก่อนลงรายละเอียดเฉพาะหน้าหรือเฉพาะ endpoint</w:t>
       </w:r>
     </w:p>
+    <w:p>
+      <w:pPr>
+        <w:pStyle w:val="Heading2"/>
+        <w:keepNext/>
+        <w:keepLines/>
+        <w:pageBreakBefore w:val="0"/>
+      </w:pPr>
+      <w:r>
+        <w:t>1.1 เอกสาร LLDD ที่เกี่ยวข้อง</w:t>
+      </w:r>
+    </w:p>
+    <w:p>
+      <w:pPr>
+        <w:keepNext w:val="0"/>
+      </w:pPr>
+      <w:r>
+        <w:t>ตารางนี้สร้างจาก endpoint และตารางที่เอกสารฉบับนี้ประกาศไว้จริง — อ่านฉบับที่อยู่ในตารางก่อนลงมือ เพื่อไม่ให้สัญญา request/response หรือชื่อคอลัมน์หลุดจากกัน</w:t>
+      </w:r>
+    </w:p>
+    <w:tbl>
+      <w:tblPr>
+        <w:tblStyle w:val="TableGrid"/>
+        <w:tblW w:type="auto" w:w="0"/>
+        <w:jc w:val="center"/>
+        <w:tblLook w:firstColumn="1" w:firstRow="1" w:lastColumn="0" w:lastRow="0" w:noHBand="0" w:noVBand="1" w:val="04A0"/>
+      </w:tblPr>
+      <w:tblGrid>
+        <w:gridCol w:w="3360"/>
+        <w:gridCol w:w="3360"/>
+        <w:gridCol w:w="3360"/>
+      </w:tblGrid>
+      <w:tr>
+        <w:trPr>
+          <w:cantSplit/>
+        </w:trPr>
+        <w:tc>
+          <w:tcPr>
+            <w:tcW w:type="dxa" w:w="3360"/>
+            <w:vAlign w:val="center"/>
+            <w:shd w:fill="E8EEF5"/>
+          </w:tcPr>
+          <w:p>
+            <w:pPr>
+              <w:keepLines/>
+              <w:spacing w:after="0"/>
+            </w:pPr>
+            <w:r/>
+            <w:r>
+              <w:rPr>
+                <w:rFonts w:ascii="Arial" w:hAnsi="Arial" w:eastAsia="Arial" w:cs="Tahoma"/>
+                <w:b/>
+                <w:sz w:val="18"/>
+              </w:rPr>
+              <w:t>ความสัมพันธ์</w:t>
+            </w:r>
+          </w:p>
+        </w:tc>
+        <w:tc>
+          <w:tcPr>
+            <w:tcW w:type="dxa" w:w="3360"/>
+            <w:vAlign w:val="center"/>
+            <w:shd w:fill="E8EEF5"/>
+          </w:tcPr>
+          <w:p>
+            <w:pPr>
+              <w:keepLines/>
+              <w:spacing w:after="0"/>
+            </w:pPr>
+            <w:r/>
+            <w:r>
+              <w:rPr>
+                <w:rFonts w:ascii="Arial" w:hAnsi="Arial" w:eastAsia="Arial" w:cs="Tahoma"/>
+                <w:b/>
+                <w:sz w:val="18"/>
+              </w:rPr>
+              <w:t>เอกสาร LLDD</w:t>
+            </w:r>
+          </w:p>
+        </w:tc>
+        <w:tc>
+          <w:tcPr>
+            <w:tcW w:type="dxa" w:w="3360"/>
+            <w:vAlign w:val="center"/>
+            <w:shd w:fill="E8EEF5"/>
+          </w:tcPr>
+          <w:p>
+            <w:pPr>
+              <w:keepLines/>
+              <w:spacing w:after="0"/>
+            </w:pPr>
+            <w:r/>
+            <w:r>
+              <w:rPr>
+                <w:rFonts w:ascii="Arial" w:hAnsi="Arial" w:eastAsia="Arial" w:cs="Tahoma"/>
+                <w:b/>
+                <w:sz w:val="18"/>
+              </w:rPr>
+              <w:t>เกี่ยวข้องตรงไหน</w:t>
+            </w:r>
+          </w:p>
+        </w:tc>
+      </w:tr>
+      <w:tr>
+        <w:trPr>
+          <w:cantSplit/>
+        </w:trPr>
+        <w:tc>
+          <w:tcPr>
+            <w:tcW w:type="dxa" w:w="3360"/>
+            <w:vAlign w:val="center"/>
+          </w:tcPr>
+          <w:p>
+            <w:pPr>
+              <w:keepLines/>
+              <w:spacing w:after="0"/>
+            </w:pPr>
+            <w:r>
+              <w:rPr>
+                <w:rFonts w:ascii="Arial" w:hAnsi="Arial" w:eastAsia="Arial" w:cs="Tahoma"/>
+                <w:sz w:val="18"/>
+              </w:rPr>
+            </w:r>
+            <w:r>
+              <w:rPr>
+                <w:rFonts w:ascii="Arial" w:hAnsi="Arial" w:eastAsia="Arial" w:cs="Tahoma"/>
+                <w:sz w:val="18"/>
+              </w:rPr>
+              <w:t>สัญญากลาง</w:t>
+            </w:r>
+          </w:p>
+        </w:tc>
+        <w:tc>
+          <w:tcPr>
+            <w:tcW w:type="dxa" w:w="3360"/>
+            <w:vAlign w:val="center"/>
+          </w:tcPr>
+          <w:p>
+            <w:pPr>
+              <w:keepLines/>
+              <w:spacing w:after="0"/>
+            </w:pPr>
+            <w:r>
+              <w:rPr>
+                <w:rFonts w:ascii="Arial" w:hAnsi="Arial" w:eastAsia="Arial" w:cs="Tahoma"/>
+                <w:sz w:val="18"/>
+              </w:rPr>
+            </w:r>
+            <w:r>
+              <w:rPr>
+                <w:rFonts w:ascii="Arial" w:hAnsi="Arial" w:eastAsia="Arial" w:cs="Tahoma"/>
+                <w:b/>
+                <w:sz w:val="18"/>
+              </w:rPr>
+              <w:t>LLDD-BE-API-Common-Contracts.pdf</w:t>
+            </w:r>
+          </w:p>
+        </w:tc>
+        <w:tc>
+          <w:tcPr>
+            <w:tcW w:type="dxa" w:w="3360"/>
+            <w:vAlign w:val="center"/>
+          </w:tcPr>
+          <w:p>
+            <w:pPr>
+              <w:keepLines/>
+              <w:spacing w:after="0"/>
+            </w:pPr>
+            <w:r>
+              <w:rPr>
+                <w:rFonts w:ascii="Arial" w:hAnsi="Arial" w:eastAsia="Arial" w:cs="Tahoma"/>
+                <w:sz w:val="18"/>
+              </w:rPr>
+            </w:r>
+            <w:r>
+              <w:rPr>
+                <w:rFonts w:ascii="Arial" w:hAnsi="Arial" w:eastAsia="Arial" w:cs="Tahoma"/>
+                <w:sz w:val="18"/>
+              </w:rPr>
+              <w:t xml:space="preserve">envelope </w:t>
+            </w:r>
+            <w:r>
+              <w:rPr>
+                <w:rFonts w:ascii="Courier New" w:hAnsi="Courier New" w:eastAsia="Courier New" w:cs="Tahoma"/>
+                <w:sz w:val="18"/>
+              </w:rPr>
+              <w:t>{success,data}</w:t>
+            </w:r>
+            <w:r>
+              <w:rPr>
+                <w:rFonts w:ascii="Arial" w:hAnsi="Arial" w:eastAsia="Arial" w:cs="Tahoma"/>
+                <w:sz w:val="18"/>
+              </w:rPr>
+              <w:t xml:space="preserve"> · error code · pagination · รูปแบบวันที่/เลขเอกสาร</w:t>
+            </w:r>
+          </w:p>
+        </w:tc>
+      </w:tr>
+      <w:tr>
+        <w:trPr>
+          <w:cantSplit/>
+        </w:trPr>
+        <w:tc>
+          <w:tcPr>
+            <w:tcW w:type="dxa" w:w="3360"/>
+            <w:vAlign w:val="center"/>
+          </w:tcPr>
+          <w:p>
+            <w:pPr>
+              <w:keepLines/>
+              <w:spacing w:after="0"/>
+            </w:pPr>
+            <w:r>
+              <w:rPr>
+                <w:rFonts w:ascii="Arial" w:hAnsi="Arial" w:eastAsia="Arial" w:cs="Tahoma"/>
+                <w:sz w:val="18"/>
+              </w:rPr>
+            </w:r>
+            <w:r>
+              <w:rPr>
+                <w:rFonts w:ascii="Arial" w:hAnsi="Arial" w:eastAsia="Arial" w:cs="Tahoma"/>
+                <w:sz w:val="18"/>
+              </w:rPr>
+              <w:t>โครงสร้างข้อมูล</w:t>
+            </w:r>
+          </w:p>
+        </w:tc>
+        <w:tc>
+          <w:tcPr>
+            <w:tcW w:type="dxa" w:w="3360"/>
+            <w:vAlign w:val="center"/>
+          </w:tcPr>
+          <w:p>
+            <w:pPr>
+              <w:keepLines/>
+              <w:spacing w:after="0"/>
+            </w:pPr>
+            <w:r>
+              <w:rPr>
+                <w:rFonts w:ascii="Arial" w:hAnsi="Arial" w:eastAsia="Arial" w:cs="Tahoma"/>
+                <w:sz w:val="18"/>
+              </w:rPr>
+            </w:r>
+            <w:r>
+              <w:rPr>
+                <w:rFonts w:ascii="Arial" w:hAnsi="Arial" w:eastAsia="Arial" w:cs="Tahoma"/>
+                <w:b/>
+                <w:sz w:val="18"/>
+              </w:rPr>
+              <w:t>LLDD-BE-Database-Structure.pdf</w:t>
+            </w:r>
+          </w:p>
+        </w:tc>
+        <w:tc>
+          <w:tcPr>
+            <w:tcW w:type="dxa" w:w="3360"/>
+            <w:vAlign w:val="center"/>
+          </w:tcPr>
+          <w:p>
+            <w:pPr>
+              <w:keepLines/>
+              <w:spacing w:after="0"/>
+            </w:pPr>
+            <w:r>
+              <w:rPr>
+                <w:rFonts w:ascii="Arial" w:hAnsi="Arial" w:eastAsia="Arial" w:cs="Tahoma"/>
+                <w:sz w:val="18"/>
+              </w:rPr>
+            </w:r>
+            <w:r>
+              <w:rPr>
+                <w:rFonts w:ascii="Arial" w:hAnsi="Arial" w:eastAsia="Arial" w:cs="Tahoma"/>
+                <w:sz w:val="18"/>
+              </w:rPr>
+              <w:t>DDL ของตารางที่หัวข้อ Reference DB Mapping อ้างถึง</w:t>
+            </w:r>
+          </w:p>
+        </w:tc>
+      </w:tr>
+      <w:tr>
+        <w:trPr>
+          <w:cantSplit/>
+        </w:trPr>
+        <w:tc>
+          <w:tcPr>
+            <w:tcW w:type="dxa" w:w="3360"/>
+            <w:vAlign w:val="center"/>
+          </w:tcPr>
+          <w:p>
+            <w:pPr>
+              <w:keepLines/>
+              <w:spacing w:after="0"/>
+            </w:pPr>
+            <w:r>
+              <w:rPr>
+                <w:rFonts w:ascii="Arial" w:hAnsi="Arial" w:eastAsia="Arial" w:cs="Tahoma"/>
+                <w:sz w:val="18"/>
+              </w:rPr>
+            </w:r>
+            <w:r>
+              <w:rPr>
+                <w:rFonts w:ascii="Arial" w:hAnsi="Arial" w:eastAsia="Arial" w:cs="Tahoma"/>
+                <w:sz w:val="18"/>
+              </w:rPr>
+              <w:t>แพลตฟอร์มระบบเดิม</w:t>
+            </w:r>
+          </w:p>
+        </w:tc>
+        <w:tc>
+          <w:tcPr>
+            <w:tcW w:type="dxa" w:w="3360"/>
+            <w:vAlign w:val="center"/>
+          </w:tcPr>
+          <w:p>
+            <w:pPr>
+              <w:keepLines/>
+              <w:spacing w:after="0"/>
+            </w:pPr>
+            <w:r>
+              <w:rPr>
+                <w:rFonts w:ascii="Arial" w:hAnsi="Arial" w:eastAsia="Arial" w:cs="Tahoma"/>
+                <w:sz w:val="18"/>
+              </w:rPr>
+            </w:r>
+            <w:r>
+              <w:rPr>
+                <w:rFonts w:ascii="Arial" w:hAnsi="Arial" w:eastAsia="Arial" w:cs="Tahoma"/>
+                <w:b/>
+                <w:sz w:val="18"/>
+              </w:rPr>
+              <w:t>LLDD-BE-Integration-SBP-Platform.pdf</w:t>
+            </w:r>
+          </w:p>
+        </w:tc>
+        <w:tc>
+          <w:tcPr>
+            <w:tcW w:type="dxa" w:w="3360"/>
+            <w:vAlign w:val="center"/>
+          </w:tcPr>
+          <w:p>
+            <w:pPr>
+              <w:keepLines/>
+              <w:spacing w:after="0"/>
+            </w:pPr>
+            <w:r>
+              <w:rPr>
+                <w:rFonts w:ascii="Arial" w:hAnsi="Arial" w:eastAsia="Arial" w:cs="Tahoma"/>
+                <w:sz w:val="18"/>
+              </w:rPr>
+            </w:r>
+            <w:r>
+              <w:rPr>
+                <w:rFonts w:ascii="Arial" w:hAnsi="Arial" w:eastAsia="Arial" w:cs="Tahoma"/>
+                <w:sz w:val="18"/>
+              </w:rPr>
+              <w:t>header จาก BFF (</w:t>
+            </w:r>
+            <w:r>
+              <w:rPr>
+                <w:rFonts w:ascii="Courier New" w:hAnsi="Courier New" w:eastAsia="Courier New" w:cs="Tahoma"/>
+                <w:sz w:val="18"/>
+              </w:rPr>
+              <w:t>x-api-key</w:t>
+            </w:r>
+            <w:r>
+              <w:rPr>
+                <w:rFonts w:ascii="Arial" w:hAnsi="Arial" w:eastAsia="Arial" w:cs="Tahoma"/>
+                <w:sz w:val="18"/>
+              </w:rPr>
+              <w:t xml:space="preserve"> / </w:t>
+            </w:r>
+            <w:r>
+              <w:rPr>
+                <w:rFonts w:ascii="Courier New" w:hAnsi="Courier New" w:eastAsia="Courier New" w:cs="Tahoma"/>
+                <w:sz w:val="18"/>
+              </w:rPr>
+              <w:t>x-user-*</w:t>
+            </w:r>
+            <w:r>
+              <w:rPr>
+                <w:rFonts w:ascii="Arial" w:hAnsi="Arial" w:eastAsia="Arial" w:cs="Tahoma"/>
+                <w:sz w:val="18"/>
+              </w:rPr>
+              <w:t>) · การ reuse ตารางและ service ของระบบ SBP เดิม</w:t>
+            </w:r>
+          </w:p>
+        </w:tc>
+      </w:tr>
+      <w:tr>
+        <w:trPr>
+          <w:cantSplit/>
+        </w:trPr>
+        <w:tc>
+          <w:tcPr>
+            <w:tcW w:type="dxa" w:w="3360"/>
+            <w:vAlign w:val="center"/>
+          </w:tcPr>
+          <w:p>
+            <w:pPr>
+              <w:keepLines/>
+              <w:spacing w:after="0"/>
+            </w:pPr>
+            <w:r>
+              <w:rPr>
+                <w:rFonts w:ascii="Arial" w:hAnsi="Arial" w:eastAsia="Arial" w:cs="Tahoma"/>
+                <w:sz w:val="18"/>
+              </w:rPr>
+            </w:r>
+            <w:r>
+              <w:rPr>
+                <w:rFonts w:ascii="Arial" w:hAnsi="Arial" w:eastAsia="Arial" w:cs="Tahoma"/>
+                <w:sz w:val="18"/>
+              </w:rPr>
+              <w:t>ต้องจบก่อน (ลำดับงาน)</w:t>
+            </w:r>
+          </w:p>
+        </w:tc>
+        <w:tc>
+          <w:tcPr>
+            <w:tcW w:type="dxa" w:w="3360"/>
+            <w:vAlign w:val="center"/>
+          </w:tcPr>
+          <w:p>
+            <w:pPr>
+              <w:keepLines/>
+              <w:spacing w:after="0"/>
+            </w:pPr>
+            <w:r>
+              <w:rPr>
+                <w:rFonts w:ascii="Arial" w:hAnsi="Arial" w:eastAsia="Arial" w:cs="Tahoma"/>
+                <w:sz w:val="18"/>
+              </w:rPr>
+            </w:r>
+            <w:r>
+              <w:rPr>
+                <w:rFonts w:ascii="Arial" w:hAnsi="Arial" w:eastAsia="Arial" w:cs="Tahoma"/>
+                <w:b/>
+                <w:sz w:val="18"/>
+              </w:rPr>
+              <w:t>LLDD-BE-API-Common-Contracts.pdf</w:t>
+            </w:r>
+          </w:p>
+        </w:tc>
+        <w:tc>
+          <w:tcPr>
+            <w:tcW w:type="dxa" w:w="3360"/>
+            <w:vAlign w:val="center"/>
+          </w:tcPr>
+          <w:p>
+            <w:pPr>
+              <w:keepLines/>
+              <w:spacing w:after="0"/>
+            </w:pPr>
+            <w:r>
+              <w:rPr>
+                <w:rFonts w:ascii="Arial" w:hAnsi="Arial" w:eastAsia="Arial" w:cs="Tahoma"/>
+                <w:sz w:val="18"/>
+              </w:rPr>
+            </w:r>
+            <w:r>
+              <w:rPr>
+                <w:rFonts w:ascii="Arial" w:hAnsi="Arial" w:eastAsia="Arial" w:cs="Tahoma"/>
+                <w:sz w:val="18"/>
+              </w:rPr>
+              <w:t>เป็นฉบับต้นทางของสัญญา/โครงที่ฉบับนี้อ้าง</w:t>
+            </w:r>
+          </w:p>
+        </w:tc>
+      </w:tr>
+      <w:tr>
+        <w:trPr>
+          <w:cantSplit/>
+        </w:trPr>
+        <w:tc>
+          <w:tcPr>
+            <w:tcW w:type="dxa" w:w="3360"/>
+            <w:vAlign w:val="center"/>
+          </w:tcPr>
+          <w:p>
+            <w:pPr>
+              <w:keepLines/>
+              <w:spacing w:after="0"/>
+            </w:pPr>
+            <w:r>
+              <w:rPr>
+                <w:rFonts w:ascii="Arial" w:hAnsi="Arial" w:eastAsia="Arial" w:cs="Tahoma"/>
+                <w:sz w:val="18"/>
+              </w:rPr>
+            </w:r>
+            <w:r>
+              <w:rPr>
+                <w:rFonts w:ascii="Arial" w:hAnsi="Arial" w:eastAsia="Arial" w:cs="Tahoma"/>
+                <w:sz w:val="18"/>
+              </w:rPr>
+              <w:t>ต้องจบก่อน (ลำดับงาน)</w:t>
+            </w:r>
+          </w:p>
+        </w:tc>
+        <w:tc>
+          <w:tcPr>
+            <w:tcW w:type="dxa" w:w="3360"/>
+            <w:vAlign w:val="center"/>
+          </w:tcPr>
+          <w:p>
+            <w:pPr>
+              <w:keepLines/>
+              <w:spacing w:after="0"/>
+            </w:pPr>
+            <w:r>
+              <w:rPr>
+                <w:rFonts w:ascii="Arial" w:hAnsi="Arial" w:eastAsia="Arial" w:cs="Tahoma"/>
+                <w:sz w:val="18"/>
+              </w:rPr>
+            </w:r>
+            <w:r>
+              <w:rPr>
+                <w:rFonts w:ascii="Arial" w:hAnsi="Arial" w:eastAsia="Arial" w:cs="Tahoma"/>
+                <w:b/>
+                <w:sz w:val="18"/>
+              </w:rPr>
+              <w:t>LLDD-BE-Database-Structure.pdf</w:t>
+            </w:r>
+          </w:p>
+        </w:tc>
+        <w:tc>
+          <w:tcPr>
+            <w:tcW w:type="dxa" w:w="3360"/>
+            <w:vAlign w:val="center"/>
+          </w:tcPr>
+          <w:p>
+            <w:pPr>
+              <w:keepLines/>
+              <w:spacing w:after="0"/>
+            </w:pPr>
+            <w:r>
+              <w:rPr>
+                <w:rFonts w:ascii="Arial" w:hAnsi="Arial" w:eastAsia="Arial" w:cs="Tahoma"/>
+                <w:sz w:val="18"/>
+              </w:rPr>
+            </w:r>
+            <w:r>
+              <w:rPr>
+                <w:rFonts w:ascii="Arial" w:hAnsi="Arial" w:eastAsia="Arial" w:cs="Tahoma"/>
+                <w:sz w:val="18"/>
+              </w:rPr>
+              <w:t>เป็นฉบับต้นทางของสัญญา/โครงที่ฉบับนี้อ้าง</w:t>
+            </w:r>
+          </w:p>
+        </w:tc>
+      </w:tr>
+      <w:tr>
+        <w:trPr>
+          <w:cantSplit/>
+        </w:trPr>
+        <w:tc>
+          <w:tcPr>
+            <w:tcW w:type="dxa" w:w="3360"/>
+            <w:vAlign w:val="center"/>
+          </w:tcPr>
+          <w:p>
+            <w:pPr>
+              <w:keepLines/>
+              <w:spacing w:after="0"/>
+            </w:pPr>
+            <w:r>
+              <w:rPr>
+                <w:rFonts w:ascii="Arial" w:hAnsi="Arial" w:eastAsia="Arial" w:cs="Tahoma"/>
+                <w:sz w:val="18"/>
+              </w:rPr>
+            </w:r>
+            <w:r>
+              <w:rPr>
+                <w:rFonts w:ascii="Arial" w:hAnsi="Arial" w:eastAsia="Arial" w:cs="Tahoma"/>
+                <w:sz w:val="18"/>
+              </w:rPr>
+              <w:t>ต้องจบก่อน (ลำดับงาน)</w:t>
+            </w:r>
+          </w:p>
+        </w:tc>
+        <w:tc>
+          <w:tcPr>
+            <w:tcW w:type="dxa" w:w="3360"/>
+            <w:vAlign w:val="center"/>
+          </w:tcPr>
+          <w:p>
+            <w:pPr>
+              <w:keepLines/>
+              <w:spacing w:after="0"/>
+            </w:pPr>
+            <w:r>
+              <w:rPr>
+                <w:rFonts w:ascii="Arial" w:hAnsi="Arial" w:eastAsia="Arial" w:cs="Tahoma"/>
+                <w:sz w:val="18"/>
+              </w:rPr>
+            </w:r>
+            <w:r>
+              <w:rPr>
+                <w:rFonts w:ascii="Arial" w:hAnsi="Arial" w:eastAsia="Arial" w:cs="Tahoma"/>
+                <w:b/>
+                <w:sz w:val="18"/>
+              </w:rPr>
+              <w:t>LLDD-BE-Job-3-ImportImpactCompetitor.pdf</w:t>
+            </w:r>
+          </w:p>
+        </w:tc>
+        <w:tc>
+          <w:tcPr>
+            <w:tcW w:type="dxa" w:w="3360"/>
+            <w:vAlign w:val="center"/>
+          </w:tcPr>
+          <w:p>
+            <w:pPr>
+              <w:keepLines/>
+              <w:spacing w:after="0"/>
+            </w:pPr>
+            <w:r>
+              <w:rPr>
+                <w:rFonts w:ascii="Arial" w:hAnsi="Arial" w:eastAsia="Arial" w:cs="Tahoma"/>
+                <w:sz w:val="18"/>
+              </w:rPr>
+            </w:r>
+            <w:r>
+              <w:rPr>
+                <w:rFonts w:ascii="Arial" w:hAnsi="Arial" w:eastAsia="Arial" w:cs="Tahoma"/>
+                <w:sz w:val="18"/>
+              </w:rPr>
+              <w:t>เป็นฉบับต้นทางของสัญญา/โครงที่ฉบับนี้อ้าง</w:t>
+            </w:r>
+          </w:p>
+        </w:tc>
+      </w:tr>
+      <w:tr>
+        <w:trPr>
+          <w:cantSplit/>
+        </w:trPr>
+        <w:tc>
+          <w:tcPr>
+            <w:tcW w:type="dxa" w:w="3360"/>
+            <w:vAlign w:val="center"/>
+          </w:tcPr>
+          <w:p>
+            <w:pPr>
+              <w:keepLines/>
+              <w:spacing w:after="0"/>
+            </w:pPr>
+            <w:r>
+              <w:rPr>
+                <w:rFonts w:ascii="Arial" w:hAnsi="Arial" w:eastAsia="Arial" w:cs="Tahoma"/>
+                <w:sz w:val="18"/>
+              </w:rPr>
+            </w:r>
+            <w:r>
+              <w:rPr>
+                <w:rFonts w:ascii="Arial" w:hAnsi="Arial" w:eastAsia="Arial" w:cs="Tahoma"/>
+                <w:sz w:val="18"/>
+              </w:rPr>
+              <w:t>ต้องจบก่อน (ลำดับงาน)</w:t>
+            </w:r>
+          </w:p>
+        </w:tc>
+        <w:tc>
+          <w:tcPr>
+            <w:tcW w:type="dxa" w:w="3360"/>
+            <w:vAlign w:val="center"/>
+          </w:tcPr>
+          <w:p>
+            <w:pPr>
+              <w:keepLines/>
+              <w:spacing w:after="0"/>
+            </w:pPr>
+            <w:r>
+              <w:rPr>
+                <w:rFonts w:ascii="Arial" w:hAnsi="Arial" w:eastAsia="Arial" w:cs="Tahoma"/>
+                <w:sz w:val="18"/>
+              </w:rPr>
+            </w:r>
+            <w:r>
+              <w:rPr>
+                <w:rFonts w:ascii="Arial" w:hAnsi="Arial" w:eastAsia="Arial" w:cs="Tahoma"/>
+                <w:b/>
+                <w:sz w:val="18"/>
+              </w:rPr>
+              <w:t>LLDD-BE-Job-8-CreateCompensationDocument.pdf</w:t>
+            </w:r>
+          </w:p>
+        </w:tc>
+        <w:tc>
+          <w:tcPr>
+            <w:tcW w:type="dxa" w:w="3360"/>
+            <w:vAlign w:val="center"/>
+          </w:tcPr>
+          <w:p>
+            <w:pPr>
+              <w:keepLines/>
+              <w:spacing w:after="0"/>
+            </w:pPr>
+            <w:r>
+              <w:rPr>
+                <w:rFonts w:ascii="Arial" w:hAnsi="Arial" w:eastAsia="Arial" w:cs="Tahoma"/>
+                <w:sz w:val="18"/>
+              </w:rPr>
+            </w:r>
+            <w:r>
+              <w:rPr>
+                <w:rFonts w:ascii="Arial" w:hAnsi="Arial" w:eastAsia="Arial" w:cs="Tahoma"/>
+                <w:sz w:val="18"/>
+              </w:rPr>
+              <w:t>เป็นฉบับต้นทางของสัญญา/โครงที่ฉบับนี้อ้าง</w:t>
+            </w:r>
+          </w:p>
+        </w:tc>
+      </w:tr>
+    </w:tbl>
+    <w:p/>
     <w:p>
       <w:pPr>
         <w:pStyle w:val="Heading1"/>
@@ -748,7 +1461,7 @@
         <w:keepLines/>
       </w:pPr>
       <w:r>
-        <w:t>Output: document_competitors (DB)</w:t>
+        <w:t>Output: sgi_document_competitors (DB)</w:t>
       </w:r>
     </w:p>
     <w:p>
@@ -805,7 +1518,18 @@
         <w:pageBreakBefore w:val="0"/>
       </w:pPr>
       <w:r>
-        <w:t>4. Implementation Flow Diagram (Reference)</w:t>
+        <w:t>4. Implementation Flow &amp; Sequence Diagram (Reference)</w:t>
+      </w:r>
+    </w:p>
+    <w:p>
+      <w:pPr>
+        <w:pStyle w:val="Heading2"/>
+        <w:keepNext/>
+        <w:keepLines/>
+        <w:pageBreakBefore w:val="0"/>
+      </w:pPr>
+      <w:r>
+        <w:t>4.1 Implementation Flow (ลำดับขั้นการทำงาน)</w:t>
       </w:r>
     </w:p>
     <w:p>
@@ -863,6 +1587,78 @@
     </w:p>
     <w:p>
       <w:pPr>
+        <w:pStyle w:val="Heading2"/>
+        <w:keepNext/>
+        <w:keepLines/>
+        <w:pageBreakBefore w:val="0"/>
+      </w:pPr>
+      <w:r>
+        <w:t>4.2 Sequence Diagram (ใครคุยกับใคร ลำดับไหน)</w:t>
+      </w:r>
+    </w:p>
+    <w:p>
+      <w:pPr>
+        <w:keepNext w:val="0"/>
+      </w:pPr>
+      <w:r>
+        <w:t>ผู้แสดงและลำดับข้อความในภาพนี้สร้างจาก endpoint ในหัวข้อ 7 และตารางในหัวข้อ Reference DB Mapping ของเอกสารฉบับนี้เอง จึงตรงกับสัญญาเสมอ</w:t>
+      </w:r>
+    </w:p>
+    <w:p>
+      <w:pPr>
+        <w:keepNext/>
+        <w:jc w:val="center"/>
+      </w:pPr>
+      <w:r>
+        <w:drawing>
+          <wp:inline xmlns:a="http://schemas.openxmlformats.org/drawingml/2006/main" xmlns:pic="http://schemas.openxmlformats.org/drawingml/2006/picture">
+            <wp:extent cx="5669280" cy="3257057"/>
+            <wp:docPr id="2" name="Picture 2"/>
+            <wp:cNvGraphicFramePr>
+              <a:graphicFrameLocks noChangeAspect="1"/>
+            </wp:cNvGraphicFramePr>
+            <a:graphic>
+              <a:graphicData uri="http://schemas.openxmlformats.org/drawingml/2006/picture">
+                <pic:pic>
+                  <pic:nvPicPr>
+                    <pic:cNvPr id="0" name="BE-Job-7-SyncCompetitorToDocument-sequence.png"/>
+                    <pic:cNvPicPr/>
+                  </pic:nvPicPr>
+                  <pic:blipFill>
+                    <a:blip r:embed="rId12"/>
+                    <a:stretch>
+                      <a:fillRect/>
+                    </a:stretch>
+                  </pic:blipFill>
+                  <pic:spPr>
+                    <a:xfrm>
+                      <a:off x="0" y="0"/>
+                      <a:ext cx="5669280" cy="3257057"/>
+                    </a:xfrm>
+                    <a:prstGeom prst="rect"/>
+                  </pic:spPr>
+                </pic:pic>
+              </a:graphicData>
+            </a:graphic>
+          </wp:inline>
+        </w:drawing>
+      </w:r>
+    </w:p>
+    <w:p>
+      <w:pPr>
+        <w:keepLines/>
+        <w:jc w:val="center"/>
+      </w:pPr>
+      <w:r>
+        <w:rPr>
+          <w:i/>
+          <w:sz w:val="18"/>
+        </w:rPr>
+        <w:t>รูปที่ 2: Sequence diagram: LLDD BE - Job 7 SyncCompetitorToDocument</w:t>
+      </w:r>
+    </w:p>
+    <w:p>
+      <w:pPr>
         <w:pStyle w:val="Heading1"/>
         <w:keepNext/>
         <w:keepLines/>
@@ -1133,7 +1929,7 @@
                 <w:rFonts w:ascii="Arial" w:hAnsi="Arial" w:eastAsia="Arial" w:cs="Tahoma"/>
                 <w:sz w:val="18"/>
               </w:rPr>
-              <w:t>document_competitors</w:t>
+              <w:t>sgi_document_competitors</w:t>
             </w:r>
           </w:p>
         </w:tc>
@@ -2464,7 +3260,7 @@
                 <w:rFonts w:ascii="Arial" w:hAnsi="Arial" w:eastAsia="Arial" w:cs="Tahoma"/>
                 <w:sz w:val="18"/>
               </w:rPr>
-              <w:t>upsert + prune document_competitors และ tracking (direction=INTERNAL) ใน transaction เดียวต่อ doc_no</w:t>
+              <w:t>upsert + prune sgi_document_competitors และ tracking (direction=INTERNAL) ใน transaction เดียวต่อ doc_no</w:t>
             </w:r>
           </w:p>
         </w:tc>
@@ -3148,7 +3944,7 @@
                 <w:rFonts w:ascii="Arial" w:hAnsi="Arial" w:eastAsia="Arial" w:cs="Tahoma"/>
                 <w:sz w:val="18"/>
               </w:rPr>
-              <w:t>upsert + prune document_competitors และ tracking (direction=INTERNAL) ใน transaction เดียวต่อ doc_no</w:t>
+              <w:t>upsert + prune sgi_document_competitors และ tracking (direction=INTERNAL) ใน transaction เดียวต่อ doc_no</w:t>
             </w:r>
           </w:p>
         </w:tc>
@@ -3233,9 +4029,9 @@
         </w:rPr>
         <w:t>SELECT d.doc_no, c.competitor_code, c.name_th, c.branch_th, c.opened_date, c.closed_date</w:t>
         <w:br/>
-        <w:t>FROM fgi_impact_competitors c</w:t>
-        <w:br/>
-        <w:t>JOIN compensation_documents d ON d.impact_process_id = c.impact_process_id</w:t>
+        <w:t>FROM sgi_fgi_impact_competitors c</w:t>
+        <w:br/>
+        <w:t>JOIN sgi_compensation_documents d ON d.impact_process_id = c.impact_process_id</w:t>
         <w:br/>
         <w:t>WHERE c.period_key = :period_key;</w:t>
       </w:r>
@@ -3261,7 +4057,7 @@
           <w:rFonts w:ascii="Courier New" w:hAnsi="Courier New" w:eastAsia="Courier New" w:cs="Tahoma"/>
           <w:sz w:val="16"/>
         </w:rPr>
-        <w:t>INSERT INTO document_competitors</w:t>
+        <w:t>INSERT INTO sgi_document_competitors</w:t>
         <w:br/>
         <w:t xml:space="preserve">    (doc_no, competitor_code, name_th, branch_th, opened_date, closed_date, source_system, updated_at)</w:t>
         <w:br/>
@@ -3276,7 +4072,7 @@
         <w:t xml:space="preserve">              updated_at = CURRENT_TIMESTAMP;</w:t>
         <w:br/>
         <w:br/>
-        <w:t>DELETE FROM document_competitors dc</w:t>
+        <w:t>DELETE FROM sgi_document_competitors dc</w:t>
         <w:br/>
         <w:t>WHERE dc.doc_no = :doc_no</w:t>
         <w:br/>
@@ -3286,9 +4082,9 @@
         <w:br/>
         <w:t xml:space="preserve">      SELECT 1</w:t>
         <w:br/>
-        <w:t xml:space="preserve">      FROM fgi_impact_competitors src</w:t>
-        <w:br/>
-        <w:t xml:space="preserve">      JOIN compensation_documents d ON d.impact_process_id = src.impact_process_id</w:t>
+        <w:t xml:space="preserve">      FROM sgi_fgi_impact_competitors src</w:t>
+        <w:br/>
+        <w:t xml:space="preserve">      JOIN sgi_compensation_documents d ON d.impact_process_id = src.impact_process_id</w:t>
         <w:br/>
         <w:t xml:space="preserve">      WHERE d.doc_no = dc.doc_no</w:t>
         <w:br/>
@@ -3904,7 +4700,7 @@
                 <w:rFonts w:ascii="Arial" w:hAnsi="Arial" w:eastAsia="Arial" w:cs="Tahoma"/>
                 <w:sz w:val="18"/>
               </w:rPr>
-              <w:t>ไม่มีตาราง job_run_histories แล้ว · ไฟล์/ACK ดูที่ interface_transactions</w:t>
+              <w:t>ไม่มีตาราง job_run_histories แล้ว · ไฟล์/ACK ดูที่ sgi_interface_transactions</w:t>
             </w:r>
           </w:p>
         </w:tc>
@@ -3933,7 +4729,7 @@
         <w:t>เอกสารฉบับนี้ไม่มี endpoint ของตัวเอง</w:t>
       </w:r>
       <w:r>
-        <w:t xml:space="preserve"> — เป็นสัญญา/งานภายในที่เอกสารอื่นเรียกใช้ (ดูขอบเขตใน 5.90 Endpoint Implementation Contract) · รายการ endpoint ทั้ง 29 เส้นของ SBPGI อยู่ที่ </w:t>
+        <w:t xml:space="preserve"> — เป็นสัญญา/งานภายในที่เอกสารอื่นเรียกใช้ (ดูขอบเขตใน 5.90 Endpoint Implementation Contract) · รายการ endpoint ทั้ง 29 เส้นของ SGI อยู่ที่ </w:t>
       </w:r>
       <w:r>
         <w:rPr>
@@ -4078,7 +4874,7 @@
                 <w:rFonts w:ascii="Arial" w:hAnsi="Arial" w:eastAsia="Arial" w:cs="Tahoma"/>
                 <w:sz w:val="18"/>
               </w:rPr>
-              <w:t>fgi_impact_competitors</w:t>
+              <w:t>sgi_fgi_impact_competitors</w:t>
             </w:r>
           </w:p>
         </w:tc>
@@ -4158,7 +4954,7 @@
                 <w:rFonts w:ascii="Arial" w:hAnsi="Arial" w:eastAsia="Arial" w:cs="Tahoma"/>
                 <w:sz w:val="18"/>
               </w:rPr>
-              <w:t>compensation_documents</w:t>
+              <w:t>sgi_compensation_documents</w:t>
             </w:r>
           </w:p>
         </w:tc>
@@ -4238,7 +5034,7 @@
                 <w:rFonts w:ascii="Arial" w:hAnsi="Arial" w:eastAsia="Arial" w:cs="Tahoma"/>
                 <w:sz w:val="18"/>
               </w:rPr>
-              <w:t>document_competitors</w:t>
+              <w:t>sgi_document_competitors</w:t>
             </w:r>
           </w:p>
         </w:tc>
@@ -4318,7 +5114,7 @@
                 <w:rFonts w:ascii="Arial" w:hAnsi="Arial" w:eastAsia="Arial" w:cs="Tahoma"/>
                 <w:sz w:val="18"/>
               </w:rPr>
-              <w:t>interface_transactions</w:t>
+              <w:t>sgi_interface_transactions</w:t>
             </w:r>
           </w:p>
         </w:tc>
@@ -4408,7 +5204,7 @@
         <w:rPr>
           <w:rFonts w:ascii="Courier New" w:hAnsi="Courier New" w:eastAsia="Courier New" w:cs="Tahoma"/>
         </w:rPr>
-        <w:t>src/batch/sbpgi/</w:t>
+        <w:t>src/batch/sgi/</w:t>
       </w:r>
       <w:r>
         <w:t xml:space="preserve"> ของ store-backend โดยใช้ convention เดียวกับ module ธุรกิจอื่น: inject custom provider </w:t>
@@ -4615,7 +5411,7 @@
                 <w:rFonts w:ascii="Arial" w:hAnsi="Arial" w:eastAsia="Arial" w:cs="Tahoma"/>
                 <w:sz w:val="18"/>
               </w:rPr>
-              <w:t>src/batch/sbpgi/job-7-sync-competitor-to-document/job-7-sync-competitor-to-document.job.ts</w:t>
+              <w:t>src/batch/sgi/job-7-sync-competitor-to-document/job-7-sync-competitor-to-document.job.ts</w:t>
             </w:r>
           </w:p>
         </w:tc>
@@ -4698,7 +5494,7 @@
                 <w:rFonts w:ascii="Arial" w:hAnsi="Arial" w:eastAsia="Arial" w:cs="Tahoma"/>
                 <w:sz w:val="18"/>
               </w:rPr>
-              <w:t>src/batch/sbpgi/job-7-sync-competitor-to-document/job-7-sync-competitor-to-document.service.ts</w:t>
+              <w:t>src/batch/sgi/job-7-sync-competitor-to-document/job-7-sync-competitor-to-document.service.ts</w:t>
             </w:r>
           </w:p>
         </w:tc>
@@ -4774,7 +5570,7 @@
                 <w:rFonts w:ascii="Arial" w:hAnsi="Arial" w:eastAsia="Arial" w:cs="Tahoma"/>
                 <w:sz w:val="18"/>
               </w:rPr>
-              <w:t>src/batch/sbpgi/job-7-sync-competitor-to-document/job-7-sync-competitor-to-document.config.ts</w:t>
+              <w:t>src/batch/sgi/job-7-sync-competitor-to-document/job-7-sync-competitor-to-document.config.ts</w:t>
             </w:r>
           </w:p>
         </w:tc>
@@ -4806,7 +5602,7 @@
                 <w:rFonts w:ascii="Courier New" w:hAnsi="Courier New" w:eastAsia="Courier New" w:cs="Tahoma"/>
                 <w:sz w:val="18"/>
               </w:rPr>
-              <w:t>SbpgiJob7Config</w:t>
+              <w:t>SgiJob7Config</w:t>
             </w:r>
             <w:r>
               <w:rPr>
@@ -4871,7 +5667,7 @@
                 <w:rFonts w:ascii="Arial" w:hAnsi="Arial" w:eastAsia="Arial" w:cs="Tahoma"/>
                 <w:sz w:val="18"/>
               </w:rPr>
-              <w:t>src/batch/sbpgi/job-7-sync-competitor-to-document/job-7-sync-competitor-to-document.module.ts</w:t>
+              <w:t>src/batch/sgi/job-7-sync-competitor-to-document/job-7-sync-competitor-to-document.module.ts</w:t>
             </w:r>
           </w:p>
         </w:tc>
@@ -5020,7 +5816,7 @@
                 <w:rFonts w:ascii="Courier New" w:hAnsi="Courier New" w:eastAsia="Courier New" w:cs="Tahoma"/>
                 <w:sz w:val="18"/>
               </w:rPr>
-              <w:t>SBPGI_JOB7_CRON</w:t>
+              <w:t>SGI_JOB7_CRON</w:t>
             </w:r>
             <w:r>
               <w:rPr>
@@ -5176,7 +5972,7 @@
         <w:rPr>
           <w:rFonts w:ascii="Courier New" w:hAnsi="Courier New" w:eastAsia="Courier New" w:cs="Tahoma"/>
         </w:rPr>
-        <w:t>SBPGI_JOB7_CRON</w:t>
+        <w:t>SGI_JOB7_CRON</w:t>
       </w:r>
       <w:r>
         <w:t xml:space="preserve"> และอ่านตอน bootstrap ของ </w:t>
@@ -5210,7 +6006,7 @@
           <w:rFonts w:ascii="Courier New" w:hAnsi="Courier New" w:eastAsia="Courier New" w:cs="Tahoma"/>
           <w:sz w:val="16"/>
         </w:rPr>
-        <w:t>// src/batch/sbpgi/job-7-sync-competitor-to-document/job-7-sync-competitor-to-document.config.ts</w:t>
+        <w:t>// src/batch/sgi/job-7-sync-competitor-to-document/job-7-sync-competitor-to-document.config.ts</w:t>
         <w:br/>
         <w:t>// convention จริงของ store-backend คือคลาส config (`src/config/app.config.ts` ที่ export ผ่าน</w:t>
         <w:br/>
@@ -5258,26 +6054,26 @@
         <w:br/>
         <w:t>@Injectable()</w:t>
         <w:br/>
-        <w:t>export class SbpgiJob7Config implements Job7Config {</w:t>
+        <w:t>export class SgiJob7Config implements Job7Config {</w:t>
         <w:br/>
         <w:t xml:space="preserve">  // TODO: ยืนยันค่า default ทุกตัวกับ Ops ก่อนขึ้น production (ไม่มีหน้าจอแก้ค่าแล้ว)</w:t>
         <w:br/>
-        <w:t xml:space="preserve">  enabled = (process.env.SBPGI_JOB7_ENABLED ?? 'true') === 'true';</w:t>
-        <w:br/>
-        <w:t xml:space="preserve">  cron = process.env.SBPGI_JOB7_CRON ?? '30 17 7-31 * *';</w:t>
-        <w:br/>
-        <w:t xml:space="preserve">  cron = process.env.SBPGI_JOB7_CRON ?? '30 17 7-31 * *'; // TODO: แก้ผ่าน env/config file แล้ว deploy</w:t>
-        <w:br/>
-        <w:t xml:space="preserve">  targetTable = process.env.SBPGI_JOB7_TARGET_TABLE ?? 'document_competitors'; // TODO: ค่าคงที่ทางธุรกิจ — เปลี่ยนต้องผ่านการอนุมัติ</w:t>
-        <w:br/>
-        <w:t xml:space="preserve">  condition = process.env.SBPGI_JOB7_CONDITION ?? 'งวดคู่แข่งล่าสุดต่อร้าน + forecast เริ่มต้น + ยังไม่ sync'; // TODO: ค่าคงที่ทางธุรกิจ — เปลี่ยนต้องผ่านการอนุมัติ</w:t>
-        <w:br/>
-        <w:t xml:space="preserve">  mailTo = process.env.SBPGI_JOB7_MAIL_TO ?? ''; // TODO: ผู้รับอีเมลแจ้ง error คั่นด้วย comma (เดิม: ส่ง error ผ่าน email-lib กลาง (sendEmail) เมื่อ sync ล้มเหลว)</w:t>
+        <w:t xml:space="preserve">  enabled = (process.env.SGI_JOB7_ENABLED ?? 'true') === 'true';</w:t>
+        <w:br/>
+        <w:t xml:space="preserve">  cron = process.env.SGI_JOB7_CRON ?? '30 17 7-31 * *';</w:t>
+        <w:br/>
+        <w:t xml:space="preserve">  cron = process.env.SGI_JOB7_CRON ?? '30 17 7-31 * *'; // TODO: แก้ผ่าน env/config file แล้ว deploy</w:t>
+        <w:br/>
+        <w:t xml:space="preserve">  targetTable = process.env.SGI_JOB7_TARGET_TABLE ?? 'sgi_document_competitors'; // TODO: ค่าคงที่ทางธุรกิจ — เปลี่ยนต้องผ่านการอนุมัติ</w:t>
+        <w:br/>
+        <w:t xml:space="preserve">  condition = process.env.SGI_JOB7_CONDITION ?? 'งวดคู่แข่งล่าสุดต่อร้าน + forecast เริ่มต้น + ยังไม่ sync'; // TODO: ค่าคงที่ทางธุรกิจ — เปลี่ยนต้องผ่านการอนุมัติ</w:t>
+        <w:br/>
+        <w:t xml:space="preserve">  mailTo = process.env.SGI_JOB7_MAIL_TO ?? ''; // TODO: ผู้รับอีเมลแจ้ง error คั่นด้วย comma (เดิม: ส่ง error ผ่าน email-lib กลาง (sendEmail) เมื่อ sync ล้มเหลว)</w:t>
         <w:br/>
         <w:t>}</w:t>
         <w:br/>
         <w:br/>
-        <w:t>// TODO: เพิ่ม SbpgiJob7Config ใน providers/exports ของ AppConfigModule (@Global) เหมือน AppConfig</w:t>
+        <w:t>// TODO: เพิ่ม SgiJob7Config ใน providers/exports ของ AppConfigModule (@Global) เหมือน AppConfig</w:t>
       </w:r>
     </w:p>
     <w:p>
@@ -5466,7 +6262,7 @@
         <w:t xml:space="preserve">  }</w:t>
         <w:br/>
         <w:br/>
-        <w:t xml:space="preserve">  // อ่านคู่แข่งงวดล่าสุดต่อร้านจาก fgi_impact_competitors</w:t>
+        <w:t xml:space="preserve">  // อ่านคู่แข่งงวดล่าสุดต่อร้านจาก sgi_fgi_impact_competitors</w:t>
         <w:br/>
         <w:t xml:space="preserve">  async step02Read(state: JobState, manager?: EntityManager): Promise&lt;void&gt; {</w:t>
         <w:br/>
@@ -5475,7 +6271,7 @@
         <w:t xml:space="preserve">  }</w:t>
         <w:br/>
         <w:br/>
-        <w:t xml:space="preserve">  // มี compensation_documents ของ impact_process_id แล้ว?</w:t>
+        <w:t xml:space="preserve">  // มี sgi_compensation_documents ของ impact_process_id แล้ว?</w:t>
         <w:br/>
         <w:t xml:space="preserve">  async check03Document(state: JobState): Promise&lt;boolean&gt; {</w:t>
         <w:br/>
@@ -5484,7 +6280,7 @@
         <w:t xml:space="preserve">  }</w:t>
         <w:br/>
         <w:br/>
-        <w:t xml:space="preserve">  // upsert document_competitors</w:t>
+        <w:t xml:space="preserve">  // upsert sgi_document_competitors</w:t>
         <w:br/>
         <w:t xml:space="preserve">  async step04Upsert(state: JobState, manager?: EntityManager): Promise&lt;void&gt; {</w:t>
         <w:br/>
@@ -5493,7 +6289,7 @@
         <w:t xml:space="preserve">  }</w:t>
         <w:br/>
         <w:br/>
-        <w:t xml:space="preserve">  // insert interface_transactions: data_name = IMPACT_COMPETITOR · direction = INTERNAL · status = COMPLETED</w:t>
+        <w:t xml:space="preserve">  // insert sgi_interface_transactions: data_name = IMPACT_COMPETITOR · direction = INTERNAL · status = COMPLETED</w:t>
         <w:br/>
         <w:t xml:space="preserve">  async step05WriteFile(state: JobState, manager?: EntityManager): Promise&lt;void&gt; {</w:t>
         <w:br/>
@@ -5867,7 +6663,7 @@
                 <w:rFonts w:ascii="Arial" w:hAnsi="Arial" w:eastAsia="Arial" w:cs="Tahoma"/>
                 <w:sz w:val="18"/>
               </w:rPr>
-              <w:t>อ่านคู่แข่งงวดล่าสุดต่อร้านจาก fgi_impact_competitors</w:t>
+              <w:t>อ่านคู่แข่งงวดล่าสุดต่อร้านจาก sgi_fgi_impact_competitors</w:t>
             </w:r>
           </w:p>
         </w:tc>
@@ -5997,7 +6793,7 @@
                 <w:rFonts w:ascii="Arial" w:hAnsi="Arial" w:eastAsia="Arial" w:cs="Tahoma"/>
                 <w:sz w:val="18"/>
               </w:rPr>
-              <w:t>มี compensation_documents ของ impact_process_id แล้ว?</w:t>
+              <w:t>มี sgi_compensation_documents ของ impact_process_id แล้ว?</w:t>
             </w:r>
           </w:p>
         </w:tc>
@@ -6127,7 +6923,7 @@
                 <w:rFonts w:ascii="Arial" w:hAnsi="Arial" w:eastAsia="Arial" w:cs="Tahoma"/>
                 <w:sz w:val="18"/>
               </w:rPr>
-              <w:t>upsert document_competitors</w:t>
+              <w:t>upsert sgi_document_competitors</w:t>
             </w:r>
           </w:p>
         </w:tc>
@@ -6257,7 +7053,7 @@
                 <w:rFonts w:ascii="Arial" w:hAnsi="Arial" w:eastAsia="Arial" w:cs="Tahoma"/>
                 <w:sz w:val="18"/>
               </w:rPr>
-              <w:t>insert interface_transactions: data_name = IMPACT_COMPETITOR · direction = INTERNAL · status = COMPLETED</w:t>
+              <w:t>insert sgi_interface_transactions: data_name = IMPACT_COMPETITOR · direction = INTERNAL · status = COMPLETED</w:t>
             </w:r>
           </w:p>
         </w:tc>
@@ -6454,7 +7250,7 @@
           <w:rFonts w:ascii="Courier New" w:hAnsi="Courier New" w:eastAsia="Courier New" w:cs="Tahoma"/>
           <w:sz w:val="16"/>
         </w:rPr>
-        <w:t>// src/batch/sbpgi/job-7-sync-competitor-to-document/job-7-sync-competitor-to-document.job.ts</w:t>
+        <w:t>// src/batch/sgi/job-7-sync-competitor-to-document/job-7-sync-competitor-to-document.job.ts</w:t>
         <w:br/>
         <w:t>import { Inject, Injectable, Logger } from '@nestjs/common';</w:t>
         <w:br/>
@@ -6497,25 +7293,25 @@
         <w:br/>
         <w:t xml:space="preserve">    try {</w:t>
         <w:br/>
-        <w:t xml:space="preserve">      // ขั้นที่ 2: อ่านคู่แข่งงวดล่าสุดต่อร้านจาก fgi_impact_competitors · TODO: dense rank ตามงวดต้นทางของคู่แข่ง</w:t>
+        <w:t xml:space="preserve">      // ขั้นที่ 2: อ่านคู่แข่งงวดล่าสุดต่อร้านจาก sgi_fgi_impact_competitors · TODO: dense rank ตามงวดต้นทางของคู่แข่ง</w:t>
         <w:br/>
         <w:t xml:space="preserve">      await this.service.step02Read(state);</w:t>
         <w:br/>
-        <w:t xml:space="preserve">      // ขั้นที่ 3 (decision): มี compensation_documents ของ impact_process_id แล้ว?</w:t>
+        <w:t xml:space="preserve">      // ขั้นที่ 3 (decision): มี sgi_compensation_documents ของ impact_process_id แล้ว?</w:t>
         <w:br/>
         <w:t xml:space="preserve">      const ok03 = await this.service.check03Document(state);</w:t>
         <w:br/>
         <w:t xml:space="preserve">      if (!ok03) throw new JobFailedError('JOB7_STEP03', 'คงสถานะรอ sync / log pending');</w:t>
         <w:br/>
-        <w:t xml:space="preserve">      // === transaction boundary === TODO: DB transaction ครอบการ upsert document_competitors + tracking</w:t>
+        <w:t xml:space="preserve">      // === transaction boundary === TODO: DB transaction ครอบการ upsert sgi_document_competitors + tracking</w:t>
         <w:br/>
         <w:t xml:space="preserve">      await this.dataSource.transaction(async (manager: EntityManager) =&gt; {</w:t>
         <w:br/>
-        <w:t xml:space="preserve">        // ขั้นที่ 4: upsert document_competitors · TODO: source_system=ALM, ผูก doc_no และ competitor_code</w:t>
+        <w:t xml:space="preserve">        // ขั้นที่ 4: upsert sgi_document_competitors · TODO: source_system=ALM, ผูก doc_no และ competitor_code</w:t>
         <w:br/>
         <w:t xml:space="preserve">        await this.service.step04Upsert(state, manager);</w:t>
         <w:br/>
-        <w:t xml:space="preserve">        // ขั้นที่ 5: insert interface_transactions: data_name = IMPACT_COMPETITOR · direction = INTERNAL · status = COMPLETED · TODO: ไม่สร้างไฟล์ BPM06003O แล้ว — เขียน DB ตรงจึงไม่มี ACK ให้รอ</w:t>
+        <w:t xml:space="preserve">        // ขั้นที่ 5: insert sgi_interface_transactions: data_name = IMPACT_COMPETITOR · direction = INTERNAL · status = COMPLETED · TODO: ไม่สร้างไฟล์ BPM06003O แล้ว — เขียน DB ตรงจึงไม่มี ACK ให้รอ</w:t>
         <w:br/>
         <w:t xml:space="preserve">        await this.service.step05WriteFile(state, manager);</w:t>
         <w:br/>
@@ -6548,7 +7344,7 @@
         <w:br/>
         <w:t xml:space="preserve">      event: 'job.finish', jobNo: '7', jobName: 'SyncCompetitorToDocument', status,</w:t>
         <w:br/>
-        <w:t xml:space="preserve">      period: state.period, output: 'document_competitors (DB)',</w:t>
+        <w:t xml:space="preserve">      period: state.period, output: 'sgi_document_competitors (DB)',</w:t>
         <w:br/>
         <w:t xml:space="preserve">      read: state.read, written: state.written, skipped: state.skipped,</w:t>
         <w:br/>
@@ -6614,7 +7410,7 @@
         <w:br/>
         <w:t>//       ใช้ PostgreSQL advisory lock ระดับ session แทน — ปลดอัตโนมัติเมื่อ connection หลุด</w:t>
         <w:br/>
-        <w:t>export const SBPGI_JOB_LOCK_CLASS_ID = 861000; // namespace ของระบบ SBPGI</w:t>
+        <w:t>export const SGI_JOB_LOCK_CLASS_ID = 861000; // namespace ของระบบ SGI</w:t>
         <w:br/>
         <w:t>export const JOB_LOCK_KEYS: Record&lt;string, number&gt; = { '7': 70 /* TODO: เพิ่มครบทั้ง 11 job */ };</w:t>
         <w:br/>
@@ -6646,7 +7442,7 @@
         <w:br/>
         <w:t xml:space="preserve">        'SELECT pg_try_advisory_lock($1, $2) AS locked',</w:t>
         <w:br/>
-        <w:t xml:space="preserve">        [SBPGI_JOB_LOCK_CLASS_ID, objectId],</w:t>
+        <w:t xml:space="preserve">        [SGI_JOB_LOCK_CLASS_ID, objectId],</w:t>
         <w:br/>
         <w:t xml:space="preserve">      );</w:t>
         <w:br/>
@@ -6666,7 +7462,7 @@
         <w:br/>
         <w:t xml:space="preserve">      // TODO: ปลด lock ทุกกรณี แล้วคืน connection เข้า pool</w:t>
         <w:br/>
-        <w:t xml:space="preserve">      await runner.query('SELECT pg_advisory_unlock($1, $2)', [SBPGI_JOB_LOCK_CLASS_ID, objectId]);</w:t>
+        <w:t xml:space="preserve">      await runner.query('SELECT pg_advisory_unlock($1, $2)', [SGI_JOB_LOCK_CLASS_ID, objectId]);</w:t>
         <w:br/>
         <w:t xml:space="preserve">      await runner.release();</w:t>
         <w:br/>
@@ -6845,7 +7641,7 @@
                 <w:rFonts w:ascii="Arial" w:hAnsi="Arial" w:eastAsia="Arial" w:cs="Tahoma"/>
                 <w:sz w:val="18"/>
               </w:rPr>
-              <w:t>fgi_impact_competitors</w:t>
+              <w:t>sgi_fgi_impact_competitors</w:t>
             </w:r>
           </w:p>
         </w:tc>
@@ -6950,7 +7746,7 @@
                 <w:rFonts w:ascii="Arial" w:hAnsi="Arial" w:eastAsia="Arial" w:cs="Tahoma"/>
                 <w:sz w:val="18"/>
               </w:rPr>
-              <w:t>compensation_documents</w:t>
+              <w:t>sgi_compensation_documents</w:t>
             </w:r>
           </w:p>
         </w:tc>
@@ -7055,7 +7851,7 @@
                 <w:rFonts w:ascii="Arial" w:hAnsi="Arial" w:eastAsia="Arial" w:cs="Tahoma"/>
                 <w:sz w:val="18"/>
               </w:rPr>
-              <w:t>document_competitors</w:t>
+              <w:t>sgi_document_competitors</w:t>
             </w:r>
           </w:p>
         </w:tc>
@@ -7160,7 +7956,7 @@
                 <w:rFonts w:ascii="Arial" w:hAnsi="Arial" w:eastAsia="Arial" w:cs="Tahoma"/>
                 <w:sz w:val="18"/>
               </w:rPr>
-              <w:t>interface_transactions</w:t>
+              <w:t>sgi_interface_transactions</w:t>
             </w:r>
           </w:p>
         </w:tc>
@@ -7259,13 +8055,13 @@
         <w:t>--       write ทั้งหมดต้องอยู่ใน transaction เดียวกับที่ระบุใน 9.3</w:t>
         <w:br/>
         <w:br/>
-        <w:t>-- [R] fgi_impact_competitors : ข้อมูลคู่แข่งล่าสุดจาก Job 3</w:t>
+        <w:t>-- [R] sgi_fgi_impact_competitors : ข้อมูลคู่แข่งล่าสุดจาก Job 3</w:t>
         <w:br/>
         <w:t>-- TODO: เติมเฉพาะคอลัมน์ที่ job ใช้จริง (ห้าม SELECT *) และตรวจว่ามี index รองรับ WHERE นี้</w:t>
         <w:br/>
         <w:t>SELECT /* TODO: columns */</w:t>
         <w:br/>
-        <w:t xml:space="preserve">  FROM fgi_impact_competitors</w:t>
+        <w:t xml:space="preserve">  FROM sgi_fgi_impact_competitors</w:t>
         <w:br/>
         <w:t xml:space="preserve"> WHERE impact_year = $1 AND impact_month = $2  -- TODO: ยืนยันชื่อคอลัมน์งวดกับ Database design</w:t>
         <w:br/>
@@ -7274,13 +8070,13 @@
         <w:t xml:space="preserve"> LIMIT $3 OFFSET $4;  -- TODO: อ่านเป็น chunk กัน memory บวม</w:t>
         <w:br/>
         <w:br/>
-        <w:t>-- [R] compensation_documents : หา doc_no จาก impact_process_id</w:t>
+        <w:t>-- [R] sgi_compensation_documents : หา doc_no จาก impact_process_id</w:t>
         <w:br/>
         <w:t>-- TODO: เติมเฉพาะคอลัมน์ที่ job ใช้จริง (ห้าม SELECT *) และตรวจว่ามี index รองรับ WHERE นี้</w:t>
         <w:br/>
         <w:t>SELECT /* TODO: columns */</w:t>
         <w:br/>
-        <w:t xml:space="preserve">  FROM compensation_documents</w:t>
+        <w:t xml:space="preserve">  FROM sgi_compensation_documents</w:t>
         <w:br/>
         <w:t xml:space="preserve"> WHERE /* TODO: เงื่อนไขงวด/สถานะที่ job นี้คัดแถว */ 1 = 1</w:t>
         <w:br/>
@@ -7289,28 +8085,28 @@
         <w:t xml:space="preserve"> LIMIT $1 OFFSET $2;  -- TODO: อ่านเป็น chunk กัน memory บวม</w:t>
         <w:br/>
         <w:br/>
-        <w:t>-- [W] document_competitors : บันทึกคู่แข่งเข้าเอกสารโดยตรง</w:t>
+        <w:t>-- [W] sgi_document_competitors : บันทึกคู่แข่งเข้าเอกสารโดยตรง</w:t>
         <w:br/>
         <w:t>-- TODO: เติมคอลัมน์ payload จริงจาก Database design</w:t>
         <w:br/>
-        <w:t>INSERT INTO document_competitors</w:t>
+        <w:t>INSERT INTO sgi_document_competitors</w:t>
         <w:br/>
         <w:t xml:space="preserve">  (/* TODO: business key + payload + created_by, created_at */)</w:t>
         <w:br/>
         <w:t>VALUES (/* TODO: bind params ตามลำดับคอลัมน์ด้านบน */)</w:t>
         <w:br/>
-        <w:t>ON CONFLICT (doc_no, competitor_code)   -- unique key จริงตาม DDL ของ document_competitors (ห้ามเดา)</w:t>
+        <w:t>ON CONFLICT (doc_no, competitor_code)   -- unique key จริงตาม DDL ของ sgi_document_competitors (ห้ามเดา)</w:t>
         <w:br/>
         <w:t>DO UPDATE SET /* TODO: คอลัมน์ที่ยอมให้ทับ */</w:t>
         <w:br/>
         <w:t xml:space="preserve">       updated_at = NOW(), updated_by = 'JOB7';</w:t>
         <w:br/>
         <w:br/>
-        <w:t>-- [W] interface_transactions : tracking ภายใน: direction=INTERNAL · status=COMPLETED (ไม่มี ACK ให้รอเพราะเขียน DB ตรง)</w:t>
+        <w:t>-- [W] sgi_interface_transactions : tracking ภายใน: direction=INTERNAL · status=COMPLETED (ไม่มี ACK ให้รอเพราะเขียน DB ตรง)</w:t>
         <w:br/>
         <w:t>-- TODO: บันทึก ACK ระดับ record ของไฟล์ interface (แทน job_run_histories ที่ยกเลิกไปแล้ว)</w:t>
         <w:br/>
-        <w:t>INSERT INTO interface_transactions</w:t>
+        <w:t>INSERT INTO sgi_interface_transactions</w:t>
         <w:br/>
         <w:t xml:space="preserve">  (run_id, data_name, direction, status, business_key, period_key,</w:t>
         <w:br/>
@@ -7413,9 +8209,9 @@
         <w:br/>
         <w:t xml:space="preserve">  async notifyFailure(jobNo: string, ctx: JobRunContext, error: Error): Promise&lt;void&gt; {</w:t>
         <w:br/>
-        <w:t xml:space="preserve">    // TODO: ผู้รับของ Job 7 เดิมคือ ส่ง error ผ่าน email-lib กลาง (sendEmail) เมื่อ sync ล้มเหลว — ย้ายมาเป็น env SBPGI_JOB7_MAIL_TO</w:t>
-        <w:br/>
-        <w:t xml:space="preserve">    const recipients = (process.env.SBPGI_JOB7_MAIL_TO ?? '').split(',').map((s) =&gt; s.trim()).filter(Boolean);</w:t>
+        <w:t xml:space="preserve">    // TODO: ผู้รับของ Job 7 เดิมคือ ส่ง error ผ่าน email-lib กลาง (sendEmail) เมื่อ sync ล้มเหลว — ย้ายมาเป็น env SGI_JOB7_MAIL_TO</w:t>
+        <w:br/>
+        <w:t xml:space="preserve">    const recipients = (process.env.SGI_JOB7_MAIL_TO ?? '').split(',').map((s) =&gt; s.trim()).filter(Boolean);</w:t>
         <w:br/>
         <w:t xml:space="preserve">    if (!recipients.length) {</w:t>
         <w:br/>
@@ -7431,7 +8227,7 @@
         <w:br/>
         <w:t xml:space="preserve">        // TODO: emailId = id ของ template EM-07 (แจ้ง error batch) ในตาราง email_template</w:t>
         <w:br/>
-        <w:t xml:space="preserve">        emailId: Number(process.env.SBPGI_JOB_FAIL_EMAIL_TEMPLATE_ID),</w:t>
+        <w:t xml:space="preserve">        emailId: Number(process.env.SGI_JOB_FAIL_EMAIL_TEMPLATE_ID),</w:t>
         <w:br/>
         <w:t xml:space="preserve">        mailTo: recipients.join(','), // signature รับ string ไม่ใช่ string[]</w:t>
         <w:br/>
@@ -7445,7 +8241,7 @@
         <w:br/>
         <w:t xml:space="preserve">          period: ctx.period, triggeredBy: ctx.triggeredBy,</w:t>
         <w:br/>
-        <w:t xml:space="preserve">          output: 'document_competitors (DB)',</w:t>
+        <w:t xml:space="preserve">          output: 'sgi_document_competitors (DB)',</w:t>
         <w:br/>
         <w:t xml:space="preserve">          errorMessage: error.message,</w:t>
         <w:br/>
@@ -7494,7 +8290,7 @@
         <w:keepLines/>
       </w:pPr>
       <w:r>
-        <w:t>ขอบเขต transaction ที่ต้องรักษาเมื่อรันซ้ำ: DB transaction ครอบการ upsert document_competitors + tracking</w:t>
+        <w:t>ขอบเขต transaction ที่ต้องรักษาเมื่อรันซ้ำ: DB transaction ครอบการ upsert sgi_document_competitors + tracking</w:t>
       </w:r>
     </w:p>
     <w:p>
@@ -7551,7 +8347,7 @@
         <w:rPr>
           <w:rFonts w:ascii="Courier New" w:hAnsi="Courier New" w:eastAsia="Courier New" w:cs="Tahoma"/>
         </w:rPr>
-        <w:t>document_competitors (DB)</w:t>
+        <w:t>sgi_document_competitors (DB)</w:t>
       </w:r>
       <w:r>
         <w:t xml:space="preserve"> และ log บรรทัด </w:t>
@@ -7578,7 +8374,7 @@
         <w:rPr>
           <w:rFonts w:ascii="Courier New" w:hAnsi="Courier New" w:eastAsia="Courier New" w:cs="Tahoma"/>
         </w:rPr>
-        <w:t>interface_transactions</w:t>
+        <w:t>sgi_interface_transactions</w:t>
       </w:r>
       <w:r>
         <w:t xml:space="preserve"> ของงวดนั้นว่ามีแถวค้างสถานะ READY/PENDING หรือไม่ ก่อนสั่งรันใหม่</w:t>
@@ -7760,7 +8556,7 @@
                 <w:rFonts w:ascii="Arial" w:hAnsi="Arial" w:eastAsia="Arial" w:cs="Tahoma"/>
                 <w:sz w:val="18"/>
               </w:rPr>
-              <w:t>อ่านคู่แข่งงวดล่าสุดต่อร้านจาก fgi_impact_competitors (dense rank ตามงวดต้นทางของคู่แข่ง)</w:t>
+              <w:t>อ่านคู่แข่งงวดล่าสุดต่อร้านจาก sgi_fgi_impact_competitors (dense rank ตามงวดต้นทางของคู่แข่ง)</w:t>
             </w:r>
           </w:p>
         </w:tc>
@@ -7815,7 +8611,7 @@
                 <w:rFonts w:ascii="Arial" w:hAnsi="Arial" w:eastAsia="Arial" w:cs="Tahoma"/>
                 <w:sz w:val="18"/>
               </w:rPr>
-              <w:t>มี compensation_documents ของ impact_process_id แล้ว? | No: คงสถานะรอ sync / log pending</w:t>
+              <w:t>มี sgi_compensation_documents ของ impact_process_id แล้ว? | No: คงสถานะรอ sync / log pending</w:t>
             </w:r>
           </w:p>
         </w:tc>
@@ -7870,7 +8666,7 @@
                 <w:rFonts w:ascii="Arial" w:hAnsi="Arial" w:eastAsia="Arial" w:cs="Tahoma"/>
                 <w:sz w:val="18"/>
               </w:rPr>
-              <w:t>upsert document_competitors (source_system=ALM, ผูก doc_no และ competitor_code)</w:t>
+              <w:t>upsert sgi_document_competitors (source_system=ALM, ผูก doc_no และ competitor_code)</w:t>
             </w:r>
           </w:p>
         </w:tc>
@@ -7925,7 +8721,7 @@
                 <w:rFonts w:ascii="Arial" w:hAnsi="Arial" w:eastAsia="Arial" w:cs="Tahoma"/>
                 <w:sz w:val="18"/>
               </w:rPr>
-              <w:t>insert interface_transactions: data_name = IMPACT_COMPETITOR · direction = INTERNAL · status = COMPLETED (ไม่สร้างไฟล์ BPM06003O แล้ว — เขียน DB ตรงจึงไม่มี ACK ให้รอ)</w:t>
+              <w:t>insert sgi_interface_transactions: data_name = IMPACT_COMPETITOR · direction = INTERNAL · status = COMPLETED (ไม่สร้างไฟล์ BPM06003O แล้ว — เขียน DB ตรงจึงไม่มี ACK ให้รอ)</w:t>
             </w:r>
           </w:p>
         </w:tc>
@@ -9074,7 +9870,7 @@
                 <w:rFonts w:ascii="Courier New" w:hAnsi="Courier New" w:eastAsia="Courier New" w:cs="Tahoma"/>
                 <w:sz w:val="18"/>
               </w:rPr>
-              <w:t>document_competitors</w:t>
+              <w:t>sgi_document_competitors</w:t>
             </w:r>
             <w:r>
               <w:rPr>
@@ -9088,7 +9884,7 @@
                 <w:rFonts w:ascii="Courier New" w:hAnsi="Courier New" w:eastAsia="Courier New" w:cs="Tahoma"/>
                 <w:sz w:val="18"/>
               </w:rPr>
-              <w:t>interface_transactions</w:t>
+              <w:t>sgi_interface_transactions</w:t>
             </w:r>
           </w:p>
         </w:tc>
